--- a/La memoria del Proyecto Intermodular_GeorgiiSytnik.docx
+++ b/La memoria del Proyecto Intermodular_GeorgiiSytnik.docx
@@ -4,452 +4,852 @@
   <w:body>
     <w:sdt>
       <w:sdtPr>
-        <w:id w:val="-1952471108"/>
+        <w:rPr>
+          <w:rFonts w:eastAsiaTheme="minorHAnsi"/>
+          <w:sz w:val="2"/>
+          <w:lang w:eastAsia="en-US"/>
+        </w:rPr>
+        <w:id w:val="-1552140010"/>
         <w:docPartObj>
           <w:docPartGallery w:val="Cover Pages"/>
           <w:docPartUnique/>
         </w:docPartObj>
       </w:sdtPr>
+      <w:sdtEndPr>
+        <w:rPr>
+          <w:sz w:val="24"/>
+        </w:rPr>
+      </w:sdtEndPr>
       <w:sdtContent>
         <w:p>
           <w:pPr>
-            <w:tabs>
-              <w:tab w:val="left" w:pos="3735"/>
-              <w:tab w:val="left" w:pos="7065"/>
-              <w:tab w:val="left" w:pos="7635"/>
-              <w:tab w:val="right" w:pos="8504"/>
-            </w:tabs>
-            <w:jc w:val="right"/>
+            <w:pStyle w:val="Sinespaciado"/>
             <w:rPr>
-              <w:color w:val="FFFFFF" w:themeColor="background1"/>
-              <w:sz w:val="36"/>
-              <w:szCs w:val="36"/>
+              <w:sz w:val="2"/>
             </w:rPr>
           </w:pPr>
+        </w:p>
+        <w:p>
           <w:r>
             <w:rPr>
               <w:noProof/>
-              <w:color w:val="FFFFFF" w:themeColor="background1"/>
+            </w:rPr>
+            <mc:AlternateContent>
+              <mc:Choice Requires="wps">
+                <w:drawing>
+                  <wp:anchor distT="0" distB="0" distL="114300" distR="114300" simplePos="0" relativeHeight="251661312" behindDoc="0" locked="0" layoutInCell="1" allowOverlap="1" wp14:anchorId="3BCC9463" wp14:editId="32655D54">
+                    <wp:simplePos x="0" y="0"/>
+                    <wp:positionH relativeFrom="page">
+                      <wp:align>center</wp:align>
+                    </wp:positionH>
+                    <wp:positionV relativeFrom="margin">
+                      <wp:align>top</wp:align>
+                    </wp:positionV>
+                    <wp:extent cx="5943600" cy="914400"/>
+                    <wp:effectExtent l="0" t="0" r="0" b="3810"/>
+                    <wp:wrapNone/>
+                    <wp:docPr id="62" name="Cuadro de texto 62"/>
+                    <wp:cNvGraphicFramePr/>
+                    <a:graphic xmlns:a="http://schemas.openxmlformats.org/drawingml/2006/main">
+                      <a:graphicData uri="http://schemas.microsoft.com/office/word/2010/wordprocessingShape">
+                        <wps:wsp>
+                          <wps:cNvSpPr txBox="1"/>
+                          <wps:spPr>
+                            <a:xfrm>
+                              <a:off x="0" y="0"/>
+                              <a:ext cx="5943600" cy="914400"/>
+                            </a:xfrm>
+                            <a:prstGeom prst="rect">
+                              <a:avLst/>
+                            </a:prstGeom>
+                            <a:noFill/>
+                            <a:ln w="6350">
+                              <a:noFill/>
+                            </a:ln>
+                            <a:effectLst/>
+                          </wps:spPr>
+                          <wps:style>
+                            <a:lnRef idx="0">
+                              <a:schemeClr val="accent1"/>
+                            </a:lnRef>
+                            <a:fillRef idx="0">
+                              <a:schemeClr val="accent1"/>
+                            </a:fillRef>
+                            <a:effectRef idx="0">
+                              <a:schemeClr val="accent1"/>
+                            </a:effectRef>
+                            <a:fontRef idx="minor">
+                              <a:schemeClr val="dk1"/>
+                            </a:fontRef>
+                          </wps:style>
+                          <wps:txbx>
+                            <w:txbxContent>
+                              <w:sdt>
+                                <w:sdtPr>
+                                  <w:rPr>
+                                    <w:rFonts w:asciiTheme="majorHAnsi" w:eastAsiaTheme="majorEastAsia" w:hAnsiTheme="majorHAnsi" w:cstheme="majorBidi"/>
+                                    <w:caps/>
+                                    <w:color w:val="4472C4" w:themeColor="accent1"/>
+                                    <w:sz w:val="72"/>
+                                    <w:szCs w:val="72"/>
+                                  </w:rPr>
+                                  <w:alias w:val="Título"/>
+                                  <w:tag w:val=""/>
+                                  <w:id w:val="797192764"/>
+                                  <w:dataBinding w:prefixMappings="xmlns:ns0='http://purl.org/dc/elements/1.1/' xmlns:ns1='http://schemas.openxmlformats.org/package/2006/metadata/core-properties' " w:xpath="/ns1:coreProperties[1]/ns0:title[1]" w:storeItemID="{6C3C8BC8-F283-45AE-878A-BAB7291924A1}"/>
+                                  <w:text/>
+                                </w:sdtPr>
+                                <w:sdtEndPr/>
+                                <w:sdtContent>
+                                  <w:p>
+                                    <w:pPr>
+                                      <w:pStyle w:val="Sinespaciado"/>
+                                      <w:jc w:val="center"/>
+                                      <w:rPr>
+                                        <w:rFonts w:asciiTheme="majorHAnsi" w:eastAsiaTheme="majorEastAsia" w:hAnsiTheme="majorHAnsi" w:cstheme="majorBidi"/>
+                                        <w:caps/>
+                                        <w:color w:val="8496B0" w:themeColor="text2" w:themeTint="99"/>
+                                        <w:sz w:val="68"/>
+                                        <w:szCs w:val="68"/>
+                                      </w:rPr>
+                                    </w:pPr>
+                                    <w:r>
+                                      <w:rPr>
+                                        <w:rFonts w:asciiTheme="majorHAnsi" w:eastAsiaTheme="majorEastAsia" w:hAnsiTheme="majorHAnsi" w:cstheme="majorBidi"/>
+                                        <w:caps/>
+                                        <w:color w:val="4472C4" w:themeColor="accent1"/>
+                                        <w:sz w:val="72"/>
+                                        <w:szCs w:val="72"/>
+                                      </w:rPr>
+                                      <w:t>MEMORIA DEL PROYECTO</w:t>
+                                    </w:r>
+                                    <w:r>
+                                      <w:rPr>
+                                        <w:rFonts w:asciiTheme="majorHAnsi" w:eastAsiaTheme="majorEastAsia" w:hAnsiTheme="majorHAnsi" w:cstheme="majorBidi"/>
+                                        <w:caps/>
+                                        <w:color w:val="4472C4" w:themeColor="accent1"/>
+                                        <w:sz w:val="72"/>
+                                        <w:szCs w:val="72"/>
+                                      </w:rPr>
+                                      <w:t xml:space="preserve"> </w:t>
+                                    </w:r>
+                                    <w:r>
+                                      <w:rPr>
+                                        <w:rFonts w:asciiTheme="majorHAnsi" w:eastAsiaTheme="majorEastAsia" w:hAnsiTheme="majorHAnsi" w:cstheme="majorBidi"/>
+                                        <w:caps/>
+                                        <w:color w:val="4472C4" w:themeColor="accent1"/>
+                                        <w:sz w:val="72"/>
+                                        <w:szCs w:val="72"/>
+                                      </w:rPr>
+                                      <w:t>THOTH TASKS</w:t>
+                                    </w:r>
+                                  </w:p>
+                                </w:sdtContent>
+                              </w:sdt>
+                              <w:p>
+                                <w:pPr>
+                                  <w:pStyle w:val="Sinespaciado"/>
+                                  <w:spacing w:before="120"/>
+                                  <w:rPr>
+                                    <w:color w:val="4472C4" w:themeColor="accent1"/>
+                                    <w:sz w:val="36"/>
+                                    <w:szCs w:val="36"/>
+                                  </w:rPr>
+                                </w:pPr>
+                                <w:sdt>
+                                  <w:sdtPr>
+                                    <w:rPr>
+                                      <w:color w:val="4472C4" w:themeColor="accent1"/>
+                                      <w:sz w:val="36"/>
+                                      <w:szCs w:val="36"/>
+                                    </w:rPr>
+                                    <w:alias w:val="Subtítulo"/>
+                                    <w:tag w:val=""/>
+                                    <w:id w:val="2021743002"/>
+                                    <w:dataBinding w:prefixMappings="xmlns:ns0='http://purl.org/dc/elements/1.1/' xmlns:ns1='http://schemas.openxmlformats.org/package/2006/metadata/core-properties' " w:xpath="/ns1:coreProperties[1]/ns0:subject[1]" w:storeItemID="{6C3C8BC8-F283-45AE-878A-BAB7291924A1}"/>
+                                    <w:text/>
+                                  </w:sdtPr>
+                                  <w:sdtEndPr/>
+                                  <w:sdtContent>
+                                    <w:r>
+                                      <w:rPr>
+                                        <w:color w:val="4472C4" w:themeColor="accent1"/>
+                                        <w:sz w:val="36"/>
+                                        <w:szCs w:val="36"/>
+                                      </w:rPr>
+                                      <w:t>PROYECTO INTERMODULAR</w:t>
+                                    </w:r>
+                                  </w:sdtContent>
+                                </w:sdt>
+                                <w:r>
+                                  <w:t xml:space="preserve"> </w:t>
+                                </w:r>
+                              </w:p>
+                              <w:p/>
+                            </w:txbxContent>
+                          </wps:txbx>
+                          <wps:bodyPr rot="0" spcFirstLastPara="0" vertOverflow="overflow" horzOverflow="overflow" vert="horz" wrap="square" lIns="91440" tIns="45720" rIns="91440" bIns="45720" numCol="1" spcCol="0" rtlCol="0" fromWordArt="0" anchor="t" anchorCtr="0" forceAA="0" compatLnSpc="1">
+                            <a:prstTxWarp prst="textNoShape">
+                              <a:avLst/>
+                            </a:prstTxWarp>
+                            <a:spAutoFit/>
+                          </wps:bodyPr>
+                        </wps:wsp>
+                      </a:graphicData>
+                    </a:graphic>
+                    <wp14:sizeRelH relativeFrom="page">
+                      <wp14:pctWidth>76500</wp14:pctWidth>
+                    </wp14:sizeRelH>
+                  </wp:anchor>
+                </w:drawing>
+              </mc:Choice>
+              <mc:Fallback>
+                <w:pict>
+                  <v:shapetype w14:anchorId="3BCC9463" id="_x0000_t202" coordsize="21600,21600" o:spt="202" path="m,l,21600r21600,l21600,xe">
+                    <v:stroke joinstyle="miter"/>
+                    <v:path gradientshapeok="t" o:connecttype="rect"/>
+                  </v:shapetype>
+                  <v:shape id="Cuadro de texto 62" o:spid="_x0000_s1026" type="#_x0000_t202" style="position:absolute;left:0;text-align:left;margin-left:0;margin-top:0;width:468pt;height:1in;z-index:251661312;visibility:visible;mso-wrap-style:square;mso-width-percent:765;mso-wrap-distance-left:9pt;mso-wrap-distance-top:0;mso-wrap-distance-right:9pt;mso-wrap-distance-bottom:0;mso-position-horizontal:center;mso-position-horizontal-relative:page;mso-position-vertical:top;mso-position-vertical-relative:margin;mso-width-percent:765;mso-width-relative:page;v-text-anchor:top" o:gfxdata="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" filled="f" stroked="f" strokeweight=".5pt">
+                    <v:textbox style="mso-fit-shape-to-text:t">
+                      <w:txbxContent>
+                        <w:sdt>
+                          <w:sdtPr>
+                            <w:rPr>
+                              <w:rFonts w:asciiTheme="majorHAnsi" w:eastAsiaTheme="majorEastAsia" w:hAnsiTheme="majorHAnsi" w:cstheme="majorBidi"/>
+                              <w:caps/>
+                              <w:color w:val="4472C4" w:themeColor="accent1"/>
+                              <w:sz w:val="72"/>
+                              <w:szCs w:val="72"/>
+                            </w:rPr>
+                            <w:alias w:val="Título"/>
+                            <w:tag w:val=""/>
+                            <w:id w:val="797192764"/>
+                            <w:dataBinding w:prefixMappings="xmlns:ns0='http://purl.org/dc/elements/1.1/' xmlns:ns1='http://schemas.openxmlformats.org/package/2006/metadata/core-properties' " w:xpath="/ns1:coreProperties[1]/ns0:title[1]" w:storeItemID="{6C3C8BC8-F283-45AE-878A-BAB7291924A1}"/>
+                            <w:text/>
+                          </w:sdtPr>
+                          <w:sdtEndPr/>
+                          <w:sdtContent>
+                            <w:p>
+                              <w:pPr>
+                                <w:pStyle w:val="Sinespaciado"/>
+                                <w:jc w:val="center"/>
+                                <w:rPr>
+                                  <w:rFonts w:asciiTheme="majorHAnsi" w:eastAsiaTheme="majorEastAsia" w:hAnsiTheme="majorHAnsi" w:cstheme="majorBidi"/>
+                                  <w:caps/>
+                                  <w:color w:val="8496B0" w:themeColor="text2" w:themeTint="99"/>
+                                  <w:sz w:val="68"/>
+                                  <w:szCs w:val="68"/>
+                                </w:rPr>
+                              </w:pPr>
+                              <w:r>
+                                <w:rPr>
+                                  <w:rFonts w:asciiTheme="majorHAnsi" w:eastAsiaTheme="majorEastAsia" w:hAnsiTheme="majorHAnsi" w:cstheme="majorBidi"/>
+                                  <w:caps/>
+                                  <w:color w:val="4472C4" w:themeColor="accent1"/>
+                                  <w:sz w:val="72"/>
+                                  <w:szCs w:val="72"/>
+                                </w:rPr>
+                                <w:t>MEMORIA DEL PROYECTO</w:t>
+                              </w:r>
+                              <w:r>
+                                <w:rPr>
+                                  <w:rFonts w:asciiTheme="majorHAnsi" w:eastAsiaTheme="majorEastAsia" w:hAnsiTheme="majorHAnsi" w:cstheme="majorBidi"/>
+                                  <w:caps/>
+                                  <w:color w:val="4472C4" w:themeColor="accent1"/>
+                                  <w:sz w:val="72"/>
+                                  <w:szCs w:val="72"/>
+                                </w:rPr>
+                                <w:t xml:space="preserve"> </w:t>
+                              </w:r>
+                              <w:r>
+                                <w:rPr>
+                                  <w:rFonts w:asciiTheme="majorHAnsi" w:eastAsiaTheme="majorEastAsia" w:hAnsiTheme="majorHAnsi" w:cstheme="majorBidi"/>
+                                  <w:caps/>
+                                  <w:color w:val="4472C4" w:themeColor="accent1"/>
+                                  <w:sz w:val="72"/>
+                                  <w:szCs w:val="72"/>
+                                </w:rPr>
+                                <w:t>THOTH TASKS</w:t>
+                              </w:r>
+                            </w:p>
+                          </w:sdtContent>
+                        </w:sdt>
+                        <w:p>
+                          <w:pPr>
+                            <w:pStyle w:val="Sinespaciado"/>
+                            <w:spacing w:before="120"/>
+                            <w:rPr>
+                              <w:color w:val="4472C4" w:themeColor="accent1"/>
+                              <w:sz w:val="36"/>
+                              <w:szCs w:val="36"/>
+                            </w:rPr>
+                          </w:pPr>
+                          <w:sdt>
+                            <w:sdtPr>
+                              <w:rPr>
+                                <w:color w:val="4472C4" w:themeColor="accent1"/>
+                                <w:sz w:val="36"/>
+                                <w:szCs w:val="36"/>
+                              </w:rPr>
+                              <w:alias w:val="Subtítulo"/>
+                              <w:tag w:val=""/>
+                              <w:id w:val="2021743002"/>
+                              <w:dataBinding w:prefixMappings="xmlns:ns0='http://purl.org/dc/elements/1.1/' xmlns:ns1='http://schemas.openxmlformats.org/package/2006/metadata/core-properties' " w:xpath="/ns1:coreProperties[1]/ns0:subject[1]" w:storeItemID="{6C3C8BC8-F283-45AE-878A-BAB7291924A1}"/>
+                              <w:text/>
+                            </w:sdtPr>
+                            <w:sdtEndPr/>
+                            <w:sdtContent>
+                              <w:r>
+                                <w:rPr>
+                                  <w:color w:val="4472C4" w:themeColor="accent1"/>
+                                  <w:sz w:val="36"/>
+                                  <w:szCs w:val="36"/>
+                                </w:rPr>
+                                <w:t>PROYECTO INTERMODULAR</w:t>
+                              </w:r>
+                            </w:sdtContent>
+                          </w:sdt>
+                          <w:r>
+                            <w:t xml:space="preserve"> </w:t>
+                          </w:r>
+                        </w:p>
+                        <w:p/>
+                      </w:txbxContent>
+                    </v:textbox>
+                    <w10:wrap anchorx="page" anchory="margin"/>
+                  </v:shape>
+                </w:pict>
+              </mc:Fallback>
+            </mc:AlternateContent>
+          </w:r>
+          <w:r>
+            <w:rPr>
+              <w:noProof/>
+              <w:color w:val="4472C4" w:themeColor="accent1"/>
               <w:sz w:val="36"/>
               <w:szCs w:val="36"/>
             </w:rPr>
             <mc:AlternateContent>
               <mc:Choice Requires="wpg">
                 <w:drawing>
-                  <wp:anchor distT="0" distB="0" distL="114300" distR="114300" simplePos="0" relativeHeight="251659264" behindDoc="1" locked="0" layoutInCell="1" allowOverlap="1" wp14:anchorId="23990EAD" wp14:editId="72077297">
+                  <wp:anchor distT="0" distB="0" distL="114300" distR="114300" simplePos="0" relativeHeight="251660288" behindDoc="1" locked="0" layoutInCell="1" allowOverlap="1" wp14:anchorId="75BA1E4D" wp14:editId="0029786C">
                     <wp:simplePos x="0" y="0"/>
-                    <wp:positionH relativeFrom="page">
-                      <wp:align>center</wp:align>
-                    </wp:positionH>
-                    <wp:positionV relativeFrom="page">
-                      <wp:align>center</wp:align>
-                    </wp:positionV>
-                    <wp:extent cx="6864824" cy="9123528"/>
-                    <wp:effectExtent l="0" t="0" r="2540" b="635"/>
+                    <mc:AlternateContent>
+                      <mc:Choice Requires="wp14">
+                        <wp:positionH relativeFrom="page">
+                          <wp14:pctPosHOffset>22000</wp14:pctPosHOffset>
+                        </wp:positionH>
+                      </mc:Choice>
+                      <mc:Fallback>
+                        <wp:positionH relativeFrom="page">
+                          <wp:posOffset>1663065</wp:posOffset>
+                        </wp:positionH>
+                      </mc:Fallback>
+                    </mc:AlternateContent>
+                    <mc:AlternateContent>
+                      <mc:Choice Requires="wp14">
+                        <wp:positionV relativeFrom="page">
+                          <wp14:pctPosVOffset>30000</wp14:pctPosVOffset>
+                        </wp:positionV>
+                      </mc:Choice>
+                      <mc:Fallback>
+                        <wp:positionV relativeFrom="page">
+                          <wp:posOffset>3207385</wp:posOffset>
+                        </wp:positionV>
+                      </mc:Fallback>
+                    </mc:AlternateContent>
+                    <wp:extent cx="5494369" cy="5696712"/>
+                    <wp:effectExtent l="0" t="0" r="0" b="3175"/>
                     <wp:wrapNone/>
-                    <wp:docPr id="193" name="Grupo 193"/>
-                    <wp:cNvGraphicFramePr/>
+                    <wp:docPr id="63" name="Grupo 2"/>
+                    <wp:cNvGraphicFramePr>
+                      <a:graphicFrameLocks xmlns:a="http://schemas.openxmlformats.org/drawingml/2006/main" noChangeAspect="1"/>
+                    </wp:cNvGraphicFramePr>
                     <a:graphic xmlns:a="http://schemas.openxmlformats.org/drawingml/2006/main">
                       <a:graphicData uri="http://schemas.microsoft.com/office/word/2010/wordprocessingGroup">
                         <wpg:wgp>
-                          <wpg:cNvGrpSpPr/>
+                          <wpg:cNvGrpSpPr>
+                            <a:grpSpLocks noChangeAspect="1"/>
+                          </wpg:cNvGrpSpPr>
                           <wpg:grpSpPr>
                             <a:xfrm>
                               <a:off x="0" y="0"/>
-                              <a:ext cx="6864824" cy="9123528"/>
+                              <a:ext cx="5494369" cy="5696712"/>
                               <a:chOff x="0" y="0"/>
-                              <a:chExt cx="6864824" cy="9123528"/>
+                              <a:chExt cx="4329113" cy="4491038"/>
                             </a:xfrm>
+                            <a:solidFill>
+                              <a:schemeClr val="tx2">
+                                <a:lumMod val="60000"/>
+                                <a:lumOff val="40000"/>
+                              </a:schemeClr>
+                            </a:solidFill>
                           </wpg:grpSpPr>
                           <wps:wsp>
-                            <wps:cNvPr id="194" name="Rectángulo 194"/>
-                            <wps:cNvSpPr/>
-                            <wps:spPr>
+                            <wps:cNvPr id="64" name="Forma libre 64"/>
+                            <wps:cNvSpPr>
+                              <a:spLocks/>
+                            </wps:cNvSpPr>
+                            <wps:spPr bwMode="auto">
                               <a:xfrm>
-                                <a:off x="0" y="0"/>
-                                <a:ext cx="6858000" cy="1371600"/>
+                                <a:off x="1501775" y="0"/>
+                                <a:ext cx="2827338" cy="2835275"/>
                               </a:xfrm>
-                              <a:prstGeom prst="rect">
+                              <a:custGeom>
                                 <a:avLst/>
-                              </a:prstGeom>
-                              <a:solidFill>
-                                <a:schemeClr val="accent1"/>
-                              </a:solidFill>
+                                <a:gdLst>
+                                  <a:gd name="T0" fmla="*/ 4 w 1781"/>
+                                  <a:gd name="T1" fmla="*/ 1786 h 1786"/>
+                                  <a:gd name="T2" fmla="*/ 0 w 1781"/>
+                                  <a:gd name="T3" fmla="*/ 1782 h 1786"/>
+                                  <a:gd name="T4" fmla="*/ 1776 w 1781"/>
+                                  <a:gd name="T5" fmla="*/ 0 h 1786"/>
+                                  <a:gd name="T6" fmla="*/ 1781 w 1781"/>
+                                  <a:gd name="T7" fmla="*/ 5 h 1786"/>
+                                  <a:gd name="T8" fmla="*/ 4 w 1781"/>
+                                  <a:gd name="T9" fmla="*/ 1786 h 1786"/>
+                                </a:gdLst>
+                                <a:ahLst/>
+                                <a:cxnLst>
+                                  <a:cxn ang="0">
+                                    <a:pos x="T0" y="T1"/>
+                                  </a:cxn>
+                                  <a:cxn ang="0">
+                                    <a:pos x="T2" y="T3"/>
+                                  </a:cxn>
+                                  <a:cxn ang="0">
+                                    <a:pos x="T4" y="T5"/>
+                                  </a:cxn>
+                                  <a:cxn ang="0">
+                                    <a:pos x="T6" y="T7"/>
+                                  </a:cxn>
+                                  <a:cxn ang="0">
+                                    <a:pos x="T8" y="T9"/>
+                                  </a:cxn>
+                                </a:cxnLst>
+                                <a:rect l="0" t="0" r="r" b="b"/>
+                                <a:pathLst>
+                                  <a:path w="1781" h="1786">
+                                    <a:moveTo>
+                                      <a:pt x="4" y="1786"/>
+                                    </a:moveTo>
+                                    <a:lnTo>
+                                      <a:pt x="0" y="1782"/>
+                                    </a:lnTo>
+                                    <a:lnTo>
+                                      <a:pt x="1776" y="0"/>
+                                    </a:lnTo>
+                                    <a:lnTo>
+                                      <a:pt x="1781" y="5"/>
+                                    </a:lnTo>
+                                    <a:lnTo>
+                                      <a:pt x="4" y="1786"/>
+                                    </a:lnTo>
+                                    <a:close/>
+                                  </a:path>
+                                </a:pathLst>
+                              </a:custGeom>
+                              <a:grpFill/>
                               <a:ln>
                                 <a:noFill/>
                               </a:ln>
+                              <a:extLst>
+                                <a:ext uri="{91240B29-F687-4F45-9708-019B960494DF}">
+                                  <a14:hiddenLine xmlns:a14="http://schemas.microsoft.com/office/drawing/2010/main" w="9525">
+                                    <a:solidFill>
+                                      <a:srgbClr val="000000"/>
+                                    </a:solidFill>
+                                    <a:round/>
+                                    <a:headEnd/>
+                                    <a:tailEnd/>
+                                  </a14:hiddenLine>
+                                </a:ext>
+                              </a:extLst>
                             </wps:spPr>
-                            <wps:style>
-                              <a:lnRef idx="2">
-                                <a:schemeClr val="accent1">
-                                  <a:shade val="50000"/>
-                                </a:schemeClr>
-                              </a:lnRef>
-                              <a:fillRef idx="1">
-                                <a:schemeClr val="accent1"/>
-                              </a:fillRef>
-                              <a:effectRef idx="0">
-                                <a:schemeClr val="accent1"/>
-                              </a:effectRef>
-                              <a:fontRef idx="minor">
-                                <a:schemeClr val="lt1"/>
-                              </a:fontRef>
-                            </wps:style>
-                            <wps:bodyPr rot="0" spcFirstLastPara="0" vertOverflow="overflow" horzOverflow="overflow" vert="horz" wrap="square" lIns="91440" tIns="45720" rIns="91440" bIns="45720" numCol="1" spcCol="0" rtlCol="0" fromWordArt="0" anchor="ctr" anchorCtr="0" forceAA="0" compatLnSpc="1">
+                            <wps:bodyPr vert="horz" wrap="square" lIns="91440" tIns="45720" rIns="91440" bIns="45720" numCol="1" anchor="t" anchorCtr="0" compatLnSpc="1">
                               <a:prstTxWarp prst="textNoShape">
                                 <a:avLst/>
                               </a:prstTxWarp>
-                              <a:noAutofit/>
                             </wps:bodyPr>
                           </wps:wsp>
                           <wps:wsp>
-                            <wps:cNvPr id="195" name="Rectángulo 195"/>
-                            <wps:cNvSpPr/>
-                            <wps:spPr>
+                            <wps:cNvPr id="65" name="Forma libre 65"/>
+                            <wps:cNvSpPr>
+                              <a:spLocks/>
+                            </wps:cNvSpPr>
+                            <wps:spPr bwMode="auto">
                               <a:xfrm>
-                                <a:off x="0" y="4094328"/>
-                                <a:ext cx="6858000" cy="5029200"/>
+                                <a:off x="782637" y="227013"/>
+                                <a:ext cx="3546475" cy="3546475"/>
                               </a:xfrm>
-                              <a:prstGeom prst="rect">
+                              <a:custGeom>
                                 <a:avLst/>
-                              </a:prstGeom>
-                              <a:solidFill>
-                                <a:schemeClr val="accent1"/>
-                              </a:solidFill>
+                                <a:gdLst>
+                                  <a:gd name="T0" fmla="*/ 5 w 2234"/>
+                                  <a:gd name="T1" fmla="*/ 2234 h 2234"/>
+                                  <a:gd name="T2" fmla="*/ 0 w 2234"/>
+                                  <a:gd name="T3" fmla="*/ 2229 h 2234"/>
+                                  <a:gd name="T4" fmla="*/ 2229 w 2234"/>
+                                  <a:gd name="T5" fmla="*/ 0 h 2234"/>
+                                  <a:gd name="T6" fmla="*/ 2234 w 2234"/>
+                                  <a:gd name="T7" fmla="*/ 5 h 2234"/>
+                                  <a:gd name="T8" fmla="*/ 5 w 2234"/>
+                                  <a:gd name="T9" fmla="*/ 2234 h 2234"/>
+                                </a:gdLst>
+                                <a:ahLst/>
+                                <a:cxnLst>
+                                  <a:cxn ang="0">
+                                    <a:pos x="T0" y="T1"/>
+                                  </a:cxn>
+                                  <a:cxn ang="0">
+                                    <a:pos x="T2" y="T3"/>
+                                  </a:cxn>
+                                  <a:cxn ang="0">
+                                    <a:pos x="T4" y="T5"/>
+                                  </a:cxn>
+                                  <a:cxn ang="0">
+                                    <a:pos x="T6" y="T7"/>
+                                  </a:cxn>
+                                  <a:cxn ang="0">
+                                    <a:pos x="T8" y="T9"/>
+                                  </a:cxn>
+                                </a:cxnLst>
+                                <a:rect l="0" t="0" r="r" b="b"/>
+                                <a:pathLst>
+                                  <a:path w="2234" h="2234">
+                                    <a:moveTo>
+                                      <a:pt x="5" y="2234"/>
+                                    </a:moveTo>
+                                    <a:lnTo>
+                                      <a:pt x="0" y="2229"/>
+                                    </a:lnTo>
+                                    <a:lnTo>
+                                      <a:pt x="2229" y="0"/>
+                                    </a:lnTo>
+                                    <a:lnTo>
+                                      <a:pt x="2234" y="5"/>
+                                    </a:lnTo>
+                                    <a:lnTo>
+                                      <a:pt x="5" y="2234"/>
+                                    </a:lnTo>
+                                    <a:close/>
+                                  </a:path>
+                                </a:pathLst>
+                              </a:custGeom>
+                              <a:grpFill/>
                               <a:ln>
                                 <a:noFill/>
                               </a:ln>
+                              <a:extLst>
+                                <a:ext uri="{91240B29-F687-4F45-9708-019B960494DF}">
+                                  <a14:hiddenLine xmlns:a14="http://schemas.microsoft.com/office/drawing/2010/main" w="9525">
+                                    <a:solidFill>
+                                      <a:srgbClr val="000000"/>
+                                    </a:solidFill>
+                                    <a:round/>
+                                    <a:headEnd/>
+                                    <a:tailEnd/>
+                                  </a14:hiddenLine>
+                                </a:ext>
+                              </a:extLst>
                             </wps:spPr>
-                            <wps:style>
-                              <a:lnRef idx="2">
-                                <a:schemeClr val="accent1">
-                                  <a:shade val="50000"/>
-                                </a:schemeClr>
-                              </a:lnRef>
-                              <a:fillRef idx="1">
-                                <a:schemeClr val="accent1"/>
-                              </a:fillRef>
-                              <a:effectRef idx="0">
-                                <a:schemeClr val="accent1"/>
-                              </a:effectRef>
-                              <a:fontRef idx="minor">
-                                <a:schemeClr val="lt1"/>
-                              </a:fontRef>
-                            </wps:style>
-                            <wps:txbx>
-                              <w:txbxContent>
-                                <w:sdt>
-                                  <w:sdtPr>
-                                    <w:rPr>
-                                      <w:sz w:val="48"/>
-                                      <w:szCs w:val="48"/>
-                                    </w:rPr>
-                                    <w:alias w:val="Autor"/>
-                                    <w:tag w:val=""/>
-                                    <w:id w:val="945428907"/>
-                                    <w:dataBinding w:prefixMappings="xmlns:ns0='http://purl.org/dc/elements/1.1/' xmlns:ns1='http://schemas.openxmlformats.org/package/2006/metadata/core-properties' " w:xpath="/ns1:coreProperties[1]/ns0:creator[1]" w:storeItemID="{6C3C8BC8-F283-45AE-878A-BAB7291924A1}"/>
-                                    <w:text/>
-                                  </w:sdtPr>
-                                  <w:sdtContent>
-                                    <w:sdt>
-                                      <w:sdtPr>
-                                        <w:rPr>
-                                          <w:sz w:val="48"/>
-                                          <w:szCs w:val="48"/>
-                                        </w:rPr>
-                                        <w:alias w:val="Autor"/>
-                                        <w:tag w:val=""/>
-                                        <w:id w:val="-852960315"/>
-                                        <w:dataBinding w:prefixMappings="xmlns:ns0='http://purl.org/dc/elements/1.1/' xmlns:ns1='http://schemas.openxmlformats.org/package/2006/metadata/core-properties' " w:xpath="/ns1:coreProperties[1]/ns0:creator[1]" w:storeItemID="{6C3C8BC8-F283-45AE-878A-BAB7291924A1}"/>
-                                        <w:text/>
-                                      </w:sdtPr>
-                                      <w:sdtContent>
-                                        <w:p>
-                                          <w:pPr>
-                                            <w:jc w:val="right"/>
-                                            <w:rPr>
-                                              <w:sz w:val="48"/>
-                                              <w:szCs w:val="48"/>
-                                            </w:rPr>
-                                          </w:pPr>
-                                          <w:r>
-                                            <w:rPr>
-                                              <w:sz w:val="48"/>
-                                              <w:szCs w:val="48"/>
-                                            </w:rPr>
-                                            <w:t>Georgii Sytnik</w:t>
-                                          </w:r>
-                                        </w:p>
-                                      </w:sdtContent>
-                                    </w:sdt>
-                                  </w:sdtContent>
-                                </w:sdt>
-                              </w:txbxContent>
-                            </wps:txbx>
-                            <wps:bodyPr rot="0" spcFirstLastPara="0" vertOverflow="overflow" horzOverflow="overflow" vert="horz" wrap="square" lIns="457200" tIns="731520" rIns="457200" bIns="457200" numCol="1" spcCol="0" rtlCol="0" fromWordArt="0" anchor="b" anchorCtr="0" forceAA="0" compatLnSpc="1">
+                            <wps:bodyPr vert="horz" wrap="square" lIns="91440" tIns="45720" rIns="91440" bIns="45720" numCol="1" anchor="t" anchorCtr="0" compatLnSpc="1">
                               <a:prstTxWarp prst="textNoShape">
                                 <a:avLst/>
                               </a:prstTxWarp>
-                              <a:noAutofit/>
                             </wps:bodyPr>
                           </wps:wsp>
                           <wps:wsp>
-                            <wps:cNvPr id="196" name="Cuadro de texto 196"/>
-                            <wps:cNvSpPr txBox="1"/>
-                            <wps:spPr>
+                            <wps:cNvPr id="66" name="Forma libre 66"/>
+                            <wps:cNvSpPr>
+                              <a:spLocks/>
+                            </wps:cNvSpPr>
+                            <wps:spPr bwMode="auto">
                               <a:xfrm>
-                                <a:off x="6824" y="1371600"/>
-                                <a:ext cx="6858000" cy="2722728"/>
+                                <a:off x="841375" y="109538"/>
+                                <a:ext cx="3487738" cy="3487738"/>
                               </a:xfrm>
-                              <a:prstGeom prst="rect">
+                              <a:custGeom>
                                 <a:avLst/>
-                              </a:prstGeom>
-                              <a:solidFill>
-                                <a:schemeClr val="bg1"/>
-                              </a:solidFill>
-                              <a:ln w="6350">
+                                <a:gdLst>
+                                  <a:gd name="T0" fmla="*/ 9 w 2197"/>
+                                  <a:gd name="T1" fmla="*/ 2197 h 2197"/>
+                                  <a:gd name="T2" fmla="*/ 0 w 2197"/>
+                                  <a:gd name="T3" fmla="*/ 2193 h 2197"/>
+                                  <a:gd name="T4" fmla="*/ 2188 w 2197"/>
+                                  <a:gd name="T5" fmla="*/ 0 h 2197"/>
+                                  <a:gd name="T6" fmla="*/ 2197 w 2197"/>
+                                  <a:gd name="T7" fmla="*/ 10 h 2197"/>
+                                  <a:gd name="T8" fmla="*/ 9 w 2197"/>
+                                  <a:gd name="T9" fmla="*/ 2197 h 2197"/>
+                                </a:gdLst>
+                                <a:ahLst/>
+                                <a:cxnLst>
+                                  <a:cxn ang="0">
+                                    <a:pos x="T0" y="T1"/>
+                                  </a:cxn>
+                                  <a:cxn ang="0">
+                                    <a:pos x="T2" y="T3"/>
+                                  </a:cxn>
+                                  <a:cxn ang="0">
+                                    <a:pos x="T4" y="T5"/>
+                                  </a:cxn>
+                                  <a:cxn ang="0">
+                                    <a:pos x="T6" y="T7"/>
+                                  </a:cxn>
+                                  <a:cxn ang="0">
+                                    <a:pos x="T8" y="T9"/>
+                                  </a:cxn>
+                                </a:cxnLst>
+                                <a:rect l="0" t="0" r="r" b="b"/>
+                                <a:pathLst>
+                                  <a:path w="2197" h="2197">
+                                    <a:moveTo>
+                                      <a:pt x="9" y="2197"/>
+                                    </a:moveTo>
+                                    <a:lnTo>
+                                      <a:pt x="0" y="2193"/>
+                                    </a:lnTo>
+                                    <a:lnTo>
+                                      <a:pt x="2188" y="0"/>
+                                    </a:lnTo>
+                                    <a:lnTo>
+                                      <a:pt x="2197" y="10"/>
+                                    </a:lnTo>
+                                    <a:lnTo>
+                                      <a:pt x="9" y="2197"/>
+                                    </a:lnTo>
+                                    <a:close/>
+                                  </a:path>
+                                </a:pathLst>
+                              </a:custGeom>
+                              <a:grpFill/>
+                              <a:ln>
                                 <a:noFill/>
                               </a:ln>
-                              <a:effectLst/>
+                              <a:extLst>
+                                <a:ext uri="{91240B29-F687-4F45-9708-019B960494DF}">
+                                  <a14:hiddenLine xmlns:a14="http://schemas.microsoft.com/office/drawing/2010/main" w="9525">
+                                    <a:solidFill>
+                                      <a:srgbClr val="000000"/>
+                                    </a:solidFill>
+                                    <a:round/>
+                                    <a:headEnd/>
+                                    <a:tailEnd/>
+                                  </a14:hiddenLine>
+                                </a:ext>
+                              </a:extLst>
                             </wps:spPr>
-                            <wps:style>
-                              <a:lnRef idx="0">
-                                <a:schemeClr val="accent1"/>
-                              </a:lnRef>
-                              <a:fillRef idx="0">
-                                <a:schemeClr val="accent1"/>
-                              </a:fillRef>
-                              <a:effectRef idx="0">
-                                <a:schemeClr val="accent1"/>
-                              </a:effectRef>
-                              <a:fontRef idx="minor">
-                                <a:schemeClr val="dk1"/>
-                              </a:fontRef>
-                            </wps:style>
-                            <wps:txbx>
-                              <w:txbxContent>
-                                <w:p>
-                                  <w:pPr>
-                                    <w:pStyle w:val="Sinespaciado"/>
-                                    <w:jc w:val="center"/>
-                                    <w:rPr>
-                                      <w:rFonts w:asciiTheme="majorHAnsi" w:eastAsiaTheme="majorEastAsia" w:hAnsiTheme="majorHAnsi" w:cstheme="majorBidi"/>
-                                      <w:caps/>
-                                      <w:color w:val="4472C4" w:themeColor="accent1"/>
-                                      <w:sz w:val="72"/>
-                                      <w:szCs w:val="72"/>
-                                    </w:rPr>
-                                  </w:pPr>
-                                  <w:r>
-                                    <w:rPr>
-                                      <w:rFonts w:asciiTheme="majorHAnsi" w:eastAsiaTheme="majorEastAsia" w:hAnsiTheme="majorHAnsi" w:cstheme="majorBidi"/>
-                                      <w:caps/>
-                                      <w:color w:val="4472C4" w:themeColor="accent1"/>
-                                      <w:sz w:val="72"/>
-                                      <w:szCs w:val="72"/>
-                                    </w:rPr>
-                                    <w:t>Memoria del proyecto</w:t>
-                                  </w:r>
-                                  <w:r>
-                                    <w:rPr>
-                                      <w:rFonts w:asciiTheme="majorHAnsi" w:eastAsiaTheme="majorEastAsia" w:hAnsiTheme="majorHAnsi" w:cstheme="majorBidi"/>
-                                      <w:caps/>
-                                      <w:color w:val="4472C4" w:themeColor="accent1"/>
-                                      <w:sz w:val="72"/>
-                                      <w:szCs w:val="72"/>
-                                    </w:rPr>
-                                    <w:t>:</w:t>
-                                  </w:r>
-                                </w:p>
-                                <w:p>
-                                  <w:pPr>
-                                    <w:pStyle w:val="Sinespaciado"/>
-                                    <w:jc w:val="center"/>
-                                    <w:rPr>
-                                      <w:rFonts w:asciiTheme="majorHAnsi" w:eastAsiaTheme="majorEastAsia" w:hAnsiTheme="majorHAnsi" w:cstheme="majorBidi"/>
-                                      <w:caps/>
-                                      <w:color w:val="4472C4" w:themeColor="accent1"/>
-                                      <w:sz w:val="72"/>
-                                      <w:szCs w:val="72"/>
-                                    </w:rPr>
-                                  </w:pPr>
-                                  <w:r>
-                                    <w:rPr>
-                                      <w:rFonts w:asciiTheme="majorHAnsi" w:eastAsiaTheme="majorEastAsia" w:hAnsiTheme="majorHAnsi" w:cstheme="majorBidi"/>
-                                      <w:caps/>
-                                      <w:color w:val="4472C4" w:themeColor="accent1"/>
-                                      <w:sz w:val="72"/>
-                                      <w:szCs w:val="72"/>
-                                    </w:rPr>
-                                    <w:t xml:space="preserve">Thoth </w:t>
-                                  </w:r>
-                                  <w:bookmarkStart w:id="0" w:name="_GoBack"/>
-                                  <w:bookmarkEnd w:id="0"/>
-                                  <w:r>
-                                    <w:rPr>
-                                      <w:rFonts w:asciiTheme="majorHAnsi" w:eastAsiaTheme="majorEastAsia" w:hAnsiTheme="majorHAnsi" w:cstheme="majorBidi"/>
-                                      <w:caps/>
-                                      <w:color w:val="4472C4" w:themeColor="accent1"/>
-                                      <w:sz w:val="72"/>
-                                      <w:szCs w:val="72"/>
-                                    </w:rPr>
-                                    <w:t>tasks</w:t>
-                                  </w:r>
-                                </w:p>
-                              </w:txbxContent>
-                            </wps:txbx>
-                            <wps:bodyPr rot="0" spcFirstLastPara="0" vertOverflow="overflow" horzOverflow="overflow" vert="horz" wrap="square" lIns="457200" tIns="91440" rIns="457200" bIns="91440" numCol="1" spcCol="0" rtlCol="0" fromWordArt="0" anchor="ctr" anchorCtr="0" forceAA="0" compatLnSpc="1">
+                            <wps:bodyPr vert="horz" wrap="square" lIns="91440" tIns="45720" rIns="91440" bIns="45720" numCol="1" anchor="t" anchorCtr="0" compatLnSpc="1">
                               <a:prstTxWarp prst="textNoShape">
                                 <a:avLst/>
                               </a:prstTxWarp>
-                              <a:noAutofit/>
+                            </wps:bodyPr>
+                          </wps:wsp>
+                          <wps:wsp>
+                            <wps:cNvPr id="67" name="Forma libre 67"/>
+                            <wps:cNvSpPr>
+                              <a:spLocks/>
+                            </wps:cNvSpPr>
+                            <wps:spPr bwMode="auto">
+                              <a:xfrm>
+                                <a:off x="1216025" y="498475"/>
+                                <a:ext cx="3113088" cy="3121025"/>
+                              </a:xfrm>
+                              <a:custGeom>
+                                <a:avLst/>
+                                <a:gdLst>
+                                  <a:gd name="T0" fmla="*/ 9 w 1961"/>
+                                  <a:gd name="T1" fmla="*/ 1966 h 1966"/>
+                                  <a:gd name="T2" fmla="*/ 0 w 1961"/>
+                                  <a:gd name="T3" fmla="*/ 1957 h 1966"/>
+                                  <a:gd name="T4" fmla="*/ 1952 w 1961"/>
+                                  <a:gd name="T5" fmla="*/ 0 h 1966"/>
+                                  <a:gd name="T6" fmla="*/ 1961 w 1961"/>
+                                  <a:gd name="T7" fmla="*/ 9 h 1966"/>
+                                  <a:gd name="T8" fmla="*/ 9 w 1961"/>
+                                  <a:gd name="T9" fmla="*/ 1966 h 1966"/>
+                                </a:gdLst>
+                                <a:ahLst/>
+                                <a:cxnLst>
+                                  <a:cxn ang="0">
+                                    <a:pos x="T0" y="T1"/>
+                                  </a:cxn>
+                                  <a:cxn ang="0">
+                                    <a:pos x="T2" y="T3"/>
+                                  </a:cxn>
+                                  <a:cxn ang="0">
+                                    <a:pos x="T4" y="T5"/>
+                                  </a:cxn>
+                                  <a:cxn ang="0">
+                                    <a:pos x="T6" y="T7"/>
+                                  </a:cxn>
+                                  <a:cxn ang="0">
+                                    <a:pos x="T8" y="T9"/>
+                                  </a:cxn>
+                                </a:cxnLst>
+                                <a:rect l="0" t="0" r="r" b="b"/>
+                                <a:pathLst>
+                                  <a:path w="1961" h="1966">
+                                    <a:moveTo>
+                                      <a:pt x="9" y="1966"/>
+                                    </a:moveTo>
+                                    <a:lnTo>
+                                      <a:pt x="0" y="1957"/>
+                                    </a:lnTo>
+                                    <a:lnTo>
+                                      <a:pt x="1952" y="0"/>
+                                    </a:lnTo>
+                                    <a:lnTo>
+                                      <a:pt x="1961" y="9"/>
+                                    </a:lnTo>
+                                    <a:lnTo>
+                                      <a:pt x="9" y="1966"/>
+                                    </a:lnTo>
+                                    <a:close/>
+                                  </a:path>
+                                </a:pathLst>
+                              </a:custGeom>
+                              <a:grpFill/>
+                              <a:ln>
+                                <a:noFill/>
+                              </a:ln>
+                              <a:extLst>
+                                <a:ext uri="{91240B29-F687-4F45-9708-019B960494DF}">
+                                  <a14:hiddenLine xmlns:a14="http://schemas.microsoft.com/office/drawing/2010/main" w="9525">
+                                    <a:solidFill>
+                                      <a:srgbClr val="000000"/>
+                                    </a:solidFill>
+                                    <a:round/>
+                                    <a:headEnd/>
+                                    <a:tailEnd/>
+                                  </a14:hiddenLine>
+                                </a:ext>
+                              </a:extLst>
+                            </wps:spPr>
+                            <wps:bodyPr vert="horz" wrap="square" lIns="91440" tIns="45720" rIns="91440" bIns="45720" numCol="1" anchor="t" anchorCtr="0" compatLnSpc="1">
+                              <a:prstTxWarp prst="textNoShape">
+                                <a:avLst/>
+                              </a:prstTxWarp>
+                            </wps:bodyPr>
+                          </wps:wsp>
+                          <wps:wsp>
+                            <wps:cNvPr id="68" name="Forma libre 68"/>
+                            <wps:cNvSpPr>
+                              <a:spLocks/>
+                            </wps:cNvSpPr>
+                            <wps:spPr bwMode="auto">
+                              <a:xfrm>
+                                <a:off x="0" y="153988"/>
+                                <a:ext cx="4329113" cy="4337050"/>
+                              </a:xfrm>
+                              <a:custGeom>
+                                <a:avLst/>
+                                <a:gdLst>
+                                  <a:gd name="T0" fmla="*/ 0 w 2727"/>
+                                  <a:gd name="T1" fmla="*/ 2732 h 2732"/>
+                                  <a:gd name="T2" fmla="*/ 0 w 2727"/>
+                                  <a:gd name="T3" fmla="*/ 2728 h 2732"/>
+                                  <a:gd name="T4" fmla="*/ 2722 w 2727"/>
+                                  <a:gd name="T5" fmla="*/ 0 h 2732"/>
+                                  <a:gd name="T6" fmla="*/ 2727 w 2727"/>
+                                  <a:gd name="T7" fmla="*/ 5 h 2732"/>
+                                  <a:gd name="T8" fmla="*/ 0 w 2727"/>
+                                  <a:gd name="T9" fmla="*/ 2732 h 2732"/>
+                                </a:gdLst>
+                                <a:ahLst/>
+                                <a:cxnLst>
+                                  <a:cxn ang="0">
+                                    <a:pos x="T0" y="T1"/>
+                                  </a:cxn>
+                                  <a:cxn ang="0">
+                                    <a:pos x="T2" y="T3"/>
+                                  </a:cxn>
+                                  <a:cxn ang="0">
+                                    <a:pos x="T4" y="T5"/>
+                                  </a:cxn>
+                                  <a:cxn ang="0">
+                                    <a:pos x="T6" y="T7"/>
+                                  </a:cxn>
+                                  <a:cxn ang="0">
+                                    <a:pos x="T8" y="T9"/>
+                                  </a:cxn>
+                                </a:cxnLst>
+                                <a:rect l="0" t="0" r="r" b="b"/>
+                                <a:pathLst>
+                                  <a:path w="2727" h="2732">
+                                    <a:moveTo>
+                                      <a:pt x="0" y="2732"/>
+                                    </a:moveTo>
+                                    <a:lnTo>
+                                      <a:pt x="0" y="2728"/>
+                                    </a:lnTo>
+                                    <a:lnTo>
+                                      <a:pt x="2722" y="0"/>
+                                    </a:lnTo>
+                                    <a:lnTo>
+                                      <a:pt x="2727" y="5"/>
+                                    </a:lnTo>
+                                    <a:lnTo>
+                                      <a:pt x="0" y="2732"/>
+                                    </a:lnTo>
+                                    <a:close/>
+                                  </a:path>
+                                </a:pathLst>
+                              </a:custGeom>
+                              <a:grpFill/>
+                              <a:ln>
+                                <a:noFill/>
+                              </a:ln>
+                              <a:extLst>
+                                <a:ext uri="{91240B29-F687-4F45-9708-019B960494DF}">
+                                  <a14:hiddenLine xmlns:a14="http://schemas.microsoft.com/office/drawing/2010/main" w="9525">
+                                    <a:solidFill>
+                                      <a:srgbClr val="000000"/>
+                                    </a:solidFill>
+                                    <a:round/>
+                                    <a:headEnd/>
+                                    <a:tailEnd/>
+                                  </a14:hiddenLine>
+                                </a:ext>
+                              </a:extLst>
+                            </wps:spPr>
+                            <wps:bodyPr vert="horz" wrap="square" lIns="91440" tIns="45720" rIns="91440" bIns="45720" numCol="1" anchor="t" anchorCtr="0" compatLnSpc="1">
+                              <a:prstTxWarp prst="textNoShape">
+                                <a:avLst/>
+                              </a:prstTxWarp>
                             </wps:bodyPr>
                           </wps:wsp>
                         </wpg:wgp>
                       </a:graphicData>
                     </a:graphic>
                     <wp14:sizeRelH relativeFrom="page">
-                      <wp14:pctWidth>88200</wp14:pctWidth>
+                      <wp14:pctWidth>70600</wp14:pctWidth>
                     </wp14:sizeRelH>
                     <wp14:sizeRelV relativeFrom="page">
-                      <wp14:pctHeight>90900</wp14:pctHeight>
+                      <wp14:pctHeight>56600</wp14:pctHeight>
                     </wp14:sizeRelV>
                   </wp:anchor>
                 </w:drawing>
               </mc:Choice>
               <mc:Fallback>
                 <w:pict>
-                  <v:group w14:anchorId="23990EAD" id="Grupo 193" o:spid="_x0000_s1026" style="position:absolute;left:0;text-align:left;margin-left:0;margin-top:0;width:540.55pt;height:718.4pt;z-index:-251657216;mso-width-percent:882;mso-height-percent:909;mso-position-horizontal:center;mso-position-horizontal-relative:page;mso-position-vertical:center;mso-position-vertical-relative:page;mso-width-percent:882;mso-height-percent:909" coordsize="68648,91235" o:gfxdata="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">
-                    <v:rect id="Rectángulo 194" o:spid="_x0000_s1027" style="position:absolute;width:68580;height:13716;visibility:visible;mso-wrap-style:square;v-text-anchor:middle" o:gfxdata="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" fillcolor="#4472c4 [3204]" stroked="f" strokeweight="1pt"/>
-                    <v:rect id="Rectángulo 195" o:spid="_x0000_s1028" style="position:absolute;top:40943;width:68580;height:50292;visibility:visible;mso-wrap-style:square;v-text-anchor:bottom" o:gfxdata="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" fillcolor="#4472c4 [3204]" stroked="f" strokeweight="1pt">
-                      <v:textbox inset="36pt,57.6pt,36pt,36pt">
-                        <w:txbxContent>
-                          <w:sdt>
-                            <w:sdtPr>
-                              <w:rPr>
-                                <w:sz w:val="48"/>
-                                <w:szCs w:val="48"/>
-                              </w:rPr>
-                              <w:alias w:val="Autor"/>
-                              <w:tag w:val=""/>
-                              <w:id w:val="945428907"/>
-                              <w:dataBinding w:prefixMappings="xmlns:ns0='http://purl.org/dc/elements/1.1/' xmlns:ns1='http://schemas.openxmlformats.org/package/2006/metadata/core-properties' " w:xpath="/ns1:coreProperties[1]/ns0:creator[1]" w:storeItemID="{6C3C8BC8-F283-45AE-878A-BAB7291924A1}"/>
-                              <w:text/>
-                            </w:sdtPr>
-                            <w:sdtContent>
-                              <w:sdt>
-                                <w:sdtPr>
-                                  <w:rPr>
-                                    <w:sz w:val="48"/>
-                                    <w:szCs w:val="48"/>
-                                  </w:rPr>
-                                  <w:alias w:val="Autor"/>
-                                  <w:tag w:val=""/>
-                                  <w:id w:val="-852960315"/>
-                                  <w:dataBinding w:prefixMappings="xmlns:ns0='http://purl.org/dc/elements/1.1/' xmlns:ns1='http://schemas.openxmlformats.org/package/2006/metadata/core-properties' " w:xpath="/ns1:coreProperties[1]/ns0:creator[1]" w:storeItemID="{6C3C8BC8-F283-45AE-878A-BAB7291924A1}"/>
-                                  <w:text/>
-                                </w:sdtPr>
-                                <w:sdtContent>
-                                  <w:p>
-                                    <w:pPr>
-                                      <w:jc w:val="right"/>
-                                      <w:rPr>
-                                        <w:sz w:val="48"/>
-                                        <w:szCs w:val="48"/>
-                                      </w:rPr>
-                                    </w:pPr>
-                                    <w:r>
-                                      <w:rPr>
-                                        <w:sz w:val="48"/>
-                                        <w:szCs w:val="48"/>
-                                      </w:rPr>
-                                      <w:t>Georgii Sytnik</w:t>
-                                    </w:r>
-                                  </w:p>
-                                </w:sdtContent>
-                              </w:sdt>
-                            </w:sdtContent>
-                          </w:sdt>
-                        </w:txbxContent>
-                      </v:textbox>
-                    </v:rect>
-                    <v:shapetype id="_x0000_t202" coordsize="21600,21600" o:spt="202" path="m,l,21600r21600,l21600,xe">
-                      <v:stroke joinstyle="miter"/>
-                      <v:path gradientshapeok="t" o:connecttype="rect"/>
-                    </v:shapetype>
-                    <v:shape id="Cuadro de texto 196" o:spid="_x0000_s1029" type="#_x0000_t202" style="position:absolute;left:68;top:13716;width:68580;height:27227;visibility:visible;mso-wrap-style:square;v-text-anchor:middle" o:gfxdata="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" fillcolor="white [3212]" stroked="f" strokeweight=".5pt">
-                      <v:textbox inset="36pt,7.2pt,36pt,7.2pt">
-                        <w:txbxContent>
-                          <w:p>
-                            <w:pPr>
-                              <w:pStyle w:val="Sinespaciado"/>
-                              <w:jc w:val="center"/>
-                              <w:rPr>
-                                <w:rFonts w:asciiTheme="majorHAnsi" w:eastAsiaTheme="majorEastAsia" w:hAnsiTheme="majorHAnsi" w:cstheme="majorBidi"/>
-                                <w:caps/>
-                                <w:color w:val="4472C4" w:themeColor="accent1"/>
-                                <w:sz w:val="72"/>
-                                <w:szCs w:val="72"/>
-                              </w:rPr>
-                            </w:pPr>
-                            <w:r>
-                              <w:rPr>
-                                <w:rFonts w:asciiTheme="majorHAnsi" w:eastAsiaTheme="majorEastAsia" w:hAnsiTheme="majorHAnsi" w:cstheme="majorBidi"/>
-                                <w:caps/>
-                                <w:color w:val="4472C4" w:themeColor="accent1"/>
-                                <w:sz w:val="72"/>
-                                <w:szCs w:val="72"/>
-                              </w:rPr>
-                              <w:t>Memoria del proyecto</w:t>
-                            </w:r>
-                            <w:r>
-                              <w:rPr>
-                                <w:rFonts w:asciiTheme="majorHAnsi" w:eastAsiaTheme="majorEastAsia" w:hAnsiTheme="majorHAnsi" w:cstheme="majorBidi"/>
-                                <w:caps/>
-                                <w:color w:val="4472C4" w:themeColor="accent1"/>
-                                <w:sz w:val="72"/>
-                                <w:szCs w:val="72"/>
-                              </w:rPr>
-                              <w:t>:</w:t>
-                            </w:r>
-                          </w:p>
-                          <w:p>
-                            <w:pPr>
-                              <w:pStyle w:val="Sinespaciado"/>
-                              <w:jc w:val="center"/>
-                              <w:rPr>
-                                <w:rFonts w:asciiTheme="majorHAnsi" w:eastAsiaTheme="majorEastAsia" w:hAnsiTheme="majorHAnsi" w:cstheme="majorBidi"/>
-                                <w:caps/>
-                                <w:color w:val="4472C4" w:themeColor="accent1"/>
-                                <w:sz w:val="72"/>
-                                <w:szCs w:val="72"/>
-                              </w:rPr>
-                            </w:pPr>
-                            <w:r>
-                              <w:rPr>
-                                <w:rFonts w:asciiTheme="majorHAnsi" w:eastAsiaTheme="majorEastAsia" w:hAnsiTheme="majorHAnsi" w:cstheme="majorBidi"/>
-                                <w:caps/>
-                                <w:color w:val="4472C4" w:themeColor="accent1"/>
-                                <w:sz w:val="72"/>
-                                <w:szCs w:val="72"/>
-                              </w:rPr>
-                              <w:t xml:space="preserve">Thoth </w:t>
-                            </w:r>
-                            <w:bookmarkStart w:id="1" w:name="_GoBack"/>
-                            <w:bookmarkEnd w:id="1"/>
-                            <w:r>
-                              <w:rPr>
-                                <w:rFonts w:asciiTheme="majorHAnsi" w:eastAsiaTheme="majorEastAsia" w:hAnsiTheme="majorHAnsi" w:cstheme="majorBidi"/>
-                                <w:caps/>
-                                <w:color w:val="4472C4" w:themeColor="accent1"/>
-                                <w:sz w:val="72"/>
-                                <w:szCs w:val="72"/>
-                              </w:rPr>
-                              <w:t>tasks</w:t>
-                            </w:r>
-                          </w:p>
-                        </w:txbxContent>
-                      </v:textbox>
+                  <v:group w14:anchorId="3000C329" id="Grupo 2" o:spid="_x0000_s1026" style="position:absolute;margin-left:0;margin-top:0;width:432.65pt;height:448.55pt;z-index:-251656192;mso-width-percent:706;mso-height-percent:566;mso-left-percent:220;mso-top-percent:300;mso-position-horizontal-relative:page;mso-position-vertical-relative:page;mso-width-percent:706;mso-height-percent:566;mso-left-percent:220;mso-top-percent:300" coordsize="43291,44910" o:gfxdata="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">
+                    <o:lock v:ext="edit" aspectratio="t"/>
+                    <v:shape id="Forma libre 64" o:spid="_x0000_s1027" style="position:absolute;left:15017;width:28274;height:28352;visibility:visible;mso-wrap-style:square;v-text-anchor:top" coordsize="1781,1786" o:gfxdata="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" path="m4,1786l,1782,1776,r5,5l4,1786xe" filled="f" stroked="f">
+                      <v:path arrowok="t" o:connecttype="custom" o:connectlocs="6350,2835275;0,2828925;2819400,0;2827338,7938;6350,2835275" o:connectangles="0,0,0,0,0"/>
+                    </v:shape>
+                    <v:shape id="Forma libre 65" o:spid="_x0000_s1028" style="position:absolute;left:7826;top:2270;width:35465;height:35464;visibility:visible;mso-wrap-style:square;v-text-anchor:top" coordsize="2234,2234" o:gfxdata="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" path="m5,2234l,2229,2229,r5,5l5,2234xe" filled="f" stroked="f">
+                      <v:path arrowok="t" o:connecttype="custom" o:connectlocs="7938,3546475;0,3538538;3538538,0;3546475,7938;7938,3546475" o:connectangles="0,0,0,0,0"/>
+                    </v:shape>
+                    <v:shape id="Forma libre 66" o:spid="_x0000_s1029" style="position:absolute;left:8413;top:1095;width:34878;height:34877;visibility:visible;mso-wrap-style:square;v-text-anchor:top" coordsize="2197,2197" o:gfxdata="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" path="m9,2197l,2193,2188,r9,10l9,2197xe" filled="f" stroked="f">
+                      <v:path arrowok="t" o:connecttype="custom" o:connectlocs="14288,3487738;0,3481388;3473450,0;3487738,15875;14288,3487738" o:connectangles="0,0,0,0,0"/>
+                    </v:shape>
+                    <v:shape id="Forma libre 67" o:spid="_x0000_s1030" style="position:absolute;left:12160;top:4984;width:31131;height:31211;visibility:visible;mso-wrap-style:square;v-text-anchor:top" coordsize="1961,1966" o:gfxdata="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" path="m9,1966l,1957,1952,r9,9l9,1966xe" filled="f" stroked="f">
+                      <v:path arrowok="t" o:connecttype="custom" o:connectlocs="14288,3121025;0,3106738;3098800,0;3113088,14288;14288,3121025" o:connectangles="0,0,0,0,0"/>
+                    </v:shape>
+                    <v:shape id="Forma libre 68" o:spid="_x0000_s1031" style="position:absolute;top:1539;width:43291;height:43371;visibility:visible;mso-wrap-style:square;v-text-anchor:top" coordsize="2727,2732" o:gfxdata="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" path="m,2732r,-4l2722,r5,5l,2732xe" filled="f" stroked="f">
+                      <v:path arrowok="t" o:connecttype="custom" o:connectlocs="0,4337050;0,4330700;4321175,0;4329113,7938;0,4337050" o:connectangles="0,0,0,0,0"/>
                     </v:shape>
                     <w10:wrap anchorx="page" anchory="page"/>
                   </v:group>
@@ -459,56 +859,259 @@
           </w:r>
           <w:r>
             <w:rPr>
-              <w:color w:val="FFFFFF" w:themeColor="background1"/>
-              <w:sz w:val="36"/>
-              <w:szCs w:val="36"/>
+              <w:noProof/>
             </w:rPr>
-            <w:t>PROYECTO INTERMODULAR</w:t>
+            <mc:AlternateContent>
+              <mc:Choice Requires="wps">
+                <w:drawing>
+                  <wp:anchor distT="0" distB="0" distL="114300" distR="114300" simplePos="0" relativeHeight="251659264" behindDoc="0" locked="0" layoutInCell="1" allowOverlap="1" wp14:anchorId="51FD71DE" wp14:editId="0306390E">
+                    <wp:simplePos x="0" y="0"/>
+                    <wp:positionH relativeFrom="page">
+                      <wp:align>center</wp:align>
+                    </wp:positionH>
+                    <wp:positionV relativeFrom="margin">
+                      <wp:align>bottom</wp:align>
+                    </wp:positionV>
+                    <wp:extent cx="5943600" cy="374904"/>
+                    <wp:effectExtent l="0" t="0" r="0" b="2540"/>
+                    <wp:wrapNone/>
+                    <wp:docPr id="69" name="Cuadro de texto 69"/>
+                    <wp:cNvGraphicFramePr/>
+                    <a:graphic xmlns:a="http://schemas.openxmlformats.org/drawingml/2006/main">
+                      <a:graphicData uri="http://schemas.microsoft.com/office/word/2010/wordprocessingShape">
+                        <wps:wsp>
+                          <wps:cNvSpPr txBox="1"/>
+                          <wps:spPr>
+                            <a:xfrm>
+                              <a:off x="0" y="0"/>
+                              <a:ext cx="5943600" cy="374904"/>
+                            </a:xfrm>
+                            <a:prstGeom prst="rect">
+                              <a:avLst/>
+                            </a:prstGeom>
+                            <a:noFill/>
+                            <a:ln w="6350">
+                              <a:noFill/>
+                            </a:ln>
+                            <a:effectLst/>
+                          </wps:spPr>
+                          <wps:style>
+                            <a:lnRef idx="0">
+                              <a:schemeClr val="accent1"/>
+                            </a:lnRef>
+                            <a:fillRef idx="0">
+                              <a:schemeClr val="accent1"/>
+                            </a:fillRef>
+                            <a:effectRef idx="0">
+                              <a:schemeClr val="accent1"/>
+                            </a:effectRef>
+                            <a:fontRef idx="minor">
+                              <a:schemeClr val="dk1"/>
+                            </a:fontRef>
+                          </wps:style>
+                          <wps:txbx>
+                            <w:txbxContent>
+                              <w:p>
+                                <w:pPr>
+                                  <w:pStyle w:val="Sinespaciado"/>
+                                  <w:jc w:val="right"/>
+                                  <w:rPr>
+                                    <w:color w:val="4472C4" w:themeColor="accent1"/>
+                                    <w:sz w:val="36"/>
+                                    <w:szCs w:val="36"/>
+                                  </w:rPr>
+                                </w:pPr>
+                                <w:sdt>
+                                  <w:sdtPr>
+                                    <w:rPr>
+                                      <w:color w:val="4472C4" w:themeColor="accent1"/>
+                                      <w:sz w:val="36"/>
+                                      <w:szCs w:val="36"/>
+                                    </w:rPr>
+                                    <w:alias w:val="Escolar"/>
+                                    <w:tag w:val="Escolar"/>
+                                    <w:id w:val="1850680582"/>
+                                    <w:dataBinding w:prefixMappings="xmlns:ns0='http://schemas.openxmlformats.org/officeDocument/2006/extended-properties' " w:xpath="/ns0:Properties[1]/ns0:Company[1]" w:storeItemID="{6668398D-A668-4E3E-A5EB-62B293D839F1}"/>
+                                    <w:text/>
+                                  </w:sdtPr>
+                                  <w:sdtEndPr/>
+                                  <w:sdtContent>
+                                    <w:r>
+                                      <w:rPr>
+                                        <w:color w:val="4472C4" w:themeColor="accent1"/>
+                                        <w:sz w:val="36"/>
+                                        <w:szCs w:val="36"/>
+                                      </w:rPr>
+                                      <w:t>Georgii Sytnik</w:t>
+                                    </w:r>
+                                  </w:sdtContent>
+                                </w:sdt>
+                              </w:p>
+                              <w:sdt>
+                                <w:sdtPr>
+                                  <w:rPr>
+                                    <w:color w:val="4472C4" w:themeColor="accent1"/>
+                                    <w:sz w:val="36"/>
+                                    <w:szCs w:val="36"/>
+                                  </w:rPr>
+                                  <w:alias w:val="Curso"/>
+                                  <w:tag w:val="Curso"/>
+                                  <w:id w:val="1717703537"/>
+                                  <w:dataBinding w:prefixMappings="xmlns:ns0='http://purl.org/dc/elements/1.1/' xmlns:ns1='http://schemas.openxmlformats.org/package/2006/metadata/core-properties' " w:xpath="/ns1:coreProperties[1]/ns1:category[1]" w:storeItemID="{6C3C8BC8-F283-45AE-878A-BAB7291924A1}"/>
+                                  <w:text/>
+                                </w:sdtPr>
+                                <w:sdtEndPr/>
+                                <w:sdtContent>
+                                  <w:p>
+                                    <w:pPr>
+                                      <w:pStyle w:val="Sinespaciado"/>
+                                      <w:jc w:val="right"/>
+                                      <w:rPr>
+                                        <w:color w:val="4472C4" w:themeColor="accent1"/>
+                                        <w:sz w:val="36"/>
+                                        <w:szCs w:val="36"/>
+                                      </w:rPr>
+                                    </w:pPr>
+                                    <w:r>
+                                      <w:rPr>
+                                        <w:color w:val="4472C4" w:themeColor="accent1"/>
+                                        <w:sz w:val="36"/>
+                                        <w:szCs w:val="36"/>
+                                      </w:rPr>
+                                      <w:t>DAM 2 DIA</w:t>
+                                    </w:r>
+                                  </w:p>
+                                </w:sdtContent>
+                              </w:sdt>
+                            </w:txbxContent>
+                          </wps:txbx>
+                          <wps:bodyPr rot="0" spcFirstLastPara="0" vertOverflow="overflow" horzOverflow="overflow" vert="horz" wrap="square" lIns="0" tIns="0" rIns="0" bIns="0" numCol="1" spcCol="0" rtlCol="0" fromWordArt="0" anchor="b" anchorCtr="0" forceAA="0" compatLnSpc="1">
+                            <a:prstTxWarp prst="textNoShape">
+                              <a:avLst/>
+                            </a:prstTxWarp>
+                            <a:spAutoFit/>
+                          </wps:bodyPr>
+                        </wps:wsp>
+                      </a:graphicData>
+                    </a:graphic>
+                    <wp14:sizeRelH relativeFrom="page">
+                      <wp14:pctWidth>76500</wp14:pctWidth>
+                    </wp14:sizeRelH>
+                    <wp14:sizeRelV relativeFrom="margin">
+                      <wp14:pctHeight>0</wp14:pctHeight>
+                    </wp14:sizeRelV>
+                  </wp:anchor>
+                </w:drawing>
+              </mc:Choice>
+              <mc:Fallback>
+                <w:pict>
+                  <v:shape w14:anchorId="51FD71DE" id="Cuadro de texto 69" o:spid="_x0000_s1027" type="#_x0000_t202" style="position:absolute;left:0;text-align:left;margin-left:0;margin-top:0;width:468pt;height:29.5pt;z-index:251659264;visibility:visible;mso-wrap-style:square;mso-width-percent:765;mso-height-percent:0;mso-wrap-distance-left:9pt;mso-wrap-distance-top:0;mso-wrap-distance-right:9pt;mso-wrap-distance-bottom:0;mso-position-horizontal:center;mso-position-horizontal-relative:page;mso-position-vertical:bottom;mso-position-vertical-relative:margin;mso-width-percent:765;mso-height-percent:0;mso-width-relative:page;mso-height-relative:margin;v-text-anchor:bottom" o:gfxdata="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" filled="f" stroked="f" strokeweight=".5pt">
+                    <v:textbox style="mso-fit-shape-to-text:t" inset="0,0,0,0">
+                      <w:txbxContent>
+                        <w:p>
+                          <w:pPr>
+                            <w:pStyle w:val="Sinespaciado"/>
+                            <w:jc w:val="right"/>
+                            <w:rPr>
+                              <w:color w:val="4472C4" w:themeColor="accent1"/>
+                              <w:sz w:val="36"/>
+                              <w:szCs w:val="36"/>
+                            </w:rPr>
+                          </w:pPr>
+                          <w:sdt>
+                            <w:sdtPr>
+                              <w:rPr>
+                                <w:color w:val="4472C4" w:themeColor="accent1"/>
+                                <w:sz w:val="36"/>
+                                <w:szCs w:val="36"/>
+                              </w:rPr>
+                              <w:alias w:val="Escolar"/>
+                              <w:tag w:val="Escolar"/>
+                              <w:id w:val="1850680582"/>
+                              <w:dataBinding w:prefixMappings="xmlns:ns0='http://schemas.openxmlformats.org/officeDocument/2006/extended-properties' " w:xpath="/ns0:Properties[1]/ns0:Company[1]" w:storeItemID="{6668398D-A668-4E3E-A5EB-62B293D839F1}"/>
+                              <w:text/>
+                            </w:sdtPr>
+                            <w:sdtEndPr/>
+                            <w:sdtContent>
+                              <w:r>
+                                <w:rPr>
+                                  <w:color w:val="4472C4" w:themeColor="accent1"/>
+                                  <w:sz w:val="36"/>
+                                  <w:szCs w:val="36"/>
+                                </w:rPr>
+                                <w:t>Georgii Sytnik</w:t>
+                              </w:r>
+                            </w:sdtContent>
+                          </w:sdt>
+                        </w:p>
+                        <w:sdt>
+                          <w:sdtPr>
+                            <w:rPr>
+                              <w:color w:val="4472C4" w:themeColor="accent1"/>
+                              <w:sz w:val="36"/>
+                              <w:szCs w:val="36"/>
+                            </w:rPr>
+                            <w:alias w:val="Curso"/>
+                            <w:tag w:val="Curso"/>
+                            <w:id w:val="1717703537"/>
+                            <w:dataBinding w:prefixMappings="xmlns:ns0='http://purl.org/dc/elements/1.1/' xmlns:ns1='http://schemas.openxmlformats.org/package/2006/metadata/core-properties' " w:xpath="/ns1:coreProperties[1]/ns1:category[1]" w:storeItemID="{6C3C8BC8-F283-45AE-878A-BAB7291924A1}"/>
+                            <w:text/>
+                          </w:sdtPr>
+                          <w:sdtEndPr/>
+                          <w:sdtContent>
+                            <w:p>
+                              <w:pPr>
+                                <w:pStyle w:val="Sinespaciado"/>
+                                <w:jc w:val="right"/>
+                                <w:rPr>
+                                  <w:color w:val="4472C4" w:themeColor="accent1"/>
+                                  <w:sz w:val="36"/>
+                                  <w:szCs w:val="36"/>
+                                </w:rPr>
+                              </w:pPr>
+                              <w:r>
+                                <w:rPr>
+                                  <w:color w:val="4472C4" w:themeColor="accent1"/>
+                                  <w:sz w:val="36"/>
+                                  <w:szCs w:val="36"/>
+                                </w:rPr>
+                                <w:t>DAM 2 DIA</w:t>
+                              </w:r>
+                            </w:p>
+                          </w:sdtContent>
+                        </w:sdt>
+                      </w:txbxContent>
+                    </v:textbox>
+                    <w10:wrap anchorx="page" anchory="margin"/>
+                  </v:shape>
+                </w:pict>
+              </mc:Fallback>
+            </mc:AlternateContent>
           </w:r>
         </w:p>
         <w:p>
-          <w:pPr>
-            <w:tabs>
-              <w:tab w:val="left" w:pos="3735"/>
-              <w:tab w:val="left" w:pos="7065"/>
-              <w:tab w:val="left" w:pos="7635"/>
-              <w:tab w:val="right" w:pos="8504"/>
-            </w:tabs>
-            <w:jc w:val="right"/>
-            <w:rPr>
-              <w:color w:val="FFFFFF" w:themeColor="background1"/>
-              <w:sz w:val="36"/>
-              <w:szCs w:val="36"/>
-            </w:rPr>
-          </w:pPr>
-          <w:r>
-            <w:rPr>
-              <w:color w:val="FFFFFF" w:themeColor="background1"/>
-              <w:sz w:val="36"/>
-              <w:szCs w:val="36"/>
-            </w:rPr>
-            <w:t>DAM 2 DIA</w:t>
-          </w:r>
-        </w:p>
-        <w:p>
-          <w:pPr>
-            <w:tabs>
-              <w:tab w:val="right" w:pos="8504"/>
-            </w:tabs>
-            <w:spacing w:before="0" w:after="160" w:line="259" w:lineRule="auto"/>
-            <w:jc w:val="left"/>
-          </w:pPr>
           <w:r>
             <w:br w:type="page"/>
-          </w:r>
-          <w:r>
-            <w:lastRenderedPageBreak/>
-            <w:tab/>
           </w:r>
         </w:p>
       </w:sdtContent>
     </w:sdt>
-    <w:p/>
+    <w:p>
+      <w:r>
+        <w:lastRenderedPageBreak/>
+        <w:t xml:space="preserve">Se ha optado por una metodología híbrida combinando un enfoque tradicional en la fase inicial del proyecto para establecer una base sólida y documentada del sistema, seguida de una metodología ágil basada en Scrum para la evolución incremental del producto mediante </w:t>
+      </w:r>
+      <w:proofErr w:type="spellStart"/>
+      <w:r>
+        <w:t>sprints</w:t>
+      </w:r>
+      <w:proofErr w:type="spellEnd"/>
+      <w:r>
+        <w:t xml:space="preserve"> de desarrollo.</w:t>
+      </w:r>
+      <w:bookmarkStart w:id="0" w:name="_GoBack"/>
+      <w:bookmarkEnd w:id="0"/>
+    </w:p>
     <w:sectPr>
       <w:footerReference w:type="default" r:id="rId7"/>
       <w:pgSz w:w="11906" w:h="16838"/>
@@ -527,7 +1130,7 @@
   <w:endnote w:type="separator" w:id="-1">
     <w:p>
       <w:pPr>
-        <w:spacing w:before="0" w:after="0"/>
+        <w:spacing w:after="0"/>
       </w:pPr>
       <w:r>
         <w:separator/>
@@ -537,7 +1140,7 @@
   <w:endnote w:type="continuationSeparator" w:id="0">
     <w:p>
       <w:pPr>
-        <w:spacing w:before="0" w:after="0"/>
+        <w:spacing w:after="0"/>
       </w:pPr>
       <w:r>
         <w:continuationSeparator/>
@@ -668,7 +1271,7 @@
   <w:footnote w:type="separator" w:id="-1">
     <w:p>
       <w:pPr>
-        <w:spacing w:before="0" w:after="0"/>
+        <w:spacing w:after="0"/>
       </w:pPr>
       <w:r>
         <w:separator/>
@@ -678,7 +1281,7 @@
   <w:footnote w:type="continuationSeparator" w:id="0">
     <w:p>
       <w:pPr>
-        <w:spacing w:before="0" w:after="0"/>
+        <w:spacing w:after="0"/>
       </w:pPr>
       <w:r>
         <w:continuationSeparator/>
@@ -1085,7 +1688,7 @@
   <w:style w:type="paragraph" w:default="1" w:styleId="Normal">
     <w:name w:val="Normal"/>
     <w:qFormat/>
-    <w:rsid w:val="00415387"/>
+    <w:rsid w:val="00AA2792"/>
     <w:pPr>
       <w:spacing w:before="240" w:after="240" w:line="240" w:lineRule="auto"/>
       <w:jc w:val="both"/>
@@ -1126,7 +1729,7 @@
     <w:link w:val="SinespaciadoCar"/>
     <w:uiPriority w:val="1"/>
     <w:qFormat/>
-    <w:rsid w:val="00211DCE"/>
+    <w:rsid w:val="00466A55"/>
     <w:pPr>
       <w:spacing w:after="0" w:line="240" w:lineRule="auto"/>
     </w:pPr>
@@ -1140,7 +1743,7 @@
     <w:basedOn w:val="Fuentedeprrafopredeter"/>
     <w:link w:val="Sinespaciado"/>
     <w:uiPriority w:val="1"/>
-    <w:rsid w:val="00211DCE"/>
+    <w:rsid w:val="00466A55"/>
     <w:rPr>
       <w:rFonts w:eastAsiaTheme="minorEastAsia"/>
       <w:lang w:eastAsia="es-ES"/>
@@ -1152,13 +1755,13 @@
     <w:link w:val="EncabezadoCar"/>
     <w:uiPriority w:val="99"/>
     <w:unhideWhenUsed/>
-    <w:rsid w:val="00211DCE"/>
+    <w:rsid w:val="00466A55"/>
     <w:pPr>
       <w:tabs>
         <w:tab w:val="center" w:pos="4252"/>
         <w:tab w:val="right" w:pos="8504"/>
       </w:tabs>
-      <w:spacing w:before="0" w:after="0"/>
+      <w:spacing w:after="0"/>
     </w:pPr>
   </w:style>
   <w:style w:type="character" w:customStyle="1" w:styleId="EncabezadoCar">
@@ -1166,10 +1769,7 @@
     <w:basedOn w:val="Fuentedeprrafopredeter"/>
     <w:link w:val="Encabezado"/>
     <w:uiPriority w:val="99"/>
-    <w:rsid w:val="00211DCE"/>
-    <w:rPr>
-      <w:sz w:val="24"/>
-    </w:rPr>
+    <w:rsid w:val="00466A55"/>
   </w:style>
   <w:style w:type="paragraph" w:styleId="Piedepgina">
     <w:name w:val="footer"/>
@@ -1177,13 +1777,13 @@
     <w:link w:val="PiedepginaCar"/>
     <w:uiPriority w:val="99"/>
     <w:unhideWhenUsed/>
-    <w:rsid w:val="00211DCE"/>
+    <w:rsid w:val="00466A55"/>
     <w:pPr>
       <w:tabs>
         <w:tab w:val="center" w:pos="4252"/>
         <w:tab w:val="right" w:pos="8504"/>
       </w:tabs>
-      <w:spacing w:before="0" w:after="0"/>
+      <w:spacing w:after="0"/>
     </w:pPr>
   </w:style>
   <w:style w:type="character" w:customStyle="1" w:styleId="PiedepginaCar">
@@ -1191,10 +1791,7 @@
     <w:basedOn w:val="Fuentedeprrafopredeter"/>
     <w:link w:val="Piedepgina"/>
     <w:uiPriority w:val="99"/>
-    <w:rsid w:val="00211DCE"/>
-    <w:rPr>
-      <w:sz w:val="24"/>
-    </w:rPr>
+    <w:rsid w:val="00466A55"/>
   </w:style>
 </w:styles>
 </file>
@@ -1499,7 +2096,7 @@
 </file>
 
 <file path=customXml/itemProps1.xml><?xml version="1.0" encoding="utf-8"?>
-<ds:datastoreItem xmlns:ds="http://schemas.openxmlformats.org/officeDocument/2006/customXml" ds:itemID="{556DF14C-6DB5-4D58-8D48-21F1529EAFDF}">
+<ds:datastoreItem xmlns:ds="http://schemas.openxmlformats.org/officeDocument/2006/customXml" ds:itemID="{55A8E7D2-C4E0-4CAB-ACD8-BC3C4AF4033E}">
   <ds:schemaRefs>
     <ds:schemaRef ds:uri="http://schemas.openxmlformats.org/officeDocument/2006/bibliography"/>
   </ds:schemaRefs>

--- a/La memoria del Proyecto Intermodular_GeorgiiSytnik.docx
+++ b/La memoria del Proyecto Intermodular_GeorgiiSytnik.docx
@@ -1,23 +1,27 @@
 
 <file path=word/document.xml><?xml version="1.0" encoding="utf-8"?>
-<w:document xmlns:wpc="http://schemas.microsoft.com/office/word/2010/wordprocessingCanvas" xmlns:cx="http://schemas.microsoft.com/office/drawing/2014/chartex" xmlns:cx1="http://schemas.microsoft.com/office/drawing/2015/9/8/chartex" xmlns:cx2="http://schemas.microsoft.com/office/drawing/2015/10/21/chartex" xmlns:cx3="http://schemas.microsoft.com/office/drawing/2016/5/9/chartex" xmlns:cx4="http://schemas.microsoft.com/office/drawing/2016/5/10/chartex" xmlns:cx5="http://schemas.microsoft.com/office/drawing/2016/5/11/chartex" xmlns:cx6="http://schemas.microsoft.com/office/drawing/2016/5/12/chartex" xmlns:cx7="http://schemas.microsoft.com/office/drawing/2016/5/13/chartex" xmlns:cx8="http://schemas.microsoft.com/office/drawing/2016/5/14/chartex" xmlns:mc="http://schemas.openxmlformats.org/markup-compatibility/2006" xmlns:aink="http://schemas.microsoft.com/office/drawing/2016/ink" xmlns:am3d="http://schemas.microsoft.com/office/drawing/2017/model3d" xmlns:o="urn:schemas-microsoft-com:office:office" xmlns:r="http://schemas.openxmlformats.org/officeDocument/2006/relationships" xmlns:m="http://schemas.openxmlformats.org/officeDocument/2006/math" xmlns:v="urn:schemas-microsoft-com:vml" xmlns:wp14="http://schemas.microsoft.com/office/word/2010/wordprocessingDrawing" xmlns:wp="http://schemas.openxmlformats.org/drawingml/2006/wordprocessingDrawing" xmlns:w10="urn:schemas-microsoft-com:office:word" xmlns:w="http://schemas.openxmlformats.org/wordprocessingml/2006/main" xmlns:w14="http://schemas.microsoft.com/office/word/2010/wordml" xmlns:w15="http://schemas.microsoft.com/office/word/2012/wordml" xmlns:w16cid="http://schemas.microsoft.com/office/word/2016/wordml/cid" xmlns:w16se="http://schemas.microsoft.com/office/word/2015/wordml/symex" xmlns:wpg="http://schemas.microsoft.com/office/word/2010/wordprocessingGroup" xmlns:wpi="http://schemas.microsoft.com/office/word/2010/wordprocessingInk" xmlns:wne="http://schemas.microsoft.com/office/word/2006/wordml" xmlns:wps="http://schemas.microsoft.com/office/word/2010/wordprocessingShape" mc:Ignorable="w14 w15 w16se w16cid wp14">
+<w:document xmlns:wpc="http://schemas.microsoft.com/office/word/2010/wordprocessingCanvas" xmlns:cx="http://schemas.microsoft.com/office/drawing/2014/chartex" xmlns:cx1="http://schemas.microsoft.com/office/drawing/2015/9/8/chartex" xmlns:cx2="http://schemas.microsoft.com/office/drawing/2015/10/21/chartex" xmlns:cx3="http://schemas.microsoft.com/office/drawing/2016/5/9/chartex" xmlns:cx4="http://schemas.microsoft.com/office/drawing/2016/5/10/chartex" xmlns:cx5="http://schemas.microsoft.com/office/drawing/2016/5/11/chartex" xmlns:cx6="http://schemas.microsoft.com/office/drawing/2016/5/12/chartex" xmlns:cx7="http://schemas.microsoft.com/office/drawing/2016/5/13/chartex" xmlns:cx8="http://schemas.microsoft.com/office/drawing/2016/5/14/chartex" xmlns:mc="http://schemas.openxmlformats.org/markup-compatibility/2006" xmlns:aink="http://schemas.microsoft.com/office/drawing/2016/ink" xmlns:am3d="http://schemas.microsoft.com/office/drawing/2017/model3d" xmlns:o="urn:schemas-microsoft-com:office:office" xmlns:r="http://schemas.openxmlformats.org/officeDocument/2006/relationships" xmlns:m="http://schemas.openxmlformats.org/officeDocument/2006/math" xmlns:v="urn:schemas-microsoft-com:vml" xmlns:wp14="http://schemas.microsoft.com/office/word/2010/wordprocessingDrawing" xmlns:wp="http://schemas.openxmlformats.org/drawingml/2006/wordprocessingDrawing" xmlns:w10="urn:schemas-microsoft-com:office:word" xmlns:w="http://schemas.openxmlformats.org/wordprocessingml/2006/main" xmlns:w14="http://schemas.microsoft.com/office/word/2010/wordml" xmlns:w15="http://schemas.microsoft.com/office/word/2012/wordml" xmlns:w16cid="http://schemas.microsoft.com/office/word/2016/wordml/cid" xmlns:w16se="http://schemas.microsoft.com/office/word/2015/wordml/symex" xmlns:wpg="http://schemas.microsoft.com/office/word/2010/wordprocessingGroup" xmlns:wpi="http://schemas.microsoft.com/office/word/2010/wordprocessingInk" xmlns:wne="http://schemas.microsoft.com/office/word/2006/wordml" xmlns:wps="http://schemas.microsoft.com/office/word/2010/wordprocessingShape" xmlns:a="http://schemas.openxmlformats.org/drawingml/2006/main" xmlns:a14="http://schemas.microsoft.com/office/drawing/2010/main" xmlns:pic="http://schemas.openxmlformats.org/drawingml/2006/picture" mc:Ignorable="w14 w15 w16se w16cid wp14">
   <w:body>
     <w:sdt>
       <w:sdtPr>
-        <w:rPr>
-          <w:rFonts w:eastAsiaTheme="minorHAnsi"/>
-          <w:sz w:val="2"/>
-          <w:lang w:eastAsia="en-US"/>
-        </w:rPr>
         <w:id w:val="-1552140010"/>
         <w:docPartObj>
           <w:docPartGallery w:val="Cover Pages"/>
           <w:docPartUnique/>
         </w:docPartObj>
+        <w:rPr>
+          <w:rFonts w:eastAsia="Calibri" w:eastAsiaTheme="minorAscii"/>
+          <w:sz w:val="2"/>
+          <w:szCs w:val="2"/>
+          <w:lang w:eastAsia="en-US"/>
+        </w:rPr>
       </w:sdtPr>
       <w:sdtEndPr>
         <w:rPr>
-          <w:sz w:val="24"/>
+          <w:rFonts w:eastAsia="Calibri" w:eastAsiaTheme="minorAscii"/>
+          <w:sz w:val="24"/>
+          <w:szCs w:val="24"/>
+          <w:lang w:eastAsia="en-US"/>
         </w:rPr>
       </w:sdtEndPr>
       <w:sdtContent>
@@ -87,7 +91,7 @@
                               <w:sdt>
                                 <w:sdtPr>
                                   <w:rPr>
-                                    <w:rFonts w:asciiTheme="majorHAnsi" w:eastAsiaTheme="majorEastAsia" w:hAnsiTheme="majorHAnsi" w:cstheme="majorBidi"/>
+                                    <w:rFonts w:asciiTheme="majorHAnsi" w:hAnsiTheme="majorHAnsi" w:eastAsiaTheme="majorEastAsia" w:cstheme="majorBidi"/>
                                     <w:caps/>
                                     <w:color w:val="4472C4" w:themeColor="accent1"/>
                                     <w:sz w:val="72"/>
@@ -106,7 +110,7 @@
                                       <w:pStyle w:val="Sinespaciado"/>
                                       <w:jc w:val="center"/>
                                       <w:rPr>
-                                        <w:rFonts w:asciiTheme="majorHAnsi" w:eastAsiaTheme="majorEastAsia" w:hAnsiTheme="majorHAnsi" w:cstheme="majorBidi"/>
+                                        <w:rFonts w:asciiTheme="majorHAnsi" w:hAnsiTheme="majorHAnsi" w:eastAsiaTheme="majorEastAsia" w:cstheme="majorBidi"/>
                                         <w:caps/>
                                         <w:color w:val="8496B0" w:themeColor="text2" w:themeTint="99"/>
                                         <w:sz w:val="68"/>
@@ -115,7 +119,7 @@
                                     </w:pPr>
                                     <w:r>
                                       <w:rPr>
-                                        <w:rFonts w:asciiTheme="majorHAnsi" w:eastAsiaTheme="majorEastAsia" w:hAnsiTheme="majorHAnsi" w:cstheme="majorBidi"/>
+                                        <w:rFonts w:asciiTheme="majorHAnsi" w:hAnsiTheme="majorHAnsi" w:eastAsiaTheme="majorEastAsia" w:cstheme="majorBidi"/>
                                         <w:caps/>
                                         <w:color w:val="4472C4" w:themeColor="accent1"/>
                                         <w:sz w:val="72"/>
@@ -125,7 +129,7 @@
                                     </w:r>
                                     <w:r>
                                       <w:rPr>
-                                        <w:rFonts w:asciiTheme="majorHAnsi" w:eastAsiaTheme="majorEastAsia" w:hAnsiTheme="majorHAnsi" w:cstheme="majorBidi"/>
+                                        <w:rFonts w:asciiTheme="majorHAnsi" w:hAnsiTheme="majorHAnsi" w:eastAsiaTheme="majorEastAsia" w:cstheme="majorBidi"/>
                                         <w:caps/>
                                         <w:color w:val="4472C4" w:themeColor="accent1"/>
                                         <w:sz w:val="72"/>
@@ -135,7 +139,7 @@
                                     </w:r>
                                     <w:r>
                                       <w:rPr>
-                                        <w:rFonts w:asciiTheme="majorHAnsi" w:eastAsiaTheme="majorEastAsia" w:hAnsiTheme="majorHAnsi" w:cstheme="majorBidi"/>
+                                        <w:rFonts w:asciiTheme="majorHAnsi" w:hAnsiTheme="majorHAnsi" w:eastAsiaTheme="majorEastAsia" w:cstheme="majorBidi"/>
                                         <w:caps/>
                                         <w:color w:val="4472C4" w:themeColor="accent1"/>
                                         <w:sz w:val="72"/>
@@ -205,17 +209,17 @@
               </mc:Choice>
               <mc:Fallback>
                 <w:pict>
-                  <v:shapetype w14:anchorId="3BCC9463" id="_x0000_t202" coordsize="21600,21600" o:spt="202" path="m,l,21600r21600,l21600,xe">
+                  <v:shapetype id="_x0000_t202" coordsize="21600,21600" o:spt="202" path="m,l,21600r21600,l21600,xe" w14:anchorId="3BCC9463">
                     <v:stroke joinstyle="miter"/>
                     <v:path gradientshapeok="t" o:connecttype="rect"/>
                   </v:shapetype>
-                  <v:shape id="Cuadro de texto 62" o:spid="_x0000_s1026" type="#_x0000_t202" style="position:absolute;left:0;text-align:left;margin-left:0;margin-top:0;width:468pt;height:1in;z-index:251661312;visibility:visible;mso-wrap-style:square;mso-width-percent:765;mso-wrap-distance-left:9pt;mso-wrap-distance-top:0;mso-wrap-distance-right:9pt;mso-wrap-distance-bottom:0;mso-position-horizontal:center;mso-position-horizontal-relative:page;mso-position-vertical:top;mso-position-vertical-relative:margin;mso-width-percent:765;mso-width-relative:page;v-text-anchor:top" o:gfxdata="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" filled="f" stroked="f" strokeweight=".5pt">
+                  <v:shape id="Cuadro de texto 62" style="position:absolute;left:0;text-align:left;margin-left:0;margin-top:0;width:468pt;height:1in;z-index:251661312;visibility:visible;mso-wrap-style:square;mso-width-percent:765;mso-wrap-distance-left:9pt;mso-wrap-distance-top:0;mso-wrap-distance-right:9pt;mso-wrap-distance-bottom:0;mso-position-horizontal:center;mso-position-horizontal-relative:page;mso-position-vertical:top;mso-position-vertical-relative:margin;mso-width-percent:765;mso-width-relative:page;v-text-anchor:top" o:spid="_x0000_s1026" filled="f" stroked="f" strokeweight=".5pt" type="#_x0000_t202" o:gfxdata="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">
                     <v:textbox style="mso-fit-shape-to-text:t">
                       <w:txbxContent>
                         <w:sdt>
                           <w:sdtPr>
                             <w:rPr>
-                              <w:rFonts w:asciiTheme="majorHAnsi" w:eastAsiaTheme="majorEastAsia" w:hAnsiTheme="majorHAnsi" w:cstheme="majorBidi"/>
+                              <w:rFonts w:asciiTheme="majorHAnsi" w:hAnsiTheme="majorHAnsi" w:eastAsiaTheme="majorEastAsia" w:cstheme="majorBidi"/>
                               <w:caps/>
                               <w:color w:val="4472C4" w:themeColor="accent1"/>
                               <w:sz w:val="72"/>
@@ -234,7 +238,7 @@
                                 <w:pStyle w:val="Sinespaciado"/>
                                 <w:jc w:val="center"/>
                                 <w:rPr>
-                                  <w:rFonts w:asciiTheme="majorHAnsi" w:eastAsiaTheme="majorEastAsia" w:hAnsiTheme="majorHAnsi" w:cstheme="majorBidi"/>
+                                  <w:rFonts w:asciiTheme="majorHAnsi" w:hAnsiTheme="majorHAnsi" w:eastAsiaTheme="majorEastAsia" w:cstheme="majorBidi"/>
                                   <w:caps/>
                                   <w:color w:val="8496B0" w:themeColor="text2" w:themeTint="99"/>
                                   <w:sz w:val="68"/>
@@ -243,7 +247,7 @@
                               </w:pPr>
                               <w:r>
                                 <w:rPr>
-                                  <w:rFonts w:asciiTheme="majorHAnsi" w:eastAsiaTheme="majorEastAsia" w:hAnsiTheme="majorHAnsi" w:cstheme="majorBidi"/>
+                                  <w:rFonts w:asciiTheme="majorHAnsi" w:hAnsiTheme="majorHAnsi" w:eastAsiaTheme="majorEastAsia" w:cstheme="majorBidi"/>
                                   <w:caps/>
                                   <w:color w:val="4472C4" w:themeColor="accent1"/>
                                   <w:sz w:val="72"/>
@@ -253,7 +257,7 @@
                               </w:r>
                               <w:r>
                                 <w:rPr>
-                                  <w:rFonts w:asciiTheme="majorHAnsi" w:eastAsiaTheme="majorEastAsia" w:hAnsiTheme="majorHAnsi" w:cstheme="majorBidi"/>
+                                  <w:rFonts w:asciiTheme="majorHAnsi" w:hAnsiTheme="majorHAnsi" w:eastAsiaTheme="majorEastAsia" w:cstheme="majorBidi"/>
                                   <w:caps/>
                                   <w:color w:val="4472C4" w:themeColor="accent1"/>
                                   <w:sz w:val="72"/>
@@ -263,7 +267,7 @@
                               </w:r>
                               <w:r>
                                 <w:rPr>
-                                  <w:rFonts w:asciiTheme="majorHAnsi" w:eastAsiaTheme="majorEastAsia" w:hAnsiTheme="majorHAnsi" w:cstheme="majorBidi"/>
+                                  <w:rFonts w:asciiTheme="majorHAnsi" w:hAnsiTheme="majorHAnsi" w:eastAsiaTheme="majorEastAsia" w:cstheme="majorBidi"/>
                                   <w:caps/>
                                   <w:color w:val="4472C4" w:themeColor="accent1"/>
                                   <w:sz w:val="72"/>
@@ -834,21 +838,21 @@
               </mc:Choice>
               <mc:Fallback>
                 <w:pict>
-                  <v:group w14:anchorId="3000C329" id="Grupo 2" o:spid="_x0000_s1026" style="position:absolute;margin-left:0;margin-top:0;width:432.65pt;height:448.55pt;z-index:-251656192;mso-width-percent:706;mso-height-percent:566;mso-left-percent:220;mso-top-percent:300;mso-position-horizontal-relative:page;mso-position-vertical-relative:page;mso-width-percent:706;mso-height-percent:566;mso-left-percent:220;mso-top-percent:300" coordsize="43291,44910" o:gfxdata="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">
+                  <v:group id="Grupo 2" style="position:absolute;margin-left:0;margin-top:0;width:432.65pt;height:448.55pt;z-index:-251656192;mso-width-percent:706;mso-height-percent:566;mso-left-percent:220;mso-top-percent:300;mso-position-horizontal-relative:page;mso-position-vertical-relative:page;mso-width-percent:706;mso-height-percent:566;mso-left-percent:220;mso-top-percent:300" coordsize="43291,44910" o:spid="_x0000_s1026" w14:anchorId="3000C329" o:gfxdata="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">
                     <o:lock v:ext="edit" aspectratio="t"/>
-                    <v:shape id="Forma libre 64" o:spid="_x0000_s1027" style="position:absolute;left:15017;width:28274;height:28352;visibility:visible;mso-wrap-style:square;v-text-anchor:top" coordsize="1781,1786" o:gfxdata="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" path="m4,1786l,1782,1776,r5,5l4,1786xe" filled="f" stroked="f">
+                    <v:shape id="Forma libre 64" style="position:absolute;left:15017;width:28274;height:28352;visibility:visible;mso-wrap-style:square;v-text-anchor:top" coordsize="1781,1786" o:spid="_x0000_s1027" filled="f" stroked="f" path="m4,1786l,1782,1776,r5,5l4,1786xe" o:gfxdata="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">
                       <v:path arrowok="t" o:connecttype="custom" o:connectlocs="6350,2835275;0,2828925;2819400,0;2827338,7938;6350,2835275" o:connectangles="0,0,0,0,0"/>
                     </v:shape>
-                    <v:shape id="Forma libre 65" o:spid="_x0000_s1028" style="position:absolute;left:7826;top:2270;width:35465;height:35464;visibility:visible;mso-wrap-style:square;v-text-anchor:top" coordsize="2234,2234" o:gfxdata="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" path="m5,2234l,2229,2229,r5,5l5,2234xe" filled="f" stroked="f">
+                    <v:shape id="Forma libre 65" style="position:absolute;left:7826;top:2270;width:35465;height:35464;visibility:visible;mso-wrap-style:square;v-text-anchor:top" coordsize="2234,2234" o:spid="_x0000_s1028" filled="f" stroked="f" path="m5,2234l,2229,2229,r5,5l5,2234xe" o:gfxdata="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">
                       <v:path arrowok="t" o:connecttype="custom" o:connectlocs="7938,3546475;0,3538538;3538538,0;3546475,7938;7938,3546475" o:connectangles="0,0,0,0,0"/>
                     </v:shape>
-                    <v:shape id="Forma libre 66" o:spid="_x0000_s1029" style="position:absolute;left:8413;top:1095;width:34878;height:34877;visibility:visible;mso-wrap-style:square;v-text-anchor:top" coordsize="2197,2197" o:gfxdata="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" path="m9,2197l,2193,2188,r9,10l9,2197xe" filled="f" stroked="f">
+                    <v:shape id="Forma libre 66" style="position:absolute;left:8413;top:1095;width:34878;height:34877;visibility:visible;mso-wrap-style:square;v-text-anchor:top" coordsize="2197,2197" o:spid="_x0000_s1029" filled="f" stroked="f" path="m9,2197l,2193,2188,r9,10l9,2197xe" o:gfxdata="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">
                       <v:path arrowok="t" o:connecttype="custom" o:connectlocs="14288,3487738;0,3481388;3473450,0;3487738,15875;14288,3487738" o:connectangles="0,0,0,0,0"/>
                     </v:shape>
-                    <v:shape id="Forma libre 67" o:spid="_x0000_s1030" style="position:absolute;left:12160;top:4984;width:31131;height:31211;visibility:visible;mso-wrap-style:square;v-text-anchor:top" coordsize="1961,1966" o:gfxdata="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" path="m9,1966l,1957,1952,r9,9l9,1966xe" filled="f" stroked="f">
+                    <v:shape id="Forma libre 67" style="position:absolute;left:12160;top:4984;width:31131;height:31211;visibility:visible;mso-wrap-style:square;v-text-anchor:top" coordsize="1961,1966" o:spid="_x0000_s1030" filled="f" stroked="f" path="m9,1966l,1957,1952,r9,9l9,1966xe" o:gfxdata="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">
                       <v:path arrowok="t" o:connecttype="custom" o:connectlocs="14288,3121025;0,3106738;3098800,0;3113088,14288;14288,3121025" o:connectangles="0,0,0,0,0"/>
                     </v:shape>
-                    <v:shape id="Forma libre 68" o:spid="_x0000_s1031" style="position:absolute;top:1539;width:43291;height:43371;visibility:visible;mso-wrap-style:square;v-text-anchor:top" coordsize="2727,2732" o:gfxdata="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" path="m,2732r,-4l2722,r5,5l,2732xe" filled="f" stroked="f">
+                    <v:shape id="Forma libre 68" style="position:absolute;top:1539;width:43291;height:43371;visibility:visible;mso-wrap-style:square;v-text-anchor:top" coordsize="2727,2732" o:spid="_x0000_s1031" filled="f" stroked="f" path="m,2732r,-4l2722,r5,5l,2732xe" o:gfxdata="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">
                       <v:path arrowok="t" o:connecttype="custom" o:connectlocs="0,4337050;0,4330700;4321175,0;4329113,7938;0,4337050" o:connectangles="0,0,0,0,0"/>
                     </v:shape>
                     <w10:wrap anchorx="page" anchory="page"/>
@@ -1005,7 +1009,7 @@
               </mc:Choice>
               <mc:Fallback>
                 <w:pict>
-                  <v:shape w14:anchorId="51FD71DE" id="Cuadro de texto 69" o:spid="_x0000_s1027" type="#_x0000_t202" style="position:absolute;left:0;text-align:left;margin-left:0;margin-top:0;width:468pt;height:29.5pt;z-index:251659264;visibility:visible;mso-wrap-style:square;mso-width-percent:765;mso-height-percent:0;mso-wrap-distance-left:9pt;mso-wrap-distance-top:0;mso-wrap-distance-right:9pt;mso-wrap-distance-bottom:0;mso-position-horizontal:center;mso-position-horizontal-relative:page;mso-position-vertical:bottom;mso-position-vertical-relative:margin;mso-width-percent:765;mso-height-percent:0;mso-width-relative:page;mso-height-relative:margin;v-text-anchor:bottom" o:gfxdata="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" filled="f" stroked="f" strokeweight=".5pt">
+                  <v:shape id="Cuadro de texto 69" style="position:absolute;left:0;text-align:left;margin-left:0;margin-top:0;width:468pt;height:29.5pt;z-index:251659264;visibility:visible;mso-wrap-style:square;mso-width-percent:765;mso-height-percent:0;mso-wrap-distance-left:9pt;mso-wrap-distance-top:0;mso-wrap-distance-right:9pt;mso-wrap-distance-bottom:0;mso-position-horizontal:center;mso-position-horizontal-relative:page;mso-position-vertical:bottom;mso-position-vertical-relative:margin;mso-width-percent:765;mso-height-percent:0;mso-width-relative:page;mso-height-relative:margin;v-text-anchor:bottom" o:spid="_x0000_s1027" filled="f" stroked="f" strokeweight=".5pt" type="#_x0000_t202" o:gfxdata="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" w14:anchorId="51FD71DE">
                     <v:textbox style="mso-fit-shape-to-text:t" inset="0,0,0,0">
                       <w:txbxContent>
                         <w:p>
@@ -1096,25 +1100,7957 @@
         </w:p>
       </w:sdtContent>
     </w:sdt>
-    <w:p>
-      <w:r>
-        <w:lastRenderedPageBreak/>
+    <w:sdt>
+      <w:sdtPr>
+        <w:id w:val="1225335050"/>
+        <w:docPartObj>
+          <w:docPartGallery w:val="Table of Contents"/>
+          <w:docPartUnique/>
+        </w:docPartObj>
+      </w:sdtPr>
+      <w:sdtContent>
+        <w:p>
+          <w:pPr>
+            <w:pStyle w:val="TOC2"/>
+            <w:tabs>
+              <w:tab w:val="right" w:leader="dot" w:pos="8490"/>
+            </w:tabs>
+            <w:bidi w:val="0"/>
+            <w:rPr>
+              <w:rStyle w:val="Hyperlink"/>
+            </w:rPr>
+          </w:pPr>
+          <w:r>
+            <w:fldChar w:fldCharType="begin"/>
+          </w:r>
+          <w:r>
+            <w:instrText xml:space="preserve">TOC \o "1-3" \z \u \h</w:instrText>
+          </w:r>
+          <w:r>
+            <w:fldChar w:fldCharType="separate"/>
+          </w:r>
+          <w:hyperlink w:anchor="_Toc1703307751">
+            <w:r>
+              <w:rPr>
+                <w:rStyle w:val="Hyperlink"/>
+              </w:rPr>
+              <w:t>1. Introducción</w:t>
+            </w:r>
+            <w:r>
+              <w:tab/>
+            </w:r>
+            <w:r>
+              <w:fldChar w:fldCharType="begin"/>
+            </w:r>
+            <w:r>
+              <w:instrText xml:space="preserve">PAGEREF _Toc1703307751 \h</w:instrText>
+            </w:r>
+            <w:r>
+              <w:fldChar w:fldCharType="separate"/>
+            </w:r>
+            <w:r>
+              <w:rPr>
+                <w:rStyle w:val="Hyperlink"/>
+              </w:rPr>
+              <w:t>2</w:t>
+            </w:r>
+            <w:r>
+              <w:fldChar w:fldCharType="end"/>
+            </w:r>
+          </w:hyperlink>
+        </w:p>
+        <w:p>
+          <w:pPr>
+            <w:pStyle w:val="TOC2"/>
+            <w:tabs>
+              <w:tab w:val="right" w:leader="dot" w:pos="8490"/>
+            </w:tabs>
+            <w:bidi w:val="0"/>
+            <w:rPr>
+              <w:rStyle w:val="Hyperlink"/>
+            </w:rPr>
+          </w:pPr>
+          <w:hyperlink w:anchor="_Toc2076245912">
+            <w:r>
+              <w:rPr>
+                <w:rStyle w:val="Hyperlink"/>
+              </w:rPr>
+              <w:t>2. Justificación del proyecto</w:t>
+            </w:r>
+            <w:r>
+              <w:tab/>
+            </w:r>
+            <w:r>
+              <w:fldChar w:fldCharType="begin"/>
+            </w:r>
+            <w:r>
+              <w:instrText xml:space="preserve">PAGEREF _Toc2076245912 \h</w:instrText>
+            </w:r>
+            <w:r>
+              <w:fldChar w:fldCharType="separate"/>
+            </w:r>
+            <w:r>
+              <w:rPr>
+                <w:rStyle w:val="Hyperlink"/>
+              </w:rPr>
+              <w:t>3</w:t>
+            </w:r>
+            <w:r>
+              <w:fldChar w:fldCharType="end"/>
+            </w:r>
+          </w:hyperlink>
+        </w:p>
+        <w:p>
+          <w:pPr>
+            <w:pStyle w:val="TOC2"/>
+            <w:tabs>
+              <w:tab w:val="right" w:leader="dot" w:pos="8490"/>
+            </w:tabs>
+            <w:bidi w:val="0"/>
+            <w:rPr>
+              <w:rStyle w:val="Hyperlink"/>
+            </w:rPr>
+          </w:pPr>
+          <w:hyperlink w:anchor="_Toc443067143">
+            <w:r>
+              <w:rPr>
+                <w:rStyle w:val="Hyperlink"/>
+              </w:rPr>
+              <w:t>3. Objetivos</w:t>
+            </w:r>
+            <w:r>
+              <w:tab/>
+            </w:r>
+            <w:r>
+              <w:fldChar w:fldCharType="begin"/>
+            </w:r>
+            <w:r>
+              <w:instrText xml:space="preserve">PAGEREF _Toc443067143 \h</w:instrText>
+            </w:r>
+            <w:r>
+              <w:fldChar w:fldCharType="separate"/>
+            </w:r>
+            <w:r>
+              <w:rPr>
+                <w:rStyle w:val="Hyperlink"/>
+              </w:rPr>
+              <w:t>4</w:t>
+            </w:r>
+            <w:r>
+              <w:fldChar w:fldCharType="end"/>
+            </w:r>
+          </w:hyperlink>
+        </w:p>
+        <w:p>
+          <w:pPr>
+            <w:pStyle w:val="TOC3"/>
+            <w:tabs>
+              <w:tab w:val="right" w:leader="dot" w:pos="8490"/>
+            </w:tabs>
+            <w:bidi w:val="0"/>
+            <w:rPr>
+              <w:rStyle w:val="Hyperlink"/>
+            </w:rPr>
+          </w:pPr>
+          <w:hyperlink w:anchor="_Toc1895366023">
+            <w:r>
+              <w:rPr>
+                <w:rStyle w:val="Hyperlink"/>
+              </w:rPr>
+              <w:t>3.1 Objetivo general</w:t>
+            </w:r>
+            <w:r>
+              <w:tab/>
+            </w:r>
+            <w:r>
+              <w:fldChar w:fldCharType="begin"/>
+            </w:r>
+            <w:r>
+              <w:instrText xml:space="preserve">PAGEREF _Toc1895366023 \h</w:instrText>
+            </w:r>
+            <w:r>
+              <w:fldChar w:fldCharType="separate"/>
+            </w:r>
+            <w:r>
+              <w:rPr>
+                <w:rStyle w:val="Hyperlink"/>
+              </w:rPr>
+              <w:t>5</w:t>
+            </w:r>
+            <w:r>
+              <w:fldChar w:fldCharType="end"/>
+            </w:r>
+          </w:hyperlink>
+        </w:p>
+        <w:p>
+          <w:pPr>
+            <w:pStyle w:val="TOC3"/>
+            <w:tabs>
+              <w:tab w:val="right" w:leader="dot" w:pos="8490"/>
+            </w:tabs>
+            <w:bidi w:val="0"/>
+            <w:rPr>
+              <w:rStyle w:val="Hyperlink"/>
+            </w:rPr>
+          </w:pPr>
+          <w:hyperlink w:anchor="_Toc563197042">
+            <w:r>
+              <w:rPr>
+                <w:rStyle w:val="Hyperlink"/>
+              </w:rPr>
+              <w:t>3.2 Objetivos específicos</w:t>
+            </w:r>
+            <w:r>
+              <w:tab/>
+            </w:r>
+            <w:r>
+              <w:fldChar w:fldCharType="begin"/>
+            </w:r>
+            <w:r>
+              <w:instrText xml:space="preserve">PAGEREF _Toc563197042 \h</w:instrText>
+            </w:r>
+            <w:r>
+              <w:fldChar w:fldCharType="separate"/>
+            </w:r>
+            <w:r>
+              <w:rPr>
+                <w:rStyle w:val="Hyperlink"/>
+              </w:rPr>
+              <w:t>5</w:t>
+            </w:r>
+            <w:r>
+              <w:fldChar w:fldCharType="end"/>
+            </w:r>
+          </w:hyperlink>
+        </w:p>
+        <w:p>
+          <w:pPr>
+            <w:pStyle w:val="TOC2"/>
+            <w:tabs>
+              <w:tab w:val="right" w:leader="dot" w:pos="8490"/>
+            </w:tabs>
+            <w:bidi w:val="0"/>
+            <w:rPr>
+              <w:rStyle w:val="Hyperlink"/>
+            </w:rPr>
+          </w:pPr>
+          <w:hyperlink w:anchor="_Toc1524020162">
+            <w:r>
+              <w:rPr>
+                <w:rStyle w:val="Hyperlink"/>
+              </w:rPr>
+              <w:t>4. Análisis de necesidades</w:t>
+            </w:r>
+            <w:r>
+              <w:tab/>
+            </w:r>
+            <w:r>
+              <w:fldChar w:fldCharType="begin"/>
+            </w:r>
+            <w:r>
+              <w:instrText xml:space="preserve">PAGEREF _Toc1524020162 \h</w:instrText>
+            </w:r>
+            <w:r>
+              <w:fldChar w:fldCharType="separate"/>
+            </w:r>
+            <w:r>
+              <w:rPr>
+                <w:rStyle w:val="Hyperlink"/>
+              </w:rPr>
+              <w:t>5</w:t>
+            </w:r>
+            <w:r>
+              <w:fldChar w:fldCharType="end"/>
+            </w:r>
+          </w:hyperlink>
+        </w:p>
+        <w:p>
+          <w:pPr>
+            <w:pStyle w:val="TOC3"/>
+            <w:tabs>
+              <w:tab w:val="right" w:leader="dot" w:pos="8490"/>
+            </w:tabs>
+            <w:bidi w:val="0"/>
+            <w:rPr>
+              <w:rStyle w:val="Hyperlink"/>
+            </w:rPr>
+          </w:pPr>
+          <w:hyperlink w:anchor="_Toc109315947">
+            <w:r>
+              <w:rPr>
+                <w:rStyle w:val="Hyperlink"/>
+              </w:rPr>
+              <w:t>4.1 Problema detectado</w:t>
+            </w:r>
+            <w:r>
+              <w:tab/>
+            </w:r>
+            <w:r>
+              <w:fldChar w:fldCharType="begin"/>
+            </w:r>
+            <w:r>
+              <w:instrText xml:space="preserve">PAGEREF _Toc109315947 \h</w:instrText>
+            </w:r>
+            <w:r>
+              <w:fldChar w:fldCharType="separate"/>
+            </w:r>
+            <w:r>
+              <w:rPr>
+                <w:rStyle w:val="Hyperlink"/>
+              </w:rPr>
+              <w:t>6</w:t>
+            </w:r>
+            <w:r>
+              <w:fldChar w:fldCharType="end"/>
+            </w:r>
+          </w:hyperlink>
+        </w:p>
+        <w:p>
+          <w:pPr>
+            <w:pStyle w:val="TOC3"/>
+            <w:tabs>
+              <w:tab w:val="right" w:leader="dot" w:pos="8490"/>
+            </w:tabs>
+            <w:bidi w:val="0"/>
+            <w:rPr>
+              <w:rStyle w:val="Hyperlink"/>
+            </w:rPr>
+          </w:pPr>
+          <w:hyperlink w:anchor="_Toc1721563815">
+            <w:r>
+              <w:rPr>
+                <w:rStyle w:val="Hyperlink"/>
+              </w:rPr>
+              <w:t>4.2 Usuarios de la aplicación</w:t>
+            </w:r>
+            <w:r>
+              <w:tab/>
+            </w:r>
+            <w:r>
+              <w:fldChar w:fldCharType="begin"/>
+            </w:r>
+            <w:r>
+              <w:instrText xml:space="preserve">PAGEREF _Toc1721563815 \h</w:instrText>
+            </w:r>
+            <w:r>
+              <w:fldChar w:fldCharType="separate"/>
+            </w:r>
+            <w:r>
+              <w:rPr>
+                <w:rStyle w:val="Hyperlink"/>
+              </w:rPr>
+              <w:t>6</w:t>
+            </w:r>
+            <w:r>
+              <w:fldChar w:fldCharType="end"/>
+            </w:r>
+          </w:hyperlink>
+        </w:p>
+        <w:p>
+          <w:pPr>
+            <w:pStyle w:val="TOC3"/>
+            <w:tabs>
+              <w:tab w:val="right" w:leader="dot" w:pos="8490"/>
+            </w:tabs>
+            <w:bidi w:val="0"/>
+            <w:rPr>
+              <w:rStyle w:val="Hyperlink"/>
+            </w:rPr>
+          </w:pPr>
+          <w:hyperlink w:anchor="_Toc4400519">
+            <w:r>
+              <w:rPr>
+                <w:rStyle w:val="Hyperlink"/>
+              </w:rPr>
+              <w:t>4.3 Alcance del proyecto</w:t>
+            </w:r>
+            <w:r>
+              <w:tab/>
+            </w:r>
+            <w:r>
+              <w:fldChar w:fldCharType="begin"/>
+            </w:r>
+            <w:r>
+              <w:instrText xml:space="preserve">PAGEREF _Toc4400519 \h</w:instrText>
+            </w:r>
+            <w:r>
+              <w:fldChar w:fldCharType="separate"/>
+            </w:r>
+            <w:r>
+              <w:rPr>
+                <w:rStyle w:val="Hyperlink"/>
+              </w:rPr>
+              <w:t>6</w:t>
+            </w:r>
+            <w:r>
+              <w:fldChar w:fldCharType="end"/>
+            </w:r>
+          </w:hyperlink>
+        </w:p>
+        <w:p>
+          <w:pPr>
+            <w:pStyle w:val="TOC3"/>
+            <w:tabs>
+              <w:tab w:val="right" w:leader="dot" w:pos="8490"/>
+            </w:tabs>
+            <w:bidi w:val="0"/>
+            <w:rPr>
+              <w:rStyle w:val="Hyperlink"/>
+            </w:rPr>
+          </w:pPr>
+          <w:hyperlink w:anchor="_Toc586110332">
+            <w:r>
+              <w:rPr>
+                <w:rStyle w:val="Hyperlink"/>
+              </w:rPr>
+              <w:t>4.4 Limitaciones actuales</w:t>
+            </w:r>
+            <w:r>
+              <w:tab/>
+            </w:r>
+            <w:r>
+              <w:fldChar w:fldCharType="begin"/>
+            </w:r>
+            <w:r>
+              <w:instrText xml:space="preserve">PAGEREF _Toc586110332 \h</w:instrText>
+            </w:r>
+            <w:r>
+              <w:fldChar w:fldCharType="separate"/>
+            </w:r>
+            <w:r>
+              <w:rPr>
+                <w:rStyle w:val="Hyperlink"/>
+              </w:rPr>
+              <w:t>6</w:t>
+            </w:r>
+            <w:r>
+              <w:fldChar w:fldCharType="end"/>
+            </w:r>
+          </w:hyperlink>
+        </w:p>
+        <w:p>
+          <w:pPr>
+            <w:pStyle w:val="TOC2"/>
+            <w:tabs>
+              <w:tab w:val="right" w:leader="dot" w:pos="8490"/>
+            </w:tabs>
+            <w:bidi w:val="0"/>
+            <w:rPr>
+              <w:rStyle w:val="Hyperlink"/>
+            </w:rPr>
+          </w:pPr>
+          <w:hyperlink w:anchor="_Toc792074642">
+            <w:r>
+              <w:rPr>
+                <w:rStyle w:val="Hyperlink"/>
+              </w:rPr>
+              <w:t>5. Requisitos del sistema</w:t>
+            </w:r>
+            <w:r>
+              <w:tab/>
+            </w:r>
+            <w:r>
+              <w:fldChar w:fldCharType="begin"/>
+            </w:r>
+            <w:r>
+              <w:instrText xml:space="preserve">PAGEREF _Toc792074642 \h</w:instrText>
+            </w:r>
+            <w:r>
+              <w:fldChar w:fldCharType="separate"/>
+            </w:r>
+            <w:r>
+              <w:rPr>
+                <w:rStyle w:val="Hyperlink"/>
+              </w:rPr>
+              <w:t>6</w:t>
+            </w:r>
+            <w:r>
+              <w:fldChar w:fldCharType="end"/>
+            </w:r>
+          </w:hyperlink>
+        </w:p>
+        <w:p>
+          <w:pPr>
+            <w:pStyle w:val="TOC3"/>
+            <w:tabs>
+              <w:tab w:val="right" w:leader="dot" w:pos="8490"/>
+            </w:tabs>
+            <w:bidi w:val="0"/>
+            <w:rPr>
+              <w:rStyle w:val="Hyperlink"/>
+            </w:rPr>
+          </w:pPr>
+          <w:hyperlink w:anchor="_Toc756158205">
+            <w:r>
+              <w:rPr>
+                <w:rStyle w:val="Hyperlink"/>
+              </w:rPr>
+              <w:t>5.1 Requisitos funcionales</w:t>
+            </w:r>
+            <w:r>
+              <w:tab/>
+            </w:r>
+            <w:r>
+              <w:fldChar w:fldCharType="begin"/>
+            </w:r>
+            <w:r>
+              <w:instrText xml:space="preserve">PAGEREF _Toc756158205 \h</w:instrText>
+            </w:r>
+            <w:r>
+              <w:fldChar w:fldCharType="separate"/>
+            </w:r>
+            <w:r>
+              <w:rPr>
+                <w:rStyle w:val="Hyperlink"/>
+              </w:rPr>
+              <w:t>6</w:t>
+            </w:r>
+            <w:r>
+              <w:fldChar w:fldCharType="end"/>
+            </w:r>
+          </w:hyperlink>
+        </w:p>
+        <w:p>
+          <w:pPr>
+            <w:pStyle w:val="TOC3"/>
+            <w:tabs>
+              <w:tab w:val="right" w:leader="dot" w:pos="8490"/>
+            </w:tabs>
+            <w:bidi w:val="0"/>
+            <w:rPr>
+              <w:rStyle w:val="Hyperlink"/>
+            </w:rPr>
+          </w:pPr>
+          <w:hyperlink w:anchor="_Toc1460040430">
+            <w:r>
+              <w:rPr>
+                <w:rStyle w:val="Hyperlink"/>
+              </w:rPr>
+              <w:t>5.2 Requisitos no funcionales</w:t>
+            </w:r>
+            <w:r>
+              <w:tab/>
+            </w:r>
+            <w:r>
+              <w:fldChar w:fldCharType="begin"/>
+            </w:r>
+            <w:r>
+              <w:instrText xml:space="preserve">PAGEREF _Toc1460040430 \h</w:instrText>
+            </w:r>
+            <w:r>
+              <w:fldChar w:fldCharType="separate"/>
+            </w:r>
+            <w:r>
+              <w:rPr>
+                <w:rStyle w:val="Hyperlink"/>
+              </w:rPr>
+              <w:t>7</w:t>
+            </w:r>
+            <w:r>
+              <w:fldChar w:fldCharType="end"/>
+            </w:r>
+          </w:hyperlink>
+        </w:p>
+        <w:p>
+          <w:pPr>
+            <w:pStyle w:val="TOC3"/>
+            <w:tabs>
+              <w:tab w:val="right" w:leader="dot" w:pos="8490"/>
+            </w:tabs>
+            <w:bidi w:val="0"/>
+            <w:rPr>
+              <w:rStyle w:val="Hyperlink"/>
+            </w:rPr>
+          </w:pPr>
+          <w:hyperlink w:anchor="_Toc106384750">
+            <w:r>
+              <w:rPr>
+                <w:rStyle w:val="Hyperlink"/>
+              </w:rPr>
+              <w:t>5.3 Requisitos de seguridad</w:t>
+            </w:r>
+            <w:r>
+              <w:tab/>
+            </w:r>
+            <w:r>
+              <w:fldChar w:fldCharType="begin"/>
+            </w:r>
+            <w:r>
+              <w:instrText xml:space="preserve">PAGEREF _Toc106384750 \h</w:instrText>
+            </w:r>
+            <w:r>
+              <w:fldChar w:fldCharType="separate"/>
+            </w:r>
+            <w:r>
+              <w:rPr>
+                <w:rStyle w:val="Hyperlink"/>
+              </w:rPr>
+              <w:t>7</w:t>
+            </w:r>
+            <w:r>
+              <w:fldChar w:fldCharType="end"/>
+            </w:r>
+          </w:hyperlink>
+        </w:p>
+        <w:p>
+          <w:pPr>
+            <w:pStyle w:val="TOC3"/>
+            <w:tabs>
+              <w:tab w:val="right" w:leader="dot" w:pos="8490"/>
+            </w:tabs>
+            <w:bidi w:val="0"/>
+            <w:rPr>
+              <w:rStyle w:val="Hyperlink"/>
+            </w:rPr>
+          </w:pPr>
+          <w:hyperlink w:anchor="_Toc1305510">
+            <w:r>
+              <w:rPr>
+                <w:rStyle w:val="Hyperlink"/>
+              </w:rPr>
+              <w:t>5.4 Requisitos de datos</w:t>
+            </w:r>
+            <w:r>
+              <w:tab/>
+            </w:r>
+            <w:r>
+              <w:fldChar w:fldCharType="begin"/>
+            </w:r>
+            <w:r>
+              <w:instrText xml:space="preserve">PAGEREF _Toc1305510 \h</w:instrText>
+            </w:r>
+            <w:r>
+              <w:fldChar w:fldCharType="separate"/>
+            </w:r>
+            <w:r>
+              <w:rPr>
+                <w:rStyle w:val="Hyperlink"/>
+              </w:rPr>
+              <w:t>7</w:t>
+            </w:r>
+            <w:r>
+              <w:fldChar w:fldCharType="end"/>
+            </w:r>
+          </w:hyperlink>
+        </w:p>
+        <w:p>
+          <w:pPr>
+            <w:pStyle w:val="TOC2"/>
+            <w:tabs>
+              <w:tab w:val="right" w:leader="dot" w:pos="8490"/>
+            </w:tabs>
+            <w:bidi w:val="0"/>
+            <w:rPr>
+              <w:rStyle w:val="Hyperlink"/>
+            </w:rPr>
+          </w:pPr>
+          <w:hyperlink w:anchor="_Toc261083719">
+            <w:r>
+              <w:rPr>
+                <w:rStyle w:val="Hyperlink"/>
+              </w:rPr>
+              <w:t>6. Tecnologías utilizadas</w:t>
+            </w:r>
+            <w:r>
+              <w:tab/>
+            </w:r>
+            <w:r>
+              <w:fldChar w:fldCharType="begin"/>
+            </w:r>
+            <w:r>
+              <w:instrText xml:space="preserve">PAGEREF _Toc261083719 \h</w:instrText>
+            </w:r>
+            <w:r>
+              <w:fldChar w:fldCharType="separate"/>
+            </w:r>
+            <w:r>
+              <w:rPr>
+                <w:rStyle w:val="Hyperlink"/>
+              </w:rPr>
+              <w:t>7</w:t>
+            </w:r>
+            <w:r>
+              <w:fldChar w:fldCharType="end"/>
+            </w:r>
+          </w:hyperlink>
+        </w:p>
+        <w:p>
+          <w:pPr>
+            <w:pStyle w:val="TOC2"/>
+            <w:tabs>
+              <w:tab w:val="right" w:leader="dot" w:pos="8490"/>
+            </w:tabs>
+            <w:bidi w:val="0"/>
+            <w:rPr>
+              <w:rStyle w:val="Hyperlink"/>
+            </w:rPr>
+          </w:pPr>
+          <w:hyperlink w:anchor="_Toc14822124">
+            <w:r>
+              <w:rPr>
+                <w:rStyle w:val="Hyperlink"/>
+              </w:rPr>
+              <w:t>7. Diseño de la solución</w:t>
+            </w:r>
+            <w:r>
+              <w:tab/>
+            </w:r>
+            <w:r>
+              <w:fldChar w:fldCharType="begin"/>
+            </w:r>
+            <w:r>
+              <w:instrText xml:space="preserve">PAGEREF _Toc14822124 \h</w:instrText>
+            </w:r>
+            <w:r>
+              <w:fldChar w:fldCharType="separate"/>
+            </w:r>
+            <w:r>
+              <w:rPr>
+                <w:rStyle w:val="Hyperlink"/>
+              </w:rPr>
+              <w:t>8</w:t>
+            </w:r>
+            <w:r>
+              <w:fldChar w:fldCharType="end"/>
+            </w:r>
+          </w:hyperlink>
+        </w:p>
+        <w:p>
+          <w:pPr>
+            <w:pStyle w:val="TOC3"/>
+            <w:tabs>
+              <w:tab w:val="right" w:leader="dot" w:pos="8490"/>
+            </w:tabs>
+            <w:bidi w:val="0"/>
+            <w:rPr>
+              <w:rStyle w:val="Hyperlink"/>
+            </w:rPr>
+          </w:pPr>
+          <w:hyperlink w:anchor="_Toc1383825617">
+            <w:r>
+              <w:rPr>
+                <w:rStyle w:val="Hyperlink"/>
+              </w:rPr>
+              <w:t>7.1 Arquitectura general</w:t>
+            </w:r>
+            <w:r>
+              <w:tab/>
+            </w:r>
+            <w:r>
+              <w:fldChar w:fldCharType="begin"/>
+            </w:r>
+            <w:r>
+              <w:instrText xml:space="preserve">PAGEREF _Toc1383825617 \h</w:instrText>
+            </w:r>
+            <w:r>
+              <w:fldChar w:fldCharType="separate"/>
+            </w:r>
+            <w:r>
+              <w:rPr>
+                <w:rStyle w:val="Hyperlink"/>
+              </w:rPr>
+              <w:t>8</w:t>
+            </w:r>
+            <w:r>
+              <w:fldChar w:fldCharType="end"/>
+            </w:r>
+          </w:hyperlink>
+        </w:p>
+        <w:p>
+          <w:pPr>
+            <w:pStyle w:val="TOC3"/>
+            <w:tabs>
+              <w:tab w:val="right" w:leader="dot" w:pos="8490"/>
+            </w:tabs>
+            <w:bidi w:val="0"/>
+            <w:rPr>
+              <w:rStyle w:val="Hyperlink"/>
+            </w:rPr>
+          </w:pPr>
+          <w:hyperlink w:anchor="_Toc676416401">
+            <w:r>
+              <w:rPr>
+                <w:rStyle w:val="Hyperlink"/>
+              </w:rPr>
+              <w:t>7.2 Modelo de datos</w:t>
+            </w:r>
+            <w:r>
+              <w:tab/>
+            </w:r>
+            <w:r>
+              <w:fldChar w:fldCharType="begin"/>
+            </w:r>
+            <w:r>
+              <w:instrText xml:space="preserve">PAGEREF _Toc676416401 \h</w:instrText>
+            </w:r>
+            <w:r>
+              <w:fldChar w:fldCharType="separate"/>
+            </w:r>
+            <w:r>
+              <w:rPr>
+                <w:rStyle w:val="Hyperlink"/>
+              </w:rPr>
+              <w:t>8</w:t>
+            </w:r>
+            <w:r>
+              <w:fldChar w:fldCharType="end"/>
+            </w:r>
+          </w:hyperlink>
+        </w:p>
+        <w:p>
+          <w:pPr>
+            <w:pStyle w:val="TOC3"/>
+            <w:tabs>
+              <w:tab w:val="right" w:leader="dot" w:pos="8490"/>
+            </w:tabs>
+            <w:bidi w:val="0"/>
+            <w:rPr>
+              <w:rStyle w:val="Hyperlink"/>
+            </w:rPr>
+          </w:pPr>
+          <w:hyperlink w:anchor="_Toc1819867725">
+            <w:r>
+              <w:rPr>
+                <w:rStyle w:val="Hyperlink"/>
+              </w:rPr>
+              <w:t>7.3 Diseño de la interfaz</w:t>
+            </w:r>
+            <w:r>
+              <w:tab/>
+            </w:r>
+            <w:r>
+              <w:fldChar w:fldCharType="begin"/>
+            </w:r>
+            <w:r>
+              <w:instrText xml:space="preserve">PAGEREF _Toc1819867725 \h</w:instrText>
+            </w:r>
+            <w:r>
+              <w:fldChar w:fldCharType="separate"/>
+            </w:r>
+            <w:r>
+              <w:rPr>
+                <w:rStyle w:val="Hyperlink"/>
+              </w:rPr>
+              <w:t>9</w:t>
+            </w:r>
+            <w:r>
+              <w:fldChar w:fldCharType="end"/>
+            </w:r>
+          </w:hyperlink>
+        </w:p>
+        <w:p>
+          <w:pPr>
+            <w:pStyle w:val="TOC3"/>
+            <w:tabs>
+              <w:tab w:val="right" w:leader="dot" w:pos="8490"/>
+            </w:tabs>
+            <w:bidi w:val="0"/>
+            <w:rPr>
+              <w:rStyle w:val="Hyperlink"/>
+            </w:rPr>
+          </w:pPr>
+          <w:hyperlink w:anchor="_Toc76275636">
+            <w:r>
+              <w:rPr>
+                <w:rStyle w:val="Hyperlink"/>
+              </w:rPr>
+              <w:t>7.4 Flujo de navegación</w:t>
+            </w:r>
+            <w:r>
+              <w:tab/>
+            </w:r>
+            <w:r>
+              <w:fldChar w:fldCharType="begin"/>
+            </w:r>
+            <w:r>
+              <w:instrText xml:space="preserve">PAGEREF _Toc76275636 \h</w:instrText>
+            </w:r>
+            <w:r>
+              <w:fldChar w:fldCharType="separate"/>
+            </w:r>
+            <w:r>
+              <w:rPr>
+                <w:rStyle w:val="Hyperlink"/>
+              </w:rPr>
+              <w:t>9</w:t>
+            </w:r>
+            <w:r>
+              <w:fldChar w:fldCharType="end"/>
+            </w:r>
+          </w:hyperlink>
+        </w:p>
+        <w:p>
+          <w:pPr>
+            <w:pStyle w:val="TOC2"/>
+            <w:tabs>
+              <w:tab w:val="right" w:leader="dot" w:pos="8490"/>
+            </w:tabs>
+            <w:bidi w:val="0"/>
+            <w:rPr>
+              <w:rStyle w:val="Hyperlink"/>
+            </w:rPr>
+          </w:pPr>
+          <w:hyperlink w:anchor="_Toc1901280809">
+            <w:r>
+              <w:rPr>
+                <w:rStyle w:val="Hyperlink"/>
+              </w:rPr>
+              <w:t>8. Planificación del proyecto</w:t>
+            </w:r>
+            <w:r>
+              <w:tab/>
+            </w:r>
+            <w:r>
+              <w:fldChar w:fldCharType="begin"/>
+            </w:r>
+            <w:r>
+              <w:instrText xml:space="preserve">PAGEREF _Toc1901280809 \h</w:instrText>
+            </w:r>
+            <w:r>
+              <w:fldChar w:fldCharType="separate"/>
+            </w:r>
+            <w:r>
+              <w:rPr>
+                <w:rStyle w:val="Hyperlink"/>
+              </w:rPr>
+              <w:t>9</w:t>
+            </w:r>
+            <w:r>
+              <w:fldChar w:fldCharType="end"/>
+            </w:r>
+          </w:hyperlink>
+        </w:p>
+        <w:p>
+          <w:pPr>
+            <w:pStyle w:val="TOC3"/>
+            <w:tabs>
+              <w:tab w:val="right" w:leader="dot" w:pos="8490"/>
+            </w:tabs>
+            <w:bidi w:val="0"/>
+            <w:rPr>
+              <w:rStyle w:val="Hyperlink"/>
+            </w:rPr>
+          </w:pPr>
+          <w:hyperlink w:anchor="_Toc1447696894">
+            <w:r>
+              <w:rPr>
+                <w:rStyle w:val="Hyperlink"/>
+              </w:rPr>
+              <w:t>8.1 Fases</w:t>
+            </w:r>
+            <w:r>
+              <w:tab/>
+            </w:r>
+            <w:r>
+              <w:fldChar w:fldCharType="begin"/>
+            </w:r>
+            <w:r>
+              <w:instrText xml:space="preserve">PAGEREF _Toc1447696894 \h</w:instrText>
+            </w:r>
+            <w:r>
+              <w:fldChar w:fldCharType="separate"/>
+            </w:r>
+            <w:r>
+              <w:rPr>
+                <w:rStyle w:val="Hyperlink"/>
+              </w:rPr>
+              <w:t>9</w:t>
+            </w:r>
+            <w:r>
+              <w:fldChar w:fldCharType="end"/>
+            </w:r>
+          </w:hyperlink>
+        </w:p>
+        <w:p>
+          <w:pPr>
+            <w:pStyle w:val="TOC3"/>
+            <w:tabs>
+              <w:tab w:val="right" w:leader="dot" w:pos="8490"/>
+            </w:tabs>
+            <w:bidi w:val="0"/>
+          </w:pPr>
+          <w:hyperlink w:anchor="_Toc673767329">
+            <w:r>
+              <w:rPr>
+                <w:rStyle w:val="Hyperlink"/>
+              </w:rPr>
+              <w:t>8.2 Cronograma</w:t>
+            </w:r>
+            <w:r>
+              <w:tab/>
+            </w:r>
+            <w:r>
+              <w:fldChar w:fldCharType="begin"/>
+            </w:r>
+            <w:r>
+              <w:instrText xml:space="preserve">PAGEREF _Toc673767329 \h</w:instrText>
+            </w:r>
+            <w:r>
+              <w:fldChar w:fldCharType="separate"/>
+            </w:r>
+            <w:r>
+              <w:rPr>
+                <w:rStyle w:val="Hyperlink"/>
+              </w:rPr>
+              <w:t>9</w:t>
+            </w:r>
+            <w:r>
+              <w:fldChar w:fldCharType="end"/>
+            </w:r>
+          </w:hyperlink>
+        </w:p>
+        <w:p>
+          <w:pPr>
+            <w:pStyle w:val="TOC3"/>
+            <w:tabs>
+              <w:tab w:val="right" w:leader="dot" w:pos="8490"/>
+            </w:tabs>
+            <w:bidi w:val="0"/>
+          </w:pPr>
+          <w:hyperlink w:anchor="_Toc1241431726">
+            <w:r>
+              <w:rPr>
+                <w:rStyle w:val="Hyperlink"/>
+              </w:rPr>
+              <w:t>8.3 Metodología empleada</w:t>
+            </w:r>
+            <w:r>
+              <w:tab/>
+            </w:r>
+            <w:r>
+              <w:fldChar w:fldCharType="begin"/>
+            </w:r>
+            <w:r>
+              <w:instrText xml:space="preserve">PAGEREF _Toc1241431726 \h</w:instrText>
+            </w:r>
+            <w:r>
+              <w:fldChar w:fldCharType="separate"/>
+            </w:r>
+            <w:r>
+              <w:rPr>
+                <w:rStyle w:val="Hyperlink"/>
+              </w:rPr>
+              <w:t>9</w:t>
+            </w:r>
+            <w:r>
+              <w:fldChar w:fldCharType="end"/>
+            </w:r>
+          </w:hyperlink>
+        </w:p>
+        <w:p>
+          <w:pPr>
+            <w:pStyle w:val="TOC2"/>
+            <w:tabs>
+              <w:tab w:val="right" w:leader="dot" w:pos="8490"/>
+            </w:tabs>
+            <w:bidi w:val="0"/>
+          </w:pPr>
+          <w:hyperlink w:anchor="_Toc16187049">
+            <w:r>
+              <w:rPr>
+                <w:rStyle w:val="Hyperlink"/>
+              </w:rPr>
+              <w:t>9. Desarrollo e implementación</w:t>
+            </w:r>
+            <w:r>
+              <w:tab/>
+            </w:r>
+            <w:r>
+              <w:fldChar w:fldCharType="begin"/>
+            </w:r>
+            <w:r>
+              <w:instrText xml:space="preserve">PAGEREF _Toc16187049 \h</w:instrText>
+            </w:r>
+            <w:r>
+              <w:fldChar w:fldCharType="separate"/>
+            </w:r>
+            <w:r>
+              <w:rPr>
+                <w:rStyle w:val="Hyperlink"/>
+              </w:rPr>
+              <w:t>9</w:t>
+            </w:r>
+            <w:r>
+              <w:fldChar w:fldCharType="end"/>
+            </w:r>
+          </w:hyperlink>
+        </w:p>
+        <w:p>
+          <w:pPr>
+            <w:pStyle w:val="TOC3"/>
+            <w:tabs>
+              <w:tab w:val="right" w:leader="dot" w:pos="8490"/>
+            </w:tabs>
+            <w:bidi w:val="0"/>
+          </w:pPr>
+          <w:hyperlink w:anchor="_Toc1249563963">
+            <w:r>
+              <w:rPr>
+                <w:rStyle w:val="Hyperlink"/>
+              </w:rPr>
+              <w:t>9.1 Gestión de usuarios</w:t>
+            </w:r>
+            <w:r>
+              <w:tab/>
+            </w:r>
+            <w:r>
+              <w:fldChar w:fldCharType="begin"/>
+            </w:r>
+            <w:r>
+              <w:instrText xml:space="preserve">PAGEREF _Toc1249563963 \h</w:instrText>
+            </w:r>
+            <w:r>
+              <w:fldChar w:fldCharType="separate"/>
+            </w:r>
+            <w:r>
+              <w:rPr>
+                <w:rStyle w:val="Hyperlink"/>
+              </w:rPr>
+              <w:t>10</w:t>
+            </w:r>
+            <w:r>
+              <w:fldChar w:fldCharType="end"/>
+            </w:r>
+          </w:hyperlink>
+        </w:p>
+        <w:p>
+          <w:pPr>
+            <w:pStyle w:val="TOC3"/>
+            <w:tabs>
+              <w:tab w:val="right" w:leader="dot" w:pos="8490"/>
+            </w:tabs>
+            <w:bidi w:val="0"/>
+          </w:pPr>
+          <w:hyperlink w:anchor="_Toc2000227536">
+            <w:r>
+              <w:rPr>
+                <w:rStyle w:val="Hyperlink"/>
+              </w:rPr>
+              <w:t>9.2 Gestión de tareas</w:t>
+            </w:r>
+            <w:r>
+              <w:tab/>
+            </w:r>
+            <w:r>
+              <w:fldChar w:fldCharType="begin"/>
+            </w:r>
+            <w:r>
+              <w:instrText xml:space="preserve">PAGEREF _Toc2000227536 \h</w:instrText>
+            </w:r>
+            <w:r>
+              <w:fldChar w:fldCharType="separate"/>
+            </w:r>
+            <w:r>
+              <w:rPr>
+                <w:rStyle w:val="Hyperlink"/>
+              </w:rPr>
+              <w:t>10</w:t>
+            </w:r>
+            <w:r>
+              <w:fldChar w:fldCharType="end"/>
+            </w:r>
+          </w:hyperlink>
+        </w:p>
+        <w:p>
+          <w:pPr>
+            <w:pStyle w:val="TOC3"/>
+            <w:tabs>
+              <w:tab w:val="right" w:leader="dot" w:pos="8490"/>
+            </w:tabs>
+            <w:bidi w:val="0"/>
+          </w:pPr>
+          <w:hyperlink w:anchor="_Toc1081014161">
+            <w:r>
+              <w:rPr>
+                <w:rStyle w:val="Hyperlink"/>
+              </w:rPr>
+              <w:t>9.3 Generación automática del horario</w:t>
+            </w:r>
+            <w:r>
+              <w:tab/>
+            </w:r>
+            <w:r>
+              <w:fldChar w:fldCharType="begin"/>
+            </w:r>
+            <w:r>
+              <w:instrText xml:space="preserve">PAGEREF _Toc1081014161 \h</w:instrText>
+            </w:r>
+            <w:r>
+              <w:fldChar w:fldCharType="separate"/>
+            </w:r>
+            <w:r>
+              <w:rPr>
+                <w:rStyle w:val="Hyperlink"/>
+              </w:rPr>
+              <w:t>11</w:t>
+            </w:r>
+            <w:r>
+              <w:fldChar w:fldCharType="end"/>
+            </w:r>
+          </w:hyperlink>
+        </w:p>
+        <w:p>
+          <w:pPr>
+            <w:pStyle w:val="TOC3"/>
+            <w:tabs>
+              <w:tab w:val="right" w:leader="dot" w:pos="8490"/>
+            </w:tabs>
+            <w:bidi w:val="0"/>
+          </w:pPr>
+          <w:hyperlink w:anchor="_Toc1493711674">
+            <w:r>
+              <w:rPr>
+                <w:rStyle w:val="Hyperlink"/>
+              </w:rPr>
+              <w:t>9.4 Lugares y desplazamientos</w:t>
+            </w:r>
+            <w:r>
+              <w:tab/>
+            </w:r>
+            <w:r>
+              <w:fldChar w:fldCharType="begin"/>
+            </w:r>
+            <w:r>
+              <w:instrText xml:space="preserve">PAGEREF _Toc1493711674 \h</w:instrText>
+            </w:r>
+            <w:r>
+              <w:fldChar w:fldCharType="separate"/>
+            </w:r>
+            <w:r>
+              <w:rPr>
+                <w:rStyle w:val="Hyperlink"/>
+              </w:rPr>
+              <w:t>11</w:t>
+            </w:r>
+            <w:r>
+              <w:fldChar w:fldCharType="end"/>
+            </w:r>
+          </w:hyperlink>
+        </w:p>
+        <w:p>
+          <w:pPr>
+            <w:pStyle w:val="TOC3"/>
+            <w:tabs>
+              <w:tab w:val="right" w:leader="dot" w:pos="8490"/>
+            </w:tabs>
+            <w:bidi w:val="0"/>
+          </w:pPr>
+          <w:hyperlink w:anchor="_Toc681684072">
+            <w:r>
+              <w:rPr>
+                <w:rStyle w:val="Hyperlink"/>
+              </w:rPr>
+              <w:t>9.5 Compartición y sincronización</w:t>
+            </w:r>
+            <w:r>
+              <w:tab/>
+            </w:r>
+            <w:r>
+              <w:fldChar w:fldCharType="begin"/>
+            </w:r>
+            <w:r>
+              <w:instrText xml:space="preserve">PAGEREF _Toc681684072 \h</w:instrText>
+            </w:r>
+            <w:r>
+              <w:fldChar w:fldCharType="separate"/>
+            </w:r>
+            <w:r>
+              <w:rPr>
+                <w:rStyle w:val="Hyperlink"/>
+              </w:rPr>
+              <w:t>11</w:t>
+            </w:r>
+            <w:r>
+              <w:fldChar w:fldCharType="end"/>
+            </w:r>
+          </w:hyperlink>
+        </w:p>
+        <w:p>
+          <w:pPr>
+            <w:pStyle w:val="TOC3"/>
+            <w:tabs>
+              <w:tab w:val="right" w:leader="dot" w:pos="8490"/>
+            </w:tabs>
+            <w:bidi w:val="0"/>
+          </w:pPr>
+          <w:hyperlink w:anchor="_Toc821274735">
+            <w:r>
+              <w:rPr>
+                <w:rStyle w:val="Hyperlink"/>
+              </w:rPr>
+              <w:t>9.6 Ajustes</w:t>
+            </w:r>
+            <w:r>
+              <w:tab/>
+            </w:r>
+            <w:r>
+              <w:fldChar w:fldCharType="begin"/>
+            </w:r>
+            <w:r>
+              <w:instrText xml:space="preserve">PAGEREF _Toc821274735 \h</w:instrText>
+            </w:r>
+            <w:r>
+              <w:fldChar w:fldCharType="separate"/>
+            </w:r>
+            <w:r>
+              <w:rPr>
+                <w:rStyle w:val="Hyperlink"/>
+              </w:rPr>
+              <w:t>11</w:t>
+            </w:r>
+            <w:r>
+              <w:fldChar w:fldCharType="end"/>
+            </w:r>
+          </w:hyperlink>
+        </w:p>
+        <w:p>
+          <w:pPr>
+            <w:pStyle w:val="TOC2"/>
+            <w:tabs>
+              <w:tab w:val="right" w:leader="dot" w:pos="8490"/>
+            </w:tabs>
+            <w:bidi w:val="0"/>
+          </w:pPr>
+          <w:hyperlink w:anchor="_Toc525753013">
+            <w:r>
+              <w:rPr>
+                <w:rStyle w:val="Hyperlink"/>
+              </w:rPr>
+              <w:t>10. Base de datos</w:t>
+            </w:r>
+            <w:r>
+              <w:tab/>
+            </w:r>
+            <w:r>
+              <w:fldChar w:fldCharType="begin"/>
+            </w:r>
+            <w:r>
+              <w:instrText xml:space="preserve">PAGEREF _Toc525753013 \h</w:instrText>
+            </w:r>
+            <w:r>
+              <w:fldChar w:fldCharType="separate"/>
+            </w:r>
+            <w:r>
+              <w:rPr>
+                <w:rStyle w:val="Hyperlink"/>
+              </w:rPr>
+              <w:t>11</w:t>
+            </w:r>
+            <w:r>
+              <w:fldChar w:fldCharType="end"/>
+            </w:r>
+          </w:hyperlink>
+        </w:p>
+        <w:p>
+          <w:pPr>
+            <w:pStyle w:val="TOC2"/>
+            <w:tabs>
+              <w:tab w:val="right" w:leader="dot" w:pos="8490"/>
+            </w:tabs>
+            <w:bidi w:val="0"/>
+          </w:pPr>
+          <w:hyperlink w:anchor="_Toc1586446009">
+            <w:r>
+              <w:rPr>
+                <w:rStyle w:val="Hyperlink"/>
+              </w:rPr>
+              <w:t>11. Seguridad</w:t>
+            </w:r>
+            <w:r>
+              <w:tab/>
+            </w:r>
+            <w:r>
+              <w:fldChar w:fldCharType="begin"/>
+            </w:r>
+            <w:r>
+              <w:instrText xml:space="preserve">PAGEREF _Toc1586446009 \h</w:instrText>
+            </w:r>
+            <w:r>
+              <w:fldChar w:fldCharType="separate"/>
+            </w:r>
+            <w:r>
+              <w:rPr>
+                <w:rStyle w:val="Hyperlink"/>
+              </w:rPr>
+              <w:t>13</w:t>
+            </w:r>
+            <w:r>
+              <w:fldChar w:fldCharType="end"/>
+            </w:r>
+          </w:hyperlink>
+        </w:p>
+        <w:p>
+          <w:pPr>
+            <w:pStyle w:val="TOC2"/>
+            <w:tabs>
+              <w:tab w:val="right" w:leader="dot" w:pos="8490"/>
+            </w:tabs>
+            <w:bidi w:val="0"/>
+          </w:pPr>
+          <w:hyperlink w:anchor="_Toc157758949">
+            <w:r>
+              <w:rPr>
+                <w:rStyle w:val="Hyperlink"/>
+              </w:rPr>
+              <w:t>12. Pruebas realizadas</w:t>
+            </w:r>
+            <w:r>
+              <w:tab/>
+            </w:r>
+            <w:r>
+              <w:fldChar w:fldCharType="begin"/>
+            </w:r>
+            <w:r>
+              <w:instrText xml:space="preserve">PAGEREF _Toc157758949 \h</w:instrText>
+            </w:r>
+            <w:r>
+              <w:fldChar w:fldCharType="separate"/>
+            </w:r>
+            <w:r>
+              <w:rPr>
+                <w:rStyle w:val="Hyperlink"/>
+              </w:rPr>
+              <w:t>13</w:t>
+            </w:r>
+            <w:r>
+              <w:fldChar w:fldCharType="end"/>
+            </w:r>
+          </w:hyperlink>
+        </w:p>
+        <w:p>
+          <w:pPr>
+            <w:pStyle w:val="TOC2"/>
+            <w:tabs>
+              <w:tab w:val="right" w:leader="dot" w:pos="8490"/>
+            </w:tabs>
+            <w:bidi w:val="0"/>
+          </w:pPr>
+          <w:hyperlink w:anchor="_Toc1029868559">
+            <w:r>
+              <w:rPr>
+                <w:rStyle w:val="Hyperlink"/>
+              </w:rPr>
+              <w:t>13. Problemas encontrados y soluciones</w:t>
+            </w:r>
+            <w:r>
+              <w:tab/>
+            </w:r>
+            <w:r>
+              <w:fldChar w:fldCharType="begin"/>
+            </w:r>
+            <w:r>
+              <w:instrText xml:space="preserve">PAGEREF _Toc1029868559 \h</w:instrText>
+            </w:r>
+            <w:r>
+              <w:fldChar w:fldCharType="separate"/>
+            </w:r>
+            <w:r>
+              <w:rPr>
+                <w:rStyle w:val="Hyperlink"/>
+              </w:rPr>
+              <w:t>14</w:t>
+            </w:r>
+            <w:r>
+              <w:fldChar w:fldCharType="end"/>
+            </w:r>
+          </w:hyperlink>
+        </w:p>
+        <w:p>
+          <w:pPr>
+            <w:pStyle w:val="TOC2"/>
+            <w:tabs>
+              <w:tab w:val="right" w:leader="dot" w:pos="8490"/>
+            </w:tabs>
+            <w:bidi w:val="0"/>
+          </w:pPr>
+          <w:hyperlink w:anchor="_Toc1445535054">
+            <w:r>
+              <w:rPr>
+                <w:rStyle w:val="Hyperlink"/>
+              </w:rPr>
+              <w:t>14. Funcionalidades no implementadas o pendientes</w:t>
+            </w:r>
+            <w:r>
+              <w:tab/>
+            </w:r>
+            <w:r>
+              <w:fldChar w:fldCharType="begin"/>
+            </w:r>
+            <w:r>
+              <w:instrText xml:space="preserve">PAGEREF _Toc1445535054 \h</w:instrText>
+            </w:r>
+            <w:r>
+              <w:fldChar w:fldCharType="separate"/>
+            </w:r>
+            <w:r>
+              <w:rPr>
+                <w:rStyle w:val="Hyperlink"/>
+              </w:rPr>
+              <w:t>15</w:t>
+            </w:r>
+            <w:r>
+              <w:fldChar w:fldCharType="end"/>
+            </w:r>
+          </w:hyperlink>
+        </w:p>
+        <w:p>
+          <w:pPr>
+            <w:pStyle w:val="TOC2"/>
+            <w:tabs>
+              <w:tab w:val="right" w:leader="dot" w:pos="8490"/>
+            </w:tabs>
+            <w:bidi w:val="0"/>
+          </w:pPr>
+          <w:hyperlink w:anchor="_Toc1170987870">
+            <w:r>
+              <w:rPr>
+                <w:rStyle w:val="Hyperlink"/>
+              </w:rPr>
+              <w:t>15. Propuestas de mejora</w:t>
+            </w:r>
+            <w:r>
+              <w:tab/>
+            </w:r>
+            <w:r>
+              <w:fldChar w:fldCharType="begin"/>
+            </w:r>
+            <w:r>
+              <w:instrText xml:space="preserve">PAGEREF _Toc1170987870 \h</w:instrText>
+            </w:r>
+            <w:r>
+              <w:fldChar w:fldCharType="separate"/>
+            </w:r>
+            <w:r>
+              <w:rPr>
+                <w:rStyle w:val="Hyperlink"/>
+              </w:rPr>
+              <w:t>15</w:t>
+            </w:r>
+            <w:r>
+              <w:fldChar w:fldCharType="end"/>
+            </w:r>
+          </w:hyperlink>
+        </w:p>
+        <w:p>
+          <w:pPr>
+            <w:pStyle w:val="TOC2"/>
+            <w:tabs>
+              <w:tab w:val="right" w:leader="dot" w:pos="8490"/>
+            </w:tabs>
+            <w:bidi w:val="0"/>
+          </w:pPr>
+          <w:hyperlink w:anchor="_Toc1424649904">
+            <w:r>
+              <w:rPr>
+                <w:rStyle w:val="Hyperlink"/>
+              </w:rPr>
+              <w:t>16. Conclusiones</w:t>
+            </w:r>
+            <w:r>
+              <w:tab/>
+            </w:r>
+            <w:r>
+              <w:fldChar w:fldCharType="begin"/>
+            </w:r>
+            <w:r>
+              <w:instrText xml:space="preserve">PAGEREF _Toc1424649904 \h</w:instrText>
+            </w:r>
+            <w:r>
+              <w:fldChar w:fldCharType="separate"/>
+            </w:r>
+            <w:r>
+              <w:rPr>
+                <w:rStyle w:val="Hyperlink"/>
+              </w:rPr>
+              <w:t>16</w:t>
+            </w:r>
+            <w:r>
+              <w:fldChar w:fldCharType="end"/>
+            </w:r>
+          </w:hyperlink>
+        </w:p>
+        <w:p>
+          <w:pPr>
+            <w:pStyle w:val="TOC2"/>
+            <w:tabs>
+              <w:tab w:val="right" w:leader="dot" w:pos="8490"/>
+            </w:tabs>
+            <w:bidi w:val="0"/>
+          </w:pPr>
+          <w:hyperlink w:anchor="_Toc1683598152">
+            <w:r>
+              <w:rPr>
+                <w:rStyle w:val="Hyperlink"/>
+              </w:rPr>
+              <w:t>17. Bibliografía</w:t>
+            </w:r>
+            <w:r>
+              <w:tab/>
+            </w:r>
+            <w:r>
+              <w:fldChar w:fldCharType="begin"/>
+            </w:r>
+            <w:r>
+              <w:instrText xml:space="preserve">PAGEREF _Toc1683598152 \h</w:instrText>
+            </w:r>
+            <w:r>
+              <w:fldChar w:fldCharType="separate"/>
+            </w:r>
+            <w:r>
+              <w:rPr>
+                <w:rStyle w:val="Hyperlink"/>
+              </w:rPr>
+              <w:t>17</w:t>
+            </w:r>
+            <w:r>
+              <w:fldChar w:fldCharType="end"/>
+            </w:r>
+          </w:hyperlink>
+        </w:p>
+        <w:p>
+          <w:pPr>
+            <w:pStyle w:val="TOC2"/>
+            <w:tabs>
+              <w:tab w:val="right" w:leader="dot" w:pos="8490"/>
+            </w:tabs>
+            <w:bidi w:val="0"/>
+          </w:pPr>
+          <w:hyperlink w:anchor="_Toc1379840760">
+            <w:r>
+              <w:rPr>
+                <w:rStyle w:val="Hyperlink"/>
+              </w:rPr>
+              <w:t>18. Anexos</w:t>
+            </w:r>
+            <w:r>
+              <w:tab/>
+            </w:r>
+            <w:r>
+              <w:fldChar w:fldCharType="begin"/>
+            </w:r>
+            <w:r>
+              <w:instrText xml:space="preserve">PAGEREF _Toc1379840760 \h</w:instrText>
+            </w:r>
+            <w:r>
+              <w:fldChar w:fldCharType="separate"/>
+            </w:r>
+            <w:r>
+              <w:rPr>
+                <w:rStyle w:val="Hyperlink"/>
+              </w:rPr>
+              <w:t>17</w:t>
+            </w:r>
+            <w:r>
+              <w:fldChar w:fldCharType="end"/>
+            </w:r>
+          </w:hyperlink>
+        </w:p>
+        <w:p>
+          <w:r>
+            <w:fldChar w:fldCharType="end"/>
+          </w:r>
+        </w:p>
+      </w:sdtContent>
+    </w:sdt>
+    <w:p>
+      <w:pPr>
+        <w:pStyle w:val="Title"/>
+        <w:rPr>
+          <w:noProof w:val="0"/>
+          <w:lang w:val="es-ES"/>
+        </w:rPr>
+      </w:pPr>
+    </w:p>
+    <w:p>
+      <w:r>
+        <w:br w:type="page"/>
+      </w:r>
+    </w:p>
+    <w:p>
+      <w:pPr>
+        <w:pStyle w:val="Heading2"/>
+        <w:rPr>
+          <w:noProof w:val="0"/>
+          <w:lang w:val="es-ES"/>
+        </w:rPr>
+      </w:pPr>
+      <w:bookmarkStart w:name="_Toc1703307751" w:id="1686574439"/>
+      <w:r>
+        <w:rPr>
+          <w:noProof w:val="0"/>
+          <w:lang w:val="es-ES"/>
+        </w:rPr>
+        <w:t>1. Introducción</w:t>
+      </w:r>
+      <w:bookmarkEnd w:id="1686574439"/>
+    </w:p>
+    <w:p>
+      <w:pPr>
+        <w:spacing w:before="0" w:beforeAutospacing="off" w:after="0" w:afterAutospacing="off"/>
+      </w:pPr>
+      <w:r>
+        <w:rPr>
+          <w:rFonts w:ascii="Calibri" w:hAnsi="Calibri" w:eastAsia="Calibri" w:cs="Calibri"/>
+          <w:noProof w:val="0"/>
+          <w:sz w:val="24"/>
+          <w:szCs w:val="24"/>
+          <w:lang w:val="es-ES"/>
+        </w:rPr>
+        <w:t>El presente proyecto consiste en el diseño y desarrollo de una aplicación móvil Android orientada a la gestión inteligente de tareas, horarios, lugares y desplazamientos. La aplicación tiene como objetivo ayudar al usuario a organizar sus actividades diarias de forma automática, teniendo en cuenta no solo la duración de cada tarea, sino también su prioridad, periodicidad, relación con otras tareas, ubicación y posibles desplazamientos entre lugares.</w:t>
+      </w:r>
+    </w:p>
+    <w:p/>
+    <w:p>
+      <w:pPr>
+        <w:spacing w:before="0" w:beforeAutospacing="off" w:after="0" w:afterAutospacing="off"/>
+      </w:pPr>
+      <w:r>
+        <w:rPr>
+          <w:rFonts w:ascii="Calibri" w:hAnsi="Calibri" w:eastAsia="Calibri" w:cs="Calibri"/>
+          <w:noProof w:val="0"/>
+          <w:sz w:val="24"/>
+          <w:szCs w:val="24"/>
+          <w:lang w:val="es-ES"/>
+        </w:rPr>
+        <w:t>La idea principal del proyecto surge de la necesidad de disponer de una herramienta más flexible que una agenda tradicional. Muchas aplicaciones permiten crear eventos o recordatorios, pero normalmente obligan al usuario a colocar manualmente cada tarea en una hora concreta. En este proyecto se plantea un sistema en el que el usuario puede introducir tareas con restricciones temporales, y la aplicación intenta generar automáticamente un horario viable.</w:t>
+      </w:r>
+    </w:p>
+    <w:p/>
+    <w:p>
+      <w:pPr>
+        <w:spacing w:before="0" w:beforeAutospacing="off" w:after="0" w:afterAutospacing="off"/>
+      </w:pPr>
+      <w:r>
+        <w:rPr>
+          <w:rFonts w:ascii="Calibri" w:hAnsi="Calibri" w:eastAsia="Calibri" w:cs="Calibri"/>
+          <w:noProof w:val="0"/>
+          <w:sz w:val="24"/>
+          <w:szCs w:val="24"/>
+          <w:lang w:val="es-ES"/>
+        </w:rPr>
+        <w:t>Además, el proyecto incorpora una parte de compartición de datos entre dispositivos mediante comunicación UDP. Esta funcionalidad está pensada para permitir que un usuario comparta una parte concreta de su árbol de tareas con otros usuarios externos, sin necesidad de compartir toda su información personal. Para ello se diferencia entre usuarios reales, usuarios locales de compartición y usuarios externos.</w:t>
+      </w:r>
+    </w:p>
+    <w:p/>
+    <w:p>
+      <w:pPr>
+        <w:spacing w:before="0" w:beforeAutospacing="off" w:after="0" w:afterAutospacing="off"/>
+      </w:pPr>
+      <w:r>
+        <w:rPr>
+          <w:rFonts w:ascii="Calibri" w:hAnsi="Calibri" w:eastAsia="Calibri" w:cs="Calibri"/>
+          <w:noProof w:val="0"/>
+          <w:sz w:val="24"/>
+          <w:szCs w:val="24"/>
+          <w:lang w:val="es-ES"/>
+        </w:rPr>
+        <w:t>La aplicación ha sido desarrollada con Android Studio y utiliza una base de datos local para almacenar de forma persistente los usuarios, tareas, lugares, viajes, permisos, solicitudes de acceso y datos necesarios para la sincronización.</w:t>
+      </w:r>
+    </w:p>
+    <w:p>
+      <w:r>
+        <w:br w:type="page"/>
+      </w:r>
+    </w:p>
+    <w:p>
+      <w:pPr>
+        <w:pStyle w:val="Heading2"/>
+        <w:rPr>
+          <w:noProof w:val="0"/>
+          <w:lang w:val="es-ES"/>
+        </w:rPr>
+      </w:pPr>
+      <w:bookmarkStart w:name="_Toc2076245912" w:id="147989475"/>
+      <w:r>
+        <w:rPr>
+          <w:noProof w:val="0"/>
+          <w:lang w:val="es-ES"/>
+        </w:rPr>
+        <w:t>2. Justificación del proyecto</w:t>
+      </w:r>
+      <w:bookmarkEnd w:id="147989475"/>
+    </w:p>
+    <w:p>
+      <w:pPr>
+        <w:spacing w:before="0" w:beforeAutospacing="off" w:after="0" w:afterAutospacing="off"/>
+      </w:pPr>
+      <w:r>
+        <w:rPr>
+          <w:rFonts w:ascii="Calibri" w:hAnsi="Calibri" w:eastAsia="Calibri" w:cs="Calibri"/>
+          <w:noProof w:val="0"/>
+          <w:sz w:val="24"/>
+          <w:szCs w:val="24"/>
+          <w:lang w:val="es-ES"/>
+        </w:rPr>
+        <w:t>La gestión del tiempo es un problema habitual en la vida diaria, especialmente cuando una persona debe combinar estudios, trabajo, desplazamientos, actividades personales y tareas repetitivas. Las agendas clásicas permiten apuntar eventos, pero no siempre ayudan a decidir cuándo hacer una tarea si esta no tiene una hora fija.</w:t>
+      </w:r>
+    </w:p>
+    <w:p/>
+    <w:p>
+      <w:pPr>
+        <w:spacing w:before="0" w:beforeAutospacing="off" w:after="0" w:afterAutospacing="off"/>
+      </w:pPr>
+      <w:r>
+        <w:rPr>
+          <w:rFonts w:ascii="Calibri" w:hAnsi="Calibri" w:eastAsia="Calibri" w:cs="Calibri"/>
+          <w:noProof w:val="0"/>
+          <w:sz w:val="24"/>
+          <w:szCs w:val="24"/>
+          <w:lang w:val="es-ES"/>
+        </w:rPr>
+        <w:t>Por este motivo, el proyecto propone una aplicación que no solo almacena tareas, sino que también permite representar relaciones entre ellas. Una tarea puede depender de otra, puede tener subtareas, puede estar limitada a ciertos días, puede tener una duración determinada o puede requerir estar en un lugar concreto.</w:t>
+      </w:r>
+    </w:p>
+    <w:p/>
+    <w:p>
+      <w:pPr>
+        <w:spacing w:before="0" w:beforeAutospacing="off" w:after="0" w:afterAutospacing="off"/>
+      </w:pPr>
+      <w:r>
+        <w:rPr>
+          <w:rFonts w:ascii="Calibri" w:hAnsi="Calibri" w:eastAsia="Calibri" w:cs="Calibri"/>
+          <w:noProof w:val="0"/>
+          <w:sz w:val="24"/>
+          <w:szCs w:val="24"/>
+          <w:lang w:val="es-ES"/>
+        </w:rPr>
+        <w:t>Otro punto importante del proyecto es la posibilidad de compartir únicamente una parte de las tareas. Por ejemplo, un usuario puede querer compartir con otra persona solo las tareas relacionadas con un proyecto, una clase o una actividad concreta, sin mostrar el resto de su agenda. Para resolver esto se plantea el uso de usuarios locales y recursos compartidos.</w:t>
+      </w:r>
+    </w:p>
+    <w:p>
+      <w:pPr>
+        <w:pStyle w:val="Normal"/>
+        <w:rPr>
+          <w:rFonts w:ascii="Verdana" w:hAnsi="Verdana" w:eastAsia="Verdana" w:cs="Verdana"/>
+          <w:b w:val="0"/>
+          <w:bCs w:val="0"/>
+          <w:i w:val="0"/>
+          <w:iCs w:val="0"/>
+          <w:caps w:val="0"/>
+          <w:smallCaps w:val="0"/>
+          <w:noProof w:val="0"/>
+          <w:color w:val="000000" w:themeColor="text1" w:themeTint="FF" w:themeShade="FF"/>
+          <w:sz w:val="20"/>
+          <w:szCs w:val="20"/>
+          <w:lang w:val="es-ES"/>
+        </w:rPr>
+      </w:pPr>
+      <w:r>
+        <w:rPr>
+          <w:rFonts w:ascii="Calibri" w:hAnsi="Calibri" w:eastAsia="Calibri" w:cs="Calibri"/>
+          <w:noProof w:val="0"/>
+          <w:sz w:val="24"/>
+          <w:szCs w:val="24"/>
+          <w:lang w:val="es-ES"/>
+        </w:rPr>
+        <w:t xml:space="preserve">El proyecto también se justifica por su valor técnico, ya que integra distintos conocimientos del ciclo de Desarrollo de Aplicaciones Multiplataforma: </w:t>
+      </w:r>
+    </w:p>
+    <w:p>
+      <w:pPr>
+        <w:pStyle w:val="ListParagraph"/>
+        <w:numPr>
+          <w:ilvl w:val="0"/>
+          <w:numId w:val="2"/>
+        </w:numPr>
+        <w:spacing w:before="0" w:beforeAutospacing="off" w:after="0" w:afterAutospacing="off"/>
+        <w:rPr>
+          <w:rFonts w:ascii="Verdana" w:hAnsi="Verdana" w:eastAsia="Verdana" w:cs="Verdana"/>
+          <w:b w:val="0"/>
+          <w:bCs w:val="0"/>
+          <w:i w:val="0"/>
+          <w:iCs w:val="0"/>
+          <w:caps w:val="0"/>
+          <w:smallCaps w:val="0"/>
+          <w:noProof w:val="0"/>
+          <w:color w:val="000000" w:themeColor="text1" w:themeTint="FF" w:themeShade="FF"/>
+          <w:sz w:val="20"/>
+          <w:szCs w:val="20"/>
+          <w:lang w:val="es-ES"/>
+        </w:rPr>
+      </w:pPr>
+      <w:r>
+        <w:rPr>
+          <w:rFonts w:ascii="Verdana" w:hAnsi="Verdana" w:eastAsia="Verdana" w:cs="Verdana"/>
+          <w:b w:val="0"/>
+          <w:bCs w:val="0"/>
+          <w:i w:val="0"/>
+          <w:iCs w:val="0"/>
+          <w:caps w:val="0"/>
+          <w:smallCaps w:val="0"/>
+          <w:noProof w:val="0"/>
+          <w:color w:val="000000" w:themeColor="text1" w:themeTint="FF" w:themeShade="FF"/>
+          <w:sz w:val="20"/>
+          <w:szCs w:val="20"/>
+          <w:lang w:val="es-ES"/>
+        </w:rPr>
+        <w:t>Programación</w:t>
+      </w:r>
+      <w:r>
+        <w:rPr>
+          <w:rFonts w:ascii="Verdana" w:hAnsi="Verdana" w:eastAsia="Verdana" w:cs="Verdana"/>
+          <w:b w:val="0"/>
+          <w:bCs w:val="0"/>
+          <w:i w:val="0"/>
+          <w:iCs w:val="0"/>
+          <w:caps w:val="0"/>
+          <w:smallCaps w:val="0"/>
+          <w:noProof w:val="0"/>
+          <w:color w:val="000000" w:themeColor="text1" w:themeTint="FF" w:themeShade="FF"/>
+          <w:sz w:val="20"/>
+          <w:szCs w:val="20"/>
+          <w:lang w:val="es-ES"/>
+        </w:rPr>
+        <w:t>.</w:t>
+      </w:r>
+    </w:p>
+    <w:p>
+      <w:pPr>
+        <w:pStyle w:val="ListParagraph"/>
+        <w:numPr>
+          <w:ilvl w:val="1"/>
+          <w:numId w:val="2"/>
+        </w:numPr>
+        <w:spacing w:before="0" w:beforeAutospacing="off" w:after="0" w:afterAutospacing="off"/>
+        <w:rPr>
+          <w:rFonts w:ascii="Verdana" w:hAnsi="Verdana" w:eastAsia="Verdana" w:cs="Verdana"/>
+          <w:b w:val="0"/>
+          <w:bCs w:val="0"/>
+          <w:i w:val="0"/>
+          <w:iCs w:val="0"/>
+          <w:caps w:val="0"/>
+          <w:smallCaps w:val="0"/>
+          <w:noProof w:val="0"/>
+          <w:color w:val="000000" w:themeColor="text1" w:themeTint="FF" w:themeShade="FF"/>
+          <w:sz w:val="20"/>
+          <w:szCs w:val="20"/>
+          <w:lang w:val="es-ES"/>
+        </w:rPr>
+      </w:pPr>
+      <w:r>
+        <w:rPr>
+          <w:rFonts w:ascii="Verdana" w:hAnsi="Verdana" w:eastAsia="Verdana" w:cs="Verdana"/>
+          <w:b w:val="0"/>
+          <w:bCs w:val="0"/>
+          <w:i w:val="0"/>
+          <w:iCs w:val="0"/>
+          <w:caps w:val="0"/>
+          <w:smallCaps w:val="0"/>
+          <w:noProof w:val="0"/>
+          <w:color w:val="000000" w:themeColor="text1" w:themeTint="FF" w:themeShade="FF"/>
+          <w:sz w:val="20"/>
+          <w:szCs w:val="20"/>
+          <w:lang w:val="es-ES"/>
+        </w:rPr>
+        <w:t>Se utilizo lenguaje J</w:t>
+      </w:r>
+      <w:r>
+        <w:rPr>
+          <w:rFonts w:ascii="Verdana" w:hAnsi="Verdana" w:eastAsia="Verdana" w:cs="Verdana"/>
+          <w:b w:val="0"/>
+          <w:bCs w:val="0"/>
+          <w:i w:val="0"/>
+          <w:iCs w:val="0"/>
+          <w:caps w:val="0"/>
+          <w:smallCaps w:val="0"/>
+          <w:noProof w:val="0"/>
+          <w:color w:val="000000" w:themeColor="text1" w:themeTint="FF" w:themeShade="FF"/>
+          <w:sz w:val="20"/>
+          <w:szCs w:val="20"/>
+          <w:lang w:val="es-ES"/>
+        </w:rPr>
+        <w:t>AVA</w:t>
+      </w:r>
+      <w:r>
+        <w:rPr>
+          <w:rFonts w:ascii="Verdana" w:hAnsi="Verdana" w:eastAsia="Verdana" w:cs="Verdana"/>
+          <w:b w:val="0"/>
+          <w:bCs w:val="0"/>
+          <w:i w:val="0"/>
+          <w:iCs w:val="0"/>
+          <w:caps w:val="0"/>
+          <w:smallCaps w:val="0"/>
+          <w:noProof w:val="0"/>
+          <w:color w:val="000000" w:themeColor="text1" w:themeTint="FF" w:themeShade="FF"/>
+          <w:sz w:val="20"/>
+          <w:szCs w:val="20"/>
+          <w:lang w:val="es-ES"/>
+        </w:rPr>
+        <w:t xml:space="preserve"> para programar todas las funcionalidades de la aplicación.</w:t>
+      </w:r>
+    </w:p>
+    <w:p>
+      <w:pPr>
+        <w:pStyle w:val="ListParagraph"/>
+        <w:numPr>
+          <w:ilvl w:val="0"/>
+          <w:numId w:val="2"/>
+        </w:numPr>
+        <w:rPr>
+          <w:rFonts w:ascii="Verdana" w:hAnsi="Verdana" w:eastAsia="Verdana" w:cs="Verdana"/>
+          <w:b w:val="0"/>
+          <w:bCs w:val="0"/>
+          <w:i w:val="0"/>
+          <w:iCs w:val="0"/>
+          <w:caps w:val="0"/>
+          <w:smallCaps w:val="0"/>
+          <w:noProof w:val="0"/>
+          <w:color w:val="000000" w:themeColor="text1" w:themeTint="FF" w:themeShade="FF"/>
+          <w:sz w:val="20"/>
+          <w:szCs w:val="20"/>
+          <w:lang w:val="es-ES"/>
+        </w:rPr>
+      </w:pPr>
+      <w:r>
+        <w:rPr>
+          <w:rFonts w:ascii="Verdana" w:hAnsi="Verdana" w:eastAsia="Verdana" w:cs="Verdana"/>
+          <w:b w:val="0"/>
+          <w:bCs w:val="0"/>
+          <w:i w:val="0"/>
+          <w:iCs w:val="0"/>
+          <w:caps w:val="0"/>
+          <w:smallCaps w:val="0"/>
+          <w:noProof w:val="0"/>
+          <w:color w:val="000000" w:themeColor="text1" w:themeTint="FF" w:themeShade="FF"/>
+          <w:sz w:val="20"/>
+          <w:szCs w:val="20"/>
+          <w:lang w:val="es-ES"/>
+        </w:rPr>
+        <w:t>Acceso a datos.</w:t>
+      </w:r>
+    </w:p>
+    <w:p>
+      <w:pPr>
+        <w:pStyle w:val="ListParagraph"/>
+        <w:numPr>
+          <w:ilvl w:val="1"/>
+          <w:numId w:val="2"/>
+        </w:numPr>
+        <w:rPr>
+          <w:rFonts w:ascii="Verdana" w:hAnsi="Verdana" w:eastAsia="Verdana" w:cs="Verdana"/>
+          <w:b w:val="0"/>
+          <w:bCs w:val="0"/>
+          <w:i w:val="0"/>
+          <w:iCs w:val="0"/>
+          <w:caps w:val="0"/>
+          <w:smallCaps w:val="0"/>
+          <w:noProof w:val="0"/>
+          <w:color w:val="000000" w:themeColor="text1" w:themeTint="FF" w:themeShade="FF"/>
+          <w:sz w:val="20"/>
+          <w:szCs w:val="20"/>
+          <w:lang w:val="es-ES"/>
+        </w:rPr>
+      </w:pPr>
+      <w:r>
+        <w:rPr>
+          <w:rFonts w:ascii="Verdana" w:hAnsi="Verdana" w:eastAsia="Verdana" w:cs="Verdana"/>
+          <w:b w:val="0"/>
+          <w:bCs w:val="0"/>
+          <w:i w:val="0"/>
+          <w:iCs w:val="0"/>
+          <w:caps w:val="0"/>
+          <w:smallCaps w:val="0"/>
+          <w:noProof w:val="0"/>
+          <w:color w:val="000000" w:themeColor="text1" w:themeTint="FF" w:themeShade="FF"/>
+          <w:sz w:val="20"/>
+          <w:szCs w:val="20"/>
+          <w:lang w:val="es-ES"/>
+        </w:rPr>
+        <w:t xml:space="preserve">El proyecto contiene una base de datos SQL a tengo que </w:t>
+      </w:r>
+      <w:r>
+        <w:rPr>
+          <w:rFonts w:ascii="Verdana" w:hAnsi="Verdana" w:eastAsia="Verdana" w:cs="Verdana"/>
+          <w:b w:val="0"/>
+          <w:bCs w:val="0"/>
+          <w:i w:val="0"/>
+          <w:iCs w:val="0"/>
+          <w:caps w:val="0"/>
+          <w:smallCaps w:val="0"/>
+          <w:noProof w:val="0"/>
+          <w:color w:val="000000" w:themeColor="text1" w:themeTint="FF" w:themeShade="FF"/>
+          <w:sz w:val="20"/>
+          <w:szCs w:val="20"/>
+          <w:lang w:val="es-ES"/>
+        </w:rPr>
+        <w:t>acceder</w:t>
+      </w:r>
+    </w:p>
+    <w:p>
+      <w:pPr>
+        <w:pStyle w:val="ListParagraph"/>
+        <w:numPr>
+          <w:ilvl w:val="1"/>
+          <w:numId w:val="2"/>
+        </w:numPr>
+        <w:rPr>
+          <w:rFonts w:ascii="Verdana" w:hAnsi="Verdana" w:eastAsia="Verdana" w:cs="Verdana"/>
+          <w:b w:val="0"/>
+          <w:bCs w:val="0"/>
+          <w:i w:val="0"/>
+          <w:iCs w:val="0"/>
+          <w:caps w:val="0"/>
+          <w:smallCaps w:val="0"/>
+          <w:noProof w:val="0"/>
+          <w:color w:val="000000" w:themeColor="text1" w:themeTint="FF" w:themeShade="FF"/>
+          <w:sz w:val="20"/>
+          <w:szCs w:val="20"/>
+          <w:lang w:val="es-ES"/>
+        </w:rPr>
+      </w:pPr>
+      <w:r>
+        <w:rPr>
+          <w:rFonts w:ascii="Verdana" w:hAnsi="Verdana" w:eastAsia="Verdana" w:cs="Verdana"/>
+          <w:b w:val="0"/>
+          <w:bCs w:val="0"/>
+          <w:i w:val="0"/>
+          <w:iCs w:val="0"/>
+          <w:caps w:val="0"/>
+          <w:smallCaps w:val="0"/>
+          <w:noProof w:val="0"/>
+          <w:color w:val="000000" w:themeColor="text1" w:themeTint="FF" w:themeShade="FF"/>
+          <w:sz w:val="20"/>
+          <w:szCs w:val="20"/>
+          <w:lang w:val="es-ES"/>
+        </w:rPr>
+        <w:t>También</w:t>
+      </w:r>
+      <w:r>
+        <w:rPr>
+          <w:rFonts w:ascii="Verdana" w:hAnsi="Verdana" w:eastAsia="Verdana" w:cs="Verdana"/>
+          <w:b w:val="0"/>
+          <w:bCs w:val="0"/>
+          <w:i w:val="0"/>
+          <w:iCs w:val="0"/>
+          <w:caps w:val="0"/>
+          <w:smallCaps w:val="0"/>
+          <w:noProof w:val="0"/>
+          <w:color w:val="000000" w:themeColor="text1" w:themeTint="FF" w:themeShade="FF"/>
+          <w:sz w:val="20"/>
+          <w:szCs w:val="20"/>
+          <w:lang w:val="es-ES"/>
+        </w:rPr>
+        <w:t xml:space="preserve"> algunos campos en la base de datos </w:t>
+      </w:r>
+      <w:r>
+        <w:rPr>
+          <w:rFonts w:ascii="Verdana" w:hAnsi="Verdana" w:eastAsia="Verdana" w:cs="Verdana"/>
+          <w:b w:val="0"/>
+          <w:bCs w:val="0"/>
+          <w:i w:val="0"/>
+          <w:iCs w:val="0"/>
+          <w:caps w:val="0"/>
+          <w:smallCaps w:val="0"/>
+          <w:noProof w:val="0"/>
+          <w:color w:val="000000" w:themeColor="text1" w:themeTint="FF" w:themeShade="FF"/>
+          <w:sz w:val="20"/>
+          <w:szCs w:val="20"/>
+          <w:lang w:val="es-ES"/>
+        </w:rPr>
+        <w:t>están</w:t>
+      </w:r>
+      <w:r>
+        <w:rPr>
+          <w:rFonts w:ascii="Verdana" w:hAnsi="Verdana" w:eastAsia="Verdana" w:cs="Verdana"/>
+          <w:b w:val="0"/>
+          <w:bCs w:val="0"/>
+          <w:i w:val="0"/>
+          <w:iCs w:val="0"/>
+          <w:caps w:val="0"/>
+          <w:smallCaps w:val="0"/>
+          <w:noProof w:val="0"/>
+          <w:color w:val="000000" w:themeColor="text1" w:themeTint="FF" w:themeShade="FF"/>
+          <w:sz w:val="20"/>
+          <w:szCs w:val="20"/>
+          <w:lang w:val="es-ES"/>
+        </w:rPr>
+        <w:t xml:space="preserve"> guardados en formato </w:t>
+      </w:r>
+      <w:r>
+        <w:rPr>
+          <w:rFonts w:ascii="Verdana" w:hAnsi="Verdana" w:eastAsia="Verdana" w:cs="Verdana"/>
+          <w:b w:val="0"/>
+          <w:bCs w:val="0"/>
+          <w:i w:val="0"/>
+          <w:iCs w:val="0"/>
+          <w:caps w:val="0"/>
+          <w:smallCaps w:val="0"/>
+          <w:noProof w:val="0"/>
+          <w:color w:val="000000" w:themeColor="text1" w:themeTint="FF" w:themeShade="FF"/>
+          <w:sz w:val="20"/>
+          <w:szCs w:val="20"/>
+          <w:lang w:val="es-ES"/>
+        </w:rPr>
+        <w:t>J</w:t>
+      </w:r>
+      <w:r>
+        <w:rPr>
+          <w:rFonts w:ascii="Verdana" w:hAnsi="Verdana" w:eastAsia="Verdana" w:cs="Verdana"/>
+          <w:b w:val="0"/>
+          <w:bCs w:val="0"/>
+          <w:i w:val="0"/>
+          <w:iCs w:val="0"/>
+          <w:caps w:val="0"/>
+          <w:smallCaps w:val="0"/>
+          <w:noProof w:val="0"/>
+          <w:color w:val="000000" w:themeColor="text1" w:themeTint="FF" w:themeShade="FF"/>
+          <w:sz w:val="20"/>
+          <w:szCs w:val="20"/>
+          <w:lang w:val="es-ES"/>
+        </w:rPr>
+        <w:t>SON</w:t>
+      </w:r>
+      <w:r>
+        <w:rPr>
+          <w:rFonts w:ascii="Verdana" w:hAnsi="Verdana" w:eastAsia="Verdana" w:cs="Verdana"/>
+          <w:b w:val="0"/>
+          <w:bCs w:val="0"/>
+          <w:i w:val="0"/>
+          <w:iCs w:val="0"/>
+          <w:caps w:val="0"/>
+          <w:smallCaps w:val="0"/>
+          <w:noProof w:val="0"/>
+          <w:color w:val="000000" w:themeColor="text1" w:themeTint="FF" w:themeShade="FF"/>
+          <w:sz w:val="20"/>
+          <w:szCs w:val="20"/>
+          <w:lang w:val="es-ES"/>
+        </w:rPr>
+        <w:t>.</w:t>
+      </w:r>
+    </w:p>
+    <w:p>
+      <w:pPr>
+        <w:pStyle w:val="ListParagraph"/>
+        <w:numPr>
+          <w:ilvl w:val="0"/>
+          <w:numId w:val="2"/>
+        </w:numPr>
+        <w:rPr>
+          <w:rFonts w:ascii="Verdana" w:hAnsi="Verdana" w:eastAsia="Verdana" w:cs="Verdana"/>
+          <w:b w:val="0"/>
+          <w:bCs w:val="0"/>
+          <w:i w:val="0"/>
+          <w:iCs w:val="0"/>
+          <w:caps w:val="0"/>
+          <w:smallCaps w:val="0"/>
+          <w:noProof w:val="0"/>
+          <w:color w:val="000000" w:themeColor="text1" w:themeTint="FF" w:themeShade="FF"/>
+          <w:sz w:val="20"/>
+          <w:szCs w:val="20"/>
+          <w:lang w:val="es-ES"/>
+        </w:rPr>
+      </w:pPr>
+      <w:r>
+        <w:rPr>
+          <w:rFonts w:ascii="Verdana" w:hAnsi="Verdana" w:eastAsia="Verdana" w:cs="Verdana"/>
+          <w:b w:val="0"/>
+          <w:bCs w:val="0"/>
+          <w:i w:val="0"/>
+          <w:iCs w:val="0"/>
+          <w:caps w:val="0"/>
+          <w:smallCaps w:val="0"/>
+          <w:noProof w:val="0"/>
+          <w:color w:val="000000" w:themeColor="text1" w:themeTint="FF" w:themeShade="FF"/>
+          <w:sz w:val="20"/>
+          <w:szCs w:val="20"/>
+          <w:lang w:val="es-ES"/>
+        </w:rPr>
+        <w:t>Desarrollo de interfaces.</w:t>
+      </w:r>
+    </w:p>
+    <w:p>
+      <w:pPr>
+        <w:pStyle w:val="ListParagraph"/>
+        <w:numPr>
+          <w:ilvl w:val="1"/>
+          <w:numId w:val="2"/>
+        </w:numPr>
+        <w:rPr>
+          <w:rFonts w:ascii="Verdana" w:hAnsi="Verdana" w:eastAsia="Verdana" w:cs="Verdana"/>
+          <w:b w:val="0"/>
+          <w:bCs w:val="0"/>
+          <w:i w:val="0"/>
+          <w:iCs w:val="0"/>
+          <w:caps w:val="0"/>
+          <w:smallCaps w:val="0"/>
+          <w:noProof w:val="0"/>
+          <w:color w:val="000000" w:themeColor="text1" w:themeTint="FF" w:themeShade="FF"/>
+          <w:sz w:val="20"/>
+          <w:szCs w:val="20"/>
+          <w:lang w:val="es-ES"/>
+        </w:rPr>
+      </w:pPr>
+      <w:r>
+        <w:rPr>
+          <w:rFonts w:ascii="Verdana" w:hAnsi="Verdana" w:eastAsia="Verdana" w:cs="Verdana"/>
+          <w:b w:val="0"/>
+          <w:bCs w:val="0"/>
+          <w:i w:val="0"/>
+          <w:iCs w:val="0"/>
+          <w:caps w:val="0"/>
+          <w:smallCaps w:val="0"/>
+          <w:noProof w:val="0"/>
+          <w:color w:val="000000" w:themeColor="text1" w:themeTint="FF" w:themeShade="FF"/>
+          <w:sz w:val="20"/>
+          <w:szCs w:val="20"/>
+          <w:lang w:val="es-ES"/>
+        </w:rPr>
+        <w:t xml:space="preserve">Para la aplicación se desarrolló interfaz propio utilizando </w:t>
+      </w:r>
+      <w:r>
+        <w:rPr>
+          <w:rFonts w:ascii="Verdana" w:hAnsi="Verdana" w:eastAsia="Verdana" w:cs="Verdana"/>
+          <w:b w:val="0"/>
+          <w:bCs w:val="0"/>
+          <w:i w:val="0"/>
+          <w:iCs w:val="0"/>
+          <w:caps w:val="0"/>
+          <w:smallCaps w:val="0"/>
+          <w:noProof w:val="0"/>
+          <w:color w:val="000000" w:themeColor="text1" w:themeTint="FF" w:themeShade="FF"/>
+          <w:sz w:val="20"/>
+          <w:szCs w:val="20"/>
+          <w:lang w:val="es-ES"/>
+        </w:rPr>
+        <w:t>XML</w:t>
+      </w:r>
+      <w:r>
+        <w:rPr>
+          <w:rFonts w:ascii="Verdana" w:hAnsi="Verdana" w:eastAsia="Verdana" w:cs="Verdana"/>
+          <w:b w:val="0"/>
+          <w:bCs w:val="0"/>
+          <w:i w:val="0"/>
+          <w:iCs w:val="0"/>
+          <w:caps w:val="0"/>
+          <w:smallCaps w:val="0"/>
+          <w:noProof w:val="0"/>
+          <w:color w:val="000000" w:themeColor="text1" w:themeTint="FF" w:themeShade="FF"/>
+          <w:sz w:val="20"/>
+          <w:szCs w:val="20"/>
+          <w:lang w:val="es-ES"/>
+        </w:rPr>
+        <w:t>.</w:t>
+      </w:r>
+    </w:p>
+    <w:p>
+      <w:pPr>
+        <w:pStyle w:val="ListParagraph"/>
+        <w:numPr>
+          <w:ilvl w:val="0"/>
+          <w:numId w:val="2"/>
+        </w:numPr>
+        <w:rPr>
+          <w:rFonts w:ascii="Verdana" w:hAnsi="Verdana" w:eastAsia="Verdana" w:cs="Verdana"/>
+          <w:b w:val="0"/>
+          <w:bCs w:val="0"/>
+          <w:i w:val="0"/>
+          <w:iCs w:val="0"/>
+          <w:caps w:val="0"/>
+          <w:smallCaps w:val="0"/>
+          <w:noProof w:val="0"/>
+          <w:color w:val="000000" w:themeColor="text1" w:themeTint="FF" w:themeShade="FF"/>
+          <w:sz w:val="20"/>
+          <w:szCs w:val="20"/>
+          <w:lang w:val="es-ES"/>
+        </w:rPr>
+      </w:pPr>
+      <w:r>
+        <w:rPr>
+          <w:rFonts w:ascii="Verdana" w:hAnsi="Verdana" w:eastAsia="Verdana" w:cs="Verdana"/>
+          <w:b w:val="0"/>
+          <w:bCs w:val="0"/>
+          <w:i w:val="0"/>
+          <w:iCs w:val="0"/>
+          <w:caps w:val="0"/>
+          <w:smallCaps w:val="0"/>
+          <w:noProof w:val="0"/>
+          <w:color w:val="000000" w:themeColor="text1" w:themeTint="FF" w:themeShade="FF"/>
+          <w:sz w:val="20"/>
+          <w:szCs w:val="20"/>
+          <w:lang w:val="es-ES"/>
+        </w:rPr>
+        <w:t>Programación de servicios y procesos.</w:t>
+      </w:r>
+    </w:p>
+    <w:p>
+      <w:pPr>
+        <w:pStyle w:val="ListParagraph"/>
+        <w:numPr>
+          <w:ilvl w:val="1"/>
+          <w:numId w:val="2"/>
+        </w:numPr>
+        <w:rPr>
+          <w:rFonts w:ascii="Verdana" w:hAnsi="Verdana" w:eastAsia="Verdana" w:cs="Verdana"/>
+          <w:b w:val="0"/>
+          <w:bCs w:val="0"/>
+          <w:i w:val="0"/>
+          <w:iCs w:val="0"/>
+          <w:caps w:val="0"/>
+          <w:smallCaps w:val="0"/>
+          <w:noProof w:val="0"/>
+          <w:color w:val="000000" w:themeColor="text1" w:themeTint="FF" w:themeShade="FF"/>
+          <w:sz w:val="20"/>
+          <w:szCs w:val="20"/>
+          <w:lang w:val="es-ES"/>
+        </w:rPr>
+      </w:pPr>
+      <w:r>
+        <w:rPr>
+          <w:rFonts w:ascii="Verdana" w:hAnsi="Verdana" w:eastAsia="Verdana" w:cs="Verdana"/>
+          <w:b w:val="0"/>
+          <w:bCs w:val="0"/>
+          <w:i w:val="0"/>
+          <w:iCs w:val="0"/>
+          <w:caps w:val="0"/>
+          <w:smallCaps w:val="0"/>
+          <w:noProof w:val="0"/>
+          <w:color w:val="000000" w:themeColor="text1" w:themeTint="FF" w:themeShade="FF"/>
+          <w:sz w:val="20"/>
+          <w:szCs w:val="20"/>
+          <w:lang w:val="es-ES"/>
+        </w:rPr>
+        <w:t>Algunas tareas</w:t>
+      </w:r>
+      <w:r>
+        <w:rPr>
+          <w:rFonts w:ascii="Verdana" w:hAnsi="Verdana" w:eastAsia="Verdana" w:cs="Verdana"/>
+          <w:b w:val="0"/>
+          <w:bCs w:val="0"/>
+          <w:i w:val="0"/>
+          <w:iCs w:val="0"/>
+          <w:caps w:val="0"/>
+          <w:smallCaps w:val="0"/>
+          <w:noProof w:val="0"/>
+          <w:color w:val="000000" w:themeColor="text1" w:themeTint="FF" w:themeShade="FF"/>
+          <w:sz w:val="20"/>
+          <w:szCs w:val="20"/>
+          <w:lang w:val="es-ES"/>
+        </w:rPr>
+        <w:t xml:space="preserve"> </w:t>
+      </w:r>
+      <w:r>
+        <w:rPr>
+          <w:rFonts w:ascii="Verdana" w:hAnsi="Verdana" w:eastAsia="Verdana" w:cs="Verdana"/>
+          <w:b w:val="0"/>
+          <w:bCs w:val="0"/>
+          <w:i w:val="0"/>
+          <w:iCs w:val="0"/>
+          <w:caps w:val="0"/>
+          <w:smallCaps w:val="0"/>
+          <w:noProof w:val="0"/>
+          <w:color w:val="000000" w:themeColor="text1" w:themeTint="FF" w:themeShade="FF"/>
+          <w:sz w:val="20"/>
+          <w:szCs w:val="20"/>
+          <w:lang w:val="es-ES"/>
+        </w:rPr>
+        <w:t>se hacen</w:t>
+      </w:r>
+      <w:r>
+        <w:rPr>
+          <w:rFonts w:ascii="Verdana" w:hAnsi="Verdana" w:eastAsia="Verdana" w:cs="Verdana"/>
+          <w:b w:val="0"/>
+          <w:bCs w:val="0"/>
+          <w:i w:val="0"/>
+          <w:iCs w:val="0"/>
+          <w:caps w:val="0"/>
+          <w:smallCaps w:val="0"/>
+          <w:noProof w:val="0"/>
+          <w:color w:val="000000" w:themeColor="text1" w:themeTint="FF" w:themeShade="FF"/>
+          <w:sz w:val="20"/>
+          <w:szCs w:val="20"/>
+          <w:lang w:val="es-ES"/>
+        </w:rPr>
+        <w:t xml:space="preserve"> </w:t>
+      </w:r>
+      <w:r>
+        <w:rPr>
+          <w:rFonts w:ascii="Verdana" w:hAnsi="Verdana" w:eastAsia="Verdana" w:cs="Verdana"/>
+          <w:b w:val="0"/>
+          <w:bCs w:val="0"/>
+          <w:i w:val="0"/>
+          <w:iCs w:val="0"/>
+          <w:caps w:val="0"/>
+          <w:smallCaps w:val="0"/>
+          <w:noProof w:val="0"/>
+          <w:color w:val="000000" w:themeColor="text1" w:themeTint="FF" w:themeShade="FF"/>
+          <w:sz w:val="20"/>
+          <w:szCs w:val="20"/>
+          <w:lang w:val="es-ES"/>
+        </w:rPr>
+        <w:t xml:space="preserve">en hilos apartes para que el </w:t>
+      </w:r>
+      <w:r>
+        <w:rPr>
+          <w:rFonts w:ascii="Verdana" w:hAnsi="Verdana" w:eastAsia="Verdana" w:cs="Verdana"/>
+          <w:b w:val="0"/>
+          <w:bCs w:val="0"/>
+          <w:i w:val="0"/>
+          <w:iCs w:val="0"/>
+          <w:caps w:val="0"/>
+          <w:smallCaps w:val="0"/>
+          <w:noProof w:val="0"/>
+          <w:color w:val="000000" w:themeColor="text1" w:themeTint="FF" w:themeShade="FF"/>
+          <w:sz w:val="20"/>
+          <w:szCs w:val="20"/>
+          <w:lang w:val="es-ES"/>
+        </w:rPr>
+        <w:t>usuario</w:t>
+      </w:r>
+      <w:r>
+        <w:rPr>
+          <w:rFonts w:ascii="Verdana" w:hAnsi="Verdana" w:eastAsia="Verdana" w:cs="Verdana"/>
+          <w:b w:val="0"/>
+          <w:bCs w:val="0"/>
+          <w:i w:val="0"/>
+          <w:iCs w:val="0"/>
+          <w:caps w:val="0"/>
+          <w:smallCaps w:val="0"/>
+          <w:noProof w:val="0"/>
+          <w:color w:val="000000" w:themeColor="text1" w:themeTint="FF" w:themeShade="FF"/>
+          <w:sz w:val="20"/>
+          <w:szCs w:val="20"/>
+          <w:lang w:val="es-ES"/>
+        </w:rPr>
+        <w:t xml:space="preserve"> </w:t>
+      </w:r>
+      <w:r>
+        <w:rPr>
+          <w:rFonts w:ascii="Verdana" w:hAnsi="Verdana" w:eastAsia="Verdana" w:cs="Verdana"/>
+          <w:b w:val="0"/>
+          <w:bCs w:val="0"/>
+          <w:i w:val="0"/>
+          <w:iCs w:val="0"/>
+          <w:caps w:val="0"/>
+          <w:smallCaps w:val="0"/>
+          <w:noProof w:val="0"/>
+          <w:color w:val="000000" w:themeColor="text1" w:themeTint="FF" w:themeShade="FF"/>
+          <w:sz w:val="20"/>
+          <w:szCs w:val="20"/>
+          <w:lang w:val="es-ES"/>
+        </w:rPr>
+        <w:t xml:space="preserve">puede seguir utilizar la </w:t>
+      </w:r>
+      <w:r>
+        <w:rPr>
+          <w:rFonts w:ascii="Verdana" w:hAnsi="Verdana" w:eastAsia="Verdana" w:cs="Verdana"/>
+          <w:b w:val="0"/>
+          <w:bCs w:val="0"/>
+          <w:i w:val="0"/>
+          <w:iCs w:val="0"/>
+          <w:caps w:val="0"/>
+          <w:smallCaps w:val="0"/>
+          <w:noProof w:val="0"/>
+          <w:color w:val="000000" w:themeColor="text1" w:themeTint="FF" w:themeShade="FF"/>
+          <w:sz w:val="20"/>
+          <w:szCs w:val="20"/>
+          <w:lang w:val="es-ES"/>
+        </w:rPr>
+        <w:t>aplicación</w:t>
+      </w:r>
+    </w:p>
+    <w:p>
+      <w:pPr>
+        <w:pStyle w:val="ListParagraph"/>
+        <w:numPr>
+          <w:ilvl w:val="0"/>
+          <w:numId w:val="2"/>
+        </w:numPr>
+        <w:rPr>
+          <w:rFonts w:ascii="Verdana" w:hAnsi="Verdana" w:eastAsia="Verdana" w:cs="Verdana"/>
+          <w:b w:val="0"/>
+          <w:bCs w:val="0"/>
+          <w:i w:val="0"/>
+          <w:iCs w:val="0"/>
+          <w:caps w:val="0"/>
+          <w:smallCaps w:val="0"/>
+          <w:noProof w:val="0"/>
+          <w:color w:val="000000" w:themeColor="text1" w:themeTint="FF" w:themeShade="FF"/>
+          <w:sz w:val="20"/>
+          <w:szCs w:val="20"/>
+          <w:lang w:val="es-ES"/>
+        </w:rPr>
+      </w:pPr>
+      <w:r>
+        <w:rPr>
+          <w:rFonts w:ascii="Verdana" w:hAnsi="Verdana" w:eastAsia="Verdana" w:cs="Verdana"/>
+          <w:b w:val="0"/>
+          <w:bCs w:val="0"/>
+          <w:i w:val="0"/>
+          <w:iCs w:val="0"/>
+          <w:caps w:val="0"/>
+          <w:smallCaps w:val="0"/>
+          <w:noProof w:val="0"/>
+          <w:color w:val="000000" w:themeColor="text1" w:themeTint="FF" w:themeShade="FF"/>
+          <w:sz w:val="20"/>
+          <w:szCs w:val="20"/>
+          <w:lang w:val="es-ES"/>
+        </w:rPr>
+        <w:t>Programación multimedia y dispositivos móviles.</w:t>
+      </w:r>
+    </w:p>
+    <w:p>
+      <w:pPr>
+        <w:pStyle w:val="ListParagraph"/>
+        <w:numPr>
+          <w:ilvl w:val="1"/>
+          <w:numId w:val="2"/>
+        </w:numPr>
+        <w:rPr>
+          <w:rFonts w:ascii="Verdana" w:hAnsi="Verdana" w:eastAsia="Verdana" w:cs="Verdana"/>
+          <w:b w:val="0"/>
+          <w:bCs w:val="0"/>
+          <w:i w:val="0"/>
+          <w:iCs w:val="0"/>
+          <w:caps w:val="0"/>
+          <w:smallCaps w:val="0"/>
+          <w:noProof w:val="0"/>
+          <w:color w:val="000000" w:themeColor="text1" w:themeTint="FF" w:themeShade="FF"/>
+          <w:sz w:val="20"/>
+          <w:szCs w:val="20"/>
+          <w:lang w:val="es-ES"/>
+        </w:rPr>
+      </w:pPr>
+      <w:r>
+        <w:rPr>
+          <w:rFonts w:ascii="Verdana" w:hAnsi="Verdana" w:eastAsia="Verdana" w:cs="Verdana"/>
+          <w:b w:val="0"/>
+          <w:bCs w:val="0"/>
+          <w:i w:val="0"/>
+          <w:iCs w:val="0"/>
+          <w:caps w:val="0"/>
+          <w:smallCaps w:val="0"/>
+          <w:noProof w:val="0"/>
+          <w:color w:val="000000" w:themeColor="text1" w:themeTint="FF" w:themeShade="FF"/>
+          <w:sz w:val="20"/>
+          <w:szCs w:val="20"/>
+          <w:lang w:val="es-ES"/>
+        </w:rPr>
+        <w:t xml:space="preserve">Es una </w:t>
+      </w:r>
+      <w:r>
+        <w:rPr>
+          <w:rFonts w:ascii="Verdana" w:hAnsi="Verdana" w:eastAsia="Verdana" w:cs="Verdana"/>
+          <w:b w:val="0"/>
+          <w:bCs w:val="0"/>
+          <w:i w:val="0"/>
+          <w:iCs w:val="0"/>
+          <w:caps w:val="0"/>
+          <w:smallCaps w:val="0"/>
+          <w:noProof w:val="0"/>
+          <w:color w:val="000000" w:themeColor="text1" w:themeTint="FF" w:themeShade="FF"/>
+          <w:sz w:val="20"/>
+          <w:szCs w:val="20"/>
+          <w:lang w:val="es-ES"/>
+        </w:rPr>
+        <w:t>aplicación</w:t>
+      </w:r>
+      <w:r>
+        <w:rPr>
+          <w:rFonts w:ascii="Verdana" w:hAnsi="Verdana" w:eastAsia="Verdana" w:cs="Verdana"/>
+          <w:b w:val="0"/>
+          <w:bCs w:val="0"/>
+          <w:i w:val="0"/>
+          <w:iCs w:val="0"/>
+          <w:caps w:val="0"/>
+          <w:smallCaps w:val="0"/>
+          <w:noProof w:val="0"/>
+          <w:color w:val="000000" w:themeColor="text1" w:themeTint="FF" w:themeShade="FF"/>
+          <w:sz w:val="20"/>
+          <w:szCs w:val="20"/>
+          <w:lang w:val="es-ES"/>
+        </w:rPr>
+        <w:t xml:space="preserve"> </w:t>
+      </w:r>
+      <w:r>
+        <w:rPr>
+          <w:rFonts w:ascii="Verdana" w:hAnsi="Verdana" w:eastAsia="Verdana" w:cs="Verdana"/>
+          <w:b w:val="0"/>
+          <w:bCs w:val="0"/>
+          <w:i w:val="0"/>
+          <w:iCs w:val="0"/>
+          <w:caps w:val="0"/>
+          <w:smallCaps w:val="0"/>
+          <w:noProof w:val="0"/>
+          <w:color w:val="000000" w:themeColor="text1" w:themeTint="FF" w:themeShade="FF"/>
+          <w:sz w:val="20"/>
+          <w:szCs w:val="20"/>
+          <w:lang w:val="es-ES"/>
+        </w:rPr>
+        <w:t>móvil</w:t>
+      </w:r>
+    </w:p>
+    <w:p>
+      <w:pPr>
+        <w:pStyle w:val="ListParagraph"/>
+        <w:numPr>
+          <w:ilvl w:val="0"/>
+          <w:numId w:val="2"/>
+        </w:numPr>
+        <w:rPr>
+          <w:rFonts w:ascii="Verdana" w:hAnsi="Verdana" w:eastAsia="Verdana" w:cs="Verdana"/>
+          <w:b w:val="0"/>
+          <w:bCs w:val="0"/>
+          <w:i w:val="0"/>
+          <w:iCs w:val="0"/>
+          <w:caps w:val="0"/>
+          <w:smallCaps w:val="0"/>
+          <w:noProof w:val="0"/>
+          <w:color w:val="000000" w:themeColor="text1" w:themeTint="FF" w:themeShade="FF"/>
+          <w:sz w:val="20"/>
+          <w:szCs w:val="20"/>
+          <w:lang w:val="es-ES"/>
+        </w:rPr>
+      </w:pPr>
+      <w:r>
+        <w:rPr>
+          <w:rFonts w:ascii="Verdana" w:hAnsi="Verdana" w:eastAsia="Verdana" w:cs="Verdana"/>
+          <w:b w:val="0"/>
+          <w:bCs w:val="0"/>
+          <w:i w:val="0"/>
+          <w:iCs w:val="0"/>
+          <w:caps w:val="0"/>
+          <w:smallCaps w:val="0"/>
+          <w:noProof w:val="0"/>
+          <w:color w:val="000000" w:themeColor="text1" w:themeTint="FF" w:themeShade="FF"/>
+          <w:sz w:val="20"/>
+          <w:szCs w:val="20"/>
+          <w:lang w:val="es-ES"/>
+        </w:rPr>
+        <w:t>Sistemas de gestión empresarial.</w:t>
+      </w:r>
+    </w:p>
+    <w:p>
+      <w:pPr>
+        <w:pStyle w:val="ListParagraph"/>
+        <w:numPr>
+          <w:ilvl w:val="1"/>
+          <w:numId w:val="2"/>
+        </w:numPr>
+        <w:rPr>
+          <w:rFonts w:ascii="Verdana" w:hAnsi="Verdana" w:eastAsia="Verdana" w:cs="Verdana"/>
+          <w:b w:val="0"/>
+          <w:bCs w:val="0"/>
+          <w:i w:val="0"/>
+          <w:iCs w:val="0"/>
+          <w:caps w:val="0"/>
+          <w:smallCaps w:val="0"/>
+          <w:noProof w:val="0"/>
+          <w:color w:val="000000" w:themeColor="text1" w:themeTint="FF" w:themeShade="FF"/>
+          <w:sz w:val="20"/>
+          <w:szCs w:val="20"/>
+          <w:lang w:val="es-ES"/>
+        </w:rPr>
+      </w:pPr>
+      <w:r>
+        <w:rPr>
+          <w:rFonts w:ascii="Verdana" w:hAnsi="Verdana" w:eastAsia="Verdana" w:cs="Verdana"/>
+          <w:b w:val="0"/>
+          <w:bCs w:val="0"/>
+          <w:i w:val="0"/>
+          <w:iCs w:val="0"/>
+          <w:caps w:val="0"/>
+          <w:smallCaps w:val="0"/>
+          <w:noProof w:val="0"/>
+          <w:color w:val="000000" w:themeColor="text1" w:themeTint="FF" w:themeShade="FF"/>
+          <w:sz w:val="20"/>
+          <w:szCs w:val="20"/>
+          <w:lang w:val="es-ES"/>
+        </w:rPr>
+        <w:t xml:space="preserve">La aplicación contiene gestión de tiempo que es esencial para </w:t>
+      </w:r>
+      <w:r>
+        <w:rPr>
+          <w:rFonts w:ascii="Verdana" w:hAnsi="Verdana" w:eastAsia="Verdana" w:cs="Verdana"/>
+          <w:b w:val="0"/>
+          <w:bCs w:val="0"/>
+          <w:i w:val="0"/>
+          <w:iCs w:val="0"/>
+          <w:caps w:val="0"/>
+          <w:smallCaps w:val="0"/>
+          <w:noProof w:val="0"/>
+          <w:color w:val="000000" w:themeColor="text1" w:themeTint="FF" w:themeShade="FF"/>
+          <w:sz w:val="20"/>
+          <w:szCs w:val="20"/>
+          <w:lang w:val="es-ES"/>
+        </w:rPr>
+        <w:t>gestión</w:t>
+      </w:r>
+      <w:r>
+        <w:rPr>
+          <w:rFonts w:ascii="Verdana" w:hAnsi="Verdana" w:eastAsia="Verdana" w:cs="Verdana"/>
+          <w:b w:val="0"/>
+          <w:bCs w:val="0"/>
+          <w:i w:val="0"/>
+          <w:iCs w:val="0"/>
+          <w:caps w:val="0"/>
+          <w:smallCaps w:val="0"/>
+          <w:noProof w:val="0"/>
+          <w:color w:val="000000" w:themeColor="text1" w:themeTint="FF" w:themeShade="FF"/>
+          <w:sz w:val="20"/>
+          <w:szCs w:val="20"/>
+          <w:lang w:val="es-ES"/>
+        </w:rPr>
+        <w:t xml:space="preserve"> de trabajo.</w:t>
+      </w:r>
+    </w:p>
+    <w:p>
+      <w:pPr>
+        <w:pStyle w:val="ListParagraph"/>
+        <w:numPr>
+          <w:ilvl w:val="0"/>
+          <w:numId w:val="2"/>
+        </w:numPr>
+        <w:rPr>
+          <w:rFonts w:ascii="Verdana" w:hAnsi="Verdana" w:eastAsia="Verdana" w:cs="Verdana"/>
+          <w:b w:val="0"/>
+          <w:bCs w:val="0"/>
+          <w:i w:val="0"/>
+          <w:iCs w:val="0"/>
+          <w:caps w:val="0"/>
+          <w:smallCaps w:val="0"/>
+          <w:noProof w:val="0"/>
+          <w:color w:val="000000" w:themeColor="text1" w:themeTint="FF" w:themeShade="FF"/>
+          <w:sz w:val="20"/>
+          <w:szCs w:val="20"/>
+          <w:lang w:val="es-ES"/>
+        </w:rPr>
+      </w:pPr>
+      <w:r>
+        <w:rPr>
+          <w:rFonts w:ascii="Verdana" w:hAnsi="Verdana" w:eastAsia="Verdana" w:cs="Verdana"/>
+          <w:b w:val="0"/>
+          <w:bCs w:val="0"/>
+          <w:i w:val="0"/>
+          <w:iCs w:val="0"/>
+          <w:caps w:val="0"/>
+          <w:smallCaps w:val="0"/>
+          <w:noProof w:val="0"/>
+          <w:color w:val="000000" w:themeColor="text1" w:themeTint="FF" w:themeShade="FF"/>
+          <w:sz w:val="20"/>
+          <w:szCs w:val="20"/>
+          <w:lang w:val="es-ES"/>
+        </w:rPr>
+        <w:t>Lenguajes de marcas y sistemas de gestión de información.</w:t>
+      </w:r>
+    </w:p>
+    <w:p>
+      <w:pPr>
+        <w:pStyle w:val="ListParagraph"/>
+        <w:numPr>
+          <w:ilvl w:val="1"/>
+          <w:numId w:val="2"/>
+        </w:numPr>
+        <w:rPr>
+          <w:rFonts w:ascii="Verdana" w:hAnsi="Verdana" w:eastAsia="Verdana" w:cs="Verdana"/>
+          <w:b w:val="0"/>
+          <w:bCs w:val="0"/>
+          <w:i w:val="0"/>
+          <w:iCs w:val="0"/>
+          <w:caps w:val="0"/>
+          <w:smallCaps w:val="0"/>
+          <w:noProof w:val="0"/>
+          <w:color w:val="000000" w:themeColor="text1" w:themeTint="FF" w:themeShade="FF"/>
+          <w:sz w:val="20"/>
+          <w:szCs w:val="20"/>
+          <w:lang w:val="es-ES"/>
+        </w:rPr>
+      </w:pPr>
+      <w:r>
+        <w:rPr>
+          <w:rFonts w:ascii="Verdana" w:hAnsi="Verdana" w:eastAsia="Verdana" w:cs="Verdana"/>
+          <w:b w:val="0"/>
+          <w:bCs w:val="0"/>
+          <w:i w:val="0"/>
+          <w:iCs w:val="0"/>
+          <w:caps w:val="0"/>
+          <w:smallCaps w:val="0"/>
+          <w:noProof w:val="0"/>
+          <w:color w:val="000000" w:themeColor="text1" w:themeTint="FF" w:themeShade="FF"/>
+          <w:sz w:val="20"/>
+          <w:szCs w:val="20"/>
+          <w:lang w:val="es-ES"/>
+        </w:rPr>
+        <w:t>Para interfaz y algunos recursos se utiliza XML y JSON.</w:t>
+      </w:r>
+    </w:p>
+    <w:p>
+      <w:pPr>
+        <w:pStyle w:val="ListParagraph"/>
+        <w:numPr>
+          <w:ilvl w:val="0"/>
+          <w:numId w:val="2"/>
+        </w:numPr>
+        <w:rPr>
+          <w:rFonts w:ascii="Verdana" w:hAnsi="Verdana" w:eastAsia="Verdana" w:cs="Verdana"/>
+          <w:b w:val="0"/>
+          <w:bCs w:val="0"/>
+          <w:i w:val="0"/>
+          <w:iCs w:val="0"/>
+          <w:caps w:val="0"/>
+          <w:smallCaps w:val="0"/>
+          <w:noProof w:val="0"/>
+          <w:color w:val="000000" w:themeColor="text1" w:themeTint="FF" w:themeShade="FF"/>
+          <w:sz w:val="20"/>
+          <w:szCs w:val="20"/>
+          <w:lang w:val="es-ES"/>
+        </w:rPr>
+      </w:pPr>
+      <w:r>
+        <w:rPr>
+          <w:rFonts w:ascii="Verdana" w:hAnsi="Verdana" w:eastAsia="Verdana" w:cs="Verdana"/>
+          <w:b w:val="0"/>
+          <w:bCs w:val="0"/>
+          <w:i w:val="0"/>
+          <w:iCs w:val="0"/>
+          <w:caps w:val="0"/>
+          <w:smallCaps w:val="0"/>
+          <w:noProof w:val="0"/>
+          <w:color w:val="000000" w:themeColor="text1" w:themeTint="FF" w:themeShade="FF"/>
+          <w:sz w:val="20"/>
+          <w:szCs w:val="20"/>
+          <w:lang w:val="es-ES"/>
+        </w:rPr>
+        <w:t>Entornos de desarrollo.</w:t>
+      </w:r>
+    </w:p>
+    <w:p>
+      <w:pPr>
+        <w:pStyle w:val="ListParagraph"/>
+        <w:numPr>
+          <w:ilvl w:val="1"/>
+          <w:numId w:val="2"/>
+        </w:numPr>
+        <w:rPr>
+          <w:rFonts w:ascii="Verdana" w:hAnsi="Verdana" w:eastAsia="Verdana" w:cs="Verdana"/>
+          <w:b w:val="0"/>
+          <w:bCs w:val="0"/>
+          <w:i w:val="0"/>
+          <w:iCs w:val="0"/>
+          <w:caps w:val="0"/>
+          <w:smallCaps w:val="0"/>
+          <w:noProof w:val="0"/>
+          <w:color w:val="000000" w:themeColor="text1" w:themeTint="FF" w:themeShade="FF"/>
+          <w:sz w:val="20"/>
+          <w:szCs w:val="20"/>
+          <w:lang w:val="es-ES"/>
+        </w:rPr>
+      </w:pPr>
+      <w:r>
+        <w:rPr>
+          <w:rFonts w:ascii="Verdana" w:hAnsi="Verdana" w:eastAsia="Verdana" w:cs="Verdana"/>
+          <w:b w:val="0"/>
+          <w:bCs w:val="0"/>
+          <w:i w:val="0"/>
+          <w:iCs w:val="0"/>
+          <w:caps w:val="0"/>
+          <w:smallCaps w:val="0"/>
+          <w:noProof w:val="0"/>
+          <w:color w:val="000000" w:themeColor="text1" w:themeTint="FF" w:themeShade="FF"/>
+          <w:sz w:val="20"/>
+          <w:szCs w:val="20"/>
+          <w:lang w:val="es-ES"/>
+        </w:rPr>
+        <w:t xml:space="preserve">Para desarrollar la aplicación se </w:t>
+      </w:r>
+      <w:r>
+        <w:rPr>
+          <w:rFonts w:ascii="Verdana" w:hAnsi="Verdana" w:eastAsia="Verdana" w:cs="Verdana"/>
+          <w:b w:val="0"/>
+          <w:bCs w:val="0"/>
+          <w:i w:val="0"/>
+          <w:iCs w:val="0"/>
+          <w:caps w:val="0"/>
+          <w:smallCaps w:val="0"/>
+          <w:noProof w:val="0"/>
+          <w:color w:val="000000" w:themeColor="text1" w:themeTint="FF" w:themeShade="FF"/>
+          <w:sz w:val="20"/>
+          <w:szCs w:val="20"/>
+          <w:lang w:val="es-ES"/>
+        </w:rPr>
+        <w:t>utilizó Android</w:t>
+      </w:r>
+      <w:r>
+        <w:rPr>
+          <w:rFonts w:ascii="Verdana" w:hAnsi="Verdana" w:eastAsia="Verdana" w:cs="Verdana"/>
+          <w:b w:val="0"/>
+          <w:bCs w:val="0"/>
+          <w:i w:val="0"/>
+          <w:iCs w:val="0"/>
+          <w:caps w:val="0"/>
+          <w:smallCaps w:val="0"/>
+          <w:noProof w:val="0"/>
+          <w:color w:val="000000" w:themeColor="text1" w:themeTint="FF" w:themeShade="FF"/>
+          <w:sz w:val="20"/>
+          <w:szCs w:val="20"/>
+          <w:lang w:val="es-ES"/>
+        </w:rPr>
+        <w:t xml:space="preserve"> Studio </w:t>
+      </w:r>
+      <w:r>
+        <w:rPr>
+          <w:rFonts w:ascii="Verdana" w:hAnsi="Verdana" w:eastAsia="Verdana" w:cs="Verdana"/>
+          <w:b w:val="0"/>
+          <w:bCs w:val="0"/>
+          <w:i w:val="0"/>
+          <w:iCs w:val="0"/>
+          <w:caps w:val="0"/>
+          <w:smallCaps w:val="0"/>
+          <w:noProof w:val="0"/>
+          <w:color w:val="000000" w:themeColor="text1" w:themeTint="FF" w:themeShade="FF"/>
+          <w:sz w:val="20"/>
+          <w:szCs w:val="20"/>
+          <w:lang w:val="es-ES"/>
+        </w:rPr>
+        <w:t>que</w:t>
+      </w:r>
+      <w:r>
+        <w:rPr>
+          <w:rFonts w:ascii="Verdana" w:hAnsi="Verdana" w:eastAsia="Verdana" w:cs="Verdana"/>
+          <w:b w:val="0"/>
+          <w:bCs w:val="0"/>
+          <w:i w:val="0"/>
+          <w:iCs w:val="0"/>
+          <w:caps w:val="0"/>
+          <w:smallCaps w:val="0"/>
+          <w:noProof w:val="0"/>
+          <w:color w:val="000000" w:themeColor="text1" w:themeTint="FF" w:themeShade="FF"/>
+          <w:sz w:val="20"/>
+          <w:szCs w:val="20"/>
+          <w:lang w:val="es-ES"/>
+        </w:rPr>
+        <w:t xml:space="preserve"> es un entorno de </w:t>
+      </w:r>
+      <w:r>
+        <w:rPr>
+          <w:rFonts w:ascii="Verdana" w:hAnsi="Verdana" w:eastAsia="Verdana" w:cs="Verdana"/>
+          <w:b w:val="0"/>
+          <w:bCs w:val="0"/>
+          <w:i w:val="0"/>
+          <w:iCs w:val="0"/>
+          <w:caps w:val="0"/>
+          <w:smallCaps w:val="0"/>
+          <w:noProof w:val="0"/>
+          <w:color w:val="000000" w:themeColor="text1" w:themeTint="FF" w:themeShade="FF"/>
+          <w:sz w:val="20"/>
+          <w:szCs w:val="20"/>
+          <w:lang w:val="es-ES"/>
+        </w:rPr>
+        <w:t>desarrollo</w:t>
+      </w:r>
+      <w:r>
+        <w:rPr>
+          <w:rFonts w:ascii="Verdana" w:hAnsi="Verdana" w:eastAsia="Verdana" w:cs="Verdana"/>
+          <w:b w:val="0"/>
+          <w:bCs w:val="0"/>
+          <w:i w:val="0"/>
+          <w:iCs w:val="0"/>
+          <w:caps w:val="0"/>
+          <w:smallCaps w:val="0"/>
+          <w:noProof w:val="0"/>
+          <w:color w:val="000000" w:themeColor="text1" w:themeTint="FF" w:themeShade="FF"/>
+          <w:sz w:val="20"/>
+          <w:szCs w:val="20"/>
+          <w:lang w:val="es-ES"/>
+        </w:rPr>
+        <w:t>.</w:t>
+      </w:r>
+    </w:p>
+    <w:p>
+      <w:pPr>
+        <w:pStyle w:val="Heading2"/>
+        <w:rPr>
+          <w:noProof w:val="0"/>
+          <w:lang w:val="es-ES"/>
+        </w:rPr>
+      </w:pPr>
+      <w:bookmarkStart w:name="_Toc443067143" w:id="117649902"/>
+      <w:r>
+        <w:rPr>
+          <w:noProof w:val="0"/>
+          <w:lang w:val="es-ES"/>
+        </w:rPr>
+        <w:t>3. Objetivos</w:t>
+      </w:r>
+      <w:bookmarkEnd w:id="117649902"/>
+    </w:p>
+    <w:p>
+      <w:pPr>
+        <w:pStyle w:val="Heading3"/>
+        <w:rPr>
+          <w:noProof w:val="0"/>
+          <w:lang w:val="es-ES"/>
+        </w:rPr>
+      </w:pPr>
+      <w:bookmarkStart w:name="_Toc1895366023" w:id="1271210230"/>
+      <w:r>
+        <w:rPr>
+          <w:noProof w:val="0"/>
+          <w:lang w:val="es-ES"/>
+        </w:rPr>
+        <w:t>3.1 Objetivo general</w:t>
+      </w:r>
+      <w:bookmarkEnd w:id="1271210230"/>
+    </w:p>
+    <w:p>
+      <w:pPr>
+        <w:pStyle w:val="Normal"/>
+      </w:pPr>
+      <w:r>
+        <w:rPr>
+          <w:rFonts w:ascii="Calibri" w:hAnsi="Calibri" w:eastAsia="Calibri" w:cs="Calibri"/>
+          <w:noProof w:val="0"/>
+          <w:sz w:val="24"/>
+          <w:szCs w:val="24"/>
+          <w:lang w:val="es-ES"/>
+        </w:rPr>
+        <w:t>El objetivo general del proyecto es desarrollar una aplicación móvil Android para la gestión automática de tareas y horarios, permitiendo al usuario crear tareas jerárquicas, asociarlas a lugares, calcular o registrar tiempos de desplazamiento y compartir su información con otros dispositivos.</w:t>
+      </w:r>
+    </w:p>
+    <w:p>
+      <w:pPr>
+        <w:pStyle w:val="Heading3"/>
+        <w:rPr>
+          <w:noProof w:val="0"/>
+          <w:lang w:val="es-ES"/>
+        </w:rPr>
+      </w:pPr>
+      <w:bookmarkStart w:name="_Toc563197042" w:id="154460263"/>
+      <w:r>
+        <w:rPr>
+          <w:noProof w:val="0"/>
+          <w:lang w:val="es-ES"/>
+        </w:rPr>
+        <w:t>3.2 Objetivos específicos</w:t>
+      </w:r>
+      <w:bookmarkEnd w:id="154460263"/>
+    </w:p>
+    <w:p>
+      <w:pPr>
+        <w:spacing w:before="0" w:beforeAutospacing="off" w:after="0" w:afterAutospacing="off"/>
+      </w:pPr>
+      <w:r>
+        <w:rPr>
+          <w:rFonts w:ascii="Calibri" w:hAnsi="Calibri" w:eastAsia="Calibri" w:cs="Calibri"/>
+          <w:noProof w:val="0"/>
+          <w:sz w:val="24"/>
+          <w:szCs w:val="24"/>
+          <w:lang w:val="es-ES"/>
+        </w:rPr>
+        <w:t>Los objetivos específicos del proyecto son:</w:t>
+      </w:r>
+    </w:p>
+    <w:p>
+      <w:pPr>
+        <w:spacing w:before="0" w:beforeAutospacing="off" w:after="0" w:afterAutospacing="off"/>
+      </w:pPr>
+      <w:r>
+        <w:rPr>
+          <w:rFonts w:ascii="Calibri" w:hAnsi="Calibri" w:eastAsia="Calibri" w:cs="Calibri"/>
+          <w:noProof w:val="0"/>
+          <w:sz w:val="24"/>
+          <w:szCs w:val="24"/>
+          <w:lang w:val="es-ES"/>
+        </w:rPr>
+        <w:t>- Diseñar una base de datos local capaz de almacenar usuarios, tareas, cambios históricos, lugares, desplazamientos y permisos de acceso.</w:t>
+      </w:r>
+    </w:p>
+    <w:p>
+      <w:pPr>
+        <w:spacing w:before="0" w:beforeAutospacing="off" w:after="0" w:afterAutospacing="off"/>
+      </w:pPr>
+      <w:r>
+        <w:rPr>
+          <w:rFonts w:ascii="Calibri" w:hAnsi="Calibri" w:eastAsia="Calibri" w:cs="Calibri"/>
+          <w:noProof w:val="0"/>
+          <w:sz w:val="24"/>
+          <w:szCs w:val="24"/>
+          <w:lang w:val="es-ES"/>
+        </w:rPr>
+        <w:t>- Implementar un sistema de usuarios con diferentes tipos: usuario real, usuario local y usuario externo.</w:t>
+      </w:r>
+    </w:p>
+    <w:p>
+      <w:pPr>
+        <w:spacing w:before="0" w:beforeAutospacing="off" w:after="0" w:afterAutospacing="off"/>
+      </w:pPr>
+      <w:r>
+        <w:rPr>
+          <w:rFonts w:ascii="Calibri" w:hAnsi="Calibri" w:eastAsia="Calibri" w:cs="Calibri"/>
+          <w:noProof w:val="0"/>
+          <w:sz w:val="24"/>
+          <w:szCs w:val="24"/>
+          <w:lang w:val="es-ES"/>
+        </w:rPr>
+        <w:t>- Permitir la creación, modificación, desactivación y organización jerárquica de tareas.</w:t>
+      </w:r>
+    </w:p>
+    <w:p>
+      <w:pPr>
+        <w:spacing w:before="0" w:beforeAutospacing="off" w:after="0" w:afterAutospacing="off"/>
+      </w:pPr>
+      <w:r>
+        <w:rPr>
+          <w:rFonts w:ascii="Calibri" w:hAnsi="Calibri" w:eastAsia="Calibri" w:cs="Calibri"/>
+          <w:noProof w:val="0"/>
+          <w:sz w:val="24"/>
+          <w:szCs w:val="24"/>
+          <w:lang w:val="es-ES"/>
+        </w:rPr>
+        <w:t>- Registrar los cambios de las tareas mediante una tabla histórica para poder reconstruir el estado del horario.</w:t>
+      </w:r>
+    </w:p>
+    <w:p>
+      <w:pPr>
+        <w:spacing w:before="0" w:beforeAutospacing="off" w:after="0" w:afterAutospacing="off"/>
+      </w:pPr>
+      <w:r>
+        <w:rPr>
+          <w:rFonts w:ascii="Calibri" w:hAnsi="Calibri" w:eastAsia="Calibri" w:cs="Calibri"/>
+          <w:noProof w:val="0"/>
+          <w:sz w:val="24"/>
+          <w:szCs w:val="24"/>
+          <w:lang w:val="es-ES"/>
+        </w:rPr>
+        <w:t>- Diseñar un sistema de generación automática de horario a partir de las restricciones de cada tarea.</w:t>
+      </w:r>
+    </w:p>
+    <w:p>
+      <w:pPr>
+        <w:spacing w:before="0" w:beforeAutospacing="off" w:after="0" w:afterAutospacing="off"/>
+      </w:pPr>
+      <w:r>
+        <w:rPr>
+          <w:rFonts w:ascii="Calibri" w:hAnsi="Calibri" w:eastAsia="Calibri" w:cs="Calibri"/>
+          <w:noProof w:val="0"/>
+          <w:sz w:val="24"/>
+          <w:szCs w:val="24"/>
+          <w:lang w:val="es-ES"/>
+        </w:rPr>
+        <w:t>- Incorporar la gestión de lugares y viajes entre lugares.</w:t>
+      </w:r>
+    </w:p>
+    <w:p>
+      <w:pPr>
+        <w:spacing w:before="0" w:beforeAutospacing="off" w:after="0" w:afterAutospacing="off"/>
+      </w:pPr>
+      <w:r>
+        <w:rPr>
+          <w:rFonts w:ascii="Calibri" w:hAnsi="Calibri" w:eastAsia="Calibri" w:cs="Calibri"/>
+          <w:noProof w:val="0"/>
+          <w:sz w:val="24"/>
+          <w:szCs w:val="24"/>
+          <w:lang w:val="es-ES"/>
+        </w:rPr>
+        <w:t>- Preparar la aplicación para calcular tiempos de desplazamiento con Google Maps cuando el usuario configure una API Key.</w:t>
+      </w:r>
+    </w:p>
+    <w:p>
+      <w:pPr>
+        <w:spacing w:before="0" w:beforeAutospacing="off" w:after="0" w:afterAutospacing="off"/>
+      </w:pPr>
+      <w:r>
+        <w:rPr>
+          <w:rFonts w:ascii="Calibri" w:hAnsi="Calibri" w:eastAsia="Calibri" w:cs="Calibri"/>
+          <w:noProof w:val="0"/>
+          <w:sz w:val="24"/>
+          <w:szCs w:val="24"/>
+          <w:lang w:val="es-ES"/>
+        </w:rPr>
+        <w:t>- Permitir la compartición de un subárbol de tareas mediante recursos compartidos.</w:t>
+      </w:r>
+    </w:p>
+    <w:p>
+      <w:pPr>
+        <w:spacing w:before="0" w:beforeAutospacing="off" w:after="0" w:afterAutospacing="off"/>
+      </w:pPr>
+      <w:r>
+        <w:rPr>
+          <w:rFonts w:ascii="Calibri" w:hAnsi="Calibri" w:eastAsia="Calibri" w:cs="Calibri"/>
+          <w:noProof w:val="0"/>
+          <w:sz w:val="24"/>
+          <w:szCs w:val="24"/>
+          <w:lang w:val="es-ES"/>
+        </w:rPr>
+        <w:t>- Diseñar una comunicación entre dispositivos mediante UDP.</w:t>
+      </w:r>
+    </w:p>
+    <w:p>
+      <w:pPr>
+        <w:spacing w:before="0" w:beforeAutospacing="off" w:after="0" w:afterAutospacing="off"/>
+      </w:pPr>
+      <w:r>
+        <w:rPr>
+          <w:rFonts w:ascii="Calibri" w:hAnsi="Calibri" w:eastAsia="Calibri" w:cs="Calibri"/>
+          <w:noProof w:val="0"/>
+          <w:sz w:val="24"/>
+          <w:szCs w:val="24"/>
+          <w:lang w:val="es-ES"/>
+        </w:rPr>
+        <w:t>- Incorporar medidas de seguridad como almacenamiento de contraseña con hash y futura comunicación cifrada.</w:t>
+      </w:r>
+    </w:p>
+    <w:p>
+      <w:pPr>
+        <w:spacing w:before="0" w:beforeAutospacing="off" w:after="0" w:afterAutospacing="off"/>
+      </w:pPr>
+      <w:r>
+        <w:rPr>
+          <w:rFonts w:ascii="Calibri" w:hAnsi="Calibri" w:eastAsia="Calibri" w:cs="Calibri"/>
+          <w:noProof w:val="0"/>
+          <w:sz w:val="24"/>
+          <w:szCs w:val="24"/>
+          <w:lang w:val="es-ES"/>
+        </w:rPr>
+        <w:t>- Crear una interfaz sencilla para iniciar sesión, gestionar tareas, consultar el horario, administrar lugares, configurar ajustes y controlar usuarios externos.</w:t>
+      </w:r>
+    </w:p>
+    <w:p>
+      <w:pPr>
+        <w:pStyle w:val="Heading2"/>
+        <w:rPr>
+          <w:noProof w:val="0"/>
+          <w:lang w:val="es-ES"/>
+        </w:rPr>
+      </w:pPr>
+      <w:bookmarkStart w:name="_Toc1524020162" w:id="490397786"/>
+      <w:r>
+        <w:rPr>
+          <w:noProof w:val="0"/>
+          <w:lang w:val="es-ES"/>
+        </w:rPr>
+        <w:t>4. Análisis de necesidades</w:t>
+      </w:r>
+      <w:bookmarkEnd w:id="490397786"/>
+    </w:p>
+    <w:p>
+      <w:pPr>
+        <w:spacing w:before="0" w:beforeAutospacing="off" w:after="0" w:afterAutospacing="off"/>
+      </w:pPr>
+      <w:r>
+        <w:rPr>
+          <w:rFonts w:ascii="Calibri" w:hAnsi="Calibri" w:eastAsia="Calibri" w:cs="Calibri"/>
+          <w:noProof w:val="0"/>
+          <w:sz w:val="24"/>
+          <w:szCs w:val="24"/>
+          <w:lang w:val="es-ES"/>
+        </w:rPr>
+        <w:t>La necesidad principal detectada es la falta de una herramienta que permita crear tareas de forma flexible y que sea capaz de organizar automáticamente el horario del usuario. En una agenda tradicional, cada evento suele tener una fecha y hora concreta. Sin embargo, en la vida real muchas tareas no tienen una hora fija, sino un rango posible, una duración aproximada o una prioridad.</w:t>
+      </w:r>
+    </w:p>
+    <w:p/>
+    <w:p>
+      <w:pPr>
+        <w:spacing w:before="0" w:beforeAutospacing="off" w:after="0" w:afterAutospacing="off"/>
+      </w:pPr>
+      <w:r>
+        <w:rPr>
+          <w:rFonts w:ascii="Calibri" w:hAnsi="Calibri" w:eastAsia="Calibri" w:cs="Calibri"/>
+          <w:noProof w:val="0"/>
+          <w:sz w:val="24"/>
+          <w:szCs w:val="24"/>
+          <w:lang w:val="es-ES"/>
+        </w:rPr>
+        <w:t>Por ejemplo, una persona puede necesitar estudiar durante dos horas esta semana, hacer una compra antes del viernes o realizar una tarea en algún momento libre del día. En estos casos, el usuario sabe qué debe hacer, pero no siempre sabe cuándo colocarlo en su horario. La aplicación intenta resolver este problema generando un horario automático en función de las restricciones.</w:t>
+      </w:r>
+    </w:p>
+    <w:p/>
+    <w:p>
+      <w:pPr>
+        <w:spacing w:before="0" w:beforeAutospacing="off" w:after="0" w:afterAutospacing="off"/>
+      </w:pPr>
+      <w:r>
+        <w:rPr>
+          <w:rFonts w:ascii="Calibri" w:hAnsi="Calibri" w:eastAsia="Calibri" w:cs="Calibri"/>
+          <w:noProof w:val="0"/>
+          <w:sz w:val="24"/>
+          <w:szCs w:val="24"/>
+          <w:lang w:val="es-ES"/>
+        </w:rPr>
+        <w:t>También existe la necesidad de representar tareas compuestas. Por ejemplo, una tarea padre llamada “Instituto” puede contener subtareas como “Clase de programación”, “Proyecto” o “Estudiar”. Esto permite organizar la información en forma de árbol y facilita que las subtareas hereden ciertas restricciones de la tarea principal.</w:t>
+      </w:r>
+    </w:p>
+    <w:p/>
+    <w:p>
+      <w:pPr>
+        <w:spacing w:before="0" w:beforeAutospacing="off" w:after="0" w:afterAutospacing="off"/>
+      </w:pPr>
+      <w:r>
+        <w:rPr>
+          <w:rFonts w:ascii="Calibri" w:hAnsi="Calibri" w:eastAsia="Calibri" w:cs="Calibri"/>
+          <w:noProof w:val="0"/>
+          <w:sz w:val="24"/>
+          <w:szCs w:val="24"/>
+          <w:lang w:val="es-ES"/>
+        </w:rPr>
+        <w:t>Otra necesidad importante es la compartición selectiva. El usuario puede querer compartir solo una parte de su agenda, no toda. Para ello se propone un sistema donde un usuario local representa un recurso compartido concreto, cuyo origen es una tarea raíz seleccionada por el usuario.</w:t>
+      </w:r>
+    </w:p>
+    <w:p>
+      <w:pPr>
+        <w:pStyle w:val="Heading3"/>
+        <w:rPr>
+          <w:noProof w:val="0"/>
+          <w:lang w:val="es-ES"/>
+        </w:rPr>
+      </w:pPr>
+      <w:bookmarkStart w:name="_Toc109315947" w:id="1096016688"/>
+      <w:r>
+        <w:rPr>
+          <w:noProof w:val="0"/>
+          <w:lang w:val="es-ES"/>
+        </w:rPr>
+        <w:t>4.1 Problema detectado</w:t>
+      </w:r>
+      <w:bookmarkEnd w:id="1096016688"/>
+    </w:p>
+    <w:p>
+      <w:pPr>
+        <w:pStyle w:val="Normal"/>
+      </w:pPr>
+      <w:r>
+        <w:rPr>
+          <w:noProof w:val="0"/>
+          <w:lang w:val="es-ES"/>
+        </w:rPr>
+        <w:t>Actualmente muchas personas tienen dificultades para organizar correctamente su tiempo. Aunque existen calendarios, agendas y aplicaciones de tareas, la mayoría de estas herramientas obligan al usuario a decidir manualmente cuándo debe realizar cada actividad. Esto puede ser un problema cuando el usuario tiene muchas tareas, poca disponibilidad, diferentes prioridades o actividades que no tienen una hora fija.</w:t>
+      </w:r>
+    </w:p>
+    <w:p>
+      <w:pPr>
+        <w:pStyle w:val="Normal"/>
+      </w:pPr>
+    </w:p>
+    <w:p>
+      <w:pPr>
+        <w:pStyle w:val="Normal"/>
+      </w:pPr>
+      <w:r>
+        <w:rPr>
+          <w:noProof w:val="0"/>
+          <w:lang w:val="es-ES"/>
+        </w:rPr>
+        <w:t>El problema principal detectado es que las aplicaciones tradicionales suelen funcionar como simples listas o calendarios, pero no ayudan de forma suficiente a tomar decisiones sobre la planificación diaria. El usuario debe pensar dónde colocar cada tarea, calcular si tiene tiempo suficiente, recordar los desplazamientos entre lugares y reorganizar manualmente el horario cuando aparece un cambio.</w:t>
+      </w:r>
+    </w:p>
+    <w:p>
+      <w:pPr>
+        <w:pStyle w:val="Normal"/>
+      </w:pPr>
+    </w:p>
+    <w:p>
+      <w:pPr>
+        <w:pStyle w:val="Normal"/>
+      </w:pPr>
+      <w:r>
+        <w:rPr>
+          <w:noProof w:val="0"/>
+          <w:lang w:val="es-ES"/>
+        </w:rPr>
+        <w:t>Además, muchas personas no solo necesitan guardar tareas, sino también estructurarlas. Por ejemplo, una actividad principal puede contener subtareas, puede tener una duración determinada, puede repetirse ciertos días o puede depender de un lugar concreto. Si esta información no se gestiona correctamente, es fácil olvidar tareas, planificar mal el día o crear horarios poco realistas.</w:t>
+      </w:r>
+    </w:p>
+    <w:p>
+      <w:pPr>
+        <w:pStyle w:val="Normal"/>
+      </w:pPr>
+    </w:p>
+    <w:p>
+      <w:pPr>
+        <w:pStyle w:val="Normal"/>
+      </w:pPr>
+      <w:r>
+        <w:rPr>
+          <w:noProof w:val="0"/>
+          <w:lang w:val="es-ES"/>
+        </w:rPr>
+        <w:t>Por ello, se detecta la necesidad de una aplicación que permita registrar tareas de forma flexible y que, además, ayude al usuario a generar un horario automático teniendo en cuenta restricciones como la duración, el rango horario, la periodicidad, la jerarquía entre tareas, los lugares y los desplazamientos.</w:t>
+      </w:r>
+    </w:p>
+    <w:p>
+      <w:pPr>
+        <w:pStyle w:val="Heading3"/>
+        <w:rPr>
+          <w:noProof w:val="0"/>
+          <w:lang w:val="es-ES"/>
+        </w:rPr>
+      </w:pPr>
+      <w:bookmarkStart w:name="_Toc1721563815" w:id="633820929"/>
+      <w:r>
+        <w:rPr>
+          <w:noProof w:val="0"/>
+          <w:lang w:val="es-ES"/>
+        </w:rPr>
+        <w:t>4.2 Usuarios de la aplicación</w:t>
+      </w:r>
+      <w:bookmarkEnd w:id="633820929"/>
+    </w:p>
+    <w:p>
+      <w:pPr>
+        <w:spacing w:before="0" w:beforeAutospacing="off" w:after="0" w:afterAutospacing="off"/>
+      </w:pPr>
+      <w:r>
+        <w:rPr>
+          <w:rFonts w:ascii="Calibri" w:hAnsi="Calibri" w:eastAsia="Calibri" w:cs="Calibri"/>
+          <w:noProof w:val="0"/>
+          <w:sz w:val="24"/>
+          <w:szCs w:val="24"/>
+          <w:lang w:val="es-ES"/>
+        </w:rPr>
+        <w:t>La aplicación está dirigida a cualquier persona que necesite organizar mejor su tiempo y sus tareas diarias. No está pensada únicamente para un perfil profesional concreto, sino para usuarios que quieran planificar actividades personales, académicas o laborales de una forma más estructurada.</w:t>
+      </w:r>
+    </w:p>
+    <w:p/>
+    <w:p>
+      <w:pPr>
+        <w:spacing w:before="0" w:beforeAutospacing="off" w:after="0" w:afterAutospacing="off"/>
+      </w:pPr>
+      <w:r>
+        <w:rPr>
+          <w:rFonts w:ascii="Calibri" w:hAnsi="Calibri" w:eastAsia="Calibri" w:cs="Calibri"/>
+          <w:noProof w:val="0"/>
+          <w:sz w:val="24"/>
+          <w:szCs w:val="24"/>
+          <w:lang w:val="es-ES"/>
+        </w:rPr>
+        <w:t>Uno de los perfiles principales son las personas que quieren organizar su vida cotidiana. Este tipo de usuario puede utilizar la aplicación para planificar estudios, trabajo, compras, citas, actividades personales, tareas del hogar o rutinas semanales.</w:t>
+      </w:r>
+    </w:p>
+    <w:p/>
+    <w:p>
+      <w:pPr>
+        <w:spacing w:before="0" w:beforeAutospacing="off" w:after="0" w:afterAutospacing="off"/>
+      </w:pPr>
+      <w:r>
+        <w:rPr>
+          <w:rFonts w:ascii="Calibri" w:hAnsi="Calibri" w:eastAsia="Calibri" w:cs="Calibri"/>
+          <w:noProof w:val="0"/>
+          <w:sz w:val="24"/>
+          <w:szCs w:val="24"/>
+          <w:lang w:val="es-ES"/>
+        </w:rPr>
+        <w:t>También está pensada para personas con mala memoria o que suelen olvidar tareas importantes. La aplicación permite registrar las actividades y consultarlas posteriormente, reduciendo la posibilidad de olvidar compromisos o tareas pendientes.</w:t>
+      </w:r>
+    </w:p>
+    <w:p/>
+    <w:p>
+      <w:pPr>
+        <w:spacing w:before="0" w:beforeAutospacing="off" w:after="0" w:afterAutospacing="off"/>
+      </w:pPr>
+      <w:r>
+        <w:rPr>
+          <w:rFonts w:ascii="Calibri" w:hAnsi="Calibri" w:eastAsia="Calibri" w:cs="Calibri"/>
+          <w:noProof w:val="0"/>
+          <w:sz w:val="24"/>
+          <w:szCs w:val="24"/>
+          <w:lang w:val="es-ES"/>
+        </w:rPr>
+        <w:t>Otro grupo de usuarios son las personas con dificultades para tomar decisiones. En muchas ocasiones, el problema no es saber qué tareas hay que hacer, sino decidir cuándo hacerlas. La generación automática del horario ayuda a reducir esta carga, ya que el sistema intenta colocar las tareas en los huecos disponibles según sus restricciones.</w:t>
+      </w:r>
+    </w:p>
+    <w:p/>
+    <w:p>
+      <w:pPr>
+        <w:spacing w:before="0" w:beforeAutospacing="off" w:after="0" w:afterAutospacing="off"/>
+      </w:pPr>
+      <w:r>
+        <w:rPr>
+          <w:rFonts w:ascii="Calibri" w:hAnsi="Calibri" w:eastAsia="Calibri" w:cs="Calibri"/>
+          <w:noProof w:val="0"/>
+          <w:sz w:val="24"/>
+          <w:szCs w:val="24"/>
+          <w:lang w:val="es-ES"/>
+        </w:rPr>
+        <w:t>La aplicación también puede ser útil para personas con dificultades de organización. Al permitir crear tareas padre e hijas, establecer duraciones, lugares, días y acciones, el usuario puede estructurar mejor sus obligaciones y ver su planificación de forma más clara.</w:t>
+      </w:r>
+    </w:p>
+    <w:p/>
+    <w:p>
+      <w:pPr>
+        <w:spacing w:before="0" w:beforeAutospacing="off" w:after="0" w:afterAutospacing="off"/>
+      </w:pPr>
+      <w:r>
+        <w:rPr>
+          <w:rFonts w:ascii="Calibri" w:hAnsi="Calibri" w:eastAsia="Calibri" w:cs="Calibri"/>
+          <w:noProof w:val="0"/>
+          <w:sz w:val="24"/>
+          <w:szCs w:val="24"/>
+          <w:lang w:val="es-ES"/>
+        </w:rPr>
+        <w:t>Por último, también puede ser utilizada por estudiantes, trabajadores, personas con rutinas complejas o usuarios que necesitan coordinar actividades en diferentes lugares, ya que la aplicación tiene en cuenta la gestión de lugares y desplazamientos.</w:t>
+      </w:r>
+    </w:p>
+    <w:p>
+      <w:pPr>
+        <w:pStyle w:val="Heading3"/>
+        <w:rPr>
+          <w:noProof w:val="0"/>
+          <w:lang w:val="es-ES"/>
+        </w:rPr>
+      </w:pPr>
+      <w:bookmarkStart w:name="_Toc4400519" w:id="1697836523"/>
+      <w:r>
+        <w:rPr>
+          <w:noProof w:val="0"/>
+          <w:lang w:val="es-ES"/>
+        </w:rPr>
+        <w:t>4.3 Alcance del proyecto</w:t>
+      </w:r>
+      <w:bookmarkEnd w:id="1697836523"/>
+    </w:p>
+    <w:p>
+      <w:pPr>
+        <w:pStyle w:val="Normal"/>
+        <w:rPr>
+          <w:rFonts w:ascii="Cambria" w:hAnsi="Cambria" w:eastAsia="Cambria" w:cs="Cambria"/>
+          <w:b w:val="0"/>
+          <w:bCs w:val="0"/>
+          <w:i w:val="0"/>
+          <w:iCs w:val="0"/>
+          <w:caps w:val="0"/>
+          <w:smallCaps w:val="0"/>
+          <w:noProof w:val="0"/>
+          <w:color w:val="000000" w:themeColor="text1" w:themeTint="FF" w:themeShade="FF"/>
+          <w:sz w:val="22"/>
+          <w:szCs w:val="22"/>
+          <w:lang w:val="es-ES"/>
+        </w:rPr>
+      </w:pPr>
+      <w:r>
+        <w:rPr>
+          <w:noProof w:val="0"/>
+          <w:lang w:val="es-ES"/>
+        </w:rPr>
+        <w:t>Funcionalidades incluidas:</w:t>
+      </w:r>
+    </w:p>
+    <w:p>
+      <w:pPr>
+        <w:pStyle w:val="ListParagraph"/>
+        <w:numPr>
+          <w:ilvl w:val="0"/>
+          <w:numId w:val="5"/>
+        </w:numPr>
+        <w:rPr>
+          <w:rFonts w:ascii="Cambria" w:hAnsi="Cambria" w:eastAsia="Cambria" w:cs="Cambria"/>
+          <w:b w:val="0"/>
+          <w:bCs w:val="0"/>
+          <w:i w:val="0"/>
+          <w:iCs w:val="0"/>
+          <w:caps w:val="0"/>
+          <w:smallCaps w:val="0"/>
+          <w:noProof w:val="0"/>
+          <w:color w:val="000000" w:themeColor="text1" w:themeTint="FF" w:themeShade="FF"/>
+          <w:sz w:val="22"/>
+          <w:szCs w:val="22"/>
+          <w:lang w:val="es-ES"/>
+        </w:rPr>
+      </w:pPr>
+      <w:r>
+        <w:rPr>
+          <w:noProof w:val="0"/>
+          <w:lang w:val="es-ES"/>
+        </w:rPr>
+        <w:t>Creación de tareas, grupos de tareas y su gestión.</w:t>
+      </w:r>
+    </w:p>
+    <w:p>
+      <w:pPr>
+        <w:pStyle w:val="ListParagraph"/>
+        <w:numPr>
+          <w:ilvl w:val="0"/>
+          <w:numId w:val="5"/>
+        </w:numPr>
+        <w:rPr>
+          <w:rFonts w:ascii="Cambria" w:hAnsi="Cambria" w:eastAsia="Cambria" w:cs="Cambria"/>
+          <w:b w:val="0"/>
+          <w:bCs w:val="0"/>
+          <w:i w:val="0"/>
+          <w:iCs w:val="0"/>
+          <w:caps w:val="0"/>
+          <w:smallCaps w:val="0"/>
+          <w:noProof w:val="0"/>
+          <w:color w:val="000000" w:themeColor="text1" w:themeTint="FF" w:themeShade="FF"/>
+          <w:sz w:val="22"/>
+          <w:szCs w:val="22"/>
+          <w:lang w:val="es-ES"/>
+        </w:rPr>
+      </w:pPr>
+      <w:r>
+        <w:rPr>
+          <w:noProof w:val="0"/>
+          <w:lang w:val="es-ES"/>
+        </w:rPr>
+        <w:t>Posibilidad a Conectar dispositivos externos para obtener datos usando UDP.</w:t>
+      </w:r>
+    </w:p>
+    <w:p>
+      <w:pPr>
+        <w:pStyle w:val="ListParagraph"/>
+        <w:numPr>
+          <w:ilvl w:val="0"/>
+          <w:numId w:val="5"/>
+        </w:numPr>
+        <w:rPr>
+          <w:rFonts w:ascii="Cambria" w:hAnsi="Cambria" w:eastAsia="Cambria" w:cs="Cambria"/>
+          <w:b w:val="0"/>
+          <w:bCs w:val="0"/>
+          <w:i w:val="0"/>
+          <w:iCs w:val="0"/>
+          <w:caps w:val="0"/>
+          <w:smallCaps w:val="0"/>
+          <w:noProof w:val="0"/>
+          <w:color w:val="000000" w:themeColor="text1" w:themeTint="FF" w:themeShade="FF"/>
+          <w:sz w:val="22"/>
+          <w:szCs w:val="22"/>
+          <w:lang w:val="es-ES"/>
+        </w:rPr>
+      </w:pPr>
+      <w:r>
+        <w:rPr>
+          <w:noProof w:val="0"/>
+          <w:lang w:val="es-ES"/>
+        </w:rPr>
+        <w:t>Tener en cuento el tiempo de viaje.</w:t>
+      </w:r>
+    </w:p>
+    <w:p>
+      <w:pPr>
+        <w:pStyle w:val="Normal"/>
+        <w:rPr>
+          <w:rFonts w:ascii="Cambria" w:hAnsi="Cambria" w:eastAsia="Cambria" w:cs="Cambria"/>
+          <w:b w:val="0"/>
+          <w:bCs w:val="0"/>
+          <w:i w:val="0"/>
+          <w:iCs w:val="0"/>
+          <w:caps w:val="0"/>
+          <w:smallCaps w:val="0"/>
+          <w:noProof w:val="0"/>
+          <w:color w:val="000000" w:themeColor="text1" w:themeTint="FF" w:themeShade="FF"/>
+          <w:sz w:val="22"/>
+          <w:szCs w:val="22"/>
+          <w:lang w:val="es-ES"/>
+        </w:rPr>
+      </w:pPr>
+      <w:r>
+        <w:rPr>
+          <w:noProof w:val="0"/>
+          <w:lang w:val="es-ES"/>
+        </w:rPr>
+        <w:t>Funcionalidades excluidas:</w:t>
+      </w:r>
+    </w:p>
+    <w:p>
+      <w:pPr>
+        <w:pStyle w:val="ListParagraph"/>
+        <w:numPr>
+          <w:ilvl w:val="0"/>
+          <w:numId w:val="6"/>
+        </w:numPr>
+        <w:rPr>
+          <w:rFonts w:ascii="Cambria" w:hAnsi="Cambria" w:eastAsia="Cambria" w:cs="Cambria"/>
+          <w:b w:val="0"/>
+          <w:bCs w:val="0"/>
+          <w:i w:val="0"/>
+          <w:iCs w:val="0"/>
+          <w:caps w:val="0"/>
+          <w:smallCaps w:val="0"/>
+          <w:noProof w:val="0"/>
+          <w:color w:val="000000" w:themeColor="text1" w:themeTint="FF" w:themeShade="FF"/>
+          <w:sz w:val="22"/>
+          <w:szCs w:val="22"/>
+          <w:lang w:val="es-ES"/>
+        </w:rPr>
+      </w:pPr>
+      <w:r>
+        <w:rPr>
+          <w:noProof w:val="0"/>
+          <w:lang w:val="es-ES"/>
+        </w:rPr>
+        <w:t>Gestión de tareas grandes o proyectos en cuales no se sabe cuanto tiempo se va a gastar.</w:t>
+      </w:r>
+    </w:p>
+    <w:p>
+      <w:pPr>
+        <w:pStyle w:val="ListParagraph"/>
+        <w:numPr>
+          <w:ilvl w:val="0"/>
+          <w:numId w:val="6"/>
+        </w:numPr>
+        <w:rPr>
+          <w:rFonts w:ascii="Cambria" w:hAnsi="Cambria" w:eastAsia="Cambria" w:cs="Cambria"/>
+          <w:b w:val="0"/>
+          <w:bCs w:val="0"/>
+          <w:i w:val="0"/>
+          <w:iCs w:val="0"/>
+          <w:caps w:val="0"/>
+          <w:smallCaps w:val="0"/>
+          <w:noProof w:val="0"/>
+          <w:color w:val="000000" w:themeColor="text1" w:themeTint="FF" w:themeShade="FF"/>
+          <w:sz w:val="22"/>
+          <w:szCs w:val="22"/>
+          <w:lang w:val="es-ES"/>
+        </w:rPr>
+      </w:pPr>
+      <w:r>
+        <w:rPr>
+          <w:noProof w:val="0"/>
+          <w:lang w:val="es-ES"/>
+        </w:rPr>
+        <w:t>Editar datos desde dispositivo externo.</w:t>
+      </w:r>
+    </w:p>
+    <w:p>
+      <w:pPr>
+        <w:pStyle w:val="Normal"/>
+        <w:rPr>
+          <w:noProof w:val="0"/>
+          <w:lang w:val="es-ES"/>
+        </w:rPr>
+      </w:pPr>
+    </w:p>
+    <w:p>
+      <w:pPr>
+        <w:pStyle w:val="Heading3"/>
+        <w:rPr>
+          <w:noProof w:val="0"/>
+          <w:lang w:val="es-ES"/>
+        </w:rPr>
+      </w:pPr>
+      <w:bookmarkStart w:name="_Toc586110332" w:id="417475510"/>
+      <w:r>
+        <w:rPr>
+          <w:noProof w:val="0"/>
+          <w:lang w:val="es-ES"/>
+        </w:rPr>
+        <w:t>4.4 Limitaciones actuales</w:t>
+      </w:r>
+      <w:bookmarkEnd w:id="417475510"/>
+    </w:p>
+    <w:p>
+      <w:pPr>
+        <w:spacing w:before="0" w:beforeAutospacing="off" w:after="0" w:afterAutospacing="off"/>
+      </w:pPr>
+      <w:r>
+        <w:rPr>
+          <w:rFonts w:ascii="Calibri" w:hAnsi="Calibri" w:eastAsia="Calibri" w:cs="Calibri"/>
+          <w:noProof w:val="0"/>
+          <w:sz w:val="24"/>
+          <w:szCs w:val="24"/>
+          <w:lang w:val="es-ES"/>
+        </w:rPr>
+        <w:t>Aunque el proyecto tiene una base funcional y un diseño amplio, actualmente presenta algunas limitaciones. Algunas funcionalidades están implementadas parcialmente o se encuentran preparadas a nivel de estructura, pero todavía no funcionan de forma completa.</w:t>
+      </w:r>
+    </w:p>
+    <w:p/>
+    <w:p>
+      <w:pPr>
+        <w:spacing w:before="0" w:beforeAutospacing="off" w:after="0" w:afterAutospacing="off"/>
+      </w:pPr>
+      <w:r>
+        <w:rPr>
+          <w:rFonts w:ascii="Calibri" w:hAnsi="Calibri" w:eastAsia="Calibri" w:cs="Calibri"/>
+          <w:noProof w:val="0"/>
+          <w:sz w:val="24"/>
+          <w:szCs w:val="24"/>
+          <w:lang w:val="es-ES"/>
+        </w:rPr>
+        <w:t>Una de las principales limitaciones es la generación automática avanzada del horario. El sistema está diseñado para utilizar las tareas, sus restricciones temporales y el historial de cambios, pero todavía quedan partes pendientes relacionadas con la colocación exacta de todas las tareas no fijas y la resolución de conflictos entre actividades.</w:t>
+      </w:r>
+    </w:p>
+    <w:p/>
+    <w:p>
+      <w:pPr>
+        <w:spacing w:before="0" w:beforeAutospacing="off" w:after="0" w:afterAutospacing="off"/>
+      </w:pPr>
+      <w:r>
+        <w:rPr>
+          <w:rFonts w:ascii="Calibri" w:hAnsi="Calibri" w:eastAsia="Calibri" w:cs="Calibri"/>
+          <w:noProof w:val="0"/>
+          <w:sz w:val="24"/>
+          <w:szCs w:val="24"/>
+          <w:lang w:val="es-ES"/>
+        </w:rPr>
+        <w:t>Otra limitación es la fijación de tareas dentro del horario. La idea del proyecto es diferenciar entre tareas con horario fijo y tareas que pueden colocarse automáticamente, pero esta parte todavía no está completamente terminada. Por ello, algunas reglas de planificación automática quedan como mejora futura.</w:t>
+      </w:r>
+    </w:p>
+    <w:p/>
+    <w:p>
+      <w:pPr>
+        <w:spacing w:before="0" w:beforeAutospacing="off" w:after="0" w:afterAutospacing="off"/>
+      </w:pPr>
+      <w:r>
+        <w:rPr>
+          <w:rFonts w:ascii="Calibri" w:hAnsi="Calibri" w:eastAsia="Calibri" w:cs="Calibri"/>
+          <w:noProof w:val="0"/>
+          <w:sz w:val="24"/>
+          <w:szCs w:val="24"/>
+          <w:lang w:val="es-ES"/>
+        </w:rPr>
+        <w:t>La comunicación mediante UDP también se encuentra parcialmente desarrollada. La estructura del proyecto contempla la conexión entre dispositivos, el envío de solicitudes y la recepción de datos externos, pero todavía no funciona de manera completamente estable. También queda pendiente finalizar la parte de seguridad avanzada, como el cifrado mediante clave pública.</w:t>
+      </w:r>
+    </w:p>
+    <w:p/>
+    <w:p>
+      <w:pPr>
+        <w:spacing w:before="0" w:beforeAutospacing="off" w:after="0" w:afterAutospacing="off"/>
+      </w:pPr>
+      <w:r>
+        <w:rPr>
+          <w:rFonts w:ascii="Calibri" w:hAnsi="Calibri" w:eastAsia="Calibri" w:cs="Calibri"/>
+          <w:noProof w:val="0"/>
+          <w:sz w:val="24"/>
+          <w:szCs w:val="24"/>
+          <w:lang w:val="es-ES"/>
+        </w:rPr>
+        <w:t>El cálculo automático del tiempo de desplazamiento mediante la API de Google Maps tampoco está implementado. La aplicación permite guardar lugares, viajes y tiempos adicionales, pero el cálculo real mediante API externa queda como una funcionalidad futura.</w:t>
+      </w:r>
+    </w:p>
+    <w:p>
+      <w:pPr>
+        <w:pStyle w:val="Normal"/>
+        <w:rPr>
+          <w:noProof w:val="0"/>
+          <w:lang w:val="es-ES"/>
+        </w:rPr>
+      </w:pPr>
+    </w:p>
+    <w:p>
+      <w:pPr>
+        <w:pStyle w:val="Heading3"/>
+        <w:rPr>
+          <w:noProof w:val="0"/>
+          <w:lang w:val="es-ES"/>
+        </w:rPr>
+      </w:pPr>
+      <w:r>
+        <w:rPr>
+          <w:noProof w:val="0"/>
+          <w:lang w:val="es-ES"/>
+        </w:rPr>
+        <w:t xml:space="preserve">4.5 </w:t>
+      </w:r>
+      <w:r>
+        <w:rPr>
+          <w:noProof w:val="0"/>
+          <w:lang w:val="es-ES"/>
+        </w:rPr>
+        <w:t>Análisis</w:t>
+      </w:r>
+      <w:r>
+        <w:rPr>
+          <w:noProof w:val="0"/>
+          <w:lang w:val="es-ES"/>
+        </w:rPr>
+        <w:t xml:space="preserve"> de mercado</w:t>
+      </w:r>
+    </w:p>
+    <w:p>
+      <w:pPr>
+        <w:spacing w:before="0" w:beforeAutospacing="off" w:after="0" w:afterAutospacing="off"/>
+      </w:pPr>
+      <w:r>
+        <w:rPr>
+          <w:rFonts w:ascii="Calibri" w:hAnsi="Calibri" w:eastAsia="Calibri" w:cs="Calibri"/>
+          <w:noProof w:val="0"/>
+          <w:sz w:val="24"/>
+          <w:szCs w:val="24"/>
+          <w:lang w:val="es-ES"/>
+        </w:rPr>
+        <w:t>El mercado de aplicaciones de productividad y gestión del tiempo es muy competitivo, ya que existen muchas herramientas consolidadas como Todoist, Trello, Toggl Track, TMetric o Tiimo. Estas aplicaciones permiten gestionar tareas, organizar proyectos, medir el tiempo o planificar rutinas diarias. Por ello, la rivalidad es alta y resulta difícil diferenciarse.</w:t>
+      </w:r>
+    </w:p>
+    <w:p>
+      <w:pPr>
+        <w:spacing w:before="0" w:beforeAutospacing="off" w:after="0" w:afterAutospacing="off"/>
+        <w:rPr>
+          <w:rFonts w:ascii="Calibri" w:hAnsi="Calibri" w:eastAsia="Calibri" w:cs="Calibri"/>
+          <w:noProof w:val="0"/>
+          <w:sz w:val="24"/>
+          <w:szCs w:val="24"/>
+          <w:lang w:val="es-ES"/>
+        </w:rPr>
+      </w:pPr>
+    </w:p>
+    <w:p>
+      <w:pPr>
+        <w:pStyle w:val="Normal"/>
+        <w:spacing w:before="0" w:beforeAutospacing="off" w:after="0" w:afterAutospacing="off"/>
+      </w:pPr>
+      <w:r>
+        <w:rPr>
+          <w:rFonts w:ascii="Calibri" w:hAnsi="Calibri" w:eastAsia="Calibri" w:cs="Calibri"/>
+          <w:noProof w:val="0"/>
+          <w:sz w:val="24"/>
+          <w:szCs w:val="24"/>
+          <w:lang w:val="es-ES"/>
+        </w:rPr>
+        <w:t>La aplicación se diferencia porque no solo permite registrar tareas, sino que intenta planificarlas automáticamente según sus restricciones, duración, ubicación y relación con otras tareas. Esto aporta una propuesta distinta frente a las agendas o gestores de tareas tradicionales.</w:t>
+      </w:r>
+    </w:p>
+    <w:p/>
+    <w:p>
+      <w:pPr>
+        <w:spacing w:before="0" w:beforeAutospacing="off" w:after="0" w:afterAutospacing="off"/>
+      </w:pPr>
+      <w:r>
+        <w:rPr>
+          <w:rFonts w:ascii="Calibri" w:hAnsi="Calibri" w:eastAsia="Calibri" w:cs="Calibri"/>
+          <w:noProof w:val="0"/>
+          <w:sz w:val="24"/>
+          <w:szCs w:val="24"/>
+          <w:lang w:val="es-ES"/>
+        </w:rPr>
+        <w:t>Las barreras de entrada son bajas desde el punto de vista técnico, ya que actualmente es accesible desarrollar una aplicación móvil. Sin embargo, conseguir usuarios, confianza y visibilidad en el mercado requiere más esfuerzo. Además, existen muchos productos sustitutivos, como agendas físicas, calendarios digitales, aplicaciones de notas o métodos personales de organización.</w:t>
+      </w:r>
+    </w:p>
+    <w:p/>
+    <w:p>
+      <w:pPr>
+        <w:spacing w:before="0" w:beforeAutospacing="off" w:after="0" w:afterAutospacing="off"/>
+      </w:pPr>
+      <w:r>
+        <w:rPr>
+          <w:rFonts w:ascii="Calibri" w:hAnsi="Calibri" w:eastAsia="Calibri" w:cs="Calibri"/>
+          <w:noProof w:val="0"/>
+          <w:sz w:val="24"/>
+          <w:szCs w:val="24"/>
+          <w:lang w:val="es-ES"/>
+        </w:rPr>
+        <w:t>Desde el punto de vista social, existe una demanda creciente de herramientas que ayuden a organizar mejor el tiempo, especialmente por el teletrabajo, los estudios y la necesidad de mejorar la productividad personal. Tecnológicamente, el sector ofrece oportunidades mediante integraciones con calendarios, mapas, notificaciones e inteligencia artificial.</w:t>
+      </w:r>
+    </w:p>
+    <w:p>
+      <w:pPr>
+        <w:pStyle w:val="Normal"/>
+        <w:rPr>
+          <w:noProof w:val="0"/>
+          <w:lang w:val="es-ES"/>
+        </w:rPr>
+      </w:pPr>
+    </w:p>
+    <w:p>
+      <w:pPr>
+        <w:pStyle w:val="Heading2"/>
+        <w:rPr>
+          <w:noProof w:val="0"/>
+          <w:lang w:val="es-ES"/>
+        </w:rPr>
+      </w:pPr>
+      <w:bookmarkStart w:name="_Toc792074642" w:id="1580511664"/>
+      <w:r>
+        <w:rPr>
+          <w:noProof w:val="0"/>
+          <w:lang w:val="es-ES"/>
+        </w:rPr>
+        <w:t>5. Requisitos del sistema</w:t>
+      </w:r>
+      <w:bookmarkEnd w:id="1580511664"/>
+    </w:p>
+    <w:p>
+      <w:pPr>
+        <w:pStyle w:val="Heading3"/>
+        <w:rPr>
+          <w:noProof w:val="0"/>
+          <w:lang w:val="es-ES"/>
+        </w:rPr>
+      </w:pPr>
+      <w:bookmarkStart w:name="_Toc756158205" w:id="152203885"/>
+      <w:r>
+        <w:rPr>
+          <w:noProof w:val="0"/>
+          <w:lang w:val="es-ES"/>
+        </w:rPr>
+        <w:t>5.1 Requisitos funcionales</w:t>
+      </w:r>
+      <w:bookmarkEnd w:id="152203885"/>
+    </w:p>
+    <w:p>
+      <w:pPr>
+        <w:spacing w:before="0" w:beforeAutospacing="off" w:after="0" w:afterAutospacing="off"/>
+      </w:pPr>
+      <w:r>
+        <w:rPr>
+          <w:rFonts w:ascii="Calibri" w:hAnsi="Calibri" w:eastAsia="Calibri" w:cs="Calibri"/>
+          <w:noProof w:val="0"/>
+          <w:sz w:val="24"/>
+          <w:szCs w:val="24"/>
+          <w:lang w:val="es-ES"/>
+        </w:rPr>
+        <w:t>RF01. La aplicación debe permitir crear usuarios.</w:t>
+      </w:r>
+    </w:p>
+    <w:p>
+      <w:pPr>
+        <w:spacing w:before="0" w:beforeAutospacing="off" w:after="0" w:afterAutospacing="off"/>
+      </w:pPr>
+      <w:r>
+        <w:rPr>
+          <w:rFonts w:ascii="Calibri" w:hAnsi="Calibri" w:eastAsia="Calibri" w:cs="Calibri"/>
+          <w:noProof w:val="0"/>
+          <w:sz w:val="24"/>
+          <w:szCs w:val="24"/>
+          <w:lang w:val="es-ES"/>
+        </w:rPr>
+        <w:t>RF02. La aplicación debe permitir iniciar sesión con un nombre de usuario existente.</w:t>
+      </w:r>
+    </w:p>
+    <w:p>
+      <w:pPr>
+        <w:spacing w:before="0" w:beforeAutospacing="off" w:after="0" w:afterAutospacing="off"/>
+      </w:pPr>
+      <w:r>
+        <w:rPr>
+          <w:rFonts w:ascii="Calibri" w:hAnsi="Calibri" w:eastAsia="Calibri" w:cs="Calibri"/>
+          <w:noProof w:val="0"/>
+          <w:sz w:val="24"/>
+          <w:szCs w:val="24"/>
+          <w:lang w:val="es-ES"/>
+        </w:rPr>
+        <w:t>RF03. El campo de nombre de usuario debe funcionar como campo de texto y como selector de usuarios ya creados.</w:t>
+      </w:r>
+    </w:p>
+    <w:p>
+      <w:pPr>
+        <w:spacing w:before="0" w:beforeAutospacing="off" w:after="0" w:afterAutospacing="off"/>
+      </w:pPr>
+      <w:r>
+        <w:rPr>
+          <w:rFonts w:ascii="Calibri" w:hAnsi="Calibri" w:eastAsia="Calibri" w:cs="Calibri"/>
+          <w:noProof w:val="0"/>
+          <w:sz w:val="24"/>
+          <w:szCs w:val="24"/>
+          <w:lang w:val="es-ES"/>
+        </w:rPr>
+        <w:t>RF04. Al crear un usuario real, la aplicación debe crear automáticamente una tarea raíz de tipo Empty.</w:t>
+      </w:r>
+    </w:p>
+    <w:p>
+      <w:pPr>
+        <w:spacing w:before="0" w:beforeAutospacing="off" w:after="0" w:afterAutospacing="off"/>
+      </w:pPr>
+      <w:r>
+        <w:rPr>
+          <w:rFonts w:ascii="Calibri" w:hAnsi="Calibri" w:eastAsia="Calibri" w:cs="Calibri"/>
+          <w:noProof w:val="0"/>
+          <w:sz w:val="24"/>
+          <w:szCs w:val="24"/>
+          <w:lang w:val="es-ES"/>
+        </w:rPr>
+        <w:t>RF05. La aplicación debe permitir crear tareas con nombre, tipo, duración, horario, estado, lugar y acciones asociadas.</w:t>
+      </w:r>
+    </w:p>
+    <w:p>
+      <w:pPr>
+        <w:spacing w:before="0" w:beforeAutospacing="off" w:after="0" w:afterAutospacing="off"/>
+      </w:pPr>
+      <w:r>
+        <w:rPr>
+          <w:rFonts w:ascii="Calibri" w:hAnsi="Calibri" w:eastAsia="Calibri" w:cs="Calibri"/>
+          <w:noProof w:val="0"/>
+          <w:sz w:val="24"/>
+          <w:szCs w:val="24"/>
+          <w:lang w:val="es-ES"/>
+        </w:rPr>
+        <w:t>RF06. La aplicación debe permitir organizar las tareas en forma de árbol mediante tareas padre e hijas.</w:t>
+      </w:r>
+    </w:p>
+    <w:p>
+      <w:pPr>
+        <w:spacing w:before="0" w:beforeAutospacing="off" w:after="0" w:afterAutospacing="off"/>
+      </w:pPr>
+      <w:r>
+        <w:rPr>
+          <w:rFonts w:ascii="Calibri" w:hAnsi="Calibri" w:eastAsia="Calibri" w:cs="Calibri"/>
+          <w:noProof w:val="0"/>
+          <w:sz w:val="24"/>
+          <w:szCs w:val="24"/>
+          <w:lang w:val="es-ES"/>
+        </w:rPr>
+        <w:t>RF07. La aplicación debe ocultar al usuario la tarea raíz automática, mostrando solo sus hijos.</w:t>
+      </w:r>
+    </w:p>
+    <w:p>
+      <w:pPr>
+        <w:spacing w:before="0" w:beforeAutospacing="off" w:after="0" w:afterAutospacing="off"/>
+      </w:pPr>
+      <w:r>
+        <w:rPr>
+          <w:rFonts w:ascii="Calibri" w:hAnsi="Calibri" w:eastAsia="Calibri" w:cs="Calibri"/>
+          <w:noProof w:val="0"/>
+          <w:sz w:val="24"/>
+          <w:szCs w:val="24"/>
+          <w:lang w:val="es-ES"/>
+        </w:rPr>
+        <w:t>RF08. La aplicación debe permitir crear tareas de tipo Empty para organizar otras tareas.</w:t>
+      </w:r>
+    </w:p>
+    <w:p>
+      <w:pPr>
+        <w:spacing w:before="0" w:beforeAutospacing="off" w:after="0" w:afterAutospacing="off"/>
+      </w:pPr>
+      <w:r>
+        <w:rPr>
+          <w:rFonts w:ascii="Calibri" w:hAnsi="Calibri" w:eastAsia="Calibri" w:cs="Calibri"/>
+          <w:noProof w:val="0"/>
+          <w:sz w:val="24"/>
+          <w:szCs w:val="24"/>
+          <w:lang w:val="es-ES"/>
+        </w:rPr>
+        <w:t>RF09. La aplicación debe permitir modificar tareas.</w:t>
+      </w:r>
+    </w:p>
+    <w:p>
+      <w:pPr>
+        <w:spacing w:before="0" w:beforeAutospacing="off" w:after="0" w:afterAutospacing="off"/>
+      </w:pPr>
+      <w:r>
+        <w:rPr>
+          <w:rFonts w:ascii="Calibri" w:hAnsi="Calibri" w:eastAsia="Calibri" w:cs="Calibri"/>
+          <w:noProof w:val="0"/>
+          <w:sz w:val="24"/>
+          <w:szCs w:val="24"/>
+          <w:lang w:val="es-ES"/>
+        </w:rPr>
+        <w:t>RF10. Cuando una tarea se modifica, debe conservarse la versión anterior para mantener un historial correcto.</w:t>
+      </w:r>
+    </w:p>
+    <w:p>
+      <w:pPr>
+        <w:spacing w:before="0" w:beforeAutospacing="off" w:after="0" w:afterAutospacing="off"/>
+      </w:pPr>
+      <w:r>
+        <w:rPr>
+          <w:rFonts w:ascii="Calibri" w:hAnsi="Calibri" w:eastAsia="Calibri" w:cs="Calibri"/>
+          <w:noProof w:val="0"/>
+          <w:sz w:val="24"/>
+          <w:szCs w:val="24"/>
+          <w:lang w:val="es-ES"/>
+        </w:rPr>
+        <w:t>RF11. La aplicación debe permitir desactivar tareas sin eliminarlas físicamente de la base de datos.</w:t>
+      </w:r>
+    </w:p>
+    <w:p>
+      <w:pPr>
+        <w:spacing w:before="0" w:beforeAutospacing="off" w:after="0" w:afterAutospacing="off"/>
+      </w:pPr>
+      <w:r>
+        <w:rPr>
+          <w:rFonts w:ascii="Calibri" w:hAnsi="Calibri" w:eastAsia="Calibri" w:cs="Calibri"/>
+          <w:noProof w:val="0"/>
+          <w:sz w:val="24"/>
+          <w:szCs w:val="24"/>
+          <w:lang w:val="es-ES"/>
+        </w:rPr>
+        <w:t>RF12. La aplicación debe registrar los cambios de tareas mediante TaskChange.</w:t>
+      </w:r>
+    </w:p>
+    <w:p>
+      <w:pPr>
+        <w:spacing w:before="0" w:beforeAutospacing="off" w:after="0" w:afterAutospacing="off"/>
+      </w:pPr>
+      <w:r>
+        <w:rPr>
+          <w:rFonts w:ascii="Calibri" w:hAnsi="Calibri" w:eastAsia="Calibri" w:cs="Calibri"/>
+          <w:noProof w:val="0"/>
+          <w:sz w:val="24"/>
+          <w:szCs w:val="24"/>
+          <w:lang w:val="es-ES"/>
+        </w:rPr>
+        <w:t>RF13. La aplicación debe generar un horario automático a partir de las tareas y sus cambios.</w:t>
+      </w:r>
+    </w:p>
+    <w:p>
+      <w:pPr>
+        <w:spacing w:before="0" w:beforeAutospacing="off" w:after="0" w:afterAutospacing="off"/>
+      </w:pPr>
+      <w:r>
+        <w:rPr>
+          <w:rFonts w:ascii="Calibri" w:hAnsi="Calibri" w:eastAsia="Calibri" w:cs="Calibri"/>
+          <w:noProof w:val="0"/>
+          <w:sz w:val="24"/>
+          <w:szCs w:val="24"/>
+          <w:lang w:val="es-ES"/>
+        </w:rPr>
+        <w:t>RF14. Las tareas con State igual a false no deben tenerse en cuenta en el horario.</w:t>
+      </w:r>
+    </w:p>
+    <w:p>
+      <w:pPr>
+        <w:spacing w:before="0" w:beforeAutospacing="off" w:after="0" w:afterAutospacing="off"/>
+      </w:pPr>
+      <w:r>
+        <w:rPr>
+          <w:rFonts w:ascii="Calibri" w:hAnsi="Calibri" w:eastAsia="Calibri" w:cs="Calibri"/>
+          <w:noProof w:val="0"/>
+          <w:sz w:val="24"/>
+          <w:szCs w:val="24"/>
+          <w:lang w:val="es-ES"/>
+        </w:rPr>
+        <w:t>RF15. Las tareas muteadas deben aparecer en el horario, pero no deben ejecutar sus acciones.</w:t>
+      </w:r>
+    </w:p>
+    <w:p>
+      <w:pPr>
+        <w:spacing w:before="0" w:beforeAutospacing="off" w:after="0" w:afterAutospacing="off"/>
+      </w:pPr>
+      <w:r>
+        <w:rPr>
+          <w:rFonts w:ascii="Calibri" w:hAnsi="Calibri" w:eastAsia="Calibri" w:cs="Calibri"/>
+          <w:noProof w:val="0"/>
+          <w:sz w:val="24"/>
+          <w:szCs w:val="24"/>
+          <w:lang w:val="es-ES"/>
+        </w:rPr>
+        <w:t>RF16. La aplicación debe permitir crear lugares.</w:t>
+      </w:r>
+    </w:p>
+    <w:p>
+      <w:pPr>
+        <w:spacing w:before="0" w:beforeAutospacing="off" w:after="0" w:afterAutospacing="off"/>
+      </w:pPr>
+      <w:r>
+        <w:rPr>
+          <w:rFonts w:ascii="Calibri" w:hAnsi="Calibri" w:eastAsia="Calibri" w:cs="Calibri"/>
+          <w:noProof w:val="0"/>
+          <w:sz w:val="24"/>
+          <w:szCs w:val="24"/>
+          <w:lang w:val="es-ES"/>
+        </w:rPr>
+        <w:t>RF17. La aplicación debe permitir crear viajes entre lugares.</w:t>
+      </w:r>
+    </w:p>
+    <w:p>
+      <w:pPr>
+        <w:spacing w:before="0" w:beforeAutospacing="off" w:after="0" w:afterAutospacing="off"/>
+      </w:pPr>
+      <w:r>
+        <w:rPr>
+          <w:rFonts w:ascii="Calibri" w:hAnsi="Calibri" w:eastAsia="Calibri" w:cs="Calibri"/>
+          <w:noProof w:val="0"/>
+          <w:sz w:val="24"/>
+          <w:szCs w:val="24"/>
+          <w:lang w:val="es-ES"/>
+        </w:rPr>
+        <w:t>RF18. Si no existe un viaje entre dos lugares necesarios para el horario, la aplicación debe crearlo y solicitar al usuario que complete los datos.</w:t>
+      </w:r>
+    </w:p>
+    <w:p>
+      <w:pPr>
+        <w:spacing w:before="0" w:beforeAutospacing="off" w:after="0" w:afterAutospacing="off"/>
+      </w:pPr>
+      <w:r>
+        <w:rPr>
+          <w:rFonts w:ascii="Calibri" w:hAnsi="Calibri" w:eastAsia="Calibri" w:cs="Calibri"/>
+          <w:noProof w:val="0"/>
+          <w:sz w:val="24"/>
+          <w:szCs w:val="24"/>
+          <w:lang w:val="es-ES"/>
+        </w:rPr>
+        <w:t>RF19. La aplicación debe permitir compartir una parte del árbol de tareas.</w:t>
+      </w:r>
+    </w:p>
+    <w:p>
+      <w:pPr>
+        <w:spacing w:before="0" w:beforeAutospacing="off" w:after="0" w:afterAutospacing="off"/>
+      </w:pPr>
+      <w:r>
+        <w:rPr>
+          <w:rFonts w:ascii="Calibri" w:hAnsi="Calibri" w:eastAsia="Calibri" w:cs="Calibri"/>
+          <w:noProof w:val="0"/>
+          <w:sz w:val="24"/>
+          <w:szCs w:val="24"/>
+          <w:lang w:val="es-ES"/>
+        </w:rPr>
+        <w:t>RF20. La aplicación debe permitir añadir usuarios externos.</w:t>
+      </w:r>
+    </w:p>
+    <w:p>
+      <w:pPr>
+        <w:spacing w:before="0" w:beforeAutospacing="off" w:after="0" w:afterAutospacing="off"/>
+      </w:pPr>
+      <w:r>
+        <w:rPr>
+          <w:rFonts w:ascii="Calibri" w:hAnsi="Calibri" w:eastAsia="Calibri" w:cs="Calibri"/>
+          <w:noProof w:val="0"/>
+          <w:sz w:val="24"/>
+          <w:szCs w:val="24"/>
+          <w:lang w:val="es-ES"/>
+        </w:rPr>
+        <w:t>RF21. La aplicación debe permitir bloquear usuarios externos no deseados.</w:t>
+      </w:r>
+    </w:p>
+    <w:p>
+      <w:pPr>
+        <w:spacing w:before="0" w:beforeAutospacing="off" w:after="0" w:afterAutospacing="off"/>
+      </w:pPr>
+      <w:r>
+        <w:rPr>
+          <w:rFonts w:ascii="Calibri" w:hAnsi="Calibri" w:eastAsia="Calibri" w:cs="Calibri"/>
+          <w:noProof w:val="0"/>
+          <w:sz w:val="24"/>
+          <w:szCs w:val="24"/>
+          <w:lang w:val="es-ES"/>
+        </w:rPr>
+        <w:t>RF22. La aplicación debe permitir configurar ajustes como petición de contraseña, API Key de Google Maps y tiempo adicional para viajes.</w:t>
+      </w:r>
+    </w:p>
+    <w:p>
+      <w:pPr>
+        <w:spacing w:before="0" w:beforeAutospacing="off" w:after="0" w:afterAutospacing="off"/>
+      </w:pPr>
+      <w:r>
+        <w:rPr>
+          <w:rFonts w:ascii="Calibri" w:hAnsi="Calibri" w:eastAsia="Calibri" w:cs="Calibri"/>
+          <w:noProof w:val="0"/>
+          <w:sz w:val="24"/>
+          <w:szCs w:val="24"/>
+          <w:lang w:val="es-ES"/>
+        </w:rPr>
+        <w:t>RF23. La pantalla principal debe permitir navegar por el horario mediante gestos.</w:t>
+      </w:r>
+    </w:p>
+    <w:p>
+      <w:pPr>
+        <w:pStyle w:val="Heading3"/>
+        <w:rPr>
+          <w:noProof w:val="0"/>
+          <w:lang w:val="es-ES"/>
+        </w:rPr>
+      </w:pPr>
+      <w:bookmarkStart w:name="_Toc1460040430" w:id="603886764"/>
+      <w:r>
+        <w:rPr>
+          <w:noProof w:val="0"/>
+          <w:lang w:val="es-ES"/>
+        </w:rPr>
+        <w:t>5.2 Requisitos no funcionales</w:t>
+      </w:r>
+      <w:bookmarkEnd w:id="603886764"/>
+    </w:p>
+    <w:p>
+      <w:pPr>
+        <w:spacing w:before="0" w:beforeAutospacing="off" w:after="0" w:afterAutospacing="off"/>
+      </w:pPr>
+      <w:r>
+        <w:rPr>
+          <w:rFonts w:ascii="Calibri" w:hAnsi="Calibri" w:eastAsia="Calibri" w:cs="Calibri"/>
+          <w:noProof w:val="0"/>
+          <w:sz w:val="24"/>
+          <w:szCs w:val="24"/>
+          <w:lang w:val="es-ES"/>
+        </w:rPr>
+        <w:t>RNF01. La aplicación debe funcionar en dispositivos Android.</w:t>
+      </w:r>
+    </w:p>
+    <w:p>
+      <w:pPr>
+        <w:spacing w:before="0" w:beforeAutospacing="off" w:after="0" w:afterAutospacing="off"/>
+      </w:pPr>
+      <w:r>
+        <w:rPr>
+          <w:rFonts w:ascii="Calibri" w:hAnsi="Calibri" w:eastAsia="Calibri" w:cs="Calibri"/>
+          <w:noProof w:val="0"/>
+          <w:sz w:val="24"/>
+          <w:szCs w:val="24"/>
+          <w:lang w:val="es-ES"/>
+        </w:rPr>
+        <w:t>RNF02. Los datos deben almacenarse de forma persistente en una base de datos local.</w:t>
+      </w:r>
+    </w:p>
+    <w:p>
+      <w:pPr>
+        <w:spacing w:before="0" w:beforeAutospacing="off" w:after="0" w:afterAutospacing="off"/>
+      </w:pPr>
+      <w:r>
+        <w:rPr>
+          <w:rFonts w:ascii="Calibri" w:hAnsi="Calibri" w:eastAsia="Calibri" w:cs="Calibri"/>
+          <w:noProof w:val="0"/>
+          <w:sz w:val="24"/>
+          <w:szCs w:val="24"/>
+          <w:lang w:val="es-ES"/>
+        </w:rPr>
+        <w:t>RNF03. La interfaz debe ser comprensible y sencilla para el usuario.</w:t>
+      </w:r>
+    </w:p>
+    <w:p>
+      <w:pPr>
+        <w:spacing w:before="0" w:beforeAutospacing="off" w:after="0" w:afterAutospacing="off"/>
+      </w:pPr>
+      <w:r>
+        <w:rPr>
+          <w:rFonts w:ascii="Calibri" w:hAnsi="Calibri" w:eastAsia="Calibri" w:cs="Calibri"/>
+          <w:noProof w:val="0"/>
+          <w:sz w:val="24"/>
+          <w:szCs w:val="24"/>
+          <w:lang w:val="es-ES"/>
+        </w:rPr>
+        <w:t>RNF04. El sistema debe mantener la coherencia entre la interfaz y la base de datos.</w:t>
+      </w:r>
+    </w:p>
+    <w:p>
+      <w:pPr>
+        <w:spacing w:before="0" w:beforeAutospacing="off" w:after="0" w:afterAutospacing="off"/>
+      </w:pPr>
+      <w:r>
+        <w:rPr>
+          <w:rFonts w:ascii="Calibri" w:hAnsi="Calibri" w:eastAsia="Calibri" w:cs="Calibri"/>
+          <w:noProof w:val="0"/>
+          <w:sz w:val="24"/>
+          <w:szCs w:val="24"/>
+          <w:lang w:val="es-ES"/>
+        </w:rPr>
+        <w:t>RNF05. La aplicación debe evitar la pérdida de información histórica.</w:t>
+      </w:r>
+    </w:p>
+    <w:p>
+      <w:pPr>
+        <w:spacing w:before="0" w:beforeAutospacing="off" w:after="0" w:afterAutospacing="off"/>
+      </w:pPr>
+      <w:r>
+        <w:rPr>
+          <w:rFonts w:ascii="Calibri" w:hAnsi="Calibri" w:eastAsia="Calibri" w:cs="Calibri"/>
+          <w:noProof w:val="0"/>
+          <w:sz w:val="24"/>
+          <w:szCs w:val="24"/>
+          <w:lang w:val="es-ES"/>
+        </w:rPr>
+        <w:t>RNF06. El diseño debe permitir ampliaciones futuras, como sincronización completa o integración con Google Maps.</w:t>
+      </w:r>
+    </w:p>
+    <w:p>
+      <w:pPr>
+        <w:spacing w:before="0" w:beforeAutospacing="off" w:after="0" w:afterAutospacing="off"/>
+      </w:pPr>
+      <w:r>
+        <w:rPr>
+          <w:rFonts w:ascii="Calibri" w:hAnsi="Calibri" w:eastAsia="Calibri" w:cs="Calibri"/>
+          <w:noProof w:val="0"/>
+          <w:sz w:val="24"/>
+          <w:szCs w:val="24"/>
+          <w:lang w:val="es-ES"/>
+        </w:rPr>
+        <w:t>RNF07. La aplicación debe intentar generar horarios de forma eficiente.</w:t>
+      </w:r>
+    </w:p>
+    <w:p>
+      <w:pPr>
+        <w:spacing w:before="0" w:beforeAutospacing="off" w:after="0" w:afterAutospacing="off"/>
+      </w:pPr>
+      <w:r>
+        <w:rPr>
+          <w:rFonts w:ascii="Calibri" w:hAnsi="Calibri" w:eastAsia="Calibri" w:cs="Calibri"/>
+          <w:noProof w:val="0"/>
+          <w:sz w:val="24"/>
+          <w:szCs w:val="24"/>
+          <w:lang w:val="es-ES"/>
+        </w:rPr>
+        <w:t>RNF08. La aplicación debe estar preparada para funcionar sin conexión a Internet, salvo las funciones que dependan de servicios externos.</w:t>
+      </w:r>
+    </w:p>
+    <w:p>
+      <w:pPr>
+        <w:pStyle w:val="Heading3"/>
+        <w:rPr>
+          <w:noProof w:val="0"/>
+          <w:lang w:val="es-ES"/>
+        </w:rPr>
+      </w:pPr>
+      <w:bookmarkStart w:name="_Toc106384750" w:id="1698737406"/>
+      <w:r>
+        <w:rPr>
+          <w:noProof w:val="0"/>
+          <w:lang w:val="es-ES"/>
+        </w:rPr>
+        <w:t>5.3 Requisitos de seguridad</w:t>
+      </w:r>
+      <w:bookmarkEnd w:id="1698737406"/>
+    </w:p>
+    <w:p>
+      <w:pPr>
+        <w:spacing w:before="0" w:beforeAutospacing="off" w:after="0" w:afterAutospacing="off"/>
+      </w:pPr>
+      <w:r>
+        <w:rPr>
+          <w:rFonts w:ascii="Calibri" w:hAnsi="Calibri" w:eastAsia="Calibri" w:cs="Calibri"/>
+          <w:noProof w:val="0"/>
+          <w:sz w:val="24"/>
+          <w:szCs w:val="24"/>
+          <w:lang w:val="es-ES"/>
+        </w:rPr>
+        <w:t>RS01. Las contraseñas no deben guardarse en texto plano.</w:t>
+      </w:r>
+    </w:p>
+    <w:p>
+      <w:pPr>
+        <w:spacing w:before="0" w:beforeAutospacing="off" w:after="0" w:afterAutospacing="off"/>
+      </w:pPr>
+      <w:r>
+        <w:rPr>
+          <w:rFonts w:ascii="Calibri" w:hAnsi="Calibri" w:eastAsia="Calibri" w:cs="Calibri"/>
+          <w:noProof w:val="0"/>
+          <w:sz w:val="24"/>
+          <w:szCs w:val="24"/>
+          <w:lang w:val="es-ES"/>
+        </w:rPr>
+        <w:t>RS02. Las contraseñas deben almacenarse mediante hash.</w:t>
+      </w:r>
+    </w:p>
+    <w:p>
+      <w:pPr>
+        <w:spacing w:before="0" w:beforeAutospacing="off" w:after="0" w:afterAutospacing="off"/>
+      </w:pPr>
+      <w:r>
+        <w:rPr>
+          <w:rFonts w:ascii="Calibri" w:hAnsi="Calibri" w:eastAsia="Calibri" w:cs="Calibri"/>
+          <w:noProof w:val="0"/>
+          <w:sz w:val="24"/>
+          <w:szCs w:val="24"/>
+          <w:lang w:val="es-ES"/>
+        </w:rPr>
+        <w:t>RS03. La comunicación entre dispositivos debe prepararse para utilizar cifrado con clave pública.</w:t>
+      </w:r>
+    </w:p>
+    <w:p>
+      <w:pPr>
+        <w:spacing w:before="0" w:beforeAutospacing="off" w:after="0" w:afterAutospacing="off"/>
+      </w:pPr>
+      <w:r>
+        <w:rPr>
+          <w:rFonts w:ascii="Calibri" w:hAnsi="Calibri" w:eastAsia="Calibri" w:cs="Calibri"/>
+          <w:noProof w:val="0"/>
+          <w:sz w:val="24"/>
+          <w:szCs w:val="24"/>
+          <w:lang w:val="es-ES"/>
+        </w:rPr>
+        <w:t>RS04. La clave privada se plantea como derivada a partir de la contraseña del usuario.</w:t>
+      </w:r>
+    </w:p>
+    <w:p>
+      <w:pPr>
+        <w:spacing w:before="0" w:beforeAutospacing="off" w:after="0" w:afterAutospacing="off"/>
+      </w:pPr>
+      <w:r>
+        <w:rPr>
+          <w:rFonts w:ascii="Calibri" w:hAnsi="Calibri" w:eastAsia="Calibri" w:cs="Calibri"/>
+          <w:noProof w:val="0"/>
+          <w:sz w:val="24"/>
+          <w:szCs w:val="24"/>
+          <w:lang w:val="es-ES"/>
+        </w:rPr>
+        <w:t>RS05. Los usuarios externos no deben poder editar los datos compartidos.</w:t>
+      </w:r>
+    </w:p>
+    <w:p>
+      <w:pPr>
+        <w:spacing w:before="0" w:beforeAutospacing="off" w:after="0" w:afterAutospacing="off"/>
+      </w:pPr>
+      <w:r>
+        <w:rPr>
+          <w:rFonts w:ascii="Calibri" w:hAnsi="Calibri" w:eastAsia="Calibri" w:cs="Calibri"/>
+          <w:noProof w:val="0"/>
+          <w:sz w:val="24"/>
+          <w:szCs w:val="24"/>
+          <w:lang w:val="es-ES"/>
+        </w:rPr>
+        <w:t>RS06. Los usuarios externos solo deben poder consultar datos y, en casos permitidos, silenciar acciones locales.</w:t>
+      </w:r>
+    </w:p>
+    <w:p>
+      <w:pPr>
+        <w:spacing w:before="0" w:beforeAutospacing="off" w:after="0" w:afterAutospacing="off"/>
+      </w:pPr>
+      <w:r>
+        <w:rPr>
+          <w:rFonts w:ascii="Calibri" w:hAnsi="Calibri" w:eastAsia="Calibri" w:cs="Calibri"/>
+          <w:noProof w:val="0"/>
+          <w:sz w:val="24"/>
+          <w:szCs w:val="24"/>
+          <w:lang w:val="es-ES"/>
+        </w:rPr>
+        <w:t>RS07. Debe existir la posibilidad de bloquear usuarios externos.</w:t>
+      </w:r>
+    </w:p>
+    <w:p>
+      <w:pPr>
+        <w:spacing w:before="0" w:beforeAutospacing="off" w:after="0" w:afterAutospacing="off"/>
+      </w:pPr>
+      <w:r>
+        <w:rPr>
+          <w:rFonts w:ascii="Calibri" w:hAnsi="Calibri" w:eastAsia="Calibri" w:cs="Calibri"/>
+          <w:noProof w:val="0"/>
+          <w:sz w:val="24"/>
+          <w:szCs w:val="24"/>
+          <w:lang w:val="es-ES"/>
+        </w:rPr>
+        <w:t>RS08. El usuario debe poder activar la opción de pedir contraseña al entrar en su cuenta.</w:t>
+      </w:r>
+    </w:p>
+    <w:p>
+      <w:pPr>
+        <w:pStyle w:val="Heading3"/>
+        <w:rPr>
+          <w:noProof w:val="0"/>
+          <w:lang w:val="es-ES"/>
+        </w:rPr>
+      </w:pPr>
+      <w:bookmarkStart w:name="_Toc1305510" w:id="758665179"/>
+      <w:r>
+        <w:rPr>
+          <w:noProof w:val="0"/>
+          <w:lang w:val="es-ES"/>
+        </w:rPr>
+        <w:t>5.4 Requisitos de datos</w:t>
+      </w:r>
+      <w:bookmarkEnd w:id="758665179"/>
+    </w:p>
+    <w:p>
+      <w:pPr>
+        <w:pStyle w:val="Heading2"/>
+        <w:rPr>
+          <w:noProof w:val="0"/>
+          <w:lang w:val="es-ES"/>
+        </w:rPr>
+      </w:pPr>
+      <w:bookmarkStart w:name="_Toc261083719" w:id="2051687759"/>
+      <w:r>
+        <w:rPr>
+          <w:noProof w:val="0"/>
+          <w:lang w:val="es-ES"/>
+        </w:rPr>
+        <w:t>6. Tecnologías utilizadas</w:t>
+      </w:r>
+      <w:bookmarkEnd w:id="2051687759"/>
+    </w:p>
+    <w:p>
+      <w:pPr>
+        <w:spacing w:before="0" w:beforeAutospacing="off" w:after="0" w:afterAutospacing="off"/>
+      </w:pPr>
+      <w:r>
+        <w:rPr>
+          <w:rFonts w:ascii="Calibri" w:hAnsi="Calibri" w:eastAsia="Calibri" w:cs="Calibri"/>
+          <w:noProof w:val="0"/>
+          <w:sz w:val="24"/>
+          <w:szCs w:val="24"/>
+          <w:lang w:val="es-ES"/>
+        </w:rPr>
+        <w:t>Para el desarrollo del proyecto se ha utilizado Android Studio como entorno de desarrollo principal. La aplicación está planteada como una aplicación móvil nativa para Android.</w:t>
+      </w:r>
+    </w:p>
+    <w:p/>
+    <w:p>
+      <w:pPr>
+        <w:spacing w:before="0" w:beforeAutospacing="off" w:after="0" w:afterAutospacing="off"/>
+      </w:pPr>
+      <w:r>
+        <w:rPr>
+          <w:rFonts w:ascii="Calibri" w:hAnsi="Calibri" w:eastAsia="Calibri" w:cs="Calibri"/>
+          <w:noProof w:val="0"/>
+          <w:sz w:val="24"/>
+          <w:szCs w:val="24"/>
+          <w:lang w:val="es-ES"/>
+        </w:rPr>
+        <w:t>El lenguaje principal utilizado en el proyecto es Java, junto con archivos XML para la definición de interfaces, recursos y configuración de la aplicación. La persistencia de datos se realiza mediante una base de datos local compatible con Room/SQLite.</w:t>
+      </w:r>
+    </w:p>
+    <w:p/>
+    <w:p>
+      <w:pPr>
+        <w:spacing w:before="0" w:beforeAutospacing="off" w:after="0" w:afterAutospacing="off"/>
+      </w:pPr>
+      <w:r>
+        <w:rPr>
+          <w:rFonts w:ascii="Calibri" w:hAnsi="Calibri" w:eastAsia="Calibri" w:cs="Calibri"/>
+          <w:noProof w:val="0"/>
+          <w:sz w:val="24"/>
+          <w:szCs w:val="24"/>
+          <w:lang w:val="es-ES"/>
+        </w:rPr>
+        <w:t>También se utiliza Gradle como sistema de construcción del proyecto. La estructura del proyecto incluye el archivo AndroidManifest, clases Java, recursos XML y el archivo build.gradle.kts.</w:t>
+      </w:r>
+    </w:p>
+    <w:p/>
+    <w:p>
+      <w:pPr>
+        <w:spacing w:before="0" w:beforeAutospacing="off" w:after="0" w:afterAutospacing="off"/>
+      </w:pPr>
+      <w:r>
+        <w:rPr>
+          <w:rFonts w:ascii="Calibri" w:hAnsi="Calibri" w:eastAsia="Calibri" w:cs="Calibri"/>
+          <w:noProof w:val="0"/>
+          <w:sz w:val="24"/>
+          <w:szCs w:val="24"/>
+          <w:lang w:val="es-ES"/>
+        </w:rPr>
+        <w:t>En el diseño de la base de datos se han definido distintas entidades para usuarios, tareas, cambios, lugares, viajes, recursos compartidos, permisos de acceso, solicitudes, sincronización y mensajes pendientes.</w:t>
+      </w:r>
+    </w:p>
+    <w:p>
+      <w:pPr>
+        <w:pStyle w:val="Heading2"/>
+        <w:rPr>
+          <w:noProof w:val="0"/>
+          <w:lang w:val="es-ES"/>
+        </w:rPr>
+      </w:pPr>
+      <w:bookmarkStart w:name="_Toc14822124" w:id="1152327299"/>
+      <w:r>
+        <w:rPr>
+          <w:noProof w:val="0"/>
+          <w:lang w:val="es-ES"/>
+        </w:rPr>
+        <w:t>7. Diseño de la solución</w:t>
+      </w:r>
+      <w:bookmarkEnd w:id="1152327299"/>
+    </w:p>
+    <w:p>
+      <w:pPr>
+        <w:pStyle w:val="Heading3"/>
+        <w:rPr>
+          <w:noProof w:val="0"/>
+          <w:lang w:val="es-ES"/>
+        </w:rPr>
+      </w:pPr>
+      <w:bookmarkStart w:name="_Toc1383825617" w:id="1113334361"/>
+      <w:r>
+        <w:rPr>
+          <w:noProof w:val="0"/>
+          <w:lang w:val="es-ES"/>
+        </w:rPr>
+        <w:t>7.1 Arquitectura general</w:t>
+      </w:r>
+      <w:bookmarkEnd w:id="1113334361"/>
+    </w:p>
+    <w:p>
+      <w:pPr>
+        <w:spacing w:before="0" w:beforeAutospacing="off" w:after="0" w:afterAutospacing="off"/>
+      </w:pPr>
+      <w:r>
+        <w:rPr>
+          <w:rFonts w:ascii="Calibri" w:hAnsi="Calibri" w:eastAsia="Calibri" w:cs="Calibri"/>
+          <w:noProof w:val="0"/>
+          <w:sz w:val="24"/>
+          <w:szCs w:val="24"/>
+          <w:lang w:val="es-ES"/>
+        </w:rPr>
+        <w:t>La aplicación se organiza en varias capas lógicas:</w:t>
+      </w:r>
+    </w:p>
+    <w:p>
+      <w:pPr>
+        <w:spacing w:before="0" w:beforeAutospacing="off" w:after="0" w:afterAutospacing="off"/>
+      </w:pPr>
+      <w:r>
+        <w:rPr>
+          <w:rFonts w:ascii="Calibri" w:hAnsi="Calibri" w:eastAsia="Calibri" w:cs="Calibri"/>
+          <w:noProof w:val="0"/>
+          <w:sz w:val="24"/>
+          <w:szCs w:val="24"/>
+          <w:lang w:val="es-ES"/>
+        </w:rPr>
+        <w:t>- Capa de interfaz: formada por las pantallas de inicio de sesión, inicio, creación de tareas, gestión de usuarios externos, lugares, viajes y ajustes.</w:t>
+      </w:r>
+    </w:p>
+    <w:p>
+      <w:pPr>
+        <w:spacing w:before="0" w:beforeAutospacing="off" w:after="0" w:afterAutospacing="off"/>
+      </w:pPr>
+      <w:r>
+        <w:rPr>
+          <w:rFonts w:ascii="Calibri" w:hAnsi="Calibri" w:eastAsia="Calibri" w:cs="Calibri"/>
+          <w:noProof w:val="0"/>
+          <w:sz w:val="24"/>
+          <w:szCs w:val="24"/>
+          <w:lang w:val="es-ES"/>
+        </w:rPr>
+        <w:t>- Capa de lógica de negocio: encargada de aplicar las reglas del sistema, como la creación automática de tarea raíz, validación de tareas hijas, generación de horarios y control de estados.</w:t>
+      </w:r>
+    </w:p>
+    <w:p>
+      <w:pPr>
+        <w:spacing w:before="0" w:beforeAutospacing="off" w:after="0" w:afterAutospacing="off"/>
+      </w:pPr>
+      <w:r>
+        <w:rPr>
+          <w:rFonts w:ascii="Calibri" w:hAnsi="Calibri" w:eastAsia="Calibri" w:cs="Calibri"/>
+          <w:noProof w:val="0"/>
+          <w:sz w:val="24"/>
+          <w:szCs w:val="24"/>
+          <w:lang w:val="es-ES"/>
+        </w:rPr>
+        <w:t>- Capa de persistencia: responsable de almacenar y recuperar los datos mediante la base de datos local.</w:t>
+      </w:r>
+    </w:p>
+    <w:p>
+      <w:pPr>
+        <w:spacing w:before="0" w:beforeAutospacing="off" w:after="0" w:afterAutospacing="off"/>
+      </w:pPr>
+      <w:r>
+        <w:rPr>
+          <w:rFonts w:ascii="Calibri" w:hAnsi="Calibri" w:eastAsia="Calibri" w:cs="Calibri"/>
+          <w:noProof w:val="0"/>
+          <w:sz w:val="24"/>
+          <w:szCs w:val="24"/>
+          <w:lang w:val="es-ES"/>
+        </w:rPr>
+        <w:t>- Capa de comunicación: planteada para enviar y recibir datos entre dispositivos mediante UDP.</w:t>
+      </w:r>
+    </w:p>
+    <w:p>
+      <w:pPr>
+        <w:spacing w:before="0" w:beforeAutospacing="off" w:after="0" w:afterAutospacing="off"/>
+      </w:pPr>
+      <w:r>
+        <w:rPr>
+          <w:rFonts w:ascii="Calibri" w:hAnsi="Calibri" w:eastAsia="Calibri" w:cs="Calibri"/>
+          <w:noProof w:val="0"/>
+          <w:sz w:val="24"/>
+          <w:szCs w:val="24"/>
+          <w:lang w:val="es-ES"/>
+        </w:rPr>
+        <w:t>- Capa de seguridad: encargada de proteger contraseñas, controlar accesos y preparar el cifrado de comunicaciones.</w:t>
+      </w:r>
+    </w:p>
+    <w:p>
+      <w:pPr>
+        <w:pStyle w:val="Heading3"/>
+        <w:rPr>
+          <w:noProof w:val="0"/>
+          <w:lang w:val="es-ES"/>
+        </w:rPr>
+      </w:pPr>
+      <w:bookmarkStart w:name="_Toc676416401" w:id="1982891744"/>
+      <w:r>
+        <w:rPr>
+          <w:noProof w:val="0"/>
+          <w:lang w:val="es-ES"/>
+        </w:rPr>
+        <w:t>7.2 Modelo de datos</w:t>
+      </w:r>
+      <w:bookmarkEnd w:id="1982891744"/>
+    </w:p>
+    <w:p>
+      <w:pPr>
+        <w:spacing w:before="0" w:beforeAutospacing="off" w:after="0" w:afterAutospacing="off"/>
+      </w:pPr>
+      <w:r>
+        <w:rPr>
+          <w:rFonts w:ascii="Calibri" w:hAnsi="Calibri" w:eastAsia="Calibri" w:cs="Calibri"/>
+          <w:noProof w:val="0"/>
+          <w:sz w:val="24"/>
+          <w:szCs w:val="24"/>
+          <w:lang w:val="es-ES"/>
+        </w:rPr>
+        <w:t>El modelo de datos se ha diseñado alrededor de la entidad Task, ya que las tareas son el elemento principal del sistema. Cada tarea puede tener una tarea padre, lo que permite construir una estructura jerárquica en forma de árbol.</w:t>
+      </w:r>
+    </w:p>
+    <w:p/>
+    <w:p>
+      <w:pPr>
+        <w:spacing w:before="0" w:beforeAutospacing="off" w:after="0" w:afterAutospacing="off"/>
+      </w:pPr>
+      <w:r>
+        <w:rPr>
+          <w:rFonts w:ascii="Calibri" w:hAnsi="Calibri" w:eastAsia="Calibri" w:cs="Calibri"/>
+          <w:noProof w:val="0"/>
+          <w:sz w:val="24"/>
+          <w:szCs w:val="24"/>
+          <w:lang w:val="es-ES"/>
+        </w:rPr>
+        <w:t>La tabla User almacena la información de los usuarios. Cada usuario tiene un identificador, un nombre único, una contraseña, un tipo, dirección IP, puerto y ajustes. Además, cada usuario real tiene asociada una tarea raíz.</w:t>
+      </w:r>
+    </w:p>
+    <w:p/>
+    <w:p>
+      <w:pPr>
+        <w:spacing w:before="0" w:beforeAutospacing="off" w:after="0" w:afterAutospacing="off"/>
+      </w:pPr>
+      <w:r>
+        <w:rPr>
+          <w:rFonts w:ascii="Calibri" w:hAnsi="Calibri" w:eastAsia="Calibri" w:cs="Calibri"/>
+          <w:noProof w:val="0"/>
+          <w:sz w:val="24"/>
+          <w:szCs w:val="24"/>
+          <w:lang w:val="es-ES"/>
+        </w:rPr>
+        <w:t>La tabla Task almacena las tareas. Incluye campos como identificador, tarea padre, nombre, tipo, periodo, días, estado, hora de inicio, hora de fin, duración, prioridad, acciones, estado de silencio y lugar.</w:t>
+      </w:r>
+    </w:p>
+    <w:p/>
+    <w:p>
+      <w:pPr>
+        <w:spacing w:before="0" w:beforeAutospacing="off" w:after="0" w:afterAutospacing="off"/>
+      </w:pPr>
+      <w:r>
+        <w:rPr>
+          <w:rFonts w:ascii="Calibri" w:hAnsi="Calibri" w:eastAsia="Calibri" w:cs="Calibri"/>
+          <w:noProof w:val="0"/>
+          <w:sz w:val="24"/>
+          <w:szCs w:val="24"/>
+          <w:lang w:val="es-ES"/>
+        </w:rPr>
+        <w:t>La tabla TaskChange almacena el historial de cambios de las tareas. Esta tabla es fundamental porque permite saber cuándo una tarea fue creada, modificada, desactivada o sustituida por otra. Además, se utiliza como base para la generación automática del horario.</w:t>
+      </w:r>
+    </w:p>
+    <w:p/>
+    <w:p>
+      <w:pPr>
+        <w:spacing w:before="0" w:beforeAutospacing="off" w:after="0" w:afterAutospacing="off"/>
+      </w:pPr>
+      <w:r>
+        <w:rPr>
+          <w:rFonts w:ascii="Calibri" w:hAnsi="Calibri" w:eastAsia="Calibri" w:cs="Calibri"/>
+          <w:noProof w:val="0"/>
+          <w:sz w:val="24"/>
+          <w:szCs w:val="24"/>
+          <w:lang w:val="es-ES"/>
+        </w:rPr>
+        <w:t>Las tablas Place y Travel permiten gestionar lugares y desplazamientos. Place almacena los lugares y Travel almacena el tiempo necesario para ir de un lugar a otro.</w:t>
+      </w:r>
+    </w:p>
+    <w:p/>
+    <w:p>
+      <w:pPr>
+        <w:spacing w:before="0" w:beforeAutospacing="off" w:after="0" w:afterAutospacing="off"/>
+      </w:pPr>
+      <w:r>
+        <w:rPr>
+          <w:rFonts w:ascii="Calibri" w:hAnsi="Calibri" w:eastAsia="Calibri" w:cs="Calibri"/>
+          <w:noProof w:val="0"/>
+          <w:sz w:val="24"/>
+          <w:szCs w:val="24"/>
+          <w:lang w:val="es-ES"/>
+        </w:rPr>
+        <w:t>Las tablas ExternalUser, ShareResource, AccessGrant y AccessRequest están relacionadas con la compartición de datos y el control de acceso de usuarios externos.</w:t>
+      </w:r>
+    </w:p>
+    <w:p/>
+    <w:p>
+      <w:pPr>
+        <w:spacing w:before="0" w:beforeAutospacing="off" w:after="0" w:afterAutospacing="off"/>
+      </w:pPr>
+      <w:r>
+        <w:rPr>
+          <w:rFonts w:ascii="Calibri" w:hAnsi="Calibri" w:eastAsia="Calibri" w:cs="Calibri"/>
+          <w:noProof w:val="0"/>
+          <w:sz w:val="24"/>
+          <w:szCs w:val="24"/>
+          <w:lang w:val="es-ES"/>
+        </w:rPr>
+        <w:t xml:space="preserve">Las tablas </w:t>
+      </w:r>
+      <w:r>
+        <w:rPr>
+          <w:rFonts w:ascii="Calibri" w:hAnsi="Calibri" w:eastAsia="Calibri" w:cs="Calibri"/>
+          <w:noProof w:val="0"/>
+          <w:sz w:val="24"/>
+          <w:szCs w:val="24"/>
+          <w:lang w:val="es-ES"/>
+        </w:rPr>
+        <w:t>ExternalSource</w:t>
+      </w:r>
+      <w:r>
+        <w:rPr>
+          <w:rFonts w:ascii="Calibri" w:hAnsi="Calibri" w:eastAsia="Calibri" w:cs="Calibri"/>
+          <w:noProof w:val="0"/>
+          <w:sz w:val="24"/>
+          <w:szCs w:val="24"/>
+          <w:lang w:val="es-ES"/>
+        </w:rPr>
+        <w:t xml:space="preserve">, </w:t>
+      </w:r>
+      <w:r>
+        <w:rPr>
+          <w:rFonts w:ascii="Calibri" w:hAnsi="Calibri" w:eastAsia="Calibri" w:cs="Calibri"/>
+          <w:noProof w:val="0"/>
+          <w:sz w:val="24"/>
+          <w:szCs w:val="24"/>
+          <w:lang w:val="es-ES"/>
+        </w:rPr>
+        <w:t>SyncState</w:t>
+      </w:r>
+      <w:r>
+        <w:rPr>
+          <w:rFonts w:ascii="Calibri" w:hAnsi="Calibri" w:eastAsia="Calibri" w:cs="Calibri"/>
+          <w:noProof w:val="0"/>
+          <w:sz w:val="24"/>
+          <w:szCs w:val="24"/>
+          <w:lang w:val="es-ES"/>
+        </w:rPr>
+        <w:t xml:space="preserve">, </w:t>
+      </w:r>
+      <w:r>
+        <w:rPr>
+          <w:rFonts w:ascii="Calibri" w:hAnsi="Calibri" w:eastAsia="Calibri" w:cs="Calibri"/>
+          <w:noProof w:val="0"/>
+          <w:sz w:val="24"/>
+          <w:szCs w:val="24"/>
+          <w:lang w:val="es-ES"/>
+        </w:rPr>
+        <w:t>PendingOutbox</w:t>
+      </w:r>
+      <w:r>
+        <w:rPr>
+          <w:rFonts w:ascii="Calibri" w:hAnsi="Calibri" w:eastAsia="Calibri" w:cs="Calibri"/>
+          <w:noProof w:val="0"/>
+          <w:sz w:val="24"/>
+          <w:szCs w:val="24"/>
+          <w:lang w:val="es-ES"/>
+        </w:rPr>
+        <w:t xml:space="preserve">, </w:t>
+      </w:r>
+      <w:r>
+        <w:rPr>
+          <w:rFonts w:ascii="Calibri" w:hAnsi="Calibri" w:eastAsia="Calibri" w:cs="Calibri"/>
+          <w:noProof w:val="0"/>
+          <w:sz w:val="24"/>
+          <w:szCs w:val="24"/>
+          <w:lang w:val="es-ES"/>
+        </w:rPr>
+        <w:t>ReceivedInbox</w:t>
+      </w:r>
+      <w:r>
+        <w:rPr>
+          <w:rFonts w:ascii="Calibri" w:hAnsi="Calibri" w:eastAsia="Calibri" w:cs="Calibri"/>
+          <w:noProof w:val="0"/>
+          <w:sz w:val="24"/>
+          <w:szCs w:val="24"/>
+          <w:lang w:val="es-ES"/>
+        </w:rPr>
+        <w:t xml:space="preserve"> y </w:t>
+      </w:r>
+      <w:r>
+        <w:rPr>
+          <w:rFonts w:ascii="Calibri" w:hAnsi="Calibri" w:eastAsia="Calibri" w:cs="Calibri"/>
+          <w:noProof w:val="0"/>
+          <w:sz w:val="24"/>
+          <w:szCs w:val="24"/>
+          <w:lang w:val="es-ES"/>
+        </w:rPr>
+        <w:t>TaskOverlay</w:t>
+      </w:r>
+      <w:r>
+        <w:rPr>
+          <w:rFonts w:ascii="Calibri" w:hAnsi="Calibri" w:eastAsia="Calibri" w:cs="Calibri"/>
+          <w:noProof w:val="0"/>
+          <w:sz w:val="24"/>
+          <w:szCs w:val="24"/>
+          <w:lang w:val="es-ES"/>
+        </w:rPr>
+        <w:t xml:space="preserve"> están relacionadas con la sincronización, recepción de datos externos y modificaciones locales sobre tareas importadas.</w:t>
+      </w:r>
+    </w:p>
+    <w:p>
+      <w:pPr>
+        <w:spacing w:before="0" w:beforeAutospacing="off" w:after="0" w:afterAutospacing="off"/>
+        <w:rPr>
+          <w:rFonts w:ascii="Calibri" w:hAnsi="Calibri" w:eastAsia="Calibri" w:cs="Calibri"/>
+          <w:noProof w:val="0"/>
+          <w:sz w:val="24"/>
+          <w:szCs w:val="24"/>
+          <w:lang w:val="es-ES"/>
+        </w:rPr>
+      </w:pPr>
+    </w:p>
+    <w:p>
+      <w:pPr>
+        <w:spacing w:before="0" w:beforeAutospacing="off" w:after="0" w:afterAutospacing="off"/>
+        <w:rPr>
+          <w:rFonts w:ascii="Calibri" w:hAnsi="Calibri" w:eastAsia="Calibri" w:cs="Calibri"/>
+          <w:noProof w:val="0"/>
+          <w:sz w:val="24"/>
+          <w:szCs w:val="24"/>
+          <w:lang w:val="es-ES"/>
+        </w:rPr>
+      </w:pPr>
+      <w:r>
+        <w:rPr>
+          <w:rStyle w:val="Heading3Char"/>
+          <w:noProof w:val="0"/>
+          <w:lang w:val="es-ES"/>
+        </w:rPr>
+        <w:t>7.3</w:t>
+      </w:r>
+      <w:r>
+        <w:rPr>
+          <w:rStyle w:val="Heading3Char"/>
+          <w:noProof w:val="0"/>
+          <w:lang w:val="es-ES"/>
+        </w:rPr>
+        <w:t xml:space="preserve"> Logo</w:t>
+      </w:r>
+    </w:p>
+    <w:p>
+      <w:pPr>
+        <w:pStyle w:val="Normal"/>
+      </w:pPr>
+      <w:r>
+        <w:rPr>
+          <w:noProof w:val="0"/>
+          <w:lang w:val="es-ES"/>
+        </w:rPr>
+        <w:t>El logotipo de la aplicación está formado por tres elementos principales: un calendario, un reloj y la figura de Thoth, dios egipcio asociado al conocimiento, la escritura, la medición del tiempo y la sabiduría.</w:t>
+      </w:r>
+    </w:p>
+    <w:p>
+      <w:pPr>
+        <w:pStyle w:val="Normal"/>
+      </w:pPr>
+    </w:p>
+    <w:p>
+      <w:pPr>
+        <w:pStyle w:val="Normal"/>
+      </w:pPr>
+      <w:r>
+        <w:rPr>
+          <w:noProof w:val="0"/>
+          <w:lang w:val="es-ES"/>
+        </w:rPr>
+        <w:t>La elección del calendario representa la planificación de tareas, fechas, días y periodos. Es un elemento directamente relacionado con la función principal de la aplicación, ya que el usuario organiza sus actividades en un horario y puede consultar su planificación por día, semana, mes o año.</w:t>
+      </w:r>
+    </w:p>
+    <w:p>
+      <w:pPr>
+        <w:pStyle w:val="Normal"/>
+      </w:pPr>
+    </w:p>
+    <w:p>
+      <w:pPr>
+        <w:pStyle w:val="Normal"/>
+      </w:pPr>
+      <w:r>
+        <w:rPr>
+          <w:noProof w:val="0"/>
+          <w:lang w:val="es-ES"/>
+        </w:rPr>
+        <w:t>El reloj simboliza el control del tiempo, la duración de las tareas y la importancia de distribuir correctamente las actividades dentro del día. En la aplicación, el tiempo no solo se utiliza para marcar una hora de inicio o fin, sino también para calcular la duración de las tareas, los huecos disponibles y los desplazamientos entre lugares.</w:t>
+      </w:r>
+    </w:p>
+    <w:p>
+      <w:pPr>
+        <w:pStyle w:val="Normal"/>
+      </w:pPr>
+    </w:p>
+    <w:p>
+      <w:pPr>
+        <w:pStyle w:val="Normal"/>
+      </w:pPr>
+      <w:r>
+        <w:rPr>
+          <w:noProof w:val="0"/>
+          <w:lang w:val="es-ES"/>
+        </w:rPr>
+        <w:t>La figura de Thoth se utiliza como elemento distintivo y simbólico. En la mitología egipcia, Thoth está relacionado con la sabiduría, la escritura, el cálculo y el orden. Por ello, su presencia en el logotipo representa la parte inteligente de la aplicación: no se trata solo de apuntar tareas, sino de ayudar al usuario a organizar su horario de forma lógica y automática.</w:t>
+      </w:r>
+    </w:p>
+    <w:p>
+      <w:pPr>
+        <w:pStyle w:val="Normal"/>
+      </w:pPr>
+    </w:p>
+    <w:p>
+      <w:pPr>
+        <w:pStyle w:val="Normal"/>
+      </w:pPr>
+      <w:r>
+        <w:rPr>
+          <w:noProof w:val="0"/>
+          <w:lang w:val="es-ES"/>
+        </w:rPr>
+        <w:t>La combinación de estos elementos transmite la idea principal del proyecto: una aplicación que une planificación, gestión del tiempo y organización inteligente. Además, el uso de una figura mitológica permite diferenciar visualmente la aplicación frente a otras herramientas de productividad más genéricas.</w:t>
+      </w:r>
+    </w:p>
+    <w:p>
+      <w:pPr>
+        <w:spacing w:before="0" w:beforeAutospacing="off" w:after="0" w:afterAutospacing="off"/>
+        <w:rPr>
+          <w:rFonts w:ascii="Calibri" w:hAnsi="Calibri" w:eastAsia="Calibri" w:cs="Calibri"/>
+          <w:noProof w:val="0"/>
+          <w:sz w:val="24"/>
+          <w:szCs w:val="24"/>
+          <w:lang w:val="es-ES"/>
+        </w:rPr>
+      </w:pPr>
+    </w:p>
+    <w:p>
+      <w:pPr>
+        <w:pStyle w:val="Heading3"/>
+        <w:rPr>
+          <w:noProof w:val="0"/>
+          <w:lang w:val="es-ES"/>
+        </w:rPr>
+      </w:pPr>
+      <w:bookmarkStart w:name="_Toc1819867725" w:id="388092991"/>
+      <w:r>
+        <w:rPr>
+          <w:noProof w:val="0"/>
+          <w:lang w:val="es-ES"/>
+        </w:rPr>
+        <w:t>7.</w:t>
+      </w:r>
+      <w:r>
+        <w:rPr>
+          <w:noProof w:val="0"/>
+          <w:lang w:val="es-ES"/>
+        </w:rPr>
+        <w:t>4</w:t>
+      </w:r>
+      <w:r>
+        <w:rPr>
+          <w:noProof w:val="0"/>
+          <w:lang w:val="es-ES"/>
+        </w:rPr>
+        <w:t xml:space="preserve"> Diseño de la interfaz</w:t>
+      </w:r>
+      <w:r>
+        <w:rPr>
+          <w:noProof w:val="0"/>
+          <w:lang w:val="es-ES"/>
+        </w:rPr>
+        <w:t xml:space="preserve"> y </w:t>
+      </w:r>
+      <w:bookmarkEnd w:id="388092991"/>
+      <w:r>
+        <w:rPr>
+          <w:noProof w:val="0"/>
+          <w:lang w:val="es-ES"/>
+        </w:rPr>
+        <w:t>Flujos</w:t>
+      </w:r>
+    </w:p>
+    <w:p>
+      <w:pPr>
+        <w:pStyle w:val="Normal"/>
+        <w:rPr>
+          <w:noProof w:val="0"/>
+          <w:lang w:val="es-ES"/>
+        </w:rPr>
+      </w:pPr>
+      <w:r>
+        <w:drawing>
+          <wp:inline wp14:editId="4E4741C6" wp14:anchorId="7DC3908A">
+            <wp:extent cx="5400675" cy="1381125"/>
+            <wp:effectExtent l="0" t="0" r="0" b="0"/>
+            <wp:docPr id="30738667" name="drawing"/>
+            <wp:cNvGraphicFramePr>
+              <a:graphicFrameLocks noChangeAspect="1"/>
+            </wp:cNvGraphicFramePr>
+            <a:graphic>
+              <a:graphicData xmlns:a="http://schemas.openxmlformats.org/drawingml/2006/main" uri="http://schemas.openxmlformats.org/drawingml/2006/picture">
+                <pic:pic xmlns:pic="http://schemas.openxmlformats.org/drawingml/2006/picture">
+                  <pic:nvPicPr>
+                    <pic:cNvPr id="30738667" name=""/>
+                    <pic:cNvPicPr/>
+                  </pic:nvPicPr>
+                  <pic:blipFill>
+                    <a:blip xmlns:r="http://schemas.openxmlformats.org/officeDocument/2006/relationships" r:embed="rId2062756208">
+                      <a:extLst>
+                        <a:ext xmlns:a="http://schemas.openxmlformats.org/drawingml/2006/main" uri="{28A0092B-C50C-407E-A947-70E740481C1C}">
+                          <a14:useLocalDpi xmlns:a14="http://schemas.microsoft.com/office/drawing/2010/main" val="0"/>
+                        </a:ext>
+                      </a:extLst>
+                    </a:blip>
+                    <a:stretch>
+                      <a:fillRect/>
+                    </a:stretch>
+                  </pic:blipFill>
+                  <pic:spPr>
+                    <a:xfrm>
+                      <a:off x="0" y="0"/>
+                      <a:ext cx="5400675" cy="1381125"/>
+                    </a:xfrm>
+                    <a:prstGeom prst="rect">
+                      <a:avLst/>
+                    </a:prstGeom>
+                  </pic:spPr>
+                </pic:pic>
+              </a:graphicData>
+            </a:graphic>
+          </wp:inline>
+        </w:drawing>
+      </w:r>
+      <w:r>
+        <w:drawing>
+          <wp:inline wp14:editId="3CA48DC4" wp14:anchorId="0E1F9D90">
+            <wp:extent cx="5400675" cy="3390900"/>
+            <wp:effectExtent l="0" t="0" r="0" b="0"/>
+            <wp:docPr id="953449844" name="drawing"/>
+            <wp:cNvGraphicFramePr>
+              <a:graphicFrameLocks noChangeAspect="1"/>
+            </wp:cNvGraphicFramePr>
+            <a:graphic>
+              <a:graphicData xmlns:a="http://schemas.openxmlformats.org/drawingml/2006/main" uri="http://schemas.openxmlformats.org/drawingml/2006/picture">
+                <pic:pic xmlns:pic="http://schemas.openxmlformats.org/drawingml/2006/picture">
+                  <pic:nvPicPr>
+                    <pic:cNvPr id="953449844" name=""/>
+                    <pic:cNvPicPr/>
+                  </pic:nvPicPr>
+                  <pic:blipFill>
+                    <a:blip xmlns:r="http://schemas.openxmlformats.org/officeDocument/2006/relationships" r:embed="rId1426254044">
+                      <a:extLst>
+                        <a:ext xmlns:a="http://schemas.openxmlformats.org/drawingml/2006/main" uri="{28A0092B-C50C-407E-A947-70E740481C1C}">
+                          <a14:useLocalDpi xmlns:a14="http://schemas.microsoft.com/office/drawing/2010/main" val="0"/>
+                        </a:ext>
+                      </a:extLst>
+                    </a:blip>
+                    <a:stretch>
+                      <a:fillRect/>
+                    </a:stretch>
+                  </pic:blipFill>
+                  <pic:spPr>
+                    <a:xfrm>
+                      <a:off x="0" y="0"/>
+                      <a:ext cx="5400675" cy="3390900"/>
+                    </a:xfrm>
+                    <a:prstGeom prst="rect">
+                      <a:avLst/>
+                    </a:prstGeom>
+                  </pic:spPr>
+                </pic:pic>
+              </a:graphicData>
+            </a:graphic>
+          </wp:inline>
+        </w:drawing>
+      </w:r>
+      <w:r>
+        <w:drawing>
+          <wp:inline wp14:editId="54591FAB" wp14:anchorId="1AB9D5DE">
+            <wp:extent cx="5400675" cy="3133725"/>
+            <wp:effectExtent l="0" t="0" r="0" b="0"/>
+            <wp:docPr id="1188188980" name="drawing"/>
+            <wp:cNvGraphicFramePr>
+              <a:graphicFrameLocks noChangeAspect="1"/>
+            </wp:cNvGraphicFramePr>
+            <a:graphic>
+              <a:graphicData xmlns:a="http://schemas.openxmlformats.org/drawingml/2006/main" uri="http://schemas.openxmlformats.org/drawingml/2006/picture">
+                <pic:pic xmlns:pic="http://schemas.openxmlformats.org/drawingml/2006/picture">
+                  <pic:nvPicPr>
+                    <pic:cNvPr id="1188188980" name=""/>
+                    <pic:cNvPicPr/>
+                  </pic:nvPicPr>
+                  <pic:blipFill>
+                    <a:blip xmlns:r="http://schemas.openxmlformats.org/officeDocument/2006/relationships" r:embed="rId1692163798">
+                      <a:extLst>
+                        <a:ext xmlns:a="http://schemas.openxmlformats.org/drawingml/2006/main" uri="{28A0092B-C50C-407E-A947-70E740481C1C}">
+                          <a14:useLocalDpi xmlns:a14="http://schemas.microsoft.com/office/drawing/2010/main" val="0"/>
+                        </a:ext>
+                      </a:extLst>
+                    </a:blip>
+                    <a:stretch>
+                      <a:fillRect/>
+                    </a:stretch>
+                  </pic:blipFill>
+                  <pic:spPr>
+                    <a:xfrm>
+                      <a:off x="0" y="0"/>
+                      <a:ext cx="5400675" cy="3133725"/>
+                    </a:xfrm>
+                    <a:prstGeom prst="rect">
+                      <a:avLst/>
+                    </a:prstGeom>
+                  </pic:spPr>
+                </pic:pic>
+              </a:graphicData>
+            </a:graphic>
+          </wp:inline>
+        </w:drawing>
+      </w:r>
+    </w:p>
+    <w:p>
+      <w:pPr>
+        <w:pStyle w:val="Heading2"/>
+        <w:rPr>
+          <w:noProof w:val="0"/>
+          <w:lang w:val="es-ES"/>
+        </w:rPr>
+      </w:pPr>
+      <w:bookmarkStart w:name="_Toc1901280809" w:id="1217359861"/>
+      <w:r>
+        <w:rPr>
+          <w:noProof w:val="0"/>
+          <w:lang w:val="es-ES"/>
+        </w:rPr>
+        <w:t>8. Planificación del proyecto</w:t>
+      </w:r>
+      <w:bookmarkEnd w:id="1217359861"/>
+    </w:p>
+    <w:p>
+      <w:pPr>
+        <w:pStyle w:val="Heading3"/>
+        <w:rPr>
+          <w:noProof w:val="0"/>
+          <w:lang w:val="es-ES"/>
+        </w:rPr>
+      </w:pPr>
+      <w:bookmarkStart w:name="_Toc1447696894" w:id="842019794"/>
+      <w:r>
+        <w:rPr>
+          <w:noProof w:val="0"/>
+          <w:lang w:val="es-ES"/>
+        </w:rPr>
+        <w:t>8.1 Fases</w:t>
+      </w:r>
+      <w:bookmarkEnd w:id="842019794"/>
+    </w:p>
+    <w:p>
+      <w:pPr>
+        <w:pStyle w:val="Normal"/>
+        <w:rPr>
+          <w:rFonts w:ascii="Cambria" w:hAnsi="Cambria" w:eastAsia="Cambria" w:cs="Cambria"/>
+          <w:b w:val="0"/>
+          <w:bCs w:val="0"/>
+          <w:i w:val="0"/>
+          <w:iCs w:val="0"/>
+          <w:caps w:val="0"/>
+          <w:smallCaps w:val="0"/>
+          <w:noProof w:val="0"/>
+          <w:color w:val="000000" w:themeColor="text1" w:themeTint="FF" w:themeShade="FF"/>
+          <w:sz w:val="22"/>
+          <w:szCs w:val="22"/>
+          <w:lang w:val="es-ES"/>
+        </w:rPr>
+      </w:pPr>
+      <w:r>
+        <w:rPr>
+          <w:noProof w:val="0"/>
+          <w:lang w:val="es-ES"/>
+        </w:rPr>
+        <w:t>Fase inicial — enfoque tradicional (Waterfall controlado): análisis de requisitos y diseño arquitectónico claro para establecer la base.</w:t>
+      </w:r>
+    </w:p>
+    <w:p>
+      <w:pPr>
+        <w:pStyle w:val="Normal"/>
+        <w:rPr>
+          <w:rFonts w:ascii="Cambria" w:hAnsi="Cambria" w:eastAsia="Cambria" w:cs="Cambria"/>
+          <w:b w:val="0"/>
+          <w:bCs w:val="0"/>
+          <w:i w:val="0"/>
+          <w:iCs w:val="0"/>
+          <w:caps w:val="0"/>
+          <w:smallCaps w:val="0"/>
+          <w:noProof w:val="0"/>
+          <w:color w:val="000000" w:themeColor="text1" w:themeTint="FF" w:themeShade="FF"/>
+          <w:sz w:val="22"/>
+          <w:szCs w:val="22"/>
+          <w:lang w:val="es-ES"/>
+        </w:rPr>
+      </w:pPr>
+      <w:r>
+        <w:rPr>
+          <w:noProof w:val="0"/>
+          <w:lang w:val="es-ES"/>
+        </w:rPr>
+        <w:t>Fase de desarrollo e iteración — Scrum: una vez disponible el MVP, trabajar en sprints cortos (1–2 semanas) para añadir integraciones, optimizaciones y mejoras.</w:t>
+      </w:r>
+    </w:p>
+    <w:p>
+      <w:pPr>
+        <w:pStyle w:val="Heading3"/>
+        <w:rPr>
+          <w:noProof w:val="0"/>
+          <w:lang w:val="es-ES"/>
+        </w:rPr>
+      </w:pPr>
+      <w:bookmarkStart w:name="_Toc673767329" w:id="756547950"/>
+      <w:r>
+        <w:rPr>
+          <w:noProof w:val="0"/>
+          <w:lang w:val="es-ES"/>
+        </w:rPr>
+        <w:t>8.2 Cronograma</w:t>
+      </w:r>
+      <w:bookmarkEnd w:id="756547950"/>
+    </w:p>
+    <w:p>
+      <w:pPr>
+        <w:pStyle w:val="Heading3"/>
+        <w:rPr>
+          <w:noProof w:val="0"/>
+          <w:lang w:val="es-ES"/>
+        </w:rPr>
+      </w:pPr>
+      <w:bookmarkStart w:name="_Toc1241431726" w:id="1624536456"/>
+      <w:r>
+        <w:rPr>
+          <w:noProof w:val="0"/>
+          <w:lang w:val="es-ES"/>
+        </w:rPr>
+        <w:t>8.3 Metodología empleada</w:t>
+      </w:r>
+      <w:bookmarkEnd w:id="1624536456"/>
+    </w:p>
+    <w:p>
+      <w:r>
+        <w:rPr/>
         <w:t xml:space="preserve">Se ha optado por una metodología híbrida combinando un enfoque tradicional en la fase inicial del proyecto para establecer una base sólida y documentada del sistema, seguida de una metodología ágil basada en Scrum para la evolución incremental del producto mediante </w:t>
       </w:r>
-      <w:proofErr w:type="spellStart"/>
-      <w:r>
-        <w:t>sprints</w:t>
-      </w:r>
-      <w:proofErr w:type="spellEnd"/>
-      <w:r>
+      <w:r>
+        <w:rPr/>
+        <w:t>Sprints</w:t>
+      </w:r>
+      <w:r>
+        <w:rPr/>
         <w:t xml:space="preserve"> de desarrollo.</w:t>
       </w:r>
-      <w:bookmarkStart w:id="0" w:name="_GoBack"/>
-      <w:bookmarkEnd w:id="0"/>
-    </w:p>
+    </w:p>
+    <w:p>
+      <w:pPr>
+        <w:pStyle w:val="Normal"/>
+        <w:ind w:left="0"/>
+        <w:rPr>
+          <w:rFonts w:ascii="Cambria" w:hAnsi="Cambria" w:eastAsia="Cambria" w:cs="Cambria"/>
+          <w:b w:val="0"/>
+          <w:bCs w:val="0"/>
+          <w:i w:val="0"/>
+          <w:iCs w:val="0"/>
+          <w:caps w:val="0"/>
+          <w:smallCaps w:val="0"/>
+          <w:noProof w:val="0"/>
+          <w:color w:val="000000" w:themeColor="text1" w:themeTint="FF" w:themeShade="FF"/>
+          <w:sz w:val="22"/>
+          <w:szCs w:val="22"/>
+          <w:lang w:val="es-ES"/>
+        </w:rPr>
+      </w:pPr>
+      <w:r>
+        <w:rPr>
+          <w:noProof w:val="0"/>
+          <w:lang w:val="es-ES"/>
+        </w:rPr>
+        <w:t>Esta combinación permite garantizar entrega de una base estable y, a la vez, flexibilidad para adaptar funcionalidades.</w:t>
+      </w:r>
+    </w:p>
+    <w:p/>
+    <w:p>
+      <w:pPr>
+        <w:pStyle w:val="Heading2"/>
+        <w:rPr>
+          <w:noProof w:val="0"/>
+          <w:lang w:val="es-ES"/>
+        </w:rPr>
+      </w:pPr>
+      <w:bookmarkStart w:name="_Toc16187049" w:id="641933812"/>
+      <w:r>
+        <w:rPr>
+          <w:noProof w:val="0"/>
+          <w:lang w:val="es-ES"/>
+        </w:rPr>
+        <w:t>9</w:t>
+      </w:r>
+      <w:r>
+        <w:rPr>
+          <w:noProof w:val="0"/>
+          <w:lang w:val="es-ES"/>
+        </w:rPr>
+        <w:t>. Desarrollo e implementación</w:t>
+      </w:r>
+      <w:bookmarkEnd w:id="641933812"/>
+    </w:p>
+    <w:p>
+      <w:pPr>
+        <w:pStyle w:val="Heading3"/>
+        <w:rPr>
+          <w:noProof w:val="0"/>
+          <w:lang w:val="es-ES"/>
+        </w:rPr>
+      </w:pPr>
+      <w:bookmarkStart w:name="_Toc1249563963" w:id="965606571"/>
+      <w:r>
+        <w:rPr>
+          <w:noProof w:val="0"/>
+          <w:lang w:val="es-ES"/>
+        </w:rPr>
+        <w:t>9</w:t>
+      </w:r>
+      <w:r>
+        <w:rPr>
+          <w:noProof w:val="0"/>
+          <w:lang w:val="es-ES"/>
+        </w:rPr>
+        <w:t>.1 Gestión de usuarios</w:t>
+      </w:r>
+      <w:bookmarkEnd w:id="965606571"/>
+    </w:p>
+    <w:p>
+      <w:pPr>
+        <w:spacing w:before="0" w:beforeAutospacing="off" w:after="0" w:afterAutospacing="off"/>
+      </w:pPr>
+      <w:r>
+        <w:rPr>
+          <w:rFonts w:ascii="Calibri" w:hAnsi="Calibri" w:eastAsia="Calibri" w:cs="Calibri"/>
+          <w:noProof w:val="0"/>
+          <w:sz w:val="24"/>
+          <w:szCs w:val="24"/>
+          <w:lang w:val="es-ES"/>
+        </w:rPr>
+        <w:t>La aplicación diferencia tres tipos principales de usuario:</w:t>
+      </w:r>
+    </w:p>
+    <w:p/>
+    <w:p>
+      <w:pPr>
+        <w:spacing w:before="0" w:beforeAutospacing="off" w:after="0" w:afterAutospacing="off"/>
+      </w:pPr>
+      <w:r>
+        <w:rPr>
+          <w:rFonts w:ascii="Calibri" w:hAnsi="Calibri" w:eastAsia="Calibri" w:cs="Calibri"/>
+          <w:noProof w:val="0"/>
+          <w:sz w:val="24"/>
+          <w:szCs w:val="24"/>
+          <w:lang w:val="es-ES"/>
+        </w:rPr>
+        <w:t>- User: representa al usuario real de la aplicación.</w:t>
+      </w:r>
+    </w:p>
+    <w:p>
+      <w:pPr>
+        <w:spacing w:before="0" w:beforeAutospacing="off" w:after="0" w:afterAutospacing="off"/>
+      </w:pPr>
+      <w:r>
+        <w:rPr>
+          <w:rFonts w:ascii="Calibri" w:hAnsi="Calibri" w:eastAsia="Calibri" w:cs="Calibri"/>
+          <w:noProof w:val="0"/>
+          <w:sz w:val="24"/>
+          <w:szCs w:val="24"/>
+          <w:lang w:val="es-ES"/>
+        </w:rPr>
+        <w:t>- Local: representa un usuario local utilizado para compartir solo una parte concreta de las tareas.</w:t>
+      </w:r>
+    </w:p>
+    <w:p>
+      <w:pPr>
+        <w:spacing w:before="0" w:beforeAutospacing="off" w:after="0" w:afterAutospacing="off"/>
+      </w:pPr>
+      <w:r>
+        <w:rPr>
+          <w:rFonts w:ascii="Calibri" w:hAnsi="Calibri" w:eastAsia="Calibri" w:cs="Calibri"/>
+          <w:noProof w:val="0"/>
+          <w:sz w:val="24"/>
+          <w:szCs w:val="24"/>
+          <w:lang w:val="es-ES"/>
+        </w:rPr>
+        <w:t>- External: representa un origen de datos externo recibido desde otro dispositivo.</w:t>
+      </w:r>
+    </w:p>
+    <w:p/>
+    <w:p>
+      <w:pPr>
+        <w:spacing w:before="0" w:beforeAutospacing="off" w:after="0" w:afterAutospacing="off"/>
+      </w:pPr>
+      <w:r>
+        <w:rPr>
+          <w:rFonts w:ascii="Calibri" w:hAnsi="Calibri" w:eastAsia="Calibri" w:cs="Calibri"/>
+          <w:noProof w:val="0"/>
+          <w:sz w:val="24"/>
+          <w:szCs w:val="24"/>
+          <w:lang w:val="es-ES"/>
+        </w:rPr>
+        <w:t>Cuando se crea un usuario real, el sistema genera automáticamente una tarea raíz de tipo Empty. Esta tarea no se muestra directamente al usuario y sirve como padre general para todas las tareas que el usuario cree sin seleccionar un padre concreto.</w:t>
+      </w:r>
+    </w:p>
+    <w:p/>
+    <w:p>
+      <w:pPr>
+        <w:spacing w:before="0" w:beforeAutospacing="off" w:after="0" w:afterAutospacing="off"/>
+      </w:pPr>
+      <w:r>
+        <w:rPr>
+          <w:rFonts w:ascii="Calibri" w:hAnsi="Calibri" w:eastAsia="Calibri" w:cs="Calibri"/>
+          <w:noProof w:val="0"/>
+          <w:sz w:val="24"/>
+          <w:szCs w:val="24"/>
+          <w:lang w:val="es-ES"/>
+        </w:rPr>
+        <w:t xml:space="preserve">El nombre de usuario debe ser único. En la pantalla de inicio de sesión se plantea que el campo </w:t>
+      </w:r>
+      <w:r>
+        <w:rPr>
+          <w:rFonts w:ascii="Calibri" w:hAnsi="Calibri" w:eastAsia="Calibri" w:cs="Calibri"/>
+          <w:noProof w:val="0"/>
+          <w:sz w:val="24"/>
+          <w:szCs w:val="24"/>
+          <w:lang w:val="es-ES"/>
+        </w:rPr>
+        <w:t>UserName</w:t>
+      </w:r>
+      <w:r>
+        <w:rPr>
+          <w:rFonts w:ascii="Calibri" w:hAnsi="Calibri" w:eastAsia="Calibri" w:cs="Calibri"/>
+          <w:noProof w:val="0"/>
+          <w:sz w:val="24"/>
+          <w:szCs w:val="24"/>
+          <w:lang w:val="es-ES"/>
+        </w:rPr>
+        <w:t xml:space="preserve"> funcione al mismo tiempo como cuadro de texto y como selector de usuarios existentes. De esta forma, el usuario puede iniciar sesión en una cuenta ya creada o escribir un nombre nuevo para crear una cuenta.</w:t>
+      </w:r>
+    </w:p>
+    <w:p>
+      <w:pPr>
+        <w:pStyle w:val="Heading3"/>
+        <w:rPr>
+          <w:noProof w:val="0"/>
+          <w:lang w:val="es-ES"/>
+        </w:rPr>
+      </w:pPr>
+      <w:bookmarkStart w:name="_Toc2000227536" w:id="4162176"/>
+      <w:r>
+        <w:rPr>
+          <w:noProof w:val="0"/>
+          <w:lang w:val="es-ES"/>
+        </w:rPr>
+        <w:t>9</w:t>
+      </w:r>
+      <w:r>
+        <w:rPr>
+          <w:noProof w:val="0"/>
+          <w:lang w:val="es-ES"/>
+        </w:rPr>
+        <w:t>.2 Gestión de tareas</w:t>
+      </w:r>
+      <w:bookmarkEnd w:id="4162176"/>
+    </w:p>
+    <w:p>
+      <w:pPr>
+        <w:spacing w:before="0" w:beforeAutospacing="off" w:after="0" w:afterAutospacing="off"/>
+      </w:pPr>
+      <w:r>
+        <w:rPr>
+          <w:rFonts w:ascii="Calibri" w:hAnsi="Calibri" w:eastAsia="Calibri" w:cs="Calibri"/>
+          <w:noProof w:val="0"/>
+          <w:sz w:val="24"/>
+          <w:szCs w:val="24"/>
+          <w:lang w:val="es-ES"/>
+        </w:rPr>
+        <w:t>La gestión de tareas es la funcionalidad principal de la aplicación. Cada tarea puede tener información temporal, como hora de inicio, hora de fin, duración, días de repetición o periodo. También puede tener un lugar asociado y una acción configurada.</w:t>
+      </w:r>
+    </w:p>
+    <w:p/>
+    <w:p>
+      <w:pPr>
+        <w:spacing w:before="0" w:beforeAutospacing="off" w:after="0" w:afterAutospacing="off"/>
+      </w:pPr>
+      <w:r>
+        <w:rPr>
+          <w:rFonts w:ascii="Calibri" w:hAnsi="Calibri" w:eastAsia="Calibri" w:cs="Calibri"/>
+          <w:noProof w:val="0"/>
+          <w:sz w:val="24"/>
+          <w:szCs w:val="24"/>
+          <w:lang w:val="es-ES"/>
+        </w:rPr>
+        <w:t>Las tareas pueden organizarse de forma jerárquica. Una tarea hija forma parte de su tarea padre, por lo que debe respetar sus restricciones temporales. Por ejemplo, si una tarea padre representa el horario de clase de 8:00 a 14:00, sus subtareas deben colocarse dentro de ese rango.</w:t>
+      </w:r>
+    </w:p>
+    <w:p/>
+    <w:p>
+      <w:pPr>
+        <w:spacing w:before="0" w:beforeAutospacing="off" w:after="0" w:afterAutospacing="off"/>
+      </w:pPr>
+      <w:r>
+        <w:rPr>
+          <w:rFonts w:ascii="Calibri" w:hAnsi="Calibri" w:eastAsia="Calibri" w:cs="Calibri"/>
+          <w:noProof w:val="0"/>
+          <w:sz w:val="24"/>
+          <w:szCs w:val="24"/>
+          <w:lang w:val="es-ES"/>
+        </w:rPr>
+        <w:t>Las tareas de tipo Empty tienen una función especial. Se utilizan para crear tareas raíz o para organizar otras tareas, aunque también pueden ser creadas por el usuario para estructurar su planificación.</w:t>
+      </w:r>
+    </w:p>
+    <w:p/>
+    <w:p>
+      <w:pPr>
+        <w:spacing w:before="0" w:beforeAutospacing="off" w:after="0" w:afterAutospacing="off"/>
+      </w:pPr>
+      <w:r>
+        <w:rPr>
+          <w:rFonts w:ascii="Calibri" w:hAnsi="Calibri" w:eastAsia="Calibri" w:cs="Calibri"/>
+          <w:noProof w:val="0"/>
+          <w:sz w:val="24"/>
+          <w:szCs w:val="24"/>
+          <w:lang w:val="es-ES"/>
+        </w:rPr>
+        <w:t xml:space="preserve">Cuando una tarea se elimina, no se borra físicamente si forma parte del historial. En su lugar, se marca con State igual a false y </w:t>
+      </w:r>
+      <w:r>
+        <w:rPr>
+          <w:rFonts w:ascii="Calibri" w:hAnsi="Calibri" w:eastAsia="Calibri" w:cs="Calibri"/>
+          <w:noProof w:val="0"/>
+          <w:sz w:val="24"/>
+          <w:szCs w:val="24"/>
+          <w:lang w:val="es-ES"/>
+        </w:rPr>
+        <w:t>Muted</w:t>
+      </w:r>
+      <w:r>
+        <w:rPr>
+          <w:rFonts w:ascii="Calibri" w:hAnsi="Calibri" w:eastAsia="Calibri" w:cs="Calibri"/>
+          <w:noProof w:val="0"/>
+          <w:sz w:val="24"/>
+          <w:szCs w:val="24"/>
+          <w:lang w:val="es-ES"/>
+        </w:rPr>
+        <w:t xml:space="preserve"> igual a true. Esto permite conservar la información necesaria para reconstruir correctamente el historial.</w:t>
+      </w:r>
+    </w:p>
+    <w:p>
+      <w:pPr>
+        <w:pStyle w:val="Heading3"/>
+        <w:rPr>
+          <w:noProof w:val="0"/>
+          <w:lang w:val="es-ES"/>
+        </w:rPr>
+      </w:pPr>
+      <w:bookmarkStart w:name="_Toc1081014161" w:id="1822280615"/>
+      <w:r>
+        <w:rPr>
+          <w:noProof w:val="0"/>
+          <w:lang w:val="es-ES"/>
+        </w:rPr>
+        <w:t>9</w:t>
+      </w:r>
+      <w:r>
+        <w:rPr>
+          <w:noProof w:val="0"/>
+          <w:lang w:val="es-ES"/>
+        </w:rPr>
+        <w:t>.3 Generación automática del horario</w:t>
+      </w:r>
+      <w:bookmarkEnd w:id="1822280615"/>
+    </w:p>
+    <w:p>
+      <w:pPr>
+        <w:spacing w:before="0" w:beforeAutospacing="off" w:after="0" w:afterAutospacing="off"/>
+      </w:pPr>
+      <w:r>
+        <w:rPr>
+          <w:rFonts w:ascii="Calibri" w:hAnsi="Calibri" w:eastAsia="Calibri" w:cs="Calibri"/>
+          <w:noProof w:val="0"/>
+          <w:sz w:val="24"/>
+          <w:szCs w:val="24"/>
+          <w:lang w:val="es-ES"/>
+        </w:rPr>
+        <w:t>El horario no se almacena como una tabla fija, sino que se genera automáticamente a partir de las tareas y del historial almacenado en TaskChange.</w:t>
+      </w:r>
+    </w:p>
+    <w:p/>
+    <w:p>
+      <w:pPr>
+        <w:spacing w:before="0" w:beforeAutospacing="off" w:after="0" w:afterAutospacing="off"/>
+      </w:pPr>
+      <w:r>
+        <w:rPr>
+          <w:rFonts w:ascii="Calibri" w:hAnsi="Calibri" w:eastAsia="Calibri" w:cs="Calibri"/>
+          <w:noProof w:val="0"/>
+          <w:sz w:val="24"/>
+          <w:szCs w:val="24"/>
+          <w:lang w:val="es-ES"/>
+        </w:rPr>
+        <w:t>La tabla TaskChange permite saber cuándo una tarea fue creada, modificada, desactivada o sustituida. Gracias a esta información, el sistema puede reconstruir qué tareas estaban activas en un momento determinado y generar un horario coherente.</w:t>
+      </w:r>
+    </w:p>
+    <w:p/>
+    <w:p>
+      <w:pPr>
+        <w:spacing w:before="0" w:beforeAutospacing="off" w:after="0" w:afterAutospacing="off"/>
+      </w:pPr>
+      <w:r>
+        <w:rPr>
+          <w:rFonts w:ascii="Calibri" w:hAnsi="Calibri" w:eastAsia="Calibri" w:cs="Calibri"/>
+          <w:noProof w:val="0"/>
+          <w:sz w:val="24"/>
+          <w:szCs w:val="24"/>
+          <w:lang w:val="es-ES"/>
+        </w:rPr>
+        <w:t>Las tareas no fijas son aquellas que tienen restricciones, pero no tienen una hora exacta asignada. Para estas tareas, la aplicación debe buscar huecos disponibles y asignarles un momento concreto. Por defecto, se plantea generar aclaraciones para un mes hacia adelante. Si el usuario consulta una fecha posterior, el sistema puede generar nuevas aclaraciones temporalmente.</w:t>
+      </w:r>
+    </w:p>
+    <w:p/>
+    <w:p>
+      <w:pPr>
+        <w:spacing w:before="0" w:beforeAutospacing="off" w:after="0" w:afterAutospacing="off"/>
+      </w:pPr>
+      <w:r>
+        <w:rPr>
+          <w:rFonts w:ascii="Calibri" w:hAnsi="Calibri" w:eastAsia="Calibri" w:cs="Calibri"/>
+          <w:noProof w:val="0"/>
+          <w:sz w:val="24"/>
+          <w:szCs w:val="24"/>
+          <w:lang w:val="es-ES"/>
+        </w:rPr>
+        <w:t>Cuando se modifica, crea o elimina una tarea, las aclaraciones futuras que todavía no se han usado deben eliminarse y generarse de nuevo, ya que el horario puede haber cambiado.</w:t>
+      </w:r>
+    </w:p>
+    <w:p>
+      <w:pPr>
+        <w:pStyle w:val="Heading3"/>
+        <w:rPr>
+          <w:noProof w:val="0"/>
+          <w:lang w:val="es-ES"/>
+        </w:rPr>
+      </w:pPr>
+      <w:bookmarkStart w:name="_Toc1493711674" w:id="763628930"/>
+      <w:r>
+        <w:rPr>
+          <w:noProof w:val="0"/>
+          <w:lang w:val="es-ES"/>
+        </w:rPr>
+        <w:t>9</w:t>
+      </w:r>
+      <w:r>
+        <w:rPr>
+          <w:noProof w:val="0"/>
+          <w:lang w:val="es-ES"/>
+        </w:rPr>
+        <w:t>.4 Lugares y desplazamientos</w:t>
+      </w:r>
+      <w:bookmarkEnd w:id="763628930"/>
+    </w:p>
+    <w:p>
+      <w:pPr>
+        <w:spacing w:before="0" w:beforeAutospacing="off" w:after="0" w:afterAutospacing="off"/>
+      </w:pPr>
+      <w:r>
+        <w:rPr>
+          <w:rFonts w:ascii="Calibri" w:hAnsi="Calibri" w:eastAsia="Calibri" w:cs="Calibri"/>
+          <w:noProof w:val="0"/>
+          <w:sz w:val="24"/>
+          <w:szCs w:val="24"/>
+          <w:lang w:val="es-ES"/>
+        </w:rPr>
+        <w:t>La aplicación incluye un sistema de gestión de lugares y desplazamientos. Esta funcionalidad es importante porque el horario del usuario no solo depende de la duración de las tareas, sino también del lugar donde se realizan y del tiempo necesario para moverse entre diferentes ubicaciones.</w:t>
+      </w:r>
+    </w:p>
+    <w:p/>
+    <w:p>
+      <w:pPr>
+        <w:spacing w:before="0" w:beforeAutospacing="off" w:after="0" w:afterAutospacing="off"/>
+      </w:pPr>
+      <w:r>
+        <w:rPr>
+          <w:rFonts w:ascii="Calibri" w:hAnsi="Calibri" w:eastAsia="Calibri" w:cs="Calibri"/>
+          <w:noProof w:val="0"/>
+          <w:sz w:val="24"/>
+          <w:szCs w:val="24"/>
+          <w:lang w:val="es-ES"/>
+        </w:rPr>
+        <w:t>Los lugares se almacenan en la base de datos mediante la entidad Place. Cada lugar representa una ubicación que puede asociarse a una tarea. Por ejemplo, una tarea puede realizarse en casa, en el instituto, en el trabajo o en cualquier otro sitio definido por el usuario.</w:t>
+      </w:r>
+    </w:p>
+    <w:p/>
+    <w:p>
+      <w:pPr>
+        <w:spacing w:before="0" w:beforeAutospacing="off" w:after="0" w:afterAutospacing="off"/>
+      </w:pPr>
+      <w:r>
+        <w:rPr>
+          <w:rFonts w:ascii="Calibri" w:hAnsi="Calibri" w:eastAsia="Calibri" w:cs="Calibri"/>
+          <w:noProof w:val="0"/>
+          <w:sz w:val="24"/>
+          <w:szCs w:val="24"/>
+          <w:lang w:val="es-ES"/>
+        </w:rPr>
+        <w:t>Los desplazamientos se representan mediante la entidad Travel. Un desplazamiento relaciona un lugar de origen con un lugar de destino y almacena el tiempo necesario para realizar ese trayecto. Este tiempo puede proceder de varias fuentes: puede introducirlo manualmente el usuario, puede calcularse en el futuro mediante Google Maps o puede ajustarse con un tiempo adicional configurado en los ajustes.</w:t>
+      </w:r>
+    </w:p>
+    <w:p/>
+    <w:p>
+      <w:pPr>
+        <w:spacing w:before="0" w:beforeAutospacing="off" w:after="0" w:afterAutospacing="off"/>
+      </w:pPr>
+      <w:r>
+        <w:rPr>
+          <w:rFonts w:ascii="Calibri" w:hAnsi="Calibri" w:eastAsia="Calibri" w:cs="Calibri"/>
+          <w:noProof w:val="0"/>
+          <w:sz w:val="24"/>
+          <w:szCs w:val="24"/>
+          <w:lang w:val="es-ES"/>
+        </w:rPr>
+        <w:t>El objetivo de esta parte es que la generación automática del horario sea más realista. Si el usuario tiene dos tareas consecutivas en lugares diferentes, la aplicación debe tener en cuenta que necesita tiempo para desplazarse. En caso de que no exista un desplazamiento registrado entre dos lugares necesarios, el sistema puede crear un Travel pendiente y solicitar al usuario que complete la información.</w:t>
+      </w:r>
+    </w:p>
+    <w:p/>
+    <w:p>
+      <w:pPr>
+        <w:spacing w:before="0" w:beforeAutospacing="off" w:after="0" w:afterAutospacing="off"/>
+      </w:pPr>
+      <w:r>
+        <w:rPr>
+          <w:rFonts w:ascii="Calibri" w:hAnsi="Calibri" w:eastAsia="Calibri" w:cs="Calibri"/>
+          <w:noProof w:val="0"/>
+          <w:sz w:val="24"/>
+          <w:szCs w:val="24"/>
+          <w:lang w:val="es-ES"/>
+        </w:rPr>
+        <w:t>Además, se plantea que las tareas hijas puedan heredar dinámicamente el lugar de su tarea padre. Esto evita tener que modificar todas las subtareas cuando cambia el lugar de una tarea principal. De esta forma, el sistema mantiene una estructura más flexible y reduce la duplicación de datos.</w:t>
+      </w:r>
+    </w:p>
+    <w:p/>
+    <w:p>
+      <w:pPr>
+        <w:spacing w:before="0" w:beforeAutospacing="off" w:after="0" w:afterAutospacing="off"/>
+      </w:pPr>
+      <w:r>
+        <w:rPr>
+          <w:rFonts w:ascii="Calibri" w:hAnsi="Calibri" w:eastAsia="Calibri" w:cs="Calibri"/>
+          <w:noProof w:val="0"/>
+          <w:sz w:val="24"/>
+          <w:szCs w:val="24"/>
+          <w:lang w:val="es-ES"/>
+        </w:rPr>
+        <w:t>Aunque la integración automática con Google Maps todavía queda como mejora futura, el diseño ya permite almacenar datos relacionados con mapas, tiempos calculados y tiempos definidos por el usuario.</w:t>
+      </w:r>
+    </w:p>
+    <w:p>
+      <w:pPr>
+        <w:pStyle w:val="Heading3"/>
+        <w:rPr>
+          <w:noProof w:val="0"/>
+          <w:lang w:val="es-ES"/>
+        </w:rPr>
+      </w:pPr>
+      <w:bookmarkStart w:name="_Toc681684072" w:id="281119445"/>
+      <w:r>
+        <w:rPr>
+          <w:noProof w:val="0"/>
+          <w:lang w:val="es-ES"/>
+        </w:rPr>
+        <w:t>9</w:t>
+      </w:r>
+      <w:r>
+        <w:rPr>
+          <w:noProof w:val="0"/>
+          <w:lang w:val="es-ES"/>
+        </w:rPr>
+        <w:t>.5 Compartición y sincronización</w:t>
+      </w:r>
+      <w:bookmarkEnd w:id="281119445"/>
+    </w:p>
+    <w:p>
+      <w:pPr>
+        <w:spacing w:before="0" w:beforeAutospacing="off" w:after="0" w:afterAutospacing="off"/>
+      </w:pPr>
+      <w:r>
+        <w:rPr>
+          <w:rFonts w:ascii="Calibri" w:hAnsi="Calibri" w:eastAsia="Calibri" w:cs="Calibri"/>
+          <w:noProof w:val="0"/>
+          <w:sz w:val="24"/>
+          <w:szCs w:val="24"/>
+          <w:lang w:val="es-ES"/>
+        </w:rPr>
+        <w:t>La aplicación está diseñada para permitir la compartición selectiva de información entre dispositivos. La idea principal es que el usuario no tenga que compartir toda su agenda, sino únicamente una parte concreta de su árbol de tareas.</w:t>
+      </w:r>
+    </w:p>
+    <w:p/>
+    <w:p>
+      <w:pPr>
+        <w:spacing w:before="0" w:beforeAutospacing="off" w:after="0" w:afterAutospacing="off"/>
+      </w:pPr>
+      <w:r>
+        <w:rPr>
+          <w:rFonts w:ascii="Calibri" w:hAnsi="Calibri" w:eastAsia="Calibri" w:cs="Calibri"/>
+          <w:noProof w:val="0"/>
+          <w:sz w:val="24"/>
+          <w:szCs w:val="24"/>
+          <w:lang w:val="es-ES"/>
+        </w:rPr>
+        <w:t>Para ello se diferencian varios tipos de usuarios. El usuario de tipo User representa al usuario real de la aplicación. El usuario de tipo Local se utiliza para compartir una parte concreta de las tareas, normalmente un subárbol seleccionado por el usuario. El usuario de tipo External representa una fuente externa de datos recibida desde otro dispositivo.</w:t>
+      </w:r>
+    </w:p>
+    <w:p/>
+    <w:p>
+      <w:pPr>
+        <w:spacing w:before="0" w:beforeAutospacing="off" w:after="0" w:afterAutospacing="off"/>
+      </w:pPr>
+      <w:r>
+        <w:rPr>
+          <w:rFonts w:ascii="Calibri" w:hAnsi="Calibri" w:eastAsia="Calibri" w:cs="Calibri"/>
+          <w:noProof w:val="0"/>
+          <w:sz w:val="24"/>
+          <w:szCs w:val="24"/>
+          <w:lang w:val="es-ES"/>
+        </w:rPr>
+        <w:t>La compartición se basa en recursos compartidos. Un recurso compartido puede representar una tarea raíz concreta y todos sus hijos. De esta forma, si el usuario quiere compartir solo las tareas relacionadas con un proyecto, una clase o una actividad concreta, puede hacerlo sin exponer el resto de su información personal.</w:t>
+      </w:r>
+    </w:p>
+    <w:p/>
+    <w:p>
+      <w:pPr>
+        <w:spacing w:before="0" w:beforeAutospacing="off" w:after="0" w:afterAutospacing="off"/>
+      </w:pPr>
+      <w:r>
+        <w:rPr>
+          <w:rFonts w:ascii="Calibri" w:hAnsi="Calibri" w:eastAsia="Calibri" w:cs="Calibri"/>
+          <w:noProof w:val="0"/>
+          <w:sz w:val="24"/>
+          <w:szCs w:val="24"/>
+          <w:lang w:val="es-ES"/>
+        </w:rPr>
+        <w:t>Los usuarios externos pueden solicitar acceso a recursos compartidos. Dependiendo de la configuración, el acceso puede requerir contraseña o confirmación por parte del propietario. Además, el sistema contempla la posibilidad de bloquear usuarios externos no deseados.</w:t>
+      </w:r>
+    </w:p>
+    <w:p/>
+    <w:p>
+      <w:pPr>
+        <w:spacing w:before="0" w:beforeAutospacing="off" w:after="0" w:afterAutospacing="off"/>
+      </w:pPr>
+      <w:r>
+        <w:rPr>
+          <w:rFonts w:ascii="Calibri" w:hAnsi="Calibri" w:eastAsia="Calibri" w:cs="Calibri"/>
+          <w:noProof w:val="0"/>
+          <w:sz w:val="24"/>
+          <w:szCs w:val="24"/>
+          <w:lang w:val="es-ES"/>
+        </w:rPr>
+        <w:t>La sincronización está planteada mediante comunicación UDP. Este sistema permite enviar y recibir mensajes entre dispositivos utilizando dirección IP y puerto. La base de datos incluye entidades preparadas para gestionar solicitudes, permisos, mensajes pendientes de envío, mensajes recibidos y estado de sincronización.</w:t>
+      </w:r>
+    </w:p>
+    <w:p/>
+    <w:p>
+      <w:pPr>
+        <w:spacing w:before="0" w:beforeAutospacing="off" w:after="0" w:afterAutospacing="off"/>
+      </w:pPr>
+      <w:r>
+        <w:rPr>
+          <w:rFonts w:ascii="Calibri" w:hAnsi="Calibri" w:eastAsia="Calibri" w:cs="Calibri"/>
+          <w:noProof w:val="0"/>
+          <w:sz w:val="24"/>
+          <w:szCs w:val="24"/>
+          <w:lang w:val="es-ES"/>
+        </w:rPr>
+        <w:t>Desde el punto de vista de permisos, los usuarios externos no deben poder modificar directamente los datos originales del propietario. Su acceso se limita a consultar la información compartida. En algunos casos pueden aplicar cambios locales, como silenciar acciones, pero estos cambios no modifican la información original.</w:t>
+      </w:r>
+    </w:p>
+    <w:p/>
+    <w:p>
+      <w:pPr>
+        <w:spacing w:before="0" w:beforeAutospacing="off" w:after="0" w:afterAutospacing="off"/>
+      </w:pPr>
+      <w:r>
+        <w:rPr>
+          <w:rFonts w:ascii="Calibri" w:hAnsi="Calibri" w:eastAsia="Calibri" w:cs="Calibri"/>
+          <w:noProof w:val="0"/>
+          <w:sz w:val="24"/>
+          <w:szCs w:val="24"/>
+          <w:lang w:val="es-ES"/>
+        </w:rPr>
+        <w:t>Actualmente, la parte de compartición y sincronización se encuentra desarrollada en gran parte a nivel de diseño y estructura, pero todavía no funciona de forma completamente estable. Queda pendiente finalizar la comunicación UDP, la gestión de errores, la confirmación de mensajes y el cifrado seguro.</w:t>
+      </w:r>
+    </w:p>
+    <w:p>
+      <w:pPr>
+        <w:pStyle w:val="Heading3"/>
+        <w:rPr>
+          <w:noProof w:val="0"/>
+          <w:lang w:val="es-ES"/>
+        </w:rPr>
+      </w:pPr>
+      <w:bookmarkStart w:name="_Toc821274735" w:id="1989231003"/>
+      <w:r>
+        <w:rPr>
+          <w:noProof w:val="0"/>
+          <w:lang w:val="es-ES"/>
+        </w:rPr>
+        <w:t>9</w:t>
+      </w:r>
+      <w:r>
+        <w:rPr>
+          <w:noProof w:val="0"/>
+          <w:lang w:val="es-ES"/>
+        </w:rPr>
+        <w:t>.6 Ajustes</w:t>
+      </w:r>
+      <w:bookmarkEnd w:id="1989231003"/>
+    </w:p>
+    <w:p>
+      <w:pPr>
+        <w:spacing w:before="0" w:beforeAutospacing="off" w:after="0" w:afterAutospacing="off"/>
+      </w:pPr>
+      <w:r>
+        <w:rPr>
+          <w:rFonts w:ascii="Calibri" w:hAnsi="Calibri" w:eastAsia="Calibri" w:cs="Calibri"/>
+          <w:noProof w:val="0"/>
+          <w:sz w:val="24"/>
+          <w:szCs w:val="24"/>
+          <w:lang w:val="es-ES"/>
+        </w:rPr>
+        <w:t>La aplicación incluye una pantalla de ajustes que permite al usuario modificar diferentes opciones relacionadas con el comportamiento general de la aplicación, las alarmas, los permisos, la planificación automática, los desplazamientos y el idioma.</w:t>
+      </w:r>
+    </w:p>
+    <w:p/>
+    <w:p>
+      <w:pPr>
+        <w:spacing w:before="0" w:beforeAutospacing="off" w:after="0" w:afterAutospacing="off"/>
+      </w:pPr>
+      <w:r>
+        <w:rPr>
+          <w:rFonts w:ascii="Calibri" w:hAnsi="Calibri" w:eastAsia="Calibri" w:cs="Calibri"/>
+          <w:noProof w:val="0"/>
+          <w:sz w:val="24"/>
+          <w:szCs w:val="24"/>
+          <w:lang w:val="es-ES"/>
+        </w:rPr>
+        <w:t>En esta pantalla se cargan los ajustes del usuario actual desde la base de datos. Estos ajustes se almacenan en formato JSON dentro del campo correspondiente del usuario. Esta decisión permite guardar diferentes opciones configurables sin tener que crear una columna específica para cada una de ellas.</w:t>
+      </w:r>
+    </w:p>
+    <w:p/>
+    <w:p>
+      <w:pPr>
+        <w:spacing w:before="0" w:beforeAutospacing="off" w:after="0" w:afterAutospacing="off"/>
+      </w:pPr>
+      <w:r>
+        <w:rPr>
+          <w:rFonts w:ascii="Calibri" w:hAnsi="Calibri" w:eastAsia="Calibri" w:cs="Calibri"/>
+          <w:noProof w:val="0"/>
+          <w:sz w:val="24"/>
+          <w:szCs w:val="24"/>
+          <w:lang w:val="es-ES"/>
+        </w:rPr>
+        <w:t>Uno de los apartados principales de la pantalla de ajustes está relacionado con las alarmas. El usuario puede activar o desactivar el sonido de las alarmas y también decidir si quiere que el dispositivo vibre. Estas opciones permiten adaptar el comportamiento de las notificaciones a las preferencias del usuario.</w:t>
+      </w:r>
+    </w:p>
+    <w:p/>
+    <w:p>
+      <w:pPr>
+        <w:spacing w:before="0" w:beforeAutospacing="off" w:after="0" w:afterAutospacing="off"/>
+      </w:pPr>
+      <w:r>
+        <w:rPr>
+          <w:rFonts w:ascii="Calibri" w:hAnsi="Calibri" w:eastAsia="Calibri" w:cs="Calibri"/>
+          <w:noProof w:val="0"/>
+          <w:sz w:val="24"/>
+          <w:szCs w:val="24"/>
+          <w:lang w:val="es-ES"/>
+        </w:rPr>
+        <w:t>La pantalla también permite comprobar y solicitar permisos necesarios. Por un lado, se puede solicitar el permiso de notificaciones, necesario en versiones recientes de Android para poder mostrar avisos al usuario. Por otro lado, se puede abrir la configuración del sistema para conceder acceso al modo “No molestar”. Este permiso es útil si la aplicación necesita gestionar avisos importantes o alarmas de forma más controlada.</w:t>
+      </w:r>
+    </w:p>
+    <w:p/>
+    <w:p>
+      <w:pPr>
+        <w:spacing w:before="0" w:beforeAutospacing="off" w:after="0" w:afterAutospacing="off"/>
+      </w:pPr>
+      <w:r>
+        <w:rPr>
+          <w:rFonts w:ascii="Calibri" w:hAnsi="Calibri" w:eastAsia="Calibri" w:cs="Calibri"/>
+          <w:noProof w:val="0"/>
+          <w:sz w:val="24"/>
+          <w:szCs w:val="24"/>
+          <w:lang w:val="es-ES"/>
+        </w:rPr>
+        <w:t>Otra opción importante es “Ask password”. Cuando esta opción está activada, la aplicación debe pedir contraseña al entrar en la cuenta del usuario. Si está desactivada, el acceso puede ser más rápido cuando ya existe una sesión previa. Esta opción permite equilibrar comodidad y seguridad según las necesidades del usuario.</w:t>
+      </w:r>
+    </w:p>
+    <w:p/>
+    <w:p>
+      <w:pPr>
+        <w:spacing w:before="0" w:beforeAutospacing="off" w:after="0" w:afterAutospacing="off"/>
+      </w:pPr>
+      <w:r>
+        <w:rPr>
+          <w:rFonts w:ascii="Calibri" w:hAnsi="Calibri" w:eastAsia="Calibri" w:cs="Calibri"/>
+          <w:noProof w:val="0"/>
+          <w:sz w:val="24"/>
+          <w:szCs w:val="24"/>
+          <w:lang w:val="es-ES"/>
+        </w:rPr>
+        <w:t>También se puede configurar el número de días que la aplicación debe planificar hacia adelante. Este valor se utiliza para generar acciones o avisos futuros. Si el usuario no introduce un valor válido, la aplicación utiliza un valor por defecto de 60 días.</w:t>
+      </w:r>
+    </w:p>
+    <w:p/>
+    <w:p>
+      <w:pPr>
+        <w:spacing w:before="0" w:beforeAutospacing="off" w:after="0" w:afterAutospacing="off"/>
+      </w:pPr>
+      <w:r>
+        <w:rPr>
+          <w:rFonts w:ascii="Calibri" w:hAnsi="Calibri" w:eastAsia="Calibri" w:cs="Calibri"/>
+          <w:noProof w:val="0"/>
+          <w:sz w:val="24"/>
+          <w:szCs w:val="24"/>
+          <w:lang w:val="es-ES"/>
+        </w:rPr>
+        <w:t>En relación con los desplazamientos, la pantalla de ajustes permite definir dos tiempos adicionales: un tiempo obligatorio y un tiempo opcional. El tiempo obligatorio puede representar minutos necesarios antes o después de un desplazamiento, por ejemplo para prepararse, cambiarse de ropa o llegar con margen mínimo. El tiempo opcional puede utilizarse como margen recomendado para evitar prisas. Estos valores pueden sumarse al tiempo de viaje para generar un horario más realista.</w:t>
+      </w:r>
+    </w:p>
+    <w:p/>
+    <w:p>
+      <w:pPr>
+        <w:spacing w:before="0" w:beforeAutospacing="off" w:after="0" w:afterAutospacing="off"/>
+      </w:pPr>
+      <w:r>
+        <w:rPr>
+          <w:rFonts w:ascii="Calibri" w:hAnsi="Calibri" w:eastAsia="Calibri" w:cs="Calibri"/>
+          <w:noProof w:val="0"/>
+          <w:sz w:val="24"/>
+          <w:szCs w:val="24"/>
+          <w:lang w:val="es-ES"/>
+        </w:rPr>
+        <w:t>La pantalla de ajustes también permite cambiar el idioma de la aplicación entre español e inglés. Para ello se modifica la configuración regional de la aplicación, permitiendo adaptar la interfaz al idioma elegido por el usuario.</w:t>
+      </w:r>
+    </w:p>
+    <w:p/>
+    <w:p>
+      <w:pPr>
+        <w:spacing w:before="0" w:beforeAutospacing="off" w:after="0" w:afterAutospacing="off"/>
+      </w:pPr>
+      <w:r>
+        <w:rPr>
+          <w:rFonts w:ascii="Calibri" w:hAnsi="Calibri" w:eastAsia="Calibri" w:cs="Calibri"/>
+          <w:noProof w:val="0"/>
+          <w:sz w:val="24"/>
+          <w:szCs w:val="24"/>
+          <w:lang w:val="es-ES"/>
+        </w:rPr>
+        <w:t>Cuando el usuario guarda los cambios, la aplicación actualiza el JSON de ajustes en la base de datos. Después de guardar, se vuelve a planificar el periodo configurado, de forma que los nuevos ajustes se apliquen inmediatamente al comportamiento de la aplicación.</w:t>
+      </w:r>
+    </w:p>
+    <w:p>
+      <w:pPr>
+        <w:pStyle w:val="Heading2"/>
+        <w:rPr>
+          <w:noProof w:val="0"/>
+          <w:lang w:val="es-ES"/>
+        </w:rPr>
+      </w:pPr>
+      <w:bookmarkStart w:name="_Toc525753013" w:id="705116419"/>
+      <w:r>
+        <w:rPr>
+          <w:noProof w:val="0"/>
+          <w:lang w:val="es-ES"/>
+        </w:rPr>
+        <w:t>10</w:t>
+      </w:r>
+      <w:r>
+        <w:rPr>
+          <w:noProof w:val="0"/>
+          <w:lang w:val="es-ES"/>
+        </w:rPr>
+        <w:t>. Base de datos</w:t>
+      </w:r>
+      <w:bookmarkEnd w:id="705116419"/>
+    </w:p>
+    <w:p>
+      <w:pPr>
+        <w:spacing w:before="0" w:beforeAutospacing="off" w:after="0" w:afterAutospacing="off"/>
+      </w:pPr>
+      <w:r>
+        <w:rPr>
+          <w:rFonts w:ascii="Calibri" w:hAnsi="Calibri" w:eastAsia="Calibri" w:cs="Calibri"/>
+          <w:noProof w:val="0"/>
+          <w:sz w:val="24"/>
+          <w:szCs w:val="24"/>
+          <w:lang w:val="es-ES"/>
+        </w:rPr>
+        <w:t>La base de datos está formada por varias entidades relacionadas.</w:t>
+      </w:r>
+    </w:p>
+    <w:p/>
+    <w:p>
+      <w:pPr>
+        <w:spacing w:before="0" w:beforeAutospacing="off" w:after="0" w:afterAutospacing="off"/>
+      </w:pPr>
+      <w:r>
+        <w:rPr>
+          <w:rFonts w:ascii="Calibri" w:hAnsi="Calibri" w:eastAsia="Calibri" w:cs="Calibri"/>
+          <w:noProof w:val="0"/>
+          <w:sz w:val="24"/>
+          <w:szCs w:val="24"/>
+          <w:lang w:val="es-ES"/>
+        </w:rPr>
+        <w:t>La tabla User almacena usuarios. Sus campos principales son UserId, TaskRoot, UserName, Password, Type, Ip, Port, PasswordRequired, ConfirmRequired y Ajustes.</w:t>
+      </w:r>
+    </w:p>
+    <w:p/>
+    <w:p>
+      <w:pPr>
+        <w:spacing w:before="0" w:beforeAutospacing="off" w:after="0" w:afterAutospacing="off"/>
+      </w:pPr>
+      <w:r>
+        <w:rPr>
+          <w:rFonts w:ascii="Calibri" w:hAnsi="Calibri" w:eastAsia="Calibri" w:cs="Calibri"/>
+          <w:noProof w:val="0"/>
+          <w:sz w:val="24"/>
+          <w:szCs w:val="24"/>
+          <w:lang w:val="es-ES"/>
+        </w:rPr>
+        <w:t>La tabla Task almacena las tareas. Sus campos principales son TaskId, TaskFather, TaskName, Type, PeriodD, DaysOf, Periodic, State, StartTime, FinishTime, TimeM, Uninterrupted, Weight, Action, Muted y Place.</w:t>
+      </w:r>
+    </w:p>
+    <w:p/>
+    <w:p>
+      <w:pPr>
+        <w:spacing w:before="0" w:beforeAutospacing="off" w:after="0" w:afterAutospacing="off"/>
+      </w:pPr>
+      <w:r>
+        <w:rPr>
+          <w:rFonts w:ascii="Calibri" w:hAnsi="Calibri" w:eastAsia="Calibri" w:cs="Calibri"/>
+          <w:noProof w:val="0"/>
+          <w:sz w:val="24"/>
+          <w:szCs w:val="24"/>
+          <w:lang w:val="es-ES"/>
+        </w:rPr>
+        <w:t>La tabla TaskChange almacena el historial de cambios de tareas. Sus campos principales son TaskChangeId, Task, NewTask, Type, CreateAt y WhenApply.</w:t>
+      </w:r>
+    </w:p>
+    <w:p/>
+    <w:p>
+      <w:pPr>
+        <w:spacing w:before="0" w:beforeAutospacing="off" w:after="0" w:afterAutospacing="off"/>
+      </w:pPr>
+      <w:r>
+        <w:rPr>
+          <w:rFonts w:ascii="Calibri" w:hAnsi="Calibri" w:eastAsia="Calibri" w:cs="Calibri"/>
+          <w:noProof w:val="0"/>
+          <w:sz w:val="24"/>
+          <w:szCs w:val="24"/>
+          <w:lang w:val="es-ES"/>
+        </w:rPr>
+        <w:t>La tabla Place almacena lugares. Sus campos principales son PlaceId, PlaceName y GoogleMapsData.</w:t>
+      </w:r>
+    </w:p>
+    <w:p/>
+    <w:p>
+      <w:pPr>
+        <w:spacing w:before="0" w:beforeAutospacing="off" w:after="0" w:afterAutospacing="off"/>
+      </w:pPr>
+      <w:r>
+        <w:rPr>
+          <w:rFonts w:ascii="Calibri" w:hAnsi="Calibri" w:eastAsia="Calibri" w:cs="Calibri"/>
+          <w:noProof w:val="0"/>
+          <w:sz w:val="24"/>
+          <w:szCs w:val="24"/>
+          <w:lang w:val="es-ES"/>
+        </w:rPr>
+        <w:t>La tabla Travel almacena desplazamientos entre lugares. Sus campos principales son TravelId, Start, Finish, Type, TimeM, UserTimeM, GoogleTimeM y GoogleData.</w:t>
+      </w:r>
+    </w:p>
+    <w:p/>
+    <w:p>
+      <w:pPr>
+        <w:spacing w:before="0" w:beforeAutospacing="off" w:after="0" w:afterAutospacing="off"/>
+      </w:pPr>
+      <w:r>
+        <w:rPr>
+          <w:rFonts w:ascii="Calibri" w:hAnsi="Calibri" w:eastAsia="Calibri" w:cs="Calibri"/>
+          <w:noProof w:val="0"/>
+          <w:sz w:val="24"/>
+          <w:szCs w:val="24"/>
+          <w:lang w:val="es-ES"/>
+        </w:rPr>
+        <w:t>La tabla ExternalUser almacena usuarios externos que pueden acceder a datos compartidos. Incluye ExternalId, User, ExternalUserName, ExternalUserNickname, Ip, Port y Blocked.</w:t>
+      </w:r>
+    </w:p>
+    <w:p/>
+    <w:p>
+      <w:pPr>
+        <w:spacing w:before="0" w:beforeAutospacing="off" w:after="0" w:afterAutospacing="off"/>
+      </w:pPr>
+      <w:r>
+        <w:rPr>
+          <w:rFonts w:ascii="Calibri" w:hAnsi="Calibri" w:eastAsia="Calibri" w:cs="Calibri"/>
+          <w:noProof w:val="0"/>
+          <w:sz w:val="24"/>
+          <w:szCs w:val="24"/>
+          <w:lang w:val="es-ES"/>
+        </w:rPr>
+        <w:t>La tabla ShareResource representa recursos compartidos. Incluye ResourceId, OwnerUserId, Type, Name, RootTaskId, Port, PasswordRequired, ConfirmRequired y Active.</w:t>
+      </w:r>
+    </w:p>
+    <w:p/>
+    <w:p>
+      <w:pPr>
+        <w:spacing w:before="0" w:beforeAutospacing="off" w:after="0" w:afterAutospacing="off"/>
+      </w:pPr>
+      <w:r>
+        <w:rPr>
+          <w:rFonts w:ascii="Calibri" w:hAnsi="Calibri" w:eastAsia="Calibri" w:cs="Calibri"/>
+          <w:noProof w:val="0"/>
+          <w:sz w:val="24"/>
+          <w:szCs w:val="24"/>
+          <w:lang w:val="es-ES"/>
+        </w:rPr>
+        <w:t>La tabla AccessGrant almacena permisos concedidos. Incluye GrantId, ExternalUserId, ResourceId, Granted, GrantedAtUtcMs y RevokedAtUtcMs.</w:t>
+      </w:r>
+    </w:p>
+    <w:p/>
+    <w:p>
+      <w:pPr>
+        <w:spacing w:before="0" w:beforeAutospacing="off" w:after="0" w:afterAutospacing="off"/>
+      </w:pPr>
+      <w:r>
+        <w:rPr>
+          <w:rFonts w:ascii="Calibri" w:hAnsi="Calibri" w:eastAsia="Calibri" w:cs="Calibri"/>
+          <w:noProof w:val="0"/>
+          <w:sz w:val="24"/>
+          <w:szCs w:val="24"/>
+          <w:lang w:val="es-ES"/>
+        </w:rPr>
+        <w:t>La tabla AccessRequest almacena solicitudes de acceso. Incluye información sobre el usuario externo, el recurso solicitado, el estado de la solicitud y datos de red.</w:t>
+      </w:r>
+    </w:p>
+    <w:p/>
+    <w:p>
+      <w:pPr>
+        <w:spacing w:before="0" w:beforeAutospacing="off" w:after="0" w:afterAutospacing="off"/>
+      </w:pPr>
+      <w:r>
+        <w:rPr>
+          <w:rFonts w:ascii="Calibri" w:hAnsi="Calibri" w:eastAsia="Calibri" w:cs="Calibri"/>
+          <w:noProof w:val="0"/>
+          <w:sz w:val="24"/>
+          <w:szCs w:val="24"/>
+          <w:lang w:val="es-ES"/>
+        </w:rPr>
+        <w:t>La tabla ExternalSource representa fuentes externas de datos. Permite almacenar información de recursos remotos, clave pública, estado de bloqueo y si se incluyen o no en el horario.</w:t>
+      </w:r>
+    </w:p>
+    <w:p/>
+    <w:p>
+      <w:pPr>
+        <w:spacing w:before="0" w:beforeAutospacing="off" w:after="0" w:afterAutospacing="off"/>
+      </w:pPr>
+      <w:r>
+        <w:rPr>
+          <w:rFonts w:ascii="Calibri" w:hAnsi="Calibri" w:eastAsia="Calibri" w:cs="Calibri"/>
+          <w:noProof w:val="0"/>
+          <w:sz w:val="24"/>
+          <w:szCs w:val="24"/>
+          <w:lang w:val="es-ES"/>
+        </w:rPr>
+        <w:t>La tabla SyncState almacena el estado de sincronización con otros dispositivos.</w:t>
+      </w:r>
+    </w:p>
+    <w:p/>
+    <w:p>
+      <w:pPr>
+        <w:spacing w:before="0" w:beforeAutospacing="off" w:after="0" w:afterAutospacing="off"/>
+      </w:pPr>
+      <w:r>
+        <w:rPr>
+          <w:rFonts w:ascii="Calibri" w:hAnsi="Calibri" w:eastAsia="Calibri" w:cs="Calibri"/>
+          <w:noProof w:val="0"/>
+          <w:sz w:val="24"/>
+          <w:szCs w:val="24"/>
+          <w:lang w:val="es-ES"/>
+        </w:rPr>
+        <w:t>La tabla PendingOutbox almacena mensajes pendientes de enviar.</w:t>
+      </w:r>
+    </w:p>
+    <w:p/>
+    <w:p>
+      <w:pPr>
+        <w:spacing w:before="0" w:beforeAutospacing="off" w:after="0" w:afterAutospacing="off"/>
+      </w:pPr>
+      <w:r>
+        <w:rPr>
+          <w:rFonts w:ascii="Calibri" w:hAnsi="Calibri" w:eastAsia="Calibri" w:cs="Calibri"/>
+          <w:noProof w:val="0"/>
+          <w:sz w:val="24"/>
+          <w:szCs w:val="24"/>
+          <w:lang w:val="es-ES"/>
+        </w:rPr>
+        <w:t>La tabla ReceivedInbox almacena mensajes recibidos para evitar procesarlos más de una vez.</w:t>
+      </w:r>
+    </w:p>
+    <w:p/>
+    <w:p>
+      <w:pPr>
+        <w:spacing w:before="0" w:beforeAutospacing="off" w:after="0" w:afterAutospacing="off"/>
+      </w:pPr>
+      <w:r>
+        <w:rPr>
+          <w:rFonts w:ascii="Calibri" w:hAnsi="Calibri" w:eastAsia="Calibri" w:cs="Calibri"/>
+          <w:noProof w:val="0"/>
+          <w:sz w:val="24"/>
+          <w:szCs w:val="24"/>
+          <w:lang w:val="es-ES"/>
+        </w:rPr>
+        <w:t>La tabla TaskOverlay permite aplicar cambios locales sobre tareas externas, como silenciar una tarea o modificar su acción local.</w:t>
+      </w:r>
+    </w:p>
+    <w:p>
+      <w:pPr>
+        <w:pStyle w:val="Normal"/>
+        <w:spacing w:before="0" w:beforeAutospacing="off" w:after="0" w:afterAutospacing="off"/>
+        <w:rPr>
+          <w:rFonts w:ascii="Calibri" w:hAnsi="Calibri" w:eastAsia="Calibri" w:cs="Calibri"/>
+          <w:noProof w:val="0"/>
+          <w:sz w:val="24"/>
+          <w:szCs w:val="24"/>
+          <w:lang w:val="es-ES"/>
+        </w:rPr>
+      </w:pPr>
+      <w:r>
+        <w:drawing>
+          <wp:inline wp14:editId="21CFDB51" wp14:anchorId="252F7340">
+            <wp:extent cx="5400675" cy="2295525"/>
+            <wp:effectExtent l="0" t="0" r="0" b="0"/>
+            <wp:docPr id="1264685116" name="drawing"/>
+            <wp:cNvGraphicFramePr>
+              <a:graphicFrameLocks noChangeAspect="1"/>
+            </wp:cNvGraphicFramePr>
+            <a:graphic>
+              <a:graphicData xmlns:a="http://schemas.openxmlformats.org/drawingml/2006/main" uri="http://schemas.openxmlformats.org/drawingml/2006/picture">
+                <pic:pic xmlns:pic="http://schemas.openxmlformats.org/drawingml/2006/picture">
+                  <pic:nvPicPr>
+                    <pic:cNvPr id="1580947208" name=""/>
+                    <pic:cNvPicPr/>
+                  </pic:nvPicPr>
+                  <pic:blipFill>
+                    <a:blip xmlns:r="http://schemas.openxmlformats.org/officeDocument/2006/relationships" r:embed="rId1702683040">
+                      <a:extLst>
+                        <a:ext xmlns:a="http://schemas.openxmlformats.org/drawingml/2006/main" uri="{28A0092B-C50C-407E-A947-70E740481C1C}">
+                          <a14:useLocalDpi xmlns:a14="http://schemas.microsoft.com/office/drawing/2010/main" val="0"/>
+                        </a:ext>
+                      </a:extLst>
+                    </a:blip>
+                    <a:stretch>
+                      <a:fillRect/>
+                    </a:stretch>
+                  </pic:blipFill>
+                  <pic:spPr>
+                    <a:xfrm>
+                      <a:off x="0" y="0"/>
+                      <a:ext cx="5400675" cy="2295525"/>
+                    </a:xfrm>
+                    <a:prstGeom prst="rect">
+                      <a:avLst/>
+                    </a:prstGeom>
+                  </pic:spPr>
+                </pic:pic>
+              </a:graphicData>
+            </a:graphic>
+          </wp:inline>
+        </w:drawing>
+      </w:r>
+    </w:p>
+    <w:p>
+      <w:pPr>
+        <w:pStyle w:val="Heading2"/>
+        <w:rPr>
+          <w:noProof w:val="0"/>
+          <w:lang w:val="es-ES"/>
+        </w:rPr>
+      </w:pPr>
+      <w:bookmarkStart w:name="_Toc1586446009" w:id="1981542275"/>
+      <w:r>
+        <w:rPr>
+          <w:noProof w:val="0"/>
+          <w:lang w:val="es-ES"/>
+        </w:rPr>
+        <w:t>1</w:t>
+      </w:r>
+      <w:r>
+        <w:rPr>
+          <w:noProof w:val="0"/>
+          <w:lang w:val="es-ES"/>
+        </w:rPr>
+        <w:t>1</w:t>
+      </w:r>
+      <w:r>
+        <w:rPr>
+          <w:noProof w:val="0"/>
+          <w:lang w:val="es-ES"/>
+        </w:rPr>
+        <w:t>. Seguridad</w:t>
+      </w:r>
+      <w:bookmarkEnd w:id="1981542275"/>
+    </w:p>
+    <w:p>
+      <w:pPr>
+        <w:spacing w:before="0" w:beforeAutospacing="off" w:after="0" w:afterAutospacing="off"/>
+      </w:pPr>
+      <w:r>
+        <w:rPr>
+          <w:rFonts w:ascii="Calibri" w:hAnsi="Calibri" w:eastAsia="Calibri" w:cs="Calibri"/>
+          <w:noProof w:val="0"/>
+          <w:sz w:val="24"/>
+          <w:szCs w:val="24"/>
+          <w:lang w:val="es-ES"/>
+        </w:rPr>
+        <w:t>La seguridad del proyecto se plantea desde varios puntos.</w:t>
+      </w:r>
+    </w:p>
+    <w:p/>
+    <w:p>
+      <w:pPr>
+        <w:spacing w:before="0" w:beforeAutospacing="off" w:after="0" w:afterAutospacing="off"/>
+      </w:pPr>
+      <w:r>
+        <w:rPr>
+          <w:rFonts w:ascii="Calibri" w:hAnsi="Calibri" w:eastAsia="Calibri" w:cs="Calibri"/>
+          <w:noProof w:val="0"/>
+          <w:sz w:val="24"/>
+          <w:szCs w:val="24"/>
+          <w:lang w:val="es-ES"/>
+        </w:rPr>
+        <w:t>En primer lugar, las contraseñas de los usuarios no deben almacenarse en texto plano, sino mediante hash. Esto reduce el riesgo en caso de acceso no autorizado a la base de datos.</w:t>
+      </w:r>
+    </w:p>
+    <w:p/>
+    <w:p>
+      <w:pPr>
+        <w:spacing w:before="0" w:beforeAutospacing="off" w:after="0" w:afterAutospacing="off"/>
+      </w:pPr>
+      <w:r>
+        <w:rPr>
+          <w:rFonts w:ascii="Calibri" w:hAnsi="Calibri" w:eastAsia="Calibri" w:cs="Calibri"/>
+          <w:noProof w:val="0"/>
+          <w:sz w:val="24"/>
+          <w:szCs w:val="24"/>
+          <w:lang w:val="es-ES"/>
+        </w:rPr>
+        <w:t>En segundo lugar, la comunicación entre dispositivos mediante UDP debe estar protegida. La idea propuesta es utilizar cifrado con clave pública, de forma que los mensajes no puedan ser leídos fácilmente por terceros.</w:t>
+      </w:r>
+    </w:p>
+    <w:p/>
+    <w:p>
+      <w:pPr>
+        <w:spacing w:before="0" w:beforeAutospacing="off" w:after="0" w:afterAutospacing="off"/>
+      </w:pPr>
+      <w:r>
+        <w:rPr>
+          <w:rFonts w:ascii="Calibri" w:hAnsi="Calibri" w:eastAsia="Calibri" w:cs="Calibri"/>
+          <w:noProof w:val="0"/>
+          <w:sz w:val="24"/>
+          <w:szCs w:val="24"/>
+          <w:lang w:val="es-ES"/>
+        </w:rPr>
+        <w:t>También se plantea que la clave privada del usuario se genere o derive a partir de la contraseña. Esto permite vincular la seguridad del sistema a la autenticación del usuario.</w:t>
+      </w:r>
+    </w:p>
+    <w:p/>
+    <w:p>
+      <w:pPr>
+        <w:spacing w:before="0" w:beforeAutospacing="off" w:after="0" w:afterAutospacing="off"/>
+      </w:pPr>
+      <w:r>
+        <w:rPr>
+          <w:rFonts w:ascii="Calibri" w:hAnsi="Calibri" w:eastAsia="Calibri" w:cs="Calibri"/>
+          <w:noProof w:val="0"/>
+          <w:sz w:val="24"/>
+          <w:szCs w:val="24"/>
+          <w:lang w:val="es-ES"/>
+        </w:rPr>
+        <w:t>En cuanto a permisos, los usuarios externos no tienen capacidad para editar directamente los datos del propietario.</w:t>
+      </w:r>
+      <w:r>
+        <w:rPr>
+          <w:rFonts w:ascii="Calibri" w:hAnsi="Calibri" w:eastAsia="Calibri" w:cs="Calibri"/>
+          <w:noProof w:val="0"/>
+          <w:sz w:val="24"/>
+          <w:szCs w:val="24"/>
+          <w:lang w:val="es-ES"/>
+        </w:rPr>
+        <w:t xml:space="preserve"> Su acceso se limita a la consulta de información compartida. En determinados casos pueden silenciar acciones localmente, pero no modificar la información original.</w:t>
+      </w:r>
+    </w:p>
+    <w:p>
+      <w:pPr>
+        <w:pStyle w:val="Heading2"/>
+        <w:rPr>
+          <w:noProof w:val="0"/>
+          <w:lang w:val="es-ES"/>
+        </w:rPr>
+      </w:pPr>
+      <w:bookmarkStart w:name="_Toc157758949" w:id="753125838"/>
+      <w:r>
+        <w:rPr>
+          <w:noProof w:val="0"/>
+          <w:lang w:val="es-ES"/>
+        </w:rPr>
+        <w:t>1</w:t>
+      </w:r>
+      <w:r>
+        <w:rPr>
+          <w:noProof w:val="0"/>
+          <w:lang w:val="es-ES"/>
+        </w:rPr>
+        <w:t>2</w:t>
+      </w:r>
+      <w:r>
+        <w:rPr>
+          <w:noProof w:val="0"/>
+          <w:lang w:val="es-ES"/>
+        </w:rPr>
+        <w:t>. Pruebas realizadas</w:t>
+      </w:r>
+      <w:bookmarkEnd w:id="753125838"/>
+    </w:p>
+    <w:p>
+      <w:pPr>
+        <w:spacing w:before="0" w:beforeAutospacing="off" w:after="0" w:afterAutospacing="off"/>
+      </w:pPr>
+      <w:r>
+        <w:rPr>
+          <w:rFonts w:ascii="Calibri" w:hAnsi="Calibri" w:eastAsia="Calibri" w:cs="Calibri"/>
+          <w:noProof w:val="0"/>
+          <w:sz w:val="24"/>
+          <w:szCs w:val="24"/>
+          <w:lang w:val="es-ES"/>
+        </w:rPr>
+        <w:t>Durante el desarrollo se realizaron pruebas funcionales manuales para comprobar el comportamiento de las principales pantallas y operaciones de la aplicación.</w:t>
+      </w:r>
+    </w:p>
+    <w:p/>
+    <w:p>
+      <w:pPr>
+        <w:spacing w:before="0" w:beforeAutospacing="off" w:after="0" w:afterAutospacing="off"/>
+      </w:pPr>
+      <w:r>
+        <w:rPr>
+          <w:rFonts w:ascii="Calibri" w:hAnsi="Calibri" w:eastAsia="Calibri" w:cs="Calibri"/>
+          <w:noProof w:val="0"/>
+          <w:sz w:val="24"/>
+          <w:szCs w:val="24"/>
+          <w:lang w:val="es-ES"/>
+        </w:rPr>
+        <w:t>Las pruebas realizadas fueron:</w:t>
+      </w:r>
+    </w:p>
+    <w:p/>
+    <w:p>
+      <w:pPr>
+        <w:spacing w:before="0" w:beforeAutospacing="off" w:after="0" w:afterAutospacing="off"/>
+      </w:pPr>
+      <w:r>
+        <w:rPr>
+          <w:rFonts w:ascii="Calibri" w:hAnsi="Calibri" w:eastAsia="Calibri" w:cs="Calibri"/>
+          <w:noProof w:val="0"/>
+          <w:sz w:val="24"/>
+          <w:szCs w:val="24"/>
+          <w:lang w:val="es-ES"/>
+        </w:rPr>
+        <w:t>- Creación de usuario nuevo.</w:t>
+      </w:r>
+    </w:p>
+    <w:p>
+      <w:pPr>
+        <w:spacing w:before="0" w:beforeAutospacing="off" w:after="0" w:afterAutospacing="off"/>
+      </w:pPr>
+      <w:r>
+        <w:rPr>
+          <w:rFonts w:ascii="Calibri" w:hAnsi="Calibri" w:eastAsia="Calibri" w:cs="Calibri"/>
+          <w:noProof w:val="0"/>
+          <w:sz w:val="24"/>
+          <w:szCs w:val="24"/>
+          <w:lang w:val="es-ES"/>
+        </w:rPr>
+        <w:t>- Inicio de sesión con usuario existente.</w:t>
+      </w:r>
+    </w:p>
+    <w:p>
+      <w:pPr>
+        <w:spacing w:before="0" w:beforeAutospacing="off" w:after="0" w:afterAutospacing="off"/>
+      </w:pPr>
+      <w:r>
+        <w:rPr>
+          <w:rFonts w:ascii="Calibri" w:hAnsi="Calibri" w:eastAsia="Calibri" w:cs="Calibri"/>
+          <w:noProof w:val="0"/>
+          <w:sz w:val="24"/>
+          <w:szCs w:val="24"/>
+          <w:lang w:val="es-ES"/>
+        </w:rPr>
+        <w:t>- Comprobación de unicidad del nombre de usuario.</w:t>
+      </w:r>
+    </w:p>
+    <w:p>
+      <w:pPr>
+        <w:spacing w:before="0" w:beforeAutospacing="off" w:after="0" w:afterAutospacing="off"/>
+      </w:pPr>
+      <w:r>
+        <w:rPr>
+          <w:rFonts w:ascii="Calibri" w:hAnsi="Calibri" w:eastAsia="Calibri" w:cs="Calibri"/>
+          <w:noProof w:val="0"/>
+          <w:sz w:val="24"/>
+          <w:szCs w:val="24"/>
+          <w:lang w:val="es-ES"/>
+        </w:rPr>
+        <w:t>- Creación automática de tarea raíz.</w:t>
+      </w:r>
+    </w:p>
+    <w:p>
+      <w:pPr>
+        <w:spacing w:before="0" w:beforeAutospacing="off" w:after="0" w:afterAutospacing="off"/>
+      </w:pPr>
+      <w:r>
+        <w:rPr>
+          <w:rFonts w:ascii="Calibri" w:hAnsi="Calibri" w:eastAsia="Calibri" w:cs="Calibri"/>
+          <w:noProof w:val="0"/>
+          <w:sz w:val="24"/>
+          <w:szCs w:val="24"/>
+          <w:lang w:val="es-ES"/>
+        </w:rPr>
+        <w:t>- Creación de tareas normales y tareas Empty.</w:t>
+      </w:r>
+    </w:p>
+    <w:p>
+      <w:pPr>
+        <w:spacing w:before="0" w:beforeAutospacing="off" w:after="0" w:afterAutospacing="off"/>
+      </w:pPr>
+      <w:r>
+        <w:rPr>
+          <w:rFonts w:ascii="Calibri" w:hAnsi="Calibri" w:eastAsia="Calibri" w:cs="Calibri"/>
+          <w:noProof w:val="0"/>
+          <w:sz w:val="24"/>
+          <w:szCs w:val="24"/>
+          <w:lang w:val="es-ES"/>
+        </w:rPr>
+        <w:t>- Asignación de tarea padre.</w:t>
+      </w:r>
+    </w:p>
+    <w:p>
+      <w:pPr>
+        <w:spacing w:before="0" w:beforeAutospacing="off" w:after="0" w:afterAutospacing="off"/>
+      </w:pPr>
+      <w:r>
+        <w:rPr>
+          <w:rFonts w:ascii="Calibri" w:hAnsi="Calibri" w:eastAsia="Calibri" w:cs="Calibri"/>
+          <w:noProof w:val="0"/>
+          <w:sz w:val="24"/>
+          <w:szCs w:val="24"/>
+          <w:lang w:val="es-ES"/>
+        </w:rPr>
+        <w:t>- Modificación de tareas.</w:t>
+      </w:r>
+    </w:p>
+    <w:p>
+      <w:pPr>
+        <w:spacing w:before="0" w:beforeAutospacing="off" w:after="0" w:afterAutospacing="off"/>
+      </w:pPr>
+      <w:r>
+        <w:rPr>
+          <w:rFonts w:ascii="Calibri" w:hAnsi="Calibri" w:eastAsia="Calibri" w:cs="Calibri"/>
+          <w:noProof w:val="0"/>
+          <w:sz w:val="24"/>
+          <w:szCs w:val="24"/>
+          <w:lang w:val="es-ES"/>
+        </w:rPr>
+        <w:t>- Desactivación de tareas sin eliminación física.</w:t>
+      </w:r>
+    </w:p>
+    <w:p>
+      <w:pPr>
+        <w:spacing w:before="0" w:beforeAutospacing="off" w:after="0" w:afterAutospacing="off"/>
+      </w:pPr>
+      <w:r>
+        <w:rPr>
+          <w:rFonts w:ascii="Calibri" w:hAnsi="Calibri" w:eastAsia="Calibri" w:cs="Calibri"/>
+          <w:noProof w:val="0"/>
+          <w:sz w:val="24"/>
+          <w:szCs w:val="24"/>
+          <w:lang w:val="es-ES"/>
+        </w:rPr>
+        <w:t>- Registro de cambios en TaskChange.</w:t>
+      </w:r>
+    </w:p>
+    <w:p>
+      <w:pPr>
+        <w:spacing w:before="0" w:beforeAutospacing="off" w:after="0" w:afterAutospacing="off"/>
+      </w:pPr>
+      <w:r>
+        <w:rPr>
+          <w:rFonts w:ascii="Calibri" w:hAnsi="Calibri" w:eastAsia="Calibri" w:cs="Calibri"/>
+          <w:noProof w:val="0"/>
+          <w:sz w:val="24"/>
+          <w:szCs w:val="24"/>
+          <w:lang w:val="es-ES"/>
+        </w:rPr>
+        <w:t>- Creación de lugares.</w:t>
+      </w:r>
+    </w:p>
+    <w:p>
+      <w:pPr>
+        <w:spacing w:before="0" w:beforeAutospacing="off" w:after="0" w:afterAutospacing="off"/>
+      </w:pPr>
+      <w:r>
+        <w:rPr>
+          <w:rFonts w:ascii="Calibri" w:hAnsi="Calibri" w:eastAsia="Calibri" w:cs="Calibri"/>
+          <w:noProof w:val="0"/>
+          <w:sz w:val="24"/>
+          <w:szCs w:val="24"/>
+          <w:lang w:val="es-ES"/>
+        </w:rPr>
+        <w:t>- Creación de viajes entre lugares.</w:t>
+      </w:r>
+    </w:p>
+    <w:p>
+      <w:pPr>
+        <w:spacing w:before="0" w:beforeAutospacing="off" w:after="0" w:afterAutospacing="off"/>
+      </w:pPr>
+      <w:r>
+        <w:rPr>
+          <w:rFonts w:ascii="Calibri" w:hAnsi="Calibri" w:eastAsia="Calibri" w:cs="Calibri"/>
+          <w:noProof w:val="0"/>
+          <w:sz w:val="24"/>
+          <w:szCs w:val="24"/>
+          <w:lang w:val="es-ES"/>
+        </w:rPr>
+        <w:t>- Visualización de tareas en la pantalla principal.</w:t>
+      </w:r>
+    </w:p>
+    <w:p>
+      <w:pPr>
+        <w:spacing w:before="0" w:beforeAutospacing="off" w:after="0" w:afterAutospacing="off"/>
+      </w:pPr>
+      <w:r>
+        <w:rPr>
+          <w:rFonts w:ascii="Calibri" w:hAnsi="Calibri" w:eastAsia="Calibri" w:cs="Calibri"/>
+          <w:noProof w:val="0"/>
+          <w:sz w:val="24"/>
+          <w:szCs w:val="24"/>
+          <w:lang w:val="es-ES"/>
+        </w:rPr>
+        <w:t>- Navegación básica por la pantalla de inicio.</w:t>
+      </w:r>
+    </w:p>
+    <w:p>
+      <w:pPr>
+        <w:spacing w:before="0" w:beforeAutospacing="off" w:after="0" w:afterAutospacing="off"/>
+      </w:pPr>
+      <w:r>
+        <w:rPr>
+          <w:rFonts w:ascii="Calibri" w:hAnsi="Calibri" w:eastAsia="Calibri" w:cs="Calibri"/>
+          <w:noProof w:val="0"/>
+          <w:sz w:val="24"/>
+          <w:szCs w:val="24"/>
+          <w:lang w:val="es-ES"/>
+        </w:rPr>
+        <w:t>- Configuración de ajustes.</w:t>
+      </w:r>
+    </w:p>
+    <w:p>
+      <w:pPr>
+        <w:pStyle w:val="Title"/>
+        <w:rPr>
+          <w:noProof w:val="0"/>
+          <w:lang w:val="es-ES"/>
+        </w:rPr>
+      </w:pPr>
+    </w:p>
+    <w:p>
+      <w:pPr>
+        <w:pStyle w:val="Heading2"/>
+        <w:rPr>
+          <w:noProof w:val="0"/>
+          <w:lang w:val="es-ES"/>
+        </w:rPr>
+      </w:pPr>
+      <w:bookmarkStart w:name="_Toc1029868559" w:id="1849902862"/>
+      <w:r>
+        <w:rPr>
+          <w:noProof w:val="0"/>
+          <w:lang w:val="es-ES"/>
+        </w:rPr>
+        <w:t>1</w:t>
+      </w:r>
+      <w:r>
+        <w:rPr>
+          <w:noProof w:val="0"/>
+          <w:lang w:val="es-ES"/>
+        </w:rPr>
+        <w:t>3</w:t>
+      </w:r>
+      <w:r>
+        <w:rPr>
+          <w:noProof w:val="0"/>
+          <w:lang w:val="es-ES"/>
+        </w:rPr>
+        <w:t>. Problemas encontrados y soluciones</w:t>
+      </w:r>
+      <w:bookmarkEnd w:id="1849902862"/>
+    </w:p>
+    <w:p>
+      <w:pPr>
+        <w:spacing w:before="0" w:beforeAutospacing="off" w:after="0" w:afterAutospacing="off"/>
+      </w:pPr>
+      <w:r>
+        <w:rPr>
+          <w:rFonts w:ascii="Calibri" w:hAnsi="Calibri" w:eastAsia="Calibri" w:cs="Calibri"/>
+          <w:noProof w:val="0"/>
+          <w:sz w:val="24"/>
+          <w:szCs w:val="24"/>
+          <w:lang w:val="es-ES"/>
+        </w:rPr>
+        <w:t>Durante el desarrollo del proyecto aparecieron varios problemas técnicos y de diseño.</w:t>
+      </w:r>
+    </w:p>
+    <w:p/>
+    <w:p>
+      <w:pPr>
+        <w:spacing w:before="0" w:beforeAutospacing="off" w:after="0" w:afterAutospacing="off"/>
+      </w:pPr>
+      <w:r>
+        <w:rPr>
+          <w:rFonts w:ascii="Calibri" w:hAnsi="Calibri" w:eastAsia="Calibri" w:cs="Calibri"/>
+          <w:noProof w:val="0"/>
+          <w:sz w:val="24"/>
+          <w:szCs w:val="24"/>
+          <w:lang w:val="es-ES"/>
+        </w:rPr>
+        <w:t>Uno de los problemas principales fue la complejidad del modelo de tareas. Una tarea no es simplemente un evento con fecha y hora, sino que puede tener restricciones, subtareas, duración, periodicidad, lugar, estado y acciones asociadas. Para solucionarlo se diseñó una tabla Task con múltiples campos y una relación jerárquica mediante TaskFather.</w:t>
+      </w:r>
+    </w:p>
+    <w:p/>
+    <w:p>
+      <w:pPr>
+        <w:spacing w:before="0" w:beforeAutospacing="off" w:after="0" w:afterAutospacing="off"/>
+      </w:pPr>
+      <w:r>
+        <w:rPr>
+          <w:rFonts w:ascii="Calibri" w:hAnsi="Calibri" w:eastAsia="Calibri" w:cs="Calibri"/>
+          <w:noProof w:val="0"/>
+          <w:sz w:val="24"/>
+          <w:szCs w:val="24"/>
+          <w:lang w:val="es-ES"/>
+        </w:rPr>
+        <w:t>Otro problema fue la necesidad de conservar el historial. Si una tarea se elimina físicamente, el sistema pierde información necesaria para reconstruir horarios anteriores. Por ello se decidió que las tareas usadas no se eliminan realmente, sino que se desactivan.</w:t>
+      </w:r>
+    </w:p>
+    <w:p/>
+    <w:p>
+      <w:pPr>
+        <w:spacing w:before="0" w:beforeAutospacing="off" w:after="0" w:afterAutospacing="off"/>
+      </w:pPr>
+      <w:r>
+        <w:rPr>
+          <w:rFonts w:ascii="Calibri" w:hAnsi="Calibri" w:eastAsia="Calibri" w:cs="Calibri"/>
+          <w:noProof w:val="0"/>
+          <w:sz w:val="24"/>
+          <w:szCs w:val="24"/>
+          <w:lang w:val="es-ES"/>
+        </w:rPr>
+        <w:t>También surgió la dificultad de generar un horario automático. Para resolverlo se planteó el uso de TaskChange como fuente de verdad del histórico y como base para saber qué tareas deben participar en el horario en cada momento.</w:t>
+      </w:r>
+    </w:p>
+    <w:p/>
+    <w:p>
+      <w:pPr>
+        <w:spacing w:before="0" w:beforeAutospacing="off" w:after="0" w:afterAutospacing="off"/>
+      </w:pPr>
+      <w:r>
+        <w:rPr>
+          <w:rFonts w:ascii="Calibri" w:hAnsi="Calibri" w:eastAsia="Calibri" w:cs="Calibri"/>
+          <w:noProof w:val="0"/>
+          <w:sz w:val="24"/>
+          <w:szCs w:val="24"/>
+          <w:lang w:val="es-ES"/>
+        </w:rPr>
+        <w:t>La comunicación UDP también supuso una dificultad, ya que requiere gestionar mensajes, reintentos, recepción duplicada, sincronización y seguridad. Por eso se diseñaron tablas como PendingOutbox, ReceivedInbox y SyncState.</w:t>
+      </w:r>
+    </w:p>
+    <w:p/>
+    <w:p>
+      <w:pPr>
+        <w:spacing w:before="0" w:beforeAutospacing="off" w:after="0" w:afterAutospacing="off"/>
+      </w:pPr>
+      <w:r>
+        <w:rPr>
+          <w:rFonts w:ascii="Calibri" w:hAnsi="Calibri" w:eastAsia="Calibri" w:cs="Calibri"/>
+          <w:noProof w:val="0"/>
+          <w:sz w:val="24"/>
+          <w:szCs w:val="24"/>
+          <w:lang w:val="es-ES"/>
+        </w:rPr>
+        <w:t>Finalmente, la integración con Google Maps quedó planteada como mejora o funcionalidad pendiente, ya que requiere API Key, conexión externa y tratamiento de respuestas de la API.</w:t>
+      </w:r>
+    </w:p>
+    <w:p>
+      <w:pPr>
+        <w:pStyle w:val="Normal"/>
+        <w:rPr>
+          <w:noProof w:val="0"/>
+          <w:lang w:val="es-ES"/>
+        </w:rPr>
+      </w:pPr>
+    </w:p>
+    <w:p>
+      <w:pPr>
+        <w:pStyle w:val="Heading2"/>
+        <w:rPr>
+          <w:noProof w:val="0"/>
+          <w:lang w:val="es-ES"/>
+        </w:rPr>
+      </w:pPr>
+      <w:bookmarkStart w:name="_Toc1445535054" w:id="1269642823"/>
+      <w:r>
+        <w:rPr>
+          <w:noProof w:val="0"/>
+          <w:lang w:val="es-ES"/>
+        </w:rPr>
+        <w:t>1</w:t>
+      </w:r>
+      <w:r>
+        <w:rPr>
+          <w:noProof w:val="0"/>
+          <w:lang w:val="es-ES"/>
+        </w:rPr>
+        <w:t>4</w:t>
+      </w:r>
+      <w:r>
+        <w:rPr>
+          <w:noProof w:val="0"/>
+          <w:lang w:val="es-ES"/>
+        </w:rPr>
+        <w:t>. Funcionalidades no implementadas o pendientes</w:t>
+      </w:r>
+      <w:bookmarkEnd w:id="1269642823"/>
+    </w:p>
+    <w:p>
+      <w:pPr>
+        <w:spacing w:before="0" w:beforeAutospacing="off" w:after="0" w:afterAutospacing="off"/>
+      </w:pPr>
+      <w:r>
+        <w:rPr>
+          <w:rFonts w:ascii="Calibri" w:hAnsi="Calibri" w:eastAsia="Calibri" w:cs="Calibri"/>
+          <w:noProof w:val="0"/>
+          <w:sz w:val="24"/>
+          <w:szCs w:val="24"/>
+          <w:lang w:val="es-ES"/>
+        </w:rPr>
+        <w:t>Aunque el proyecto incluye una base sólida de diseño e implementación, algunas funcionalidades no han quedado completamente terminadas.</w:t>
+      </w:r>
+    </w:p>
+    <w:p/>
+    <w:p>
+      <w:pPr>
+        <w:spacing w:before="0" w:beforeAutospacing="off" w:after="0" w:afterAutospacing="off"/>
+      </w:pPr>
+      <w:r>
+        <w:rPr>
+          <w:rFonts w:ascii="Calibri" w:hAnsi="Calibri" w:eastAsia="Calibri" w:cs="Calibri"/>
+          <w:noProof w:val="0"/>
+          <w:sz w:val="24"/>
+          <w:szCs w:val="24"/>
+          <w:lang w:val="es-ES"/>
+        </w:rPr>
+        <w:t>La fijación avanzada de tareas no se encuentra completamente implementada. La idea es permitir que algunas tareas tengan una posición fija en el horario, mientras que otras sean colocadas automáticamente por el sistema.</w:t>
+      </w:r>
+    </w:p>
+    <w:p/>
+    <w:p>
+      <w:pPr>
+        <w:spacing w:before="0" w:beforeAutospacing="off" w:after="0" w:afterAutospacing="off"/>
+      </w:pPr>
+      <w:r>
+        <w:rPr>
+          <w:rFonts w:ascii="Calibri" w:hAnsi="Calibri" w:eastAsia="Calibri" w:cs="Calibri"/>
+          <w:noProof w:val="0"/>
+          <w:sz w:val="24"/>
+          <w:szCs w:val="24"/>
+          <w:lang w:val="es-ES"/>
+        </w:rPr>
+        <w:t>La comunicación mediante UDP está desarrollada en gran parte a nivel de estructura y planteamiento, pero no funciona completamente de forma estable. Queda pendiente finalizar la recepción, validación, sincronización y tratamiento de errores.</w:t>
+      </w:r>
+    </w:p>
+    <w:p/>
+    <w:p>
+      <w:pPr>
+        <w:spacing w:before="0" w:beforeAutospacing="off" w:after="0" w:afterAutospacing="off"/>
+      </w:pPr>
+      <w:r>
+        <w:rPr>
+          <w:rFonts w:ascii="Calibri" w:hAnsi="Calibri" w:eastAsia="Calibri" w:cs="Calibri"/>
+          <w:noProof w:val="0"/>
+          <w:sz w:val="24"/>
+          <w:szCs w:val="24"/>
+          <w:lang w:val="es-ES"/>
+        </w:rPr>
+        <w:t>El cálculo automático de tiempos de desplazamiento mediante la API de Google Maps tampoco está implementado completamente. Actualmente el sistema está preparado para almacenar datos de Google y permitir que el usuario configure una API Key, pero queda pendiente realizar la integración completa con el servicio externo.</w:t>
+      </w:r>
+    </w:p>
+    <w:p/>
+    <w:p>
+      <w:pPr>
+        <w:spacing w:before="0" w:beforeAutospacing="off" w:after="0" w:afterAutospacing="off"/>
+      </w:pPr>
+      <w:r>
+        <w:rPr>
+          <w:rFonts w:ascii="Calibri" w:hAnsi="Calibri" w:eastAsia="Calibri" w:cs="Calibri"/>
+          <w:noProof w:val="0"/>
+          <w:sz w:val="24"/>
+          <w:szCs w:val="24"/>
+          <w:lang w:val="es-ES"/>
+        </w:rPr>
+        <w:t>El cifrado completo de la comunicación UDP también queda como mejora pendiente. El diseño contempla el uso de clave pública y generación de clave privada a partir de la contraseña, pero requiere una implementación y prueba más profunda.</w:t>
+      </w:r>
+    </w:p>
+    <w:p>
+      <w:pPr>
+        <w:pStyle w:val="Normal"/>
+        <w:rPr>
+          <w:noProof w:val="0"/>
+          <w:lang w:val="es-ES"/>
+        </w:rPr>
+      </w:pPr>
+    </w:p>
+    <w:p>
+      <w:pPr>
+        <w:pStyle w:val="Heading2"/>
+        <w:rPr>
+          <w:noProof w:val="0"/>
+          <w:lang w:val="es-ES"/>
+        </w:rPr>
+      </w:pPr>
+      <w:bookmarkStart w:name="_Toc1170987870" w:id="1662781526"/>
+      <w:r>
+        <w:rPr>
+          <w:noProof w:val="0"/>
+          <w:lang w:val="es-ES"/>
+        </w:rPr>
+        <w:t>1</w:t>
+      </w:r>
+      <w:r>
+        <w:rPr>
+          <w:noProof w:val="0"/>
+          <w:lang w:val="es-ES"/>
+        </w:rPr>
+        <w:t>5</w:t>
+      </w:r>
+      <w:r>
+        <w:rPr>
+          <w:noProof w:val="0"/>
+          <w:lang w:val="es-ES"/>
+        </w:rPr>
+        <w:t>. Propuestas de mejora</w:t>
+      </w:r>
+      <w:bookmarkEnd w:id="1662781526"/>
+    </w:p>
+    <w:p>
+      <w:pPr>
+        <w:spacing w:before="0" w:beforeAutospacing="off" w:after="0" w:afterAutospacing="off"/>
+      </w:pPr>
+      <w:r>
+        <w:rPr>
+          <w:rFonts w:ascii="Calibri" w:hAnsi="Calibri" w:eastAsia="Calibri" w:cs="Calibri"/>
+          <w:noProof w:val="0"/>
+          <w:sz w:val="24"/>
+          <w:szCs w:val="24"/>
+          <w:lang w:val="es-ES"/>
+        </w:rPr>
+        <w:t>Como futuras mejoras del proyecto se proponen las siguientes:</w:t>
+      </w:r>
+    </w:p>
+    <w:p/>
+    <w:p>
+      <w:pPr>
+        <w:spacing w:before="0" w:beforeAutospacing="off" w:after="0" w:afterAutospacing="off"/>
+      </w:pPr>
+      <w:r>
+        <w:rPr>
+          <w:rFonts w:ascii="Calibri" w:hAnsi="Calibri" w:eastAsia="Calibri" w:cs="Calibri"/>
+          <w:noProof w:val="0"/>
+          <w:sz w:val="24"/>
+          <w:szCs w:val="24"/>
+          <w:lang w:val="es-ES"/>
+        </w:rPr>
+        <w:t>- Finalizar el algoritmo de generación automática de horario.</w:t>
+      </w:r>
+    </w:p>
+    <w:p>
+      <w:pPr>
+        <w:spacing w:before="0" w:beforeAutospacing="off" w:after="0" w:afterAutospacing="off"/>
+      </w:pPr>
+      <w:r>
+        <w:rPr>
+          <w:rFonts w:ascii="Calibri" w:hAnsi="Calibri" w:eastAsia="Calibri" w:cs="Calibri"/>
+          <w:noProof w:val="0"/>
+          <w:sz w:val="24"/>
+          <w:szCs w:val="24"/>
+          <w:lang w:val="es-ES"/>
+        </w:rPr>
+        <w:t>- Implementar completamente la fijación de tareas.</w:t>
+      </w:r>
+    </w:p>
+    <w:p>
+      <w:pPr>
+        <w:spacing w:before="0" w:beforeAutospacing="off" w:after="0" w:afterAutospacing="off"/>
+      </w:pPr>
+      <w:r>
+        <w:rPr>
+          <w:rFonts w:ascii="Calibri" w:hAnsi="Calibri" w:eastAsia="Calibri" w:cs="Calibri"/>
+          <w:noProof w:val="0"/>
+          <w:sz w:val="24"/>
+          <w:szCs w:val="24"/>
+          <w:lang w:val="es-ES"/>
+        </w:rPr>
+        <w:t>- Mejorar la comunicación UDP entre dispositivos.</w:t>
+      </w:r>
+    </w:p>
+    <w:p>
+      <w:pPr>
+        <w:spacing w:before="0" w:beforeAutospacing="off" w:after="0" w:afterAutospacing="off"/>
+      </w:pPr>
+      <w:r>
+        <w:rPr>
+          <w:rFonts w:ascii="Calibri" w:hAnsi="Calibri" w:eastAsia="Calibri" w:cs="Calibri"/>
+          <w:noProof w:val="0"/>
+          <w:sz w:val="24"/>
+          <w:szCs w:val="24"/>
+          <w:lang w:val="es-ES"/>
+        </w:rPr>
+        <w:t>- Integrar completamente la API de Google Maps para calcular tiempos de desplazamiento.</w:t>
+      </w:r>
+    </w:p>
+    <w:p>
+      <w:pPr>
+        <w:spacing w:before="0" w:beforeAutospacing="off" w:after="0" w:afterAutospacing="off"/>
+      </w:pPr>
+      <w:r>
+        <w:rPr>
+          <w:rFonts w:ascii="Calibri" w:hAnsi="Calibri" w:eastAsia="Calibri" w:cs="Calibri"/>
+          <w:noProof w:val="0"/>
+          <w:sz w:val="24"/>
+          <w:szCs w:val="24"/>
+          <w:lang w:val="es-ES"/>
+        </w:rPr>
+        <w:t>- Mejorar la interfaz de selección de tarea padre mediante un árbol visual.</w:t>
+      </w:r>
+    </w:p>
+    <w:p>
+      <w:pPr>
+        <w:spacing w:before="0" w:beforeAutospacing="off" w:after="0" w:afterAutospacing="off"/>
+      </w:pPr>
+      <w:r>
+        <w:rPr>
+          <w:rFonts w:ascii="Calibri" w:hAnsi="Calibri" w:eastAsia="Calibri" w:cs="Calibri"/>
+          <w:noProof w:val="0"/>
+          <w:sz w:val="24"/>
+          <w:szCs w:val="24"/>
+          <w:lang w:val="es-ES"/>
+        </w:rPr>
+        <w:t>- Añadir copia de seguridad y restauración de datos.</w:t>
+      </w:r>
+    </w:p>
+    <w:p>
+      <w:pPr>
+        <w:spacing w:before="0" w:beforeAutospacing="off" w:after="0" w:afterAutospacing="off"/>
+      </w:pPr>
+      <w:r>
+        <w:rPr>
+          <w:rFonts w:ascii="Calibri" w:hAnsi="Calibri" w:eastAsia="Calibri" w:cs="Calibri"/>
+          <w:noProof w:val="0"/>
+          <w:sz w:val="24"/>
+          <w:szCs w:val="24"/>
+          <w:lang w:val="es-ES"/>
+        </w:rPr>
+        <w:t>- Implementar exportación e importación de datos.</w:t>
+      </w:r>
+    </w:p>
+    <w:p>
+      <w:pPr>
+        <w:spacing w:before="0" w:beforeAutospacing="off" w:after="0" w:afterAutospacing="off"/>
+      </w:pPr>
+      <w:r>
+        <w:rPr>
+          <w:rFonts w:ascii="Calibri" w:hAnsi="Calibri" w:eastAsia="Calibri" w:cs="Calibri"/>
+          <w:noProof w:val="0"/>
+          <w:sz w:val="24"/>
+          <w:szCs w:val="24"/>
+          <w:lang w:val="es-ES"/>
+        </w:rPr>
+        <w:t>- Añadir pruebas unitarias y pruebas automáticas.</w:t>
+      </w:r>
+    </w:p>
+    <w:p>
+      <w:pPr>
+        <w:spacing w:before="0" w:beforeAutospacing="off" w:after="0" w:afterAutospacing="off"/>
+      </w:pPr>
+      <w:r>
+        <w:rPr>
+          <w:rFonts w:ascii="Calibri" w:hAnsi="Calibri" w:eastAsia="Calibri" w:cs="Calibri"/>
+          <w:noProof w:val="0"/>
+          <w:sz w:val="24"/>
+          <w:szCs w:val="24"/>
+          <w:lang w:val="es-ES"/>
+        </w:rPr>
+        <w:t>- Mejorar la accesibilidad de la interfaz.</w:t>
+      </w:r>
+    </w:p>
+    <w:p>
+      <w:pPr>
+        <w:spacing w:before="0" w:beforeAutospacing="off" w:after="0" w:afterAutospacing="off"/>
+      </w:pPr>
+      <w:r>
+        <w:rPr>
+          <w:rFonts w:ascii="Calibri" w:hAnsi="Calibri" w:eastAsia="Calibri" w:cs="Calibri"/>
+          <w:noProof w:val="0"/>
+          <w:sz w:val="24"/>
+          <w:szCs w:val="24"/>
+          <w:lang w:val="es-ES"/>
+        </w:rPr>
+        <w:t>- Añadir estadísticas de uso del tiempo.</w:t>
+      </w:r>
+    </w:p>
+    <w:p>
+      <w:pPr>
+        <w:spacing w:before="0" w:beforeAutospacing="off" w:after="0" w:afterAutospacing="off"/>
+      </w:pPr>
+      <w:r>
+        <w:rPr>
+          <w:rFonts w:ascii="Calibri" w:hAnsi="Calibri" w:eastAsia="Calibri" w:cs="Calibri"/>
+          <w:noProof w:val="0"/>
+          <w:sz w:val="24"/>
+          <w:szCs w:val="24"/>
+          <w:lang w:val="es-ES"/>
+        </w:rPr>
+        <w:t>- Permitir sincronización en segundo plano.</w:t>
+      </w:r>
+    </w:p>
+    <w:p>
+      <w:pPr>
+        <w:pStyle w:val="Heading2"/>
+        <w:rPr>
+          <w:noProof w:val="0"/>
+          <w:lang w:val="es-ES"/>
+        </w:rPr>
+      </w:pPr>
+      <w:bookmarkStart w:name="_Toc1424649904" w:id="376995911"/>
+      <w:r>
+        <w:rPr>
+          <w:noProof w:val="0"/>
+          <w:lang w:val="es-ES"/>
+        </w:rPr>
+        <w:t>1</w:t>
+      </w:r>
+      <w:r>
+        <w:rPr>
+          <w:noProof w:val="0"/>
+          <w:lang w:val="es-ES"/>
+        </w:rPr>
+        <w:t>6</w:t>
+      </w:r>
+      <w:r>
+        <w:rPr>
+          <w:noProof w:val="0"/>
+          <w:lang w:val="es-ES"/>
+        </w:rPr>
+        <w:t>. Conclusiones</w:t>
+      </w:r>
+      <w:bookmarkEnd w:id="376995911"/>
+    </w:p>
+    <w:p>
+      <w:pPr>
+        <w:spacing w:before="0" w:beforeAutospacing="off" w:after="0" w:afterAutospacing="off"/>
+      </w:pPr>
+      <w:r>
+        <w:rPr>
+          <w:rFonts w:ascii="Calibri" w:hAnsi="Calibri" w:eastAsia="Calibri" w:cs="Calibri"/>
+          <w:noProof w:val="0"/>
+          <w:sz w:val="24"/>
+          <w:szCs w:val="24"/>
+          <w:lang w:val="es-ES"/>
+        </w:rPr>
+        <w:t>El proyecto ha permitido desarrollar una aplicación Android con un planteamiento avanzado para la gestión de tareas y generación automática de horarios. A diferencia de una agenda tradicional, la aplicación no se limita a guardar eventos, sino que intenta representar restricciones reales como duración, periodicidad, jerarquía, lugares y desplazamientos.</w:t>
+      </w:r>
+    </w:p>
+    <w:p/>
+    <w:p>
+      <w:pPr>
+        <w:spacing w:before="0" w:beforeAutospacing="off" w:after="0" w:afterAutospacing="off"/>
+      </w:pPr>
+      <w:r>
+        <w:rPr>
+          <w:rFonts w:ascii="Calibri" w:hAnsi="Calibri" w:eastAsia="Calibri" w:cs="Calibri"/>
+          <w:noProof w:val="0"/>
+          <w:sz w:val="24"/>
+          <w:szCs w:val="24"/>
+          <w:lang w:val="es-ES"/>
+        </w:rPr>
+        <w:t>Uno de los aspectos más importantes del proyecto es el diseño de la base de datos, ya que permite conservar el historial de cambios, compartir partes concretas de las tareas y preparar la sincronización entre dispositivos. La tabla TaskChange tiene un papel fundamental, porque permite mantener un historial correcto y sirve como base para generar el horario.</w:t>
+      </w:r>
+    </w:p>
+    <w:p/>
+    <w:p>
+      <w:pPr>
+        <w:spacing w:before="0" w:beforeAutospacing="off" w:after="0" w:afterAutospacing="off"/>
+      </w:pPr>
+      <w:r>
+        <w:rPr>
+          <w:rFonts w:ascii="Calibri" w:hAnsi="Calibri" w:eastAsia="Calibri" w:cs="Calibri"/>
+          <w:noProof w:val="0"/>
+          <w:sz w:val="24"/>
+          <w:szCs w:val="24"/>
+          <w:lang w:val="es-ES"/>
+        </w:rPr>
+        <w:t>Aunque algunas funcionalidades no han quedado completamente terminadas, como la comunicación UDP segura o el cálculo automático mediante Google Maps, el proyecto establece una base técnica sólida y ampliable. Además, ha permitido aplicar conocimientos de programación, bases de datos, diseño de interfaces, seguridad y análisis de requisitos.</w:t>
+      </w:r>
+    </w:p>
+    <w:p/>
+    <w:p>
+      <w:pPr>
+        <w:spacing w:before="0" w:beforeAutospacing="off" w:after="0" w:afterAutospacing="off"/>
+      </w:pPr>
+      <w:r>
+        <w:rPr>
+          <w:rFonts w:ascii="Calibri" w:hAnsi="Calibri" w:eastAsia="Calibri" w:cs="Calibri"/>
+          <w:noProof w:val="0"/>
+          <w:sz w:val="24"/>
+          <w:szCs w:val="24"/>
+          <w:lang w:val="es-ES"/>
+        </w:rPr>
+        <w:t>Como conclusión personal, el proyecto ha supuesto un reto importante por la complejidad de las reglas de negocio y por la cantidad de entidades relacionadas. Sin embargo, también ha sido una oportunidad para diseñar una solución cercana a un problema real y para integrar muchos de los contenidos aprendidos durante el ciclo.</w:t>
+      </w:r>
+    </w:p>
+    <w:p>
+      <w:pPr>
+        <w:pStyle w:val="Normal"/>
+        <w:rPr>
+          <w:noProof w:val="0"/>
+          <w:lang w:val="es-ES"/>
+        </w:rPr>
+      </w:pPr>
+    </w:p>
+    <w:p>
+      <w:pPr>
+        <w:pStyle w:val="Heading2"/>
+        <w:rPr>
+          <w:noProof w:val="0"/>
+          <w:lang w:val="es-ES"/>
+        </w:rPr>
+      </w:pPr>
+      <w:bookmarkStart w:name="_Toc1683598152" w:id="976781847"/>
+      <w:r>
+        <w:rPr>
+          <w:noProof w:val="0"/>
+          <w:lang w:val="es-ES"/>
+        </w:rPr>
+        <w:t>1</w:t>
+      </w:r>
+      <w:r>
+        <w:rPr>
+          <w:noProof w:val="0"/>
+          <w:lang w:val="es-ES"/>
+        </w:rPr>
+        <w:t>7</w:t>
+      </w:r>
+      <w:r>
+        <w:rPr>
+          <w:noProof w:val="0"/>
+          <w:lang w:val="es-ES"/>
+        </w:rPr>
+        <w:t>. Bibliografía</w:t>
+      </w:r>
+      <w:bookmarkEnd w:id="976781847"/>
+    </w:p>
+    <w:p>
+      <w:pPr>
+        <w:spacing w:before="0" w:beforeAutospacing="off" w:after="0" w:afterAutospacing="off"/>
+        <w:rPr>
+          <w:rFonts w:ascii="Calibri" w:hAnsi="Calibri" w:eastAsia="Calibri" w:cs="Calibri"/>
+          <w:noProof w:val="0"/>
+          <w:sz w:val="24"/>
+          <w:szCs w:val="24"/>
+          <w:lang w:val="es-ES"/>
+        </w:rPr>
+      </w:pPr>
+      <w:r>
+        <w:rPr>
+          <w:rFonts w:ascii="Calibri" w:hAnsi="Calibri" w:eastAsia="Calibri" w:cs="Calibri"/>
+          <w:noProof w:val="0"/>
+          <w:sz w:val="24"/>
+          <w:szCs w:val="24"/>
+          <w:lang w:val="es-ES"/>
+        </w:rPr>
+        <w:t xml:space="preserve">Google. Android Developers. “Save data in a local database using Room”. Disponible en: </w:t>
+      </w:r>
+      <w:hyperlink r:id="R023b9f56c7274e58">
+        <w:r>
+          <w:rPr>
+            <w:rStyle w:val="Hyperlink"/>
+            <w:rFonts w:ascii="Calibri" w:hAnsi="Calibri" w:eastAsia="Calibri" w:cs="Calibri"/>
+            <w:noProof w:val="0"/>
+            <w:sz w:val="24"/>
+            <w:szCs w:val="24"/>
+            <w:lang w:val="es-ES"/>
+          </w:rPr>
+          <w:t>https://developer.android.com/training/data-storage/room/</w:t>
+        </w:r>
+      </w:hyperlink>
+    </w:p>
+    <w:p/>
+    <w:p>
+      <w:pPr>
+        <w:spacing w:before="0" w:beforeAutospacing="off" w:after="0" w:afterAutospacing="off"/>
+      </w:pPr>
+      <w:r>
+        <w:rPr>
+          <w:rFonts w:ascii="Calibri" w:hAnsi="Calibri" w:eastAsia="Calibri" w:cs="Calibri"/>
+          <w:noProof w:val="0"/>
+          <w:sz w:val="24"/>
+          <w:szCs w:val="24"/>
+          <w:lang w:val="es-ES"/>
+        </w:rPr>
+        <w:t xml:space="preserve">Google. Android Developers. “Material Components”. Disponible en: </w:t>
+      </w:r>
+      <w:hyperlink r:id="R2384dc42e4a344ba">
+        <w:r>
+          <w:rPr>
+            <w:rStyle w:val="Hyperlink"/>
+            <w:rFonts w:ascii="Calibri" w:hAnsi="Calibri" w:eastAsia="Calibri" w:cs="Calibri"/>
+            <w:noProof w:val="0"/>
+            <w:sz w:val="24"/>
+            <w:szCs w:val="24"/>
+            <w:lang w:val="es-ES"/>
+          </w:rPr>
+          <w:t>https://developer.android.com/design/ui/mobile/guides/components/material-overview</w:t>
+        </w:r>
+      </w:hyperlink>
+      <w:r>
+        <w:rPr>
+          <w:rFonts w:ascii="Calibri" w:hAnsi="Calibri" w:eastAsia="Calibri" w:cs="Calibri"/>
+          <w:noProof w:val="0"/>
+          <w:sz w:val="24"/>
+          <w:szCs w:val="24"/>
+          <w:lang w:val="es-ES"/>
+        </w:rPr>
+        <w:t xml:space="preserve"> </w:t>
+      </w:r>
+    </w:p>
+    <w:p/>
+    <w:p>
+      <w:pPr>
+        <w:spacing w:before="0" w:beforeAutospacing="off" w:after="0" w:afterAutospacing="off"/>
+      </w:pPr>
+      <w:r>
+        <w:rPr>
+          <w:rFonts w:ascii="Calibri" w:hAnsi="Calibri" w:eastAsia="Calibri" w:cs="Calibri"/>
+          <w:noProof w:val="0"/>
+          <w:sz w:val="24"/>
+          <w:szCs w:val="24"/>
+          <w:lang w:val="es-ES"/>
+        </w:rPr>
+        <w:t xml:space="preserve">Google. Google Maps Platform Documentation. “Routes API”. Disponible en: </w:t>
+      </w:r>
+      <w:hyperlink r:id="R6755d94222d84ad5">
+        <w:r>
+          <w:rPr>
+            <w:rStyle w:val="Hyperlink"/>
+            <w:rFonts w:ascii="Calibri" w:hAnsi="Calibri" w:eastAsia="Calibri" w:cs="Calibri"/>
+            <w:noProof w:val="0"/>
+            <w:sz w:val="24"/>
+            <w:szCs w:val="24"/>
+            <w:lang w:val="es-ES"/>
+          </w:rPr>
+          <w:t>https://developers.google.com/maps/documentation/routes</w:t>
+        </w:r>
+      </w:hyperlink>
+      <w:r>
+        <w:rPr>
+          <w:rFonts w:ascii="Calibri" w:hAnsi="Calibri" w:eastAsia="Calibri" w:cs="Calibri"/>
+          <w:noProof w:val="0"/>
+          <w:sz w:val="24"/>
+          <w:szCs w:val="24"/>
+          <w:lang w:val="es-ES"/>
+        </w:rPr>
+        <w:t xml:space="preserve"> </w:t>
+      </w:r>
+    </w:p>
+    <w:p/>
+    <w:p>
+      <w:pPr>
+        <w:spacing w:before="0" w:beforeAutospacing="off" w:after="0" w:afterAutospacing="off"/>
+      </w:pPr>
+      <w:r>
+        <w:rPr>
+          <w:rFonts w:ascii="Calibri" w:hAnsi="Calibri" w:eastAsia="Calibri" w:cs="Calibri"/>
+          <w:noProof w:val="0"/>
+          <w:sz w:val="24"/>
+          <w:szCs w:val="24"/>
+          <w:lang w:val="es-ES"/>
+        </w:rPr>
+        <w:t xml:space="preserve">OWASP Foundation. “OWASP Mobile Application Security”. Disponible en: </w:t>
+      </w:r>
+      <w:hyperlink r:id="R9368396805bc478a">
+        <w:r>
+          <w:rPr>
+            <w:rStyle w:val="Hyperlink"/>
+            <w:rFonts w:ascii="Calibri" w:hAnsi="Calibri" w:eastAsia="Calibri" w:cs="Calibri"/>
+            <w:noProof w:val="0"/>
+            <w:sz w:val="24"/>
+            <w:szCs w:val="24"/>
+            <w:lang w:val="es-ES"/>
+          </w:rPr>
+          <w:t>https://owasp.org/www-project-mobile-app-security/</w:t>
+        </w:r>
+      </w:hyperlink>
+      <w:r>
+        <w:rPr>
+          <w:rFonts w:ascii="Calibri" w:hAnsi="Calibri" w:eastAsia="Calibri" w:cs="Calibri"/>
+          <w:noProof w:val="0"/>
+          <w:sz w:val="24"/>
+          <w:szCs w:val="24"/>
+          <w:lang w:val="es-ES"/>
+        </w:rPr>
+        <w:t xml:space="preserve"> </w:t>
+      </w:r>
+    </w:p>
+    <w:p/>
+    <w:p>
+      <w:pPr>
+        <w:pStyle w:val="Normal"/>
+        <w:suppressLineNumbers w:val="0"/>
+        <w:bidi w:val="0"/>
+        <w:spacing w:before="0" w:beforeAutospacing="off" w:after="0" w:afterAutospacing="off" w:line="240" w:lineRule="auto"/>
+        <w:ind w:left="0" w:right="0"/>
+        <w:jc w:val="left"/>
+      </w:pPr>
+      <w:r>
+        <w:rPr>
+          <w:rFonts w:ascii="Calibri" w:hAnsi="Calibri" w:eastAsia="Calibri" w:cs="Calibri"/>
+          <w:noProof w:val="0"/>
+          <w:sz w:val="24"/>
+          <w:szCs w:val="24"/>
+          <w:lang w:val="es-ES"/>
+        </w:rPr>
+        <w:t>En la empresa había visto como se utilizan los UUID.</w:t>
+      </w:r>
+    </w:p>
+    <w:p>
+      <w:pPr>
+        <w:pStyle w:val="Normal"/>
+        <w:rPr>
+          <w:noProof w:val="0"/>
+          <w:lang w:val="es-ES"/>
+        </w:rPr>
+      </w:pPr>
+    </w:p>
+    <w:p>
+      <w:pPr>
+        <w:pStyle w:val="Heading2"/>
+        <w:rPr>
+          <w:noProof w:val="0"/>
+          <w:lang w:val="es-ES"/>
+        </w:rPr>
+      </w:pPr>
+      <w:bookmarkStart w:name="_Toc1379840760" w:id="447201803"/>
+      <w:r>
+        <w:rPr>
+          <w:noProof w:val="0"/>
+          <w:lang w:val="es-ES"/>
+        </w:rPr>
+        <w:t>1</w:t>
+      </w:r>
+      <w:r>
+        <w:rPr>
+          <w:noProof w:val="0"/>
+          <w:lang w:val="es-ES"/>
+        </w:rPr>
+        <w:t>8</w:t>
+      </w:r>
+      <w:r>
+        <w:rPr>
+          <w:noProof w:val="0"/>
+          <w:lang w:val="es-ES"/>
+        </w:rPr>
+        <w:t>. Anexos</w:t>
+      </w:r>
+      <w:bookmarkEnd w:id="447201803"/>
+    </w:p>
+    <w:p/>
     <w:sectPr>
       <w:footerReference w:type="default" r:id="rId7"/>
-      <w:pgSz w:w="11906" w:h="16838"/>
+      <w:pgSz w:w="11906" w:h="16838" w:orient="portrait"/>
       <w:pgMar w:top="1417" w:right="1701" w:bottom="1417" w:left="1701" w:header="708" w:footer="708" w:gutter="0"/>
       <w:pgNumType w:start="0"/>
       <w:cols w:space="708"/>
@@ -1291,12 +9227,1025 @@
 </w:footnotes>
 </file>
 
+<file path=word/numbering.xml><?xml version="1.0" encoding="utf-8"?>
+<w:numbering xmlns:w="http://schemas.openxmlformats.org/wordprocessingml/2006/main">
+  <w:abstractNum xmlns:w="http://schemas.openxmlformats.org/wordprocessingml/2006/main" w:abstractNumId="9">
+    <w:nsid w:val="6b96bb86"/>
+    <w:multiLevelType xmlns:w="http://schemas.openxmlformats.org/wordprocessingml/2006/main" w:val="hybridMultilevel"/>
+    <w:lvl xmlns:w="http://schemas.openxmlformats.org/wordprocessingml/2006/main" w:ilvl="0">
+      <w:start w:val="1"/>
+      <w:numFmt w:val="bullet"/>
+      <w:lvlText w:val=""/>
+      <w:lvlJc w:val="left"/>
+      <w:pPr>
+        <w:ind w:left="720" w:hanging="360"/>
+      </w:pPr>
+      <w:rPr>
+        <w:rFonts w:hint="default" w:ascii="Symbol" w:hAnsi="Symbol"/>
+      </w:rPr>
+    </w:lvl>
+    <w:lvl xmlns:w="http://schemas.openxmlformats.org/wordprocessingml/2006/main" w:ilvl="1">
+      <w:start w:val="1"/>
+      <w:numFmt w:val="bullet"/>
+      <w:lvlText w:val="o"/>
+      <w:lvlJc w:val="left"/>
+      <w:pPr>
+        <w:ind w:left="1440" w:hanging="360"/>
+      </w:pPr>
+      <w:rPr>
+        <w:rFonts w:hint="default" w:ascii="Courier New" w:hAnsi="Courier New"/>
+      </w:rPr>
+    </w:lvl>
+    <w:lvl xmlns:w="http://schemas.openxmlformats.org/wordprocessingml/2006/main" w:ilvl="2">
+      <w:start w:val="1"/>
+      <w:numFmt w:val="bullet"/>
+      <w:lvlText w:val=""/>
+      <w:lvlJc w:val="left"/>
+      <w:pPr>
+        <w:ind w:left="2160" w:hanging="360"/>
+      </w:pPr>
+      <w:rPr>
+        <w:rFonts w:hint="default" w:ascii="Wingdings" w:hAnsi="Wingdings"/>
+      </w:rPr>
+    </w:lvl>
+    <w:lvl xmlns:w="http://schemas.openxmlformats.org/wordprocessingml/2006/main" w:ilvl="3">
+      <w:start w:val="1"/>
+      <w:numFmt w:val="bullet"/>
+      <w:lvlText w:val=""/>
+      <w:lvlJc w:val="left"/>
+      <w:pPr>
+        <w:ind w:left="2880" w:hanging="360"/>
+      </w:pPr>
+      <w:rPr>
+        <w:rFonts w:hint="default" w:ascii="Symbol" w:hAnsi="Symbol"/>
+      </w:rPr>
+    </w:lvl>
+    <w:lvl xmlns:w="http://schemas.openxmlformats.org/wordprocessingml/2006/main" w:ilvl="4">
+      <w:start w:val="1"/>
+      <w:numFmt w:val="bullet"/>
+      <w:lvlText w:val="o"/>
+      <w:lvlJc w:val="left"/>
+      <w:pPr>
+        <w:ind w:left="3600" w:hanging="360"/>
+      </w:pPr>
+      <w:rPr>
+        <w:rFonts w:hint="default" w:ascii="Courier New" w:hAnsi="Courier New"/>
+      </w:rPr>
+    </w:lvl>
+    <w:lvl xmlns:w="http://schemas.openxmlformats.org/wordprocessingml/2006/main" w:ilvl="5">
+      <w:start w:val="1"/>
+      <w:numFmt w:val="bullet"/>
+      <w:lvlText w:val=""/>
+      <w:lvlJc w:val="left"/>
+      <w:pPr>
+        <w:ind w:left="4320" w:hanging="360"/>
+      </w:pPr>
+      <w:rPr>
+        <w:rFonts w:hint="default" w:ascii="Wingdings" w:hAnsi="Wingdings"/>
+      </w:rPr>
+    </w:lvl>
+    <w:lvl xmlns:w="http://schemas.openxmlformats.org/wordprocessingml/2006/main" w:ilvl="6">
+      <w:start w:val="1"/>
+      <w:numFmt w:val="bullet"/>
+      <w:lvlText w:val=""/>
+      <w:lvlJc w:val="left"/>
+      <w:pPr>
+        <w:ind w:left="5040" w:hanging="360"/>
+      </w:pPr>
+      <w:rPr>
+        <w:rFonts w:hint="default" w:ascii="Symbol" w:hAnsi="Symbol"/>
+      </w:rPr>
+    </w:lvl>
+    <w:lvl xmlns:w="http://schemas.openxmlformats.org/wordprocessingml/2006/main" w:ilvl="7">
+      <w:start w:val="1"/>
+      <w:numFmt w:val="bullet"/>
+      <w:lvlText w:val="o"/>
+      <w:lvlJc w:val="left"/>
+      <w:pPr>
+        <w:ind w:left="5760" w:hanging="360"/>
+      </w:pPr>
+      <w:rPr>
+        <w:rFonts w:hint="default" w:ascii="Courier New" w:hAnsi="Courier New"/>
+      </w:rPr>
+    </w:lvl>
+    <w:lvl xmlns:w="http://schemas.openxmlformats.org/wordprocessingml/2006/main" w:ilvl="8">
+      <w:start w:val="1"/>
+      <w:numFmt w:val="bullet"/>
+      <w:lvlText w:val=""/>
+      <w:lvlJc w:val="left"/>
+      <w:pPr>
+        <w:ind w:left="6480" w:hanging="360"/>
+      </w:pPr>
+      <w:rPr>
+        <w:rFonts w:hint="default" w:ascii="Wingdings" w:hAnsi="Wingdings"/>
+      </w:rPr>
+    </w:lvl>
+  </w:abstractNum>
+  <w:abstractNum xmlns:w="http://schemas.openxmlformats.org/wordprocessingml/2006/main" w:abstractNumId="8">
+    <w:nsid w:val="5a3a2cac"/>
+    <w:multiLevelType xmlns:w="http://schemas.openxmlformats.org/wordprocessingml/2006/main" w:val="hybridMultilevel"/>
+    <w:lvl xmlns:w="http://schemas.openxmlformats.org/wordprocessingml/2006/main" w:ilvl="0">
+      <w:start w:val="1"/>
+      <w:numFmt w:val="bullet"/>
+      <w:lvlText w:val=""/>
+      <w:lvlJc w:val="left"/>
+      <w:pPr>
+        <w:ind w:left="720" w:hanging="360"/>
+      </w:pPr>
+      <w:rPr>
+        <w:rFonts w:hint="default" w:ascii="Symbol" w:hAnsi="Symbol"/>
+      </w:rPr>
+    </w:lvl>
+    <w:lvl xmlns:w="http://schemas.openxmlformats.org/wordprocessingml/2006/main" w:ilvl="1">
+      <w:start w:val="1"/>
+      <w:numFmt w:val="bullet"/>
+      <w:lvlText w:val="o"/>
+      <w:lvlJc w:val="left"/>
+      <w:pPr>
+        <w:ind w:left="1440" w:hanging="360"/>
+      </w:pPr>
+      <w:rPr>
+        <w:rFonts w:hint="default" w:ascii="Courier New" w:hAnsi="Courier New"/>
+      </w:rPr>
+    </w:lvl>
+    <w:lvl xmlns:w="http://schemas.openxmlformats.org/wordprocessingml/2006/main" w:ilvl="2">
+      <w:start w:val="1"/>
+      <w:numFmt w:val="bullet"/>
+      <w:lvlText w:val=""/>
+      <w:lvlJc w:val="left"/>
+      <w:pPr>
+        <w:ind w:left="2160" w:hanging="360"/>
+      </w:pPr>
+      <w:rPr>
+        <w:rFonts w:hint="default" w:ascii="Wingdings" w:hAnsi="Wingdings"/>
+      </w:rPr>
+    </w:lvl>
+    <w:lvl xmlns:w="http://schemas.openxmlformats.org/wordprocessingml/2006/main" w:ilvl="3">
+      <w:start w:val="1"/>
+      <w:numFmt w:val="bullet"/>
+      <w:lvlText w:val=""/>
+      <w:lvlJc w:val="left"/>
+      <w:pPr>
+        <w:ind w:left="2880" w:hanging="360"/>
+      </w:pPr>
+      <w:rPr>
+        <w:rFonts w:hint="default" w:ascii="Symbol" w:hAnsi="Symbol"/>
+      </w:rPr>
+    </w:lvl>
+    <w:lvl xmlns:w="http://schemas.openxmlformats.org/wordprocessingml/2006/main" w:ilvl="4">
+      <w:start w:val="1"/>
+      <w:numFmt w:val="bullet"/>
+      <w:lvlText w:val="o"/>
+      <w:lvlJc w:val="left"/>
+      <w:pPr>
+        <w:ind w:left="3600" w:hanging="360"/>
+      </w:pPr>
+      <w:rPr>
+        <w:rFonts w:hint="default" w:ascii="Courier New" w:hAnsi="Courier New"/>
+      </w:rPr>
+    </w:lvl>
+    <w:lvl xmlns:w="http://schemas.openxmlformats.org/wordprocessingml/2006/main" w:ilvl="5">
+      <w:start w:val="1"/>
+      <w:numFmt w:val="bullet"/>
+      <w:lvlText w:val=""/>
+      <w:lvlJc w:val="left"/>
+      <w:pPr>
+        <w:ind w:left="4320" w:hanging="360"/>
+      </w:pPr>
+      <w:rPr>
+        <w:rFonts w:hint="default" w:ascii="Wingdings" w:hAnsi="Wingdings"/>
+      </w:rPr>
+    </w:lvl>
+    <w:lvl xmlns:w="http://schemas.openxmlformats.org/wordprocessingml/2006/main" w:ilvl="6">
+      <w:start w:val="1"/>
+      <w:numFmt w:val="bullet"/>
+      <w:lvlText w:val=""/>
+      <w:lvlJc w:val="left"/>
+      <w:pPr>
+        <w:ind w:left="5040" w:hanging="360"/>
+      </w:pPr>
+      <w:rPr>
+        <w:rFonts w:hint="default" w:ascii="Symbol" w:hAnsi="Symbol"/>
+      </w:rPr>
+    </w:lvl>
+    <w:lvl xmlns:w="http://schemas.openxmlformats.org/wordprocessingml/2006/main" w:ilvl="7">
+      <w:start w:val="1"/>
+      <w:numFmt w:val="bullet"/>
+      <w:lvlText w:val="o"/>
+      <w:lvlJc w:val="left"/>
+      <w:pPr>
+        <w:ind w:left="5760" w:hanging="360"/>
+      </w:pPr>
+      <w:rPr>
+        <w:rFonts w:hint="default" w:ascii="Courier New" w:hAnsi="Courier New"/>
+      </w:rPr>
+    </w:lvl>
+    <w:lvl xmlns:w="http://schemas.openxmlformats.org/wordprocessingml/2006/main" w:ilvl="8">
+      <w:start w:val="1"/>
+      <w:numFmt w:val="bullet"/>
+      <w:lvlText w:val=""/>
+      <w:lvlJc w:val="left"/>
+      <w:pPr>
+        <w:ind w:left="6480" w:hanging="360"/>
+      </w:pPr>
+      <w:rPr>
+        <w:rFonts w:hint="default" w:ascii="Wingdings" w:hAnsi="Wingdings"/>
+      </w:rPr>
+    </w:lvl>
+  </w:abstractNum>
+  <w:abstractNum xmlns:w="http://schemas.openxmlformats.org/wordprocessingml/2006/main" w:abstractNumId="7">
+    <w:nsid w:val="1ad9a810"/>
+    <w:multiLevelType xmlns:w="http://schemas.openxmlformats.org/wordprocessingml/2006/main" w:val="hybridMultilevel"/>
+    <w:lvl xmlns:w="http://schemas.openxmlformats.org/wordprocessingml/2006/main" w:ilvl="0">
+      <w:start w:val="1"/>
+      <w:numFmt w:val="bullet"/>
+      <w:lvlText w:val=""/>
+      <w:lvlJc w:val="left"/>
+      <w:pPr>
+        <w:ind w:left="720" w:hanging="360"/>
+      </w:pPr>
+      <w:rPr>
+        <w:rFonts w:hint="default" w:ascii="Symbol" w:hAnsi="Symbol"/>
+      </w:rPr>
+    </w:lvl>
+    <w:lvl xmlns:w="http://schemas.openxmlformats.org/wordprocessingml/2006/main" w:ilvl="1">
+      <w:start w:val="1"/>
+      <w:numFmt w:val="bullet"/>
+      <w:lvlText w:val="o"/>
+      <w:lvlJc w:val="left"/>
+      <w:pPr>
+        <w:ind w:left="1440" w:hanging="360"/>
+      </w:pPr>
+      <w:rPr>
+        <w:rFonts w:hint="default" w:ascii="Courier New" w:hAnsi="Courier New"/>
+      </w:rPr>
+    </w:lvl>
+    <w:lvl xmlns:w="http://schemas.openxmlformats.org/wordprocessingml/2006/main" w:ilvl="2">
+      <w:start w:val="1"/>
+      <w:numFmt w:val="bullet"/>
+      <w:lvlText w:val=""/>
+      <w:lvlJc w:val="left"/>
+      <w:pPr>
+        <w:ind w:left="2160" w:hanging="360"/>
+      </w:pPr>
+      <w:rPr>
+        <w:rFonts w:hint="default" w:ascii="Wingdings" w:hAnsi="Wingdings"/>
+      </w:rPr>
+    </w:lvl>
+    <w:lvl xmlns:w="http://schemas.openxmlformats.org/wordprocessingml/2006/main" w:ilvl="3">
+      <w:start w:val="1"/>
+      <w:numFmt w:val="bullet"/>
+      <w:lvlText w:val=""/>
+      <w:lvlJc w:val="left"/>
+      <w:pPr>
+        <w:ind w:left="2880" w:hanging="360"/>
+      </w:pPr>
+      <w:rPr>
+        <w:rFonts w:hint="default" w:ascii="Symbol" w:hAnsi="Symbol"/>
+      </w:rPr>
+    </w:lvl>
+    <w:lvl xmlns:w="http://schemas.openxmlformats.org/wordprocessingml/2006/main" w:ilvl="4">
+      <w:start w:val="1"/>
+      <w:numFmt w:val="bullet"/>
+      <w:lvlText w:val="o"/>
+      <w:lvlJc w:val="left"/>
+      <w:pPr>
+        <w:ind w:left="3600" w:hanging="360"/>
+      </w:pPr>
+      <w:rPr>
+        <w:rFonts w:hint="default" w:ascii="Courier New" w:hAnsi="Courier New"/>
+      </w:rPr>
+    </w:lvl>
+    <w:lvl xmlns:w="http://schemas.openxmlformats.org/wordprocessingml/2006/main" w:ilvl="5">
+      <w:start w:val="1"/>
+      <w:numFmt w:val="bullet"/>
+      <w:lvlText w:val=""/>
+      <w:lvlJc w:val="left"/>
+      <w:pPr>
+        <w:ind w:left="4320" w:hanging="360"/>
+      </w:pPr>
+      <w:rPr>
+        <w:rFonts w:hint="default" w:ascii="Wingdings" w:hAnsi="Wingdings"/>
+      </w:rPr>
+    </w:lvl>
+    <w:lvl xmlns:w="http://schemas.openxmlformats.org/wordprocessingml/2006/main" w:ilvl="6">
+      <w:start w:val="1"/>
+      <w:numFmt w:val="bullet"/>
+      <w:lvlText w:val=""/>
+      <w:lvlJc w:val="left"/>
+      <w:pPr>
+        <w:ind w:left="5040" w:hanging="360"/>
+      </w:pPr>
+      <w:rPr>
+        <w:rFonts w:hint="default" w:ascii="Symbol" w:hAnsi="Symbol"/>
+      </w:rPr>
+    </w:lvl>
+    <w:lvl xmlns:w="http://schemas.openxmlformats.org/wordprocessingml/2006/main" w:ilvl="7">
+      <w:start w:val="1"/>
+      <w:numFmt w:val="bullet"/>
+      <w:lvlText w:val="o"/>
+      <w:lvlJc w:val="left"/>
+      <w:pPr>
+        <w:ind w:left="5760" w:hanging="360"/>
+      </w:pPr>
+      <w:rPr>
+        <w:rFonts w:hint="default" w:ascii="Courier New" w:hAnsi="Courier New"/>
+      </w:rPr>
+    </w:lvl>
+    <w:lvl xmlns:w="http://schemas.openxmlformats.org/wordprocessingml/2006/main" w:ilvl="8">
+      <w:start w:val="1"/>
+      <w:numFmt w:val="bullet"/>
+      <w:lvlText w:val=""/>
+      <w:lvlJc w:val="left"/>
+      <w:pPr>
+        <w:ind w:left="6480" w:hanging="360"/>
+      </w:pPr>
+      <w:rPr>
+        <w:rFonts w:hint="default" w:ascii="Wingdings" w:hAnsi="Wingdings"/>
+      </w:rPr>
+    </w:lvl>
+  </w:abstractNum>
+  <w:abstractNum xmlns:w="http://schemas.openxmlformats.org/wordprocessingml/2006/main" w:abstractNumId="6">
+    <w:nsid w:val="501842ea"/>
+    <w:multiLevelType xmlns:w="http://schemas.openxmlformats.org/wordprocessingml/2006/main" w:val="hybridMultilevel"/>
+    <w:lvl xmlns:w="http://schemas.openxmlformats.org/wordprocessingml/2006/main" w:ilvl="0">
+      <w:start w:val="1"/>
+      <w:numFmt w:val="bullet"/>
+      <w:lvlText w:val=""/>
+      <w:lvlJc w:val="left"/>
+      <w:pPr>
+        <w:ind w:left="720" w:hanging="360"/>
+      </w:pPr>
+      <w:rPr>
+        <w:rFonts w:hint="default" w:ascii="Symbol" w:hAnsi="Symbol"/>
+      </w:rPr>
+    </w:lvl>
+    <w:lvl xmlns:w="http://schemas.openxmlformats.org/wordprocessingml/2006/main" w:ilvl="1">
+      <w:start w:val="1"/>
+      <w:numFmt w:val="bullet"/>
+      <w:lvlText w:val="o"/>
+      <w:lvlJc w:val="left"/>
+      <w:pPr>
+        <w:ind w:left="1440" w:hanging="360"/>
+      </w:pPr>
+      <w:rPr>
+        <w:rFonts w:hint="default" w:ascii="Courier New" w:hAnsi="Courier New"/>
+      </w:rPr>
+    </w:lvl>
+    <w:lvl xmlns:w="http://schemas.openxmlformats.org/wordprocessingml/2006/main" w:ilvl="2">
+      <w:start w:val="1"/>
+      <w:numFmt w:val="bullet"/>
+      <w:lvlText w:val=""/>
+      <w:lvlJc w:val="left"/>
+      <w:pPr>
+        <w:ind w:left="2160" w:hanging="360"/>
+      </w:pPr>
+      <w:rPr>
+        <w:rFonts w:hint="default" w:ascii="Wingdings" w:hAnsi="Wingdings"/>
+      </w:rPr>
+    </w:lvl>
+    <w:lvl xmlns:w="http://schemas.openxmlformats.org/wordprocessingml/2006/main" w:ilvl="3">
+      <w:start w:val="1"/>
+      <w:numFmt w:val="bullet"/>
+      <w:lvlText w:val=""/>
+      <w:lvlJc w:val="left"/>
+      <w:pPr>
+        <w:ind w:left="2880" w:hanging="360"/>
+      </w:pPr>
+      <w:rPr>
+        <w:rFonts w:hint="default" w:ascii="Symbol" w:hAnsi="Symbol"/>
+      </w:rPr>
+    </w:lvl>
+    <w:lvl xmlns:w="http://schemas.openxmlformats.org/wordprocessingml/2006/main" w:ilvl="4">
+      <w:start w:val="1"/>
+      <w:numFmt w:val="bullet"/>
+      <w:lvlText w:val="o"/>
+      <w:lvlJc w:val="left"/>
+      <w:pPr>
+        <w:ind w:left="3600" w:hanging="360"/>
+      </w:pPr>
+      <w:rPr>
+        <w:rFonts w:hint="default" w:ascii="Courier New" w:hAnsi="Courier New"/>
+      </w:rPr>
+    </w:lvl>
+    <w:lvl xmlns:w="http://schemas.openxmlformats.org/wordprocessingml/2006/main" w:ilvl="5">
+      <w:start w:val="1"/>
+      <w:numFmt w:val="bullet"/>
+      <w:lvlText w:val=""/>
+      <w:lvlJc w:val="left"/>
+      <w:pPr>
+        <w:ind w:left="4320" w:hanging="360"/>
+      </w:pPr>
+      <w:rPr>
+        <w:rFonts w:hint="default" w:ascii="Wingdings" w:hAnsi="Wingdings"/>
+      </w:rPr>
+    </w:lvl>
+    <w:lvl xmlns:w="http://schemas.openxmlformats.org/wordprocessingml/2006/main" w:ilvl="6">
+      <w:start w:val="1"/>
+      <w:numFmt w:val="bullet"/>
+      <w:lvlText w:val=""/>
+      <w:lvlJc w:val="left"/>
+      <w:pPr>
+        <w:ind w:left="5040" w:hanging="360"/>
+      </w:pPr>
+      <w:rPr>
+        <w:rFonts w:hint="default" w:ascii="Symbol" w:hAnsi="Symbol"/>
+      </w:rPr>
+    </w:lvl>
+    <w:lvl xmlns:w="http://schemas.openxmlformats.org/wordprocessingml/2006/main" w:ilvl="7">
+      <w:start w:val="1"/>
+      <w:numFmt w:val="bullet"/>
+      <w:lvlText w:val="o"/>
+      <w:lvlJc w:val="left"/>
+      <w:pPr>
+        <w:ind w:left="5760" w:hanging="360"/>
+      </w:pPr>
+      <w:rPr>
+        <w:rFonts w:hint="default" w:ascii="Courier New" w:hAnsi="Courier New"/>
+      </w:rPr>
+    </w:lvl>
+    <w:lvl xmlns:w="http://schemas.openxmlformats.org/wordprocessingml/2006/main" w:ilvl="8">
+      <w:start w:val="1"/>
+      <w:numFmt w:val="bullet"/>
+      <w:lvlText w:val=""/>
+      <w:lvlJc w:val="left"/>
+      <w:pPr>
+        <w:ind w:left="6480" w:hanging="360"/>
+      </w:pPr>
+      <w:rPr>
+        <w:rFonts w:hint="default" w:ascii="Wingdings" w:hAnsi="Wingdings"/>
+      </w:rPr>
+    </w:lvl>
+  </w:abstractNum>
+  <w:abstractNum xmlns:w="http://schemas.openxmlformats.org/wordprocessingml/2006/main" w:abstractNumId="5">
+    <w:nsid w:val="4c504dd2"/>
+    <w:multiLevelType xmlns:w="http://schemas.openxmlformats.org/wordprocessingml/2006/main" w:val="hybridMultilevel"/>
+    <w:lvl xmlns:w="http://schemas.openxmlformats.org/wordprocessingml/2006/main" w:ilvl="0">
+      <w:start w:val="1"/>
+      <w:numFmt w:val="bullet"/>
+      <w:lvlText w:val=""/>
+      <w:lvlJc w:val="left"/>
+      <w:pPr>
+        <w:ind w:left="720" w:hanging="360"/>
+      </w:pPr>
+      <w:rPr>
+        <w:rFonts w:hint="default" w:ascii="Symbol" w:hAnsi="Symbol"/>
+      </w:rPr>
+    </w:lvl>
+    <w:lvl xmlns:w="http://schemas.openxmlformats.org/wordprocessingml/2006/main" w:ilvl="1">
+      <w:start w:val="1"/>
+      <w:numFmt w:val="bullet"/>
+      <w:lvlText w:val="o"/>
+      <w:lvlJc w:val="left"/>
+      <w:pPr>
+        <w:ind w:left="1440" w:hanging="360"/>
+      </w:pPr>
+      <w:rPr>
+        <w:rFonts w:hint="default" w:ascii="Courier New" w:hAnsi="Courier New"/>
+      </w:rPr>
+    </w:lvl>
+    <w:lvl xmlns:w="http://schemas.openxmlformats.org/wordprocessingml/2006/main" w:ilvl="2">
+      <w:start w:val="1"/>
+      <w:numFmt w:val="bullet"/>
+      <w:lvlText w:val=""/>
+      <w:lvlJc w:val="left"/>
+      <w:pPr>
+        <w:ind w:left="2160" w:hanging="360"/>
+      </w:pPr>
+      <w:rPr>
+        <w:rFonts w:hint="default" w:ascii="Wingdings" w:hAnsi="Wingdings"/>
+      </w:rPr>
+    </w:lvl>
+    <w:lvl xmlns:w="http://schemas.openxmlformats.org/wordprocessingml/2006/main" w:ilvl="3">
+      <w:start w:val="1"/>
+      <w:numFmt w:val="bullet"/>
+      <w:lvlText w:val=""/>
+      <w:lvlJc w:val="left"/>
+      <w:pPr>
+        <w:ind w:left="2880" w:hanging="360"/>
+      </w:pPr>
+      <w:rPr>
+        <w:rFonts w:hint="default" w:ascii="Symbol" w:hAnsi="Symbol"/>
+      </w:rPr>
+    </w:lvl>
+    <w:lvl xmlns:w="http://schemas.openxmlformats.org/wordprocessingml/2006/main" w:ilvl="4">
+      <w:start w:val="1"/>
+      <w:numFmt w:val="bullet"/>
+      <w:lvlText w:val="o"/>
+      <w:lvlJc w:val="left"/>
+      <w:pPr>
+        <w:ind w:left="3600" w:hanging="360"/>
+      </w:pPr>
+      <w:rPr>
+        <w:rFonts w:hint="default" w:ascii="Courier New" w:hAnsi="Courier New"/>
+      </w:rPr>
+    </w:lvl>
+    <w:lvl xmlns:w="http://schemas.openxmlformats.org/wordprocessingml/2006/main" w:ilvl="5">
+      <w:start w:val="1"/>
+      <w:numFmt w:val="bullet"/>
+      <w:lvlText w:val=""/>
+      <w:lvlJc w:val="left"/>
+      <w:pPr>
+        <w:ind w:left="4320" w:hanging="360"/>
+      </w:pPr>
+      <w:rPr>
+        <w:rFonts w:hint="default" w:ascii="Wingdings" w:hAnsi="Wingdings"/>
+      </w:rPr>
+    </w:lvl>
+    <w:lvl xmlns:w="http://schemas.openxmlformats.org/wordprocessingml/2006/main" w:ilvl="6">
+      <w:start w:val="1"/>
+      <w:numFmt w:val="bullet"/>
+      <w:lvlText w:val=""/>
+      <w:lvlJc w:val="left"/>
+      <w:pPr>
+        <w:ind w:left="5040" w:hanging="360"/>
+      </w:pPr>
+      <w:rPr>
+        <w:rFonts w:hint="default" w:ascii="Symbol" w:hAnsi="Symbol"/>
+      </w:rPr>
+    </w:lvl>
+    <w:lvl xmlns:w="http://schemas.openxmlformats.org/wordprocessingml/2006/main" w:ilvl="7">
+      <w:start w:val="1"/>
+      <w:numFmt w:val="bullet"/>
+      <w:lvlText w:val="o"/>
+      <w:lvlJc w:val="left"/>
+      <w:pPr>
+        <w:ind w:left="5760" w:hanging="360"/>
+      </w:pPr>
+      <w:rPr>
+        <w:rFonts w:hint="default" w:ascii="Courier New" w:hAnsi="Courier New"/>
+      </w:rPr>
+    </w:lvl>
+    <w:lvl xmlns:w="http://schemas.openxmlformats.org/wordprocessingml/2006/main" w:ilvl="8">
+      <w:start w:val="1"/>
+      <w:numFmt w:val="bullet"/>
+      <w:lvlText w:val=""/>
+      <w:lvlJc w:val="left"/>
+      <w:pPr>
+        <w:ind w:left="6480" w:hanging="360"/>
+      </w:pPr>
+      <w:rPr>
+        <w:rFonts w:hint="default" w:ascii="Wingdings" w:hAnsi="Wingdings"/>
+      </w:rPr>
+    </w:lvl>
+  </w:abstractNum>
+  <w:abstractNum xmlns:w="http://schemas.openxmlformats.org/wordprocessingml/2006/main" w:abstractNumId="4">
+    <w:nsid w:val="2e6ee55"/>
+    <w:multiLevelType xmlns:w="http://schemas.openxmlformats.org/wordprocessingml/2006/main" w:val="hybridMultilevel"/>
+    <w:lvl xmlns:w="http://schemas.openxmlformats.org/wordprocessingml/2006/main" w:ilvl="0">
+      <w:start w:val="1"/>
+      <w:numFmt w:val="bullet"/>
+      <w:lvlText w:val=""/>
+      <w:lvlJc w:val="left"/>
+      <w:pPr>
+        <w:ind w:left="720" w:hanging="360"/>
+      </w:pPr>
+      <w:rPr>
+        <w:rFonts w:hint="default" w:ascii="Symbol" w:hAnsi="Symbol"/>
+      </w:rPr>
+    </w:lvl>
+    <w:lvl xmlns:w="http://schemas.openxmlformats.org/wordprocessingml/2006/main" w:ilvl="1">
+      <w:start w:val="1"/>
+      <w:numFmt w:val="bullet"/>
+      <w:lvlText w:val="o"/>
+      <w:lvlJc w:val="left"/>
+      <w:pPr>
+        <w:ind w:left="1440" w:hanging="360"/>
+      </w:pPr>
+      <w:rPr>
+        <w:rFonts w:hint="default" w:ascii="Courier New" w:hAnsi="Courier New"/>
+      </w:rPr>
+    </w:lvl>
+    <w:lvl xmlns:w="http://schemas.openxmlformats.org/wordprocessingml/2006/main" w:ilvl="2">
+      <w:start w:val="1"/>
+      <w:numFmt w:val="bullet"/>
+      <w:lvlText w:val=""/>
+      <w:lvlJc w:val="left"/>
+      <w:pPr>
+        <w:ind w:left="2160" w:hanging="360"/>
+      </w:pPr>
+      <w:rPr>
+        <w:rFonts w:hint="default" w:ascii="Wingdings" w:hAnsi="Wingdings"/>
+      </w:rPr>
+    </w:lvl>
+    <w:lvl xmlns:w="http://schemas.openxmlformats.org/wordprocessingml/2006/main" w:ilvl="3">
+      <w:start w:val="1"/>
+      <w:numFmt w:val="bullet"/>
+      <w:lvlText w:val=""/>
+      <w:lvlJc w:val="left"/>
+      <w:pPr>
+        <w:ind w:left="2880" w:hanging="360"/>
+      </w:pPr>
+      <w:rPr>
+        <w:rFonts w:hint="default" w:ascii="Symbol" w:hAnsi="Symbol"/>
+      </w:rPr>
+    </w:lvl>
+    <w:lvl xmlns:w="http://schemas.openxmlformats.org/wordprocessingml/2006/main" w:ilvl="4">
+      <w:start w:val="1"/>
+      <w:numFmt w:val="bullet"/>
+      <w:lvlText w:val="o"/>
+      <w:lvlJc w:val="left"/>
+      <w:pPr>
+        <w:ind w:left="3600" w:hanging="360"/>
+      </w:pPr>
+      <w:rPr>
+        <w:rFonts w:hint="default" w:ascii="Courier New" w:hAnsi="Courier New"/>
+      </w:rPr>
+    </w:lvl>
+    <w:lvl xmlns:w="http://schemas.openxmlformats.org/wordprocessingml/2006/main" w:ilvl="5">
+      <w:start w:val="1"/>
+      <w:numFmt w:val="bullet"/>
+      <w:lvlText w:val=""/>
+      <w:lvlJc w:val="left"/>
+      <w:pPr>
+        <w:ind w:left="4320" w:hanging="360"/>
+      </w:pPr>
+      <w:rPr>
+        <w:rFonts w:hint="default" w:ascii="Wingdings" w:hAnsi="Wingdings"/>
+      </w:rPr>
+    </w:lvl>
+    <w:lvl xmlns:w="http://schemas.openxmlformats.org/wordprocessingml/2006/main" w:ilvl="6">
+      <w:start w:val="1"/>
+      <w:numFmt w:val="bullet"/>
+      <w:lvlText w:val=""/>
+      <w:lvlJc w:val="left"/>
+      <w:pPr>
+        <w:ind w:left="5040" w:hanging="360"/>
+      </w:pPr>
+      <w:rPr>
+        <w:rFonts w:hint="default" w:ascii="Symbol" w:hAnsi="Symbol"/>
+      </w:rPr>
+    </w:lvl>
+    <w:lvl xmlns:w="http://schemas.openxmlformats.org/wordprocessingml/2006/main" w:ilvl="7">
+      <w:start w:val="1"/>
+      <w:numFmt w:val="bullet"/>
+      <w:lvlText w:val="o"/>
+      <w:lvlJc w:val="left"/>
+      <w:pPr>
+        <w:ind w:left="5760" w:hanging="360"/>
+      </w:pPr>
+      <w:rPr>
+        <w:rFonts w:hint="default" w:ascii="Courier New" w:hAnsi="Courier New"/>
+      </w:rPr>
+    </w:lvl>
+    <w:lvl xmlns:w="http://schemas.openxmlformats.org/wordprocessingml/2006/main" w:ilvl="8">
+      <w:start w:val="1"/>
+      <w:numFmt w:val="bullet"/>
+      <w:lvlText w:val=""/>
+      <w:lvlJc w:val="left"/>
+      <w:pPr>
+        <w:ind w:left="6480" w:hanging="360"/>
+      </w:pPr>
+      <w:rPr>
+        <w:rFonts w:hint="default" w:ascii="Wingdings" w:hAnsi="Wingdings"/>
+      </w:rPr>
+    </w:lvl>
+  </w:abstractNum>
+  <w:abstractNum xmlns:w="http://schemas.openxmlformats.org/wordprocessingml/2006/main" w:abstractNumId="3">
+    <w:nsid w:val="1bcab445"/>
+    <w:multiLevelType xmlns:w="http://schemas.openxmlformats.org/wordprocessingml/2006/main" w:val="hybridMultilevel"/>
+    <w:lvl xmlns:w="http://schemas.openxmlformats.org/wordprocessingml/2006/main" w:ilvl="0">
+      <w:start w:val="1"/>
+      <w:numFmt w:val="bullet"/>
+      <w:lvlText w:val=""/>
+      <w:lvlJc w:val="left"/>
+      <w:pPr>
+        <w:ind w:left="720" w:hanging="360"/>
+      </w:pPr>
+      <w:rPr>
+        <w:rFonts w:hint="default" w:ascii="Symbol" w:hAnsi="Symbol"/>
+      </w:rPr>
+    </w:lvl>
+    <w:lvl xmlns:w="http://schemas.openxmlformats.org/wordprocessingml/2006/main" w:ilvl="1">
+      <w:start w:val="1"/>
+      <w:numFmt w:val="bullet"/>
+      <w:lvlText w:val="o"/>
+      <w:lvlJc w:val="left"/>
+      <w:pPr>
+        <w:ind w:left="1440" w:hanging="360"/>
+      </w:pPr>
+      <w:rPr>
+        <w:rFonts w:hint="default" w:ascii="Courier New" w:hAnsi="Courier New"/>
+      </w:rPr>
+    </w:lvl>
+    <w:lvl xmlns:w="http://schemas.openxmlformats.org/wordprocessingml/2006/main" w:ilvl="2">
+      <w:start w:val="1"/>
+      <w:numFmt w:val="bullet"/>
+      <w:lvlText w:val=""/>
+      <w:lvlJc w:val="left"/>
+      <w:pPr>
+        <w:ind w:left="2160" w:hanging="360"/>
+      </w:pPr>
+      <w:rPr>
+        <w:rFonts w:hint="default" w:ascii="Wingdings" w:hAnsi="Wingdings"/>
+      </w:rPr>
+    </w:lvl>
+    <w:lvl xmlns:w="http://schemas.openxmlformats.org/wordprocessingml/2006/main" w:ilvl="3">
+      <w:start w:val="1"/>
+      <w:numFmt w:val="bullet"/>
+      <w:lvlText w:val=""/>
+      <w:lvlJc w:val="left"/>
+      <w:pPr>
+        <w:ind w:left="2880" w:hanging="360"/>
+      </w:pPr>
+      <w:rPr>
+        <w:rFonts w:hint="default" w:ascii="Symbol" w:hAnsi="Symbol"/>
+      </w:rPr>
+    </w:lvl>
+    <w:lvl xmlns:w="http://schemas.openxmlformats.org/wordprocessingml/2006/main" w:ilvl="4">
+      <w:start w:val="1"/>
+      <w:numFmt w:val="bullet"/>
+      <w:lvlText w:val="o"/>
+      <w:lvlJc w:val="left"/>
+      <w:pPr>
+        <w:ind w:left="3600" w:hanging="360"/>
+      </w:pPr>
+      <w:rPr>
+        <w:rFonts w:hint="default" w:ascii="Courier New" w:hAnsi="Courier New"/>
+      </w:rPr>
+    </w:lvl>
+    <w:lvl xmlns:w="http://schemas.openxmlformats.org/wordprocessingml/2006/main" w:ilvl="5">
+      <w:start w:val="1"/>
+      <w:numFmt w:val="bullet"/>
+      <w:lvlText w:val=""/>
+      <w:lvlJc w:val="left"/>
+      <w:pPr>
+        <w:ind w:left="4320" w:hanging="360"/>
+      </w:pPr>
+      <w:rPr>
+        <w:rFonts w:hint="default" w:ascii="Wingdings" w:hAnsi="Wingdings"/>
+      </w:rPr>
+    </w:lvl>
+    <w:lvl xmlns:w="http://schemas.openxmlformats.org/wordprocessingml/2006/main" w:ilvl="6">
+      <w:start w:val="1"/>
+      <w:numFmt w:val="bullet"/>
+      <w:lvlText w:val=""/>
+      <w:lvlJc w:val="left"/>
+      <w:pPr>
+        <w:ind w:left="5040" w:hanging="360"/>
+      </w:pPr>
+      <w:rPr>
+        <w:rFonts w:hint="default" w:ascii="Symbol" w:hAnsi="Symbol"/>
+      </w:rPr>
+    </w:lvl>
+    <w:lvl xmlns:w="http://schemas.openxmlformats.org/wordprocessingml/2006/main" w:ilvl="7">
+      <w:start w:val="1"/>
+      <w:numFmt w:val="bullet"/>
+      <w:lvlText w:val="o"/>
+      <w:lvlJc w:val="left"/>
+      <w:pPr>
+        <w:ind w:left="5760" w:hanging="360"/>
+      </w:pPr>
+      <w:rPr>
+        <w:rFonts w:hint="default" w:ascii="Courier New" w:hAnsi="Courier New"/>
+      </w:rPr>
+    </w:lvl>
+    <w:lvl xmlns:w="http://schemas.openxmlformats.org/wordprocessingml/2006/main" w:ilvl="8">
+      <w:start w:val="1"/>
+      <w:numFmt w:val="bullet"/>
+      <w:lvlText w:val=""/>
+      <w:lvlJc w:val="left"/>
+      <w:pPr>
+        <w:ind w:left="6480" w:hanging="360"/>
+      </w:pPr>
+      <w:rPr>
+        <w:rFonts w:hint="default" w:ascii="Wingdings" w:hAnsi="Wingdings"/>
+      </w:rPr>
+    </w:lvl>
+  </w:abstractNum>
+  <w:abstractNum xmlns:w="http://schemas.openxmlformats.org/wordprocessingml/2006/main" w:abstractNumId="2">
+    <w:nsid w:val="3668de1f"/>
+    <w:multiLevelType xmlns:w="http://schemas.openxmlformats.org/wordprocessingml/2006/main" w:val="hybridMultilevel"/>
+    <w:lvl xmlns:w="http://schemas.openxmlformats.org/wordprocessingml/2006/main" w:ilvl="0">
+      <w:start w:val="1"/>
+      <w:numFmt w:val="bullet"/>
+      <w:lvlText w:val=""/>
+      <w:lvlJc w:val="left"/>
+      <w:pPr>
+        <w:ind w:left="360" w:hanging="360"/>
+      </w:pPr>
+      <w:rPr>
+        <w:rFonts w:hint="default" w:ascii="Symbol" w:hAnsi="Symbol"/>
+      </w:rPr>
+    </w:lvl>
+    <w:lvl xmlns:w="http://schemas.openxmlformats.org/wordprocessingml/2006/main" w:ilvl="1">
+      <w:start w:val="1"/>
+      <w:numFmt w:val="bullet"/>
+      <w:lvlText w:val="o"/>
+      <w:lvlJc w:val="left"/>
+      <w:pPr>
+        <w:ind w:left="1080" w:hanging="360"/>
+      </w:pPr>
+      <w:rPr>
+        <w:rFonts w:hint="default" w:ascii="Courier New" w:hAnsi="Courier New"/>
+      </w:rPr>
+    </w:lvl>
+    <w:lvl xmlns:w="http://schemas.openxmlformats.org/wordprocessingml/2006/main" w:ilvl="2">
+      <w:start w:val="1"/>
+      <w:numFmt w:val="bullet"/>
+      <w:lvlText w:val=""/>
+      <w:lvlJc w:val="left"/>
+      <w:pPr>
+        <w:ind w:left="1800" w:hanging="360"/>
+      </w:pPr>
+      <w:rPr>
+        <w:rFonts w:hint="default" w:ascii="Wingdings" w:hAnsi="Wingdings"/>
+      </w:rPr>
+    </w:lvl>
+    <w:lvl xmlns:w="http://schemas.openxmlformats.org/wordprocessingml/2006/main" w:ilvl="3">
+      <w:start w:val="1"/>
+      <w:numFmt w:val="bullet"/>
+      <w:lvlText w:val=""/>
+      <w:lvlJc w:val="left"/>
+      <w:pPr>
+        <w:ind w:left="2520" w:hanging="360"/>
+      </w:pPr>
+      <w:rPr>
+        <w:rFonts w:hint="default" w:ascii="Symbol" w:hAnsi="Symbol"/>
+      </w:rPr>
+    </w:lvl>
+    <w:lvl xmlns:w="http://schemas.openxmlformats.org/wordprocessingml/2006/main" w:ilvl="4">
+      <w:start w:val="1"/>
+      <w:numFmt w:val="bullet"/>
+      <w:lvlText w:val="o"/>
+      <w:lvlJc w:val="left"/>
+      <w:pPr>
+        <w:ind w:left="3240" w:hanging="360"/>
+      </w:pPr>
+      <w:rPr>
+        <w:rFonts w:hint="default" w:ascii="Courier New" w:hAnsi="Courier New"/>
+      </w:rPr>
+    </w:lvl>
+    <w:lvl xmlns:w="http://schemas.openxmlformats.org/wordprocessingml/2006/main" w:ilvl="5">
+      <w:start w:val="1"/>
+      <w:numFmt w:val="bullet"/>
+      <w:lvlText w:val=""/>
+      <w:lvlJc w:val="left"/>
+      <w:pPr>
+        <w:ind w:left="3960" w:hanging="360"/>
+      </w:pPr>
+      <w:rPr>
+        <w:rFonts w:hint="default" w:ascii="Wingdings" w:hAnsi="Wingdings"/>
+      </w:rPr>
+    </w:lvl>
+    <w:lvl xmlns:w="http://schemas.openxmlformats.org/wordprocessingml/2006/main" w:ilvl="6">
+      <w:start w:val="1"/>
+      <w:numFmt w:val="bullet"/>
+      <w:lvlText w:val=""/>
+      <w:lvlJc w:val="left"/>
+      <w:pPr>
+        <w:ind w:left="4680" w:hanging="360"/>
+      </w:pPr>
+      <w:rPr>
+        <w:rFonts w:hint="default" w:ascii="Symbol" w:hAnsi="Symbol"/>
+      </w:rPr>
+    </w:lvl>
+    <w:lvl xmlns:w="http://schemas.openxmlformats.org/wordprocessingml/2006/main" w:ilvl="7">
+      <w:start w:val="1"/>
+      <w:numFmt w:val="bullet"/>
+      <w:lvlText w:val="o"/>
+      <w:lvlJc w:val="left"/>
+      <w:pPr>
+        <w:ind w:left="5400" w:hanging="360"/>
+      </w:pPr>
+      <w:rPr>
+        <w:rFonts w:hint="default" w:ascii="Courier New" w:hAnsi="Courier New"/>
+      </w:rPr>
+    </w:lvl>
+    <w:lvl xmlns:w="http://schemas.openxmlformats.org/wordprocessingml/2006/main" w:ilvl="8">
+      <w:start w:val="1"/>
+      <w:numFmt w:val="bullet"/>
+      <w:lvlText w:val=""/>
+      <w:lvlJc w:val="left"/>
+      <w:pPr>
+        <w:ind w:left="6120" w:hanging="360"/>
+      </w:pPr>
+      <w:rPr>
+        <w:rFonts w:hint="default" w:ascii="Wingdings" w:hAnsi="Wingdings"/>
+      </w:rPr>
+    </w:lvl>
+  </w:abstractNum>
+  <w:abstractNum xmlns:w="http://schemas.openxmlformats.org/wordprocessingml/2006/main" w:abstractNumId="1">
+    <w:nsid w:val="7ff1f6e3"/>
+    <w:multiLevelType xmlns:w="http://schemas.openxmlformats.org/wordprocessingml/2006/main" w:val="hybridMultilevel"/>
+    <w:lvl xmlns:w="http://schemas.openxmlformats.org/wordprocessingml/2006/main" w:ilvl="0">
+      <w:start w:val="1"/>
+      <w:numFmt w:val="decimal"/>
+      <w:lvlText w:val="%1."/>
+      <w:lvlJc w:val="left"/>
+      <w:pPr>
+        <w:ind w:left="720" w:hanging="360"/>
+      </w:pPr>
+    </w:lvl>
+    <w:lvl xmlns:w="http://schemas.openxmlformats.org/wordprocessingml/2006/main" w:ilvl="1">
+      <w:start w:val="1"/>
+      <w:numFmt w:val="lowerLetter"/>
+      <w:lvlText w:val="%2."/>
+      <w:lvlJc w:val="left"/>
+      <w:pPr>
+        <w:ind w:left="1440" w:hanging="360"/>
+      </w:pPr>
+    </w:lvl>
+    <w:lvl xmlns:w="http://schemas.openxmlformats.org/wordprocessingml/2006/main" w:ilvl="2">
+      <w:start w:val="1"/>
+      <w:numFmt w:val="lowerRoman"/>
+      <w:lvlText w:val="%3."/>
+      <w:lvlJc w:val="right"/>
+      <w:pPr>
+        <w:ind w:left="2160" w:hanging="180"/>
+      </w:pPr>
+    </w:lvl>
+    <w:lvl xmlns:w="http://schemas.openxmlformats.org/wordprocessingml/2006/main" w:ilvl="3">
+      <w:start w:val="1"/>
+      <w:numFmt w:val="decimal"/>
+      <w:lvlText w:val="%4."/>
+      <w:lvlJc w:val="left"/>
+      <w:pPr>
+        <w:ind w:left="2880" w:hanging="360"/>
+      </w:pPr>
+    </w:lvl>
+    <w:lvl xmlns:w="http://schemas.openxmlformats.org/wordprocessingml/2006/main" w:ilvl="4">
+      <w:start w:val="1"/>
+      <w:numFmt w:val="lowerLetter"/>
+      <w:lvlText w:val="%5."/>
+      <w:lvlJc w:val="left"/>
+      <w:pPr>
+        <w:ind w:left="3600" w:hanging="360"/>
+      </w:pPr>
+    </w:lvl>
+    <w:lvl xmlns:w="http://schemas.openxmlformats.org/wordprocessingml/2006/main" w:ilvl="5">
+      <w:start w:val="1"/>
+      <w:numFmt w:val="lowerRoman"/>
+      <w:lvlText w:val="%6."/>
+      <w:lvlJc w:val="right"/>
+      <w:pPr>
+        <w:ind w:left="4320" w:hanging="180"/>
+      </w:pPr>
+    </w:lvl>
+    <w:lvl xmlns:w="http://schemas.openxmlformats.org/wordprocessingml/2006/main" w:ilvl="6">
+      <w:start w:val="1"/>
+      <w:numFmt w:val="decimal"/>
+      <w:lvlText w:val="%7."/>
+      <w:lvlJc w:val="left"/>
+      <w:pPr>
+        <w:ind w:left="5040" w:hanging="360"/>
+      </w:pPr>
+    </w:lvl>
+    <w:lvl xmlns:w="http://schemas.openxmlformats.org/wordprocessingml/2006/main" w:ilvl="7">
+      <w:start w:val="1"/>
+      <w:numFmt w:val="lowerLetter"/>
+      <w:lvlText w:val="%8."/>
+      <w:lvlJc w:val="left"/>
+      <w:pPr>
+        <w:ind w:left="5760" w:hanging="360"/>
+      </w:pPr>
+    </w:lvl>
+    <w:lvl xmlns:w="http://schemas.openxmlformats.org/wordprocessingml/2006/main" w:ilvl="8">
+      <w:start w:val="1"/>
+      <w:numFmt w:val="lowerRoman"/>
+      <w:lvlText w:val="%9."/>
+      <w:lvlJc w:val="right"/>
+      <w:pPr>
+        <w:ind w:left="6480" w:hanging="180"/>
+      </w:pPr>
+    </w:lvl>
+  </w:abstractNum>
+  <w:num w:numId="9">
+    <w:abstractNumId w:val="9"/>
+  </w:num>
+  <w:num w:numId="8">
+    <w:abstractNumId w:val="8"/>
+  </w:num>
+  <w:num w:numId="7">
+    <w:abstractNumId w:val="7"/>
+  </w:num>
+  <w:num w:numId="6">
+    <w:abstractNumId w:val="6"/>
+  </w:num>
+  <w:num w:numId="5">
+    <w:abstractNumId w:val="5"/>
+  </w:num>
+  <w:num w:numId="4">
+    <w:abstractNumId w:val="4"/>
+  </w:num>
+  <w:num w:numId="3">
+    <w:abstractNumId w:val="3"/>
+  </w:num>
+  <w:num w:numId="2">
+    <w:abstractNumId w:val="2"/>
+  </w:num>
+  <w:num w:numId="1">
+    <w:abstractNumId w:val="1"/>
+  </w:num>
+</w:numbering>
+</file>
+
 <file path=word/styles.xml><?xml version="1.0" encoding="utf-8"?>
 <w:styles xmlns:mc="http://schemas.openxmlformats.org/markup-compatibility/2006" xmlns:r="http://schemas.openxmlformats.org/officeDocument/2006/relationships" xmlns:w="http://schemas.openxmlformats.org/wordprocessingml/2006/main" xmlns:w14="http://schemas.microsoft.com/office/word/2010/wordml" xmlns:w15="http://schemas.microsoft.com/office/word/2012/wordml" xmlns:w16cid="http://schemas.microsoft.com/office/word/2016/wordml/cid" xmlns:w16se="http://schemas.microsoft.com/office/word/2015/wordml/symex" mc:Ignorable="w14 w15 w16se w16cid">
   <w:docDefaults>
     <w:rPrDefault>
       <w:rPr>
-        <w:rFonts w:asciiTheme="minorHAnsi" w:eastAsiaTheme="minorHAnsi" w:hAnsiTheme="minorHAnsi" w:cstheme="minorBidi"/>
+        <w:rFonts w:asciiTheme="minorHAnsi" w:hAnsiTheme="minorHAnsi" w:eastAsiaTheme="minorHAnsi" w:cstheme="minorBidi"/>
         <w:sz w:val="22"/>
         <w:szCs w:val="22"/>
         <w:lang w:val="es-ES" w:eastAsia="en-US" w:bidi="ar-SA"/>
@@ -1311,14 +10260,14 @@
   <w:latentStyles w:defLockedState="0" w:defUIPriority="99" w:defSemiHidden="0" w:defUnhideWhenUsed="0" w:defQFormat="0" w:count="375">
     <w:lsdException w:name="Normal" w:uiPriority="0" w:qFormat="1"/>
     <w:lsdException w:name="heading 1" w:uiPriority="9" w:qFormat="1"/>
-    <w:lsdException w:name="heading 2" w:semiHidden="1" w:uiPriority="9" w:unhideWhenUsed="1" w:qFormat="1"/>
-    <w:lsdException w:name="heading 3" w:semiHidden="1" w:uiPriority="9" w:unhideWhenUsed="1" w:qFormat="1"/>
-    <w:lsdException w:name="heading 4" w:semiHidden="1" w:uiPriority="9" w:unhideWhenUsed="1" w:qFormat="1"/>
-    <w:lsdException w:name="heading 5" w:semiHidden="1" w:uiPriority="9" w:unhideWhenUsed="1" w:qFormat="1"/>
-    <w:lsdException w:name="heading 6" w:semiHidden="1" w:uiPriority="9" w:unhideWhenUsed="1" w:qFormat="1"/>
-    <w:lsdException w:name="heading 7" w:semiHidden="1" w:uiPriority="9" w:unhideWhenUsed="1" w:qFormat="1"/>
-    <w:lsdException w:name="heading 8" w:semiHidden="1" w:uiPriority="9" w:unhideWhenUsed="1" w:qFormat="1"/>
-    <w:lsdException w:name="heading 9" w:semiHidden="1" w:uiPriority="9" w:unhideWhenUsed="1" w:qFormat="1"/>
+    <w:lsdException w:name="heading 2" w:uiPriority="9" w:semiHidden="1" w:unhideWhenUsed="1" w:qFormat="1"/>
+    <w:lsdException w:name="heading 3" w:uiPriority="9" w:semiHidden="1" w:unhideWhenUsed="1" w:qFormat="1"/>
+    <w:lsdException w:name="heading 4" w:uiPriority="9" w:semiHidden="1" w:unhideWhenUsed="1" w:qFormat="1"/>
+    <w:lsdException w:name="heading 5" w:uiPriority="9" w:semiHidden="1" w:unhideWhenUsed="1" w:qFormat="1"/>
+    <w:lsdException w:name="heading 6" w:uiPriority="9" w:semiHidden="1" w:unhideWhenUsed="1" w:qFormat="1"/>
+    <w:lsdException w:name="heading 7" w:uiPriority="9" w:semiHidden="1" w:unhideWhenUsed="1" w:qFormat="1"/>
+    <w:lsdException w:name="heading 8" w:uiPriority="9" w:semiHidden="1" w:unhideWhenUsed="1" w:qFormat="1"/>
+    <w:lsdException w:name="heading 9" w:uiPriority="9" w:semiHidden="1" w:unhideWhenUsed="1" w:qFormat="1"/>
     <w:lsdException w:name="index 1" w:semiHidden="1" w:unhideWhenUsed="1"/>
     <w:lsdException w:name="index 2" w:semiHidden="1" w:unhideWhenUsed="1"/>
     <w:lsdException w:name="index 3" w:semiHidden="1" w:unhideWhenUsed="1"/>
@@ -1328,22 +10277,22 @@
     <w:lsdException w:name="index 7" w:semiHidden="1" w:unhideWhenUsed="1"/>
     <w:lsdException w:name="index 8" w:semiHidden="1" w:unhideWhenUsed="1"/>
     <w:lsdException w:name="index 9" w:semiHidden="1" w:unhideWhenUsed="1"/>
-    <w:lsdException w:name="toc 1" w:semiHidden="1" w:uiPriority="39" w:unhideWhenUsed="1"/>
-    <w:lsdException w:name="toc 2" w:semiHidden="1" w:uiPriority="39" w:unhideWhenUsed="1"/>
-    <w:lsdException w:name="toc 3" w:semiHidden="1" w:uiPriority="39" w:unhideWhenUsed="1"/>
-    <w:lsdException w:name="toc 4" w:semiHidden="1" w:uiPriority="39" w:unhideWhenUsed="1"/>
-    <w:lsdException w:name="toc 5" w:semiHidden="1" w:uiPriority="39" w:unhideWhenUsed="1"/>
-    <w:lsdException w:name="toc 6" w:semiHidden="1" w:uiPriority="39" w:unhideWhenUsed="1"/>
-    <w:lsdException w:name="toc 7" w:semiHidden="1" w:uiPriority="39" w:unhideWhenUsed="1"/>
-    <w:lsdException w:name="toc 8" w:semiHidden="1" w:uiPriority="39" w:unhideWhenUsed="1"/>
-    <w:lsdException w:name="toc 9" w:semiHidden="1" w:uiPriority="39" w:unhideWhenUsed="1"/>
+    <w:lsdException w:name="toc 1" w:uiPriority="39" w:semiHidden="1" w:unhideWhenUsed="1"/>
+    <w:lsdException w:name="toc 2" w:uiPriority="39" w:semiHidden="1" w:unhideWhenUsed="1"/>
+    <w:lsdException w:name="toc 3" w:uiPriority="39" w:semiHidden="1" w:unhideWhenUsed="1"/>
+    <w:lsdException w:name="toc 4" w:uiPriority="39" w:semiHidden="1" w:unhideWhenUsed="1"/>
+    <w:lsdException w:name="toc 5" w:uiPriority="39" w:semiHidden="1" w:unhideWhenUsed="1"/>
+    <w:lsdException w:name="toc 6" w:uiPriority="39" w:semiHidden="1" w:unhideWhenUsed="1"/>
+    <w:lsdException w:name="toc 7" w:uiPriority="39" w:semiHidden="1" w:unhideWhenUsed="1"/>
+    <w:lsdException w:name="toc 8" w:uiPriority="39" w:semiHidden="1" w:unhideWhenUsed="1"/>
+    <w:lsdException w:name="toc 9" w:uiPriority="39" w:semiHidden="1" w:unhideWhenUsed="1"/>
     <w:lsdException w:name="Normal Indent" w:semiHidden="1" w:unhideWhenUsed="1"/>
     <w:lsdException w:name="footnote text" w:semiHidden="1" w:unhideWhenUsed="1"/>
     <w:lsdException w:name="annotation text" w:semiHidden="1" w:unhideWhenUsed="1"/>
     <w:lsdException w:name="header" w:semiHidden="1" w:unhideWhenUsed="1"/>
     <w:lsdException w:name="footer" w:semiHidden="1" w:unhideWhenUsed="1"/>
     <w:lsdException w:name="index heading" w:semiHidden="1" w:unhideWhenUsed="1"/>
-    <w:lsdException w:name="caption" w:semiHidden="1" w:uiPriority="35" w:unhideWhenUsed="1" w:qFormat="1"/>
+    <w:lsdException w:name="caption" w:uiPriority="35" w:semiHidden="1" w:unhideWhenUsed="1" w:qFormat="1"/>
     <w:lsdException w:name="table of figures" w:semiHidden="1" w:unhideWhenUsed="1"/>
     <w:lsdException w:name="envelope address" w:semiHidden="1" w:unhideWhenUsed="1"/>
     <w:lsdException w:name="envelope return" w:semiHidden="1" w:unhideWhenUsed="1"/>
@@ -1374,7 +10323,7 @@
     <w:lsdException w:name="Title" w:uiPriority="10" w:qFormat="1"/>
     <w:lsdException w:name="Closing" w:semiHidden="1" w:unhideWhenUsed="1"/>
     <w:lsdException w:name="Signature" w:semiHidden="1" w:unhideWhenUsed="1"/>
-    <w:lsdException w:name="Default Paragraph Font" w:semiHidden="1" w:uiPriority="1" w:unhideWhenUsed="1"/>
+    <w:lsdException w:name="Default Paragraph Font" w:uiPriority="1" w:semiHidden="1" w:unhideWhenUsed="1"/>
     <w:lsdException w:name="Body Text" w:semiHidden="1" w:unhideWhenUsed="1"/>
     <w:lsdException w:name="Body Text Indent" w:semiHidden="1" w:unhideWhenUsed="1"/>
     <w:lsdException w:name="List Continue" w:semiHidden="1" w:unhideWhenUsed="1"/>
@@ -1574,8 +10523,8 @@
     <w:lsdException w:name="Subtle Reference" w:uiPriority="31" w:qFormat="1"/>
     <w:lsdException w:name="Intense Reference" w:uiPriority="32" w:qFormat="1"/>
     <w:lsdException w:name="Book Title" w:uiPriority="33" w:qFormat="1"/>
-    <w:lsdException w:name="Bibliography" w:semiHidden="1" w:uiPriority="37" w:unhideWhenUsed="1"/>
-    <w:lsdException w:name="TOC Heading" w:semiHidden="1" w:uiPriority="39" w:unhideWhenUsed="1" w:qFormat="1"/>
+    <w:lsdException w:name="Bibliography" w:uiPriority="37" w:semiHidden="1" w:unhideWhenUsed="1"/>
+    <w:lsdException w:name="TOC Heading" w:uiPriority="39" w:semiHidden="1" w:unhideWhenUsed="1" w:qFormat="1"/>
     <w:lsdException w:name="Plain Table 1" w:uiPriority="41"/>
     <w:lsdException w:name="Plain Table 2" w:uiPriority="42"/>
     <w:lsdException w:name="Plain Table 3" w:uiPriority="43"/>
@@ -1685,7 +10634,7 @@
     <w:lsdException w:name="Hashtag" w:semiHidden="1" w:unhideWhenUsed="1"/>
     <w:lsdException w:name="Unresolved Mention" w:semiHidden="1" w:unhideWhenUsed="1"/>
   </w:latentStyles>
-  <w:style w:type="paragraph" w:default="1" w:styleId="Normal">
+  <w:style w:type="paragraph" w:styleId="Normal" w:default="1">
     <w:name w:val="Normal"/>
     <w:qFormat/>
     <w:rsid w:val="00AA2792"/>
@@ -1697,13 +10646,13 @@
       <w:sz w:val="24"/>
     </w:rPr>
   </w:style>
-  <w:style w:type="character" w:default="1" w:styleId="Fuentedeprrafopredeter">
+  <w:style w:type="character" w:styleId="Fuentedeprrafopredeter" w:default="1">
     <w:name w:val="Default Paragraph Font"/>
     <w:uiPriority w:val="1"/>
     <w:semiHidden/>
     <w:unhideWhenUsed/>
   </w:style>
-  <w:style w:type="table" w:default="1" w:styleId="Tablanormal">
+  <w:style w:type="table" w:styleId="Tablanormal" w:default="1">
     <w:name w:val="Normal Table"/>
     <w:uiPriority w:val="99"/>
     <w:semiHidden/>
@@ -1718,7 +10667,7 @@
       </w:tblCellMar>
     </w:tblPr>
   </w:style>
-  <w:style w:type="numbering" w:default="1" w:styleId="Sinlista">
+  <w:style w:type="numbering" w:styleId="Sinlista" w:default="1">
     <w:name w:val="No List"/>
     <w:uiPriority w:val="99"/>
     <w:semiHidden/>
@@ -1738,14 +10687,14 @@
       <w:lang w:eastAsia="es-ES"/>
     </w:rPr>
   </w:style>
-  <w:style w:type="character" w:customStyle="1" w:styleId="SinespaciadoCar">
+  <w:style w:type="character" w:styleId="SinespaciadoCar" w:customStyle="true">
+    <w:uiPriority w:val="1"/>
     <w:name w:val="Sin espaciado Car"/>
-    <w:basedOn w:val="Fuentedeprrafopredeter"/>
+    <w:basedOn w:val="DefaultParagraphFont"/>
     <w:link w:val="Sinespaciado"/>
-    <w:uiPriority w:val="1"/>
-    <w:rsid w:val="00466A55"/>
+    <w:rsid w:val="4115C4FB"/>
     <w:rPr>
-      <w:rFonts w:eastAsiaTheme="minorEastAsia"/>
+      <w:rFonts w:eastAsia="" w:eastAsiaTheme="minorEastAsia"/>
       <w:lang w:eastAsia="es-ES"/>
     </w:rPr>
   </w:style>
@@ -1764,12 +10713,12 @@
       <w:spacing w:after="0"/>
     </w:pPr>
   </w:style>
-  <w:style w:type="character" w:customStyle="1" w:styleId="EncabezadoCar">
+  <w:style w:type="character" w:styleId="EncabezadoCar" w:customStyle="true">
+    <w:uiPriority w:val="99"/>
     <w:name w:val="Encabezado Car"/>
-    <w:basedOn w:val="Fuentedeprrafopredeter"/>
+    <w:basedOn w:val="DefaultParagraphFont"/>
     <w:link w:val="Encabezado"/>
-    <w:uiPriority w:val="99"/>
-    <w:rsid w:val="00466A55"/>
+    <w:rsid w:val="4115C4FB"/>
   </w:style>
   <w:style w:type="paragraph" w:styleId="Piedepgina">
     <w:name w:val="footer"/>
@@ -1786,18 +10735,152 @@
       <w:spacing w:after="0"/>
     </w:pPr>
   </w:style>
-  <w:style w:type="character" w:customStyle="1" w:styleId="PiedepginaCar">
+  <w:style w:type="character" w:styleId="PiedepginaCar" w:customStyle="true">
+    <w:uiPriority w:val="99"/>
     <w:name w:val="Pie de página Car"/>
-    <w:basedOn w:val="Fuentedeprrafopredeter"/>
+    <w:basedOn w:val="DefaultParagraphFont"/>
     <w:link w:val="Piedepgina"/>
+    <w:rsid w:val="4115C4FB"/>
+  </w:style>
+  <w:style w:type="paragraph" w:styleId="ListParagraph">
+    <w:uiPriority w:val="34"/>
+    <w:name w:val="List Paragraph"/>
+    <w:basedOn w:val="Normal"/>
+    <w:qFormat/>
+    <w:rsid w:val="4115C4FB"/>
+    <w:pPr>
+      <w:spacing/>
+      <w:ind w:left="720"/>
+      <w:contextualSpacing/>
+    </w:pPr>
+  </w:style>
+  <w:style w:type="paragraph" w:styleId="Heading2">
+    <w:uiPriority w:val="9"/>
+    <w:name w:val="heading 2"/>
+    <w:basedOn w:val="Normal"/>
+    <w:next w:val="Normal"/>
+    <w:unhideWhenUsed/>
+    <w:link w:val="Heading2Char"/>
+    <w:qFormat/>
+    <w:rsid w:val="4115C4FB"/>
+    <w:rPr>
+      <w:rFonts w:ascii="Calibri Light" w:hAnsi="Calibri Light" w:eastAsia="" w:cs="" w:asciiTheme="majorAscii" w:hAnsiTheme="majorAscii" w:eastAsiaTheme="majorEastAsia" w:cstheme="majorBidi"/>
+      <w:color w:val="2F5496" w:themeColor="accent1" w:themeTint="FF" w:themeShade="BF"/>
+      <w:sz w:val="32"/>
+      <w:szCs w:val="32"/>
+    </w:rPr>
+    <w:pPr>
+      <w:keepNext w:val="1"/>
+      <w:keepLines w:val="1"/>
+      <w:spacing w:before="160" w:after="80"/>
+      <w:outlineLvl w:val="1"/>
+    </w:pPr>
+  </w:style>
+  <w:style w:type="paragraph" w:styleId="Title">
+    <w:uiPriority w:val="10"/>
+    <w:name w:val="Title"/>
+    <w:basedOn w:val="Normal"/>
+    <w:next w:val="Normal"/>
+    <w:qFormat/>
+    <w:rsid w:val="4115C4FB"/>
+    <w:rPr>
+      <w:rFonts w:ascii="Calibri Light" w:hAnsi="Calibri Light" w:eastAsia="" w:cs="" w:asciiTheme="majorAscii" w:hAnsiTheme="majorAscii" w:eastAsiaTheme="majorEastAsia" w:cstheme="majorBidi"/>
+      <w:sz w:val="56"/>
+      <w:szCs w:val="56"/>
+    </w:rPr>
+    <w:pPr>
+      <w:spacing w:after="80"/>
+      <w:contextualSpacing/>
+    </w:pPr>
+  </w:style>
+  <w:style w:type="character" w:styleId="Heading2Char" w:customStyle="true">
+    <w:uiPriority w:val="9"/>
+    <w:name w:val="Heading 2 Char"/>
+    <w:basedOn w:val="DefaultParagraphFont"/>
+    <w:link w:val="Heading2"/>
+    <w:rsid w:val="4115C4FB"/>
+    <w:rPr>
+      <w:rFonts w:ascii="Calibri Light" w:hAnsi="Calibri Light" w:eastAsia="" w:cs="" w:asciiTheme="majorAscii" w:hAnsiTheme="majorAscii" w:eastAsiaTheme="majorEastAsia" w:cstheme="majorBidi"/>
+      <w:color w:val="2F5496" w:themeColor="accent1" w:themeTint="FF" w:themeShade="BF"/>
+      <w:sz w:val="32"/>
+      <w:szCs w:val="32"/>
+    </w:rPr>
+  </w:style>
+  <w:style w:type="character" w:styleId="Hyperlink">
     <w:uiPriority w:val="99"/>
-    <w:rsid w:val="00466A55"/>
+    <w:name w:val="Hyperlink"/>
+    <w:basedOn w:val="DefaultParagraphFont"/>
+    <w:unhideWhenUsed/>
+    <w:rsid w:val="4115C4FB"/>
+    <w:rPr>
+      <w:color w:val="0563C1"/>
+      <w:u w:val="single"/>
+    </w:rPr>
+  </w:style>
+  <w:style w:type="paragraph" w:styleId="TOC2">
+    <w:uiPriority w:val="39"/>
+    <w:name w:val="toc 2"/>
+    <w:basedOn w:val="Normal"/>
+    <w:next w:val="Normal"/>
+    <w:unhideWhenUsed/>
+    <w:rsid w:val="4115C4FB"/>
+    <w:pPr>
+      <w:spacing w:after="100"/>
+      <w:ind w:left="220"/>
+    </w:pPr>
+  </w:style>
+  <w:style w:type="paragraph" w:styleId="Heading3">
+    <w:uiPriority w:val="9"/>
+    <w:name w:val="heading 3"/>
+    <w:basedOn w:val="Normal"/>
+    <w:next w:val="Normal"/>
+    <w:unhideWhenUsed/>
+    <w:link w:val="Heading3Char"/>
+    <w:qFormat/>
+    <w:rsid w:val="4115C4FB"/>
+    <w:rPr>
+      <w:rFonts w:eastAsia="" w:cs="" w:eastAsiaTheme="majorEastAsia" w:cstheme="majorBidi"/>
+      <w:color w:val="2F5496" w:themeColor="accent1" w:themeTint="FF" w:themeShade="BF"/>
+      <w:sz w:val="28"/>
+      <w:szCs w:val="28"/>
+    </w:rPr>
+    <w:pPr>
+      <w:keepNext w:val="1"/>
+      <w:keepLines w:val="1"/>
+      <w:spacing w:before="160" w:after="80"/>
+      <w:outlineLvl w:val="2"/>
+    </w:pPr>
+  </w:style>
+  <w:style w:type="paragraph" w:styleId="TOC3">
+    <w:uiPriority w:val="39"/>
+    <w:name w:val="toc 3"/>
+    <w:basedOn w:val="Normal"/>
+    <w:next w:val="Normal"/>
+    <w:unhideWhenUsed/>
+    <w:rsid w:val="4115C4FB"/>
+    <w:pPr>
+      <w:spacing w:after="100"/>
+      <w:ind w:left="440"/>
+    </w:pPr>
+  </w:style>
+  <w:style w:type="character" w:styleId="Heading3Char" w:customStyle="true">
+    <w:uiPriority w:val="9"/>
+    <w:name w:val="Heading 3 Char"/>
+    <w:basedOn w:val="DefaultParagraphFont"/>
+    <w:link w:val="Heading3"/>
+    <w:rsid w:val="4115C4FB"/>
+    <w:rPr>
+      <w:rFonts w:eastAsia="" w:cs="" w:eastAsiaTheme="majorEastAsia" w:cstheme="majorBidi"/>
+      <w:color w:val="2F5496" w:themeColor="accent1" w:themeTint="FF" w:themeShade="BF"/>
+      <w:sz w:val="28"/>
+      <w:szCs w:val="28"/>
+    </w:rPr>
   </w:style>
 </w:styles>
 </file>
 
 <file path=word/theme/theme1.xml><?xml version="1.0" encoding="utf-8"?>
-<a:theme xmlns:a="http://schemas.openxmlformats.org/drawingml/2006/main" name="Tema de Office">
+<a:theme xmlns:a="http://schemas.openxmlformats.org/drawingml/2006/main" xmlns:thm15="http://schemas.microsoft.com/office/thememl/2012/main" name="Tema de Office">
   <a:themeElements>
     <a:clrScheme name="Office">
       <a:dk1>

--- a/La memoria del Proyecto Intermodular_GeorgiiSytnik.docx
+++ b/La memoria del Proyecto Intermodular_GeorgiiSytnik.docx
@@ -1129,7 +1129,7 @@
           <w:r>
             <w:fldChar w:fldCharType="separate"/>
           </w:r>
-          <w:hyperlink w:anchor="_Toc512492164">
+          <w:hyperlink w:anchor="_Toc1931956804">
             <w:r>
               <w:rPr>
                 <w:rStyle w:val="Hyperlink"/>
@@ -1143,7 +1143,7 @@
               <w:fldChar w:fldCharType="begin"/>
             </w:r>
             <w:r>
-              <w:instrText xml:space="preserve">PAGEREF _Toc512492164 \h</w:instrText>
+              <w:instrText xml:space="preserve">PAGEREF _Toc1931956804 \h</w:instrText>
             </w:r>
             <w:r>
               <w:fldChar w:fldCharType="separate"/>
@@ -1170,7 +1170,7 @@
               <w:rStyle w:val="Hyperlink"/>
             </w:rPr>
           </w:pPr>
-          <w:hyperlink w:anchor="_Toc429266755">
+          <w:hyperlink w:anchor="_Toc1746479239">
             <w:r>
               <w:rPr>
                 <w:rStyle w:val="Hyperlink"/>
@@ -1184,7 +1184,7 @@
               <w:fldChar w:fldCharType="begin"/>
             </w:r>
             <w:r>
-              <w:instrText xml:space="preserve">PAGEREF _Toc429266755 \h</w:instrText>
+              <w:instrText xml:space="preserve">PAGEREF _Toc1746479239 \h</w:instrText>
             </w:r>
             <w:r>
               <w:fldChar w:fldCharType="separate"/>
@@ -1211,7 +1211,7 @@
               <w:rStyle w:val="Hyperlink"/>
             </w:rPr>
           </w:pPr>
-          <w:hyperlink w:anchor="_Toc117827844">
+          <w:hyperlink w:anchor="_Toc1860076096">
             <w:r>
               <w:rPr>
                 <w:rStyle w:val="Hyperlink"/>
@@ -1225,7 +1225,7 @@
               <w:fldChar w:fldCharType="begin"/>
             </w:r>
             <w:r>
-              <w:instrText xml:space="preserve">PAGEREF _Toc117827844 \h</w:instrText>
+              <w:instrText xml:space="preserve">PAGEREF _Toc1860076096 \h</w:instrText>
             </w:r>
             <w:r>
               <w:fldChar w:fldCharType="separate"/>
@@ -1252,7 +1252,7 @@
               <w:rStyle w:val="Hyperlink"/>
             </w:rPr>
           </w:pPr>
-          <w:hyperlink w:anchor="_Toc1473649326">
+          <w:hyperlink w:anchor="_Toc1069546916">
             <w:r>
               <w:rPr>
                 <w:rStyle w:val="Hyperlink"/>
@@ -1266,7 +1266,7 @@
               <w:fldChar w:fldCharType="begin"/>
             </w:r>
             <w:r>
-              <w:instrText xml:space="preserve">PAGEREF _Toc1473649326 \h</w:instrText>
+              <w:instrText xml:space="preserve">PAGEREF _Toc1069546916 \h</w:instrText>
             </w:r>
             <w:r>
               <w:fldChar w:fldCharType="separate"/>
@@ -1293,7 +1293,7 @@
               <w:rStyle w:val="Hyperlink"/>
             </w:rPr>
           </w:pPr>
-          <w:hyperlink w:anchor="_Toc901715322">
+          <w:hyperlink w:anchor="_Toc1143496544">
             <w:r>
               <w:rPr>
                 <w:rStyle w:val="Hyperlink"/>
@@ -1307,7 +1307,7 @@
               <w:fldChar w:fldCharType="begin"/>
             </w:r>
             <w:r>
-              <w:instrText xml:space="preserve">PAGEREF _Toc901715322 \h</w:instrText>
+              <w:instrText xml:space="preserve">PAGEREF _Toc1143496544 \h</w:instrText>
             </w:r>
             <w:r>
               <w:fldChar w:fldCharType="separate"/>
@@ -1334,7 +1334,7 @@
               <w:rStyle w:val="Hyperlink"/>
             </w:rPr>
           </w:pPr>
-          <w:hyperlink w:anchor="_Toc1339297143">
+          <w:hyperlink w:anchor="_Toc505507319">
             <w:r>
               <w:rPr>
                 <w:rStyle w:val="Hyperlink"/>
@@ -1348,7 +1348,7 @@
               <w:fldChar w:fldCharType="begin"/>
             </w:r>
             <w:r>
-              <w:instrText xml:space="preserve">PAGEREF _Toc1339297143 \h</w:instrText>
+              <w:instrText xml:space="preserve">PAGEREF _Toc505507319 \h</w:instrText>
             </w:r>
             <w:r>
               <w:fldChar w:fldCharType="separate"/>
@@ -1375,7 +1375,7 @@
               <w:rStyle w:val="Hyperlink"/>
             </w:rPr>
           </w:pPr>
-          <w:hyperlink w:anchor="_Toc2083762316">
+          <w:hyperlink w:anchor="_Toc1867192276">
             <w:r>
               <w:rPr>
                 <w:rStyle w:val="Hyperlink"/>
@@ -1389,7 +1389,7 @@
               <w:fldChar w:fldCharType="begin"/>
             </w:r>
             <w:r>
-              <w:instrText xml:space="preserve">PAGEREF _Toc2083762316 \h</w:instrText>
+              <w:instrText xml:space="preserve">PAGEREF _Toc1867192276 \h</w:instrText>
             </w:r>
             <w:r>
               <w:fldChar w:fldCharType="separate"/>
@@ -1416,7 +1416,7 @@
               <w:rStyle w:val="Hyperlink"/>
             </w:rPr>
           </w:pPr>
-          <w:hyperlink w:anchor="_Toc202254714">
+          <w:hyperlink w:anchor="_Toc114562197">
             <w:r>
               <w:rPr>
                 <w:rStyle w:val="Hyperlink"/>
@@ -1430,7 +1430,7 @@
               <w:fldChar w:fldCharType="begin"/>
             </w:r>
             <w:r>
-              <w:instrText xml:space="preserve">PAGEREF _Toc202254714 \h</w:instrText>
+              <w:instrText xml:space="preserve">PAGEREF _Toc114562197 \h</w:instrText>
             </w:r>
             <w:r>
               <w:fldChar w:fldCharType="separate"/>
@@ -1457,7 +1457,7 @@
               <w:rStyle w:val="Hyperlink"/>
             </w:rPr>
           </w:pPr>
-          <w:hyperlink w:anchor="_Toc1495026517">
+          <w:hyperlink w:anchor="_Toc839572391">
             <w:r>
               <w:rPr>
                 <w:rStyle w:val="Hyperlink"/>
@@ -1471,7 +1471,7 @@
               <w:fldChar w:fldCharType="begin"/>
             </w:r>
             <w:r>
-              <w:instrText xml:space="preserve">PAGEREF _Toc1495026517 \h</w:instrText>
+              <w:instrText xml:space="preserve">PAGEREF _Toc839572391 \h</w:instrText>
             </w:r>
             <w:r>
               <w:fldChar w:fldCharType="separate"/>
@@ -1498,7 +1498,7 @@
               <w:rStyle w:val="Hyperlink"/>
             </w:rPr>
           </w:pPr>
-          <w:hyperlink w:anchor="_Toc1122777403">
+          <w:hyperlink w:anchor="_Toc1625047908">
             <w:r>
               <w:rPr>
                 <w:rStyle w:val="Hyperlink"/>
@@ -1512,7 +1512,7 @@
               <w:fldChar w:fldCharType="begin"/>
             </w:r>
             <w:r>
-              <w:instrText xml:space="preserve">PAGEREF _Toc1122777403 \h</w:instrText>
+              <w:instrText xml:space="preserve">PAGEREF _Toc1625047908 \h</w:instrText>
             </w:r>
             <w:r>
               <w:fldChar w:fldCharType="separate"/>
@@ -1539,7 +1539,7 @@
               <w:rStyle w:val="Hyperlink"/>
             </w:rPr>
           </w:pPr>
-          <w:hyperlink w:anchor="_Toc14012977">
+          <w:hyperlink w:anchor="_Toc237145660">
             <w:r>
               <w:rPr>
                 <w:rStyle w:val="Hyperlink"/>
@@ -1553,7 +1553,7 @@
               <w:fldChar w:fldCharType="begin"/>
             </w:r>
             <w:r>
-              <w:instrText xml:space="preserve">PAGEREF _Toc14012977 \h</w:instrText>
+              <w:instrText xml:space="preserve">PAGEREF _Toc237145660 \h</w:instrText>
             </w:r>
             <w:r>
               <w:fldChar w:fldCharType="separate"/>
@@ -1580,7 +1580,7 @@
               <w:rStyle w:val="Hyperlink"/>
             </w:rPr>
           </w:pPr>
-          <w:hyperlink w:anchor="_Toc1620713492">
+          <w:hyperlink w:anchor="_Toc153300370">
             <w:r>
               <w:rPr>
                 <w:rStyle w:val="Hyperlink"/>
@@ -1594,7 +1594,7 @@
               <w:fldChar w:fldCharType="begin"/>
             </w:r>
             <w:r>
-              <w:instrText xml:space="preserve">PAGEREF _Toc1620713492 \h</w:instrText>
+              <w:instrText xml:space="preserve">PAGEREF _Toc153300370 \h</w:instrText>
             </w:r>
             <w:r>
               <w:fldChar w:fldCharType="separate"/>
@@ -1621,12 +1621,12 @@
               <w:rStyle w:val="Hyperlink"/>
             </w:rPr>
           </w:pPr>
-          <w:hyperlink w:anchor="_Toc1481246127">
+          <w:hyperlink w:anchor="_Toc245296562">
             <w:r>
               <w:rPr>
                 <w:rStyle w:val="Hyperlink"/>
               </w:rPr>
-              <w:t>5.2 Arquitectura general</w:t>
+              <w:t>5.1 Arquitectura general</w:t>
             </w:r>
             <w:r>
               <w:tab/>
@@ -1635,7 +1635,7 @@
               <w:fldChar w:fldCharType="begin"/>
             </w:r>
             <w:r>
-              <w:instrText xml:space="preserve">PAGEREF _Toc1481246127 \h</w:instrText>
+              <w:instrText xml:space="preserve">PAGEREF _Toc245296562 \h</w:instrText>
             </w:r>
             <w:r>
               <w:fldChar w:fldCharType="separate"/>
@@ -1662,12 +1662,12 @@
               <w:rStyle w:val="Hyperlink"/>
             </w:rPr>
           </w:pPr>
-          <w:hyperlink w:anchor="_Toc890651004">
+          <w:hyperlink w:anchor="_Toc474448818">
             <w:r>
               <w:rPr>
                 <w:rStyle w:val="Hyperlink"/>
               </w:rPr>
-              <w:t>5.3 Modelo de datos</w:t>
+              <w:t>5.2 Modelo de datos</w:t>
             </w:r>
             <w:r>
               <w:tab/>
@@ -1676,7 +1676,7 @@
               <w:fldChar w:fldCharType="begin"/>
             </w:r>
             <w:r>
-              <w:instrText xml:space="preserve">PAGEREF _Toc890651004 \h</w:instrText>
+              <w:instrText xml:space="preserve">PAGEREF _Toc474448818 \h</w:instrText>
             </w:r>
             <w:r>
               <w:fldChar w:fldCharType="separate"/>
@@ -1703,12 +1703,12 @@
               <w:rStyle w:val="Hyperlink"/>
             </w:rPr>
           </w:pPr>
-          <w:hyperlink w:anchor="_Toc1352936343">
+          <w:hyperlink w:anchor="_Toc785197042">
             <w:r>
               <w:rPr>
                 <w:rStyle w:val="Hyperlink"/>
               </w:rPr>
-              <w:t>5.4 Nombre y logo</w:t>
+              <w:t>5.3 Nombre y logo</w:t>
             </w:r>
             <w:r>
               <w:tab/>
@@ -1717,7 +1717,7 @@
               <w:fldChar w:fldCharType="begin"/>
             </w:r>
             <w:r>
-              <w:instrText xml:space="preserve">PAGEREF _Toc1352936343 \h</w:instrText>
+              <w:instrText xml:space="preserve">PAGEREF _Toc785197042 \h</w:instrText>
             </w:r>
             <w:r>
               <w:fldChar w:fldCharType="separate"/>
@@ -1744,12 +1744,12 @@
               <w:rStyle w:val="Hyperlink"/>
             </w:rPr>
           </w:pPr>
-          <w:hyperlink w:anchor="_Toc1960667915">
+          <w:hyperlink w:anchor="_Toc859667859">
             <w:r>
               <w:rPr>
                 <w:rStyle w:val="Hyperlink"/>
               </w:rPr>
-              <w:t>5.5 Diseño de la interfaz y Flujos</w:t>
+              <w:t>5.4 Diseño de la interfaz y Flujos</w:t>
             </w:r>
             <w:r>
               <w:tab/>
@@ -1758,7 +1758,7 @@
               <w:fldChar w:fldCharType="begin"/>
             </w:r>
             <w:r>
-              <w:instrText xml:space="preserve">PAGEREF _Toc1960667915 \h</w:instrText>
+              <w:instrText xml:space="preserve">PAGEREF _Toc859667859 \h</w:instrText>
             </w:r>
             <w:r>
               <w:fldChar w:fldCharType="separate"/>
@@ -1785,7 +1785,7 @@
               <w:rStyle w:val="Hyperlink"/>
             </w:rPr>
           </w:pPr>
-          <w:hyperlink w:anchor="_Toc60733985">
+          <w:hyperlink w:anchor="_Toc1314328572">
             <w:r>
               <w:rPr>
                 <w:rStyle w:val="Hyperlink"/>
@@ -1799,7 +1799,7 @@
               <w:fldChar w:fldCharType="begin"/>
             </w:r>
             <w:r>
-              <w:instrText xml:space="preserve">PAGEREF _Toc60733985 \h</w:instrText>
+              <w:instrText xml:space="preserve">PAGEREF _Toc1314328572 \h</w:instrText>
             </w:r>
             <w:r>
               <w:fldChar w:fldCharType="separate"/>
@@ -1826,7 +1826,7 @@
               <w:rStyle w:val="Hyperlink"/>
             </w:rPr>
           </w:pPr>
-          <w:hyperlink w:anchor="_Toc1009859144">
+          <w:hyperlink w:anchor="_Toc171838233">
             <w:r>
               <w:rPr>
                 <w:rStyle w:val="Hyperlink"/>
@@ -1840,7 +1840,7 @@
               <w:fldChar w:fldCharType="begin"/>
             </w:r>
             <w:r>
-              <w:instrText xml:space="preserve">PAGEREF _Toc1009859144 \h</w:instrText>
+              <w:instrText xml:space="preserve">PAGEREF _Toc171838233 \h</w:instrText>
             </w:r>
             <w:r>
               <w:fldChar w:fldCharType="separate"/>
@@ -1867,7 +1867,7 @@
               <w:rStyle w:val="Hyperlink"/>
             </w:rPr>
           </w:pPr>
-          <w:hyperlink w:anchor="_Toc222551916">
+          <w:hyperlink w:anchor="_Toc1530893669">
             <w:r>
               <w:rPr>
                 <w:rStyle w:val="Hyperlink"/>
@@ -1881,7 +1881,7 @@
               <w:fldChar w:fldCharType="begin"/>
             </w:r>
             <w:r>
-              <w:instrText xml:space="preserve">PAGEREF _Toc222551916 \h</w:instrText>
+              <w:instrText xml:space="preserve">PAGEREF _Toc1530893669 \h</w:instrText>
             </w:r>
             <w:r>
               <w:fldChar w:fldCharType="separate"/>
@@ -1908,7 +1908,7 @@
               <w:rStyle w:val="Hyperlink"/>
             </w:rPr>
           </w:pPr>
-          <w:hyperlink w:anchor="_Toc1821122075">
+          <w:hyperlink w:anchor="_Toc3378256">
             <w:r>
               <w:rPr>
                 <w:rStyle w:val="Hyperlink"/>
@@ -1922,7 +1922,7 @@
               <w:fldChar w:fldCharType="begin"/>
             </w:r>
             <w:r>
-              <w:instrText xml:space="preserve">PAGEREF _Toc1821122075 \h</w:instrText>
+              <w:instrText xml:space="preserve">PAGEREF _Toc3378256 \h</w:instrText>
             </w:r>
             <w:r>
               <w:fldChar w:fldCharType="separate"/>
@@ -1949,7 +1949,7 @@
               <w:rStyle w:val="Hyperlink"/>
             </w:rPr>
           </w:pPr>
-          <w:hyperlink w:anchor="_Toc2060026184">
+          <w:hyperlink w:anchor="_Toc779892146">
             <w:r>
               <w:rPr>
                 <w:rStyle w:val="Hyperlink"/>
@@ -1963,7 +1963,7 @@
               <w:fldChar w:fldCharType="begin"/>
             </w:r>
             <w:r>
-              <w:instrText xml:space="preserve">PAGEREF _Toc2060026184 \h</w:instrText>
+              <w:instrText xml:space="preserve">PAGEREF _Toc779892146 \h</w:instrText>
             </w:r>
             <w:r>
               <w:fldChar w:fldCharType="separate"/>
@@ -1990,7 +1990,7 @@
               <w:rStyle w:val="Hyperlink"/>
             </w:rPr>
           </w:pPr>
-          <w:hyperlink w:anchor="_Toc1173836432">
+          <w:hyperlink w:anchor="_Toc561318183">
             <w:r>
               <w:rPr>
                 <w:rStyle w:val="Hyperlink"/>
@@ -2004,7 +2004,7 @@
               <w:fldChar w:fldCharType="begin"/>
             </w:r>
             <w:r>
-              <w:instrText xml:space="preserve">PAGEREF _Toc1173836432 \h</w:instrText>
+              <w:instrText xml:space="preserve">PAGEREF _Toc561318183 \h</w:instrText>
             </w:r>
             <w:r>
               <w:fldChar w:fldCharType="separate"/>
@@ -2031,7 +2031,7 @@
               <w:rStyle w:val="Hyperlink"/>
             </w:rPr>
           </w:pPr>
-          <w:hyperlink w:anchor="_Toc1224730810">
+          <w:hyperlink w:anchor="_Toc1687491584">
             <w:r>
               <w:rPr>
                 <w:rStyle w:val="Hyperlink"/>
@@ -2045,7 +2045,7 @@
               <w:fldChar w:fldCharType="begin"/>
             </w:r>
             <w:r>
-              <w:instrText xml:space="preserve">PAGEREF _Toc1224730810 \h</w:instrText>
+              <w:instrText xml:space="preserve">PAGEREF _Toc1687491584 \h</w:instrText>
             </w:r>
             <w:r>
               <w:fldChar w:fldCharType="separate"/>
@@ -2069,7 +2069,7 @@
             </w:tabs>
             <w:bidi w:val="0"/>
           </w:pPr>
-          <w:hyperlink w:anchor="_Toc844278651">
+          <w:hyperlink w:anchor="_Toc292217119">
             <w:r>
               <w:rPr>
                 <w:rStyle w:val="Hyperlink"/>
@@ -2083,7 +2083,7 @@
               <w:fldChar w:fldCharType="begin"/>
             </w:r>
             <w:r>
-              <w:instrText xml:space="preserve">PAGEREF _Toc844278651 \h</w:instrText>
+              <w:instrText xml:space="preserve">PAGEREF _Toc292217119 \h</w:instrText>
             </w:r>
             <w:r>
               <w:fldChar w:fldCharType="separate"/>
@@ -2107,7 +2107,7 @@
             </w:tabs>
             <w:bidi w:val="0"/>
           </w:pPr>
-          <w:hyperlink w:anchor="_Toc1444108254">
+          <w:hyperlink w:anchor="_Toc58399052">
             <w:r>
               <w:rPr>
                 <w:rStyle w:val="Hyperlink"/>
@@ -2121,7 +2121,7 @@
               <w:fldChar w:fldCharType="begin"/>
             </w:r>
             <w:r>
-              <w:instrText xml:space="preserve">PAGEREF _Toc1444108254 \h</w:instrText>
+              <w:instrText xml:space="preserve">PAGEREF _Toc58399052 \h</w:instrText>
             </w:r>
             <w:r>
               <w:fldChar w:fldCharType="separate"/>
@@ -2145,7 +2145,7 @@
             </w:tabs>
             <w:bidi w:val="0"/>
           </w:pPr>
-          <w:hyperlink w:anchor="_Toc1331075639">
+          <w:hyperlink w:anchor="_Toc1832288853">
             <w:r>
               <w:rPr>
                 <w:rStyle w:val="Hyperlink"/>
@@ -2159,7 +2159,7 @@
               <w:fldChar w:fldCharType="begin"/>
             </w:r>
             <w:r>
-              <w:instrText xml:space="preserve">PAGEREF _Toc1331075639 \h</w:instrText>
+              <w:instrText xml:space="preserve">PAGEREF _Toc1832288853 \h</w:instrText>
             </w:r>
             <w:r>
               <w:fldChar w:fldCharType="separate"/>
@@ -2183,7 +2183,7 @@
             </w:tabs>
             <w:bidi w:val="0"/>
           </w:pPr>
-          <w:hyperlink w:anchor="_Toc485739481">
+          <w:hyperlink w:anchor="_Toc824637791">
             <w:r>
               <w:rPr>
                 <w:rStyle w:val="Hyperlink"/>
@@ -2197,7 +2197,7 @@
               <w:fldChar w:fldCharType="begin"/>
             </w:r>
             <w:r>
-              <w:instrText xml:space="preserve">PAGEREF _Toc485739481 \h</w:instrText>
+              <w:instrText xml:space="preserve">PAGEREF _Toc824637791 \h</w:instrText>
             </w:r>
             <w:r>
               <w:fldChar w:fldCharType="separate"/>
@@ -2221,7 +2221,7 @@
             </w:tabs>
             <w:bidi w:val="0"/>
           </w:pPr>
-          <w:hyperlink w:anchor="_Toc1270779743">
+          <w:hyperlink w:anchor="_Toc1078166354">
             <w:r>
               <w:rPr>
                 <w:rStyle w:val="Hyperlink"/>
@@ -2235,7 +2235,7 @@
               <w:fldChar w:fldCharType="begin"/>
             </w:r>
             <w:r>
-              <w:instrText xml:space="preserve">PAGEREF _Toc1270779743 \h</w:instrText>
+              <w:instrText xml:space="preserve">PAGEREF _Toc1078166354 \h</w:instrText>
             </w:r>
             <w:r>
               <w:fldChar w:fldCharType="separate"/>
@@ -2259,7 +2259,7 @@
             </w:tabs>
             <w:bidi w:val="0"/>
           </w:pPr>
-          <w:hyperlink w:anchor="_Toc705514891">
+          <w:hyperlink w:anchor="_Toc281184113">
             <w:r>
               <w:rPr>
                 <w:rStyle w:val="Hyperlink"/>
@@ -2273,7 +2273,7 @@
               <w:fldChar w:fldCharType="begin"/>
             </w:r>
             <w:r>
-              <w:instrText xml:space="preserve">PAGEREF _Toc705514891 \h</w:instrText>
+              <w:instrText xml:space="preserve">PAGEREF _Toc281184113 \h</w:instrText>
             </w:r>
             <w:r>
               <w:fldChar w:fldCharType="separate"/>
@@ -2297,7 +2297,7 @@
             </w:tabs>
             <w:bidi w:val="0"/>
           </w:pPr>
-          <w:hyperlink w:anchor="_Toc732390518">
+          <w:hyperlink w:anchor="_Toc1501866877">
             <w:r>
               <w:rPr>
                 <w:rStyle w:val="Hyperlink"/>
@@ -2311,7 +2311,7 @@
               <w:fldChar w:fldCharType="begin"/>
             </w:r>
             <w:r>
-              <w:instrText xml:space="preserve">PAGEREF _Toc732390518 \h</w:instrText>
+              <w:instrText xml:space="preserve">PAGEREF _Toc1501866877 \h</w:instrText>
             </w:r>
             <w:r>
               <w:fldChar w:fldCharType="separate"/>
@@ -2320,7 +2320,7 @@
               <w:rPr>
                 <w:rStyle w:val="Hyperlink"/>
               </w:rPr>
-              <w:t>22</w:t>
+              <w:t>23</w:t>
             </w:r>
             <w:r>
               <w:fldChar w:fldCharType="end"/>
@@ -2335,7 +2335,7 @@
             </w:tabs>
             <w:bidi w:val="0"/>
           </w:pPr>
-          <w:hyperlink w:anchor="_Toc1395818779">
+          <w:hyperlink w:anchor="_Toc1261828489">
             <w:r>
               <w:rPr>
                 <w:rStyle w:val="Hyperlink"/>
@@ -2349,7 +2349,7 @@
               <w:fldChar w:fldCharType="begin"/>
             </w:r>
             <w:r>
-              <w:instrText xml:space="preserve">PAGEREF _Toc1395818779 \h</w:instrText>
+              <w:instrText xml:space="preserve">PAGEREF _Toc1261828489 \h</w:instrText>
             </w:r>
             <w:r>
               <w:fldChar w:fldCharType="separate"/>
@@ -2373,7 +2373,7 @@
             </w:tabs>
             <w:bidi w:val="0"/>
           </w:pPr>
-          <w:hyperlink w:anchor="_Toc599612905">
+          <w:hyperlink w:anchor="_Toc1426711980">
             <w:r>
               <w:rPr>
                 <w:rStyle w:val="Hyperlink"/>
@@ -2387,7 +2387,7 @@
               <w:fldChar w:fldCharType="begin"/>
             </w:r>
             <w:r>
-              <w:instrText xml:space="preserve">PAGEREF _Toc599612905 \h</w:instrText>
+              <w:instrText xml:space="preserve">PAGEREF _Toc1426711980 \h</w:instrText>
             </w:r>
             <w:r>
               <w:fldChar w:fldCharType="separate"/>
@@ -2411,7 +2411,7 @@
             </w:tabs>
             <w:bidi w:val="0"/>
           </w:pPr>
-          <w:hyperlink w:anchor="_Toc105098546">
+          <w:hyperlink w:anchor="_Toc634650341">
             <w:r>
               <w:rPr>
                 <w:rStyle w:val="Hyperlink"/>
@@ -2425,7 +2425,7 @@
               <w:fldChar w:fldCharType="begin"/>
             </w:r>
             <w:r>
-              <w:instrText xml:space="preserve">PAGEREF _Toc105098546 \h</w:instrText>
+              <w:instrText xml:space="preserve">PAGEREF _Toc634650341 \h</w:instrText>
             </w:r>
             <w:r>
               <w:fldChar w:fldCharType="separate"/>
@@ -2434,7 +2434,7 @@
               <w:rPr>
                 <w:rStyle w:val="Hyperlink"/>
               </w:rPr>
-              <w:t>24</w:t>
+              <w:t>25</w:t>
             </w:r>
             <w:r>
               <w:fldChar w:fldCharType="end"/>
@@ -2449,7 +2449,7 @@
             </w:tabs>
             <w:bidi w:val="0"/>
           </w:pPr>
-          <w:hyperlink w:anchor="_Toc1757712399">
+          <w:hyperlink w:anchor="_Toc2034439206">
             <w:r>
               <w:rPr>
                 <w:rStyle w:val="Hyperlink"/>
@@ -2463,7 +2463,7 @@
               <w:fldChar w:fldCharType="begin"/>
             </w:r>
             <w:r>
-              <w:instrText xml:space="preserve">PAGEREF _Toc1757712399 \h</w:instrText>
+              <w:instrText xml:space="preserve">PAGEREF _Toc2034439206 \h</w:instrText>
             </w:r>
             <w:r>
               <w:fldChar w:fldCharType="separate"/>
@@ -2487,7 +2487,7 @@
             </w:tabs>
             <w:bidi w:val="0"/>
           </w:pPr>
-          <w:hyperlink w:anchor="_Toc1737051198">
+          <w:hyperlink w:anchor="_Toc301148893">
             <w:r>
               <w:rPr>
                 <w:rStyle w:val="Hyperlink"/>
@@ -2501,7 +2501,7 @@
               <w:fldChar w:fldCharType="begin"/>
             </w:r>
             <w:r>
-              <w:instrText xml:space="preserve">PAGEREF _Toc1737051198 \h</w:instrText>
+              <w:instrText xml:space="preserve">PAGEREF _Toc301148893 \h</w:instrText>
             </w:r>
             <w:r>
               <w:fldChar w:fldCharType="separate"/>
@@ -2510,7 +2510,7 @@
               <w:rPr>
                 <w:rStyle w:val="Hyperlink"/>
               </w:rPr>
-              <w:t>25</w:t>
+              <w:t>26</w:t>
             </w:r>
             <w:r>
               <w:fldChar w:fldCharType="end"/>
@@ -2525,7 +2525,7 @@
             </w:tabs>
             <w:bidi w:val="0"/>
           </w:pPr>
-          <w:hyperlink w:anchor="_Toc537235405">
+          <w:hyperlink w:anchor="_Toc1050538657">
             <w:r>
               <w:rPr>
                 <w:rStyle w:val="Hyperlink"/>
@@ -2539,7 +2539,7 @@
               <w:fldChar w:fldCharType="begin"/>
             </w:r>
             <w:r>
-              <w:instrText xml:space="preserve">PAGEREF _Toc537235405 \h</w:instrText>
+              <w:instrText xml:space="preserve">PAGEREF _Toc1050538657 \h</w:instrText>
             </w:r>
             <w:r>
               <w:fldChar w:fldCharType="separate"/>
@@ -2563,7 +2563,7 @@
             </w:tabs>
             <w:bidi w:val="0"/>
           </w:pPr>
-          <w:hyperlink w:anchor="_Toc883728755">
+          <w:hyperlink w:anchor="_Toc2106143079">
             <w:r>
               <w:rPr>
                 <w:rStyle w:val="Hyperlink"/>
@@ -2577,7 +2577,7 @@
               <w:fldChar w:fldCharType="begin"/>
             </w:r>
             <w:r>
-              <w:instrText xml:space="preserve">PAGEREF _Toc883728755 \h</w:instrText>
+              <w:instrText xml:space="preserve">PAGEREF _Toc2106143079 \h</w:instrText>
             </w:r>
             <w:r>
               <w:fldChar w:fldCharType="separate"/>
@@ -2586,7 +2586,7 @@
               <w:rPr>
                 <w:rStyle w:val="Hyperlink"/>
               </w:rPr>
-              <w:t>26</w:t>
+              <w:t>27</w:t>
             </w:r>
             <w:r>
               <w:fldChar w:fldCharType="end"/>
@@ -2622,7 +2622,7 @@
           <w:lang w:val="es-ES"/>
         </w:rPr>
       </w:pPr>
-      <w:bookmarkStart w:name="_Toc512492164" w:id="1467154288"/>
+      <w:bookmarkStart w:name="_Toc1931956804" w:id="617701368"/>
       <w:r>
         <w:rPr>
           <w:noProof w:val="0"/>
@@ -2630,7 +2630,7 @@
         </w:rPr>
         <w:t>1. Introducción</w:t>
       </w:r>
-      <w:bookmarkEnd w:id="1467154288"/>
+      <w:bookmarkEnd w:id="617701368"/>
     </w:p>
     <w:p>
       <w:pPr>
@@ -2688,7 +2688,7 @@
           <w:lang w:val="es-ES"/>
         </w:rPr>
       </w:pPr>
-      <w:bookmarkStart w:name="_Toc429266755" w:id="380170408"/>
+      <w:bookmarkStart w:name="_Toc1746479239" w:id="2005998296"/>
       <w:r>
         <w:rPr>
           <w:noProof w:val="0"/>
@@ -2717,7 +2717,7 @@
         </w:rPr>
         <w:t xml:space="preserve"> Justificación del proyecto</w:t>
       </w:r>
-      <w:bookmarkEnd w:id="380170408"/>
+      <w:bookmarkEnd w:id="2005998296"/>
     </w:p>
     <w:p>
       <w:pPr>
@@ -3475,7 +3475,7 @@
           <w:lang w:val="es-ES"/>
         </w:rPr>
       </w:pPr>
-      <w:bookmarkStart w:name="_Toc117827844" w:id="1709977388"/>
+      <w:bookmarkStart w:name="_Toc1860076096" w:id="2094110260"/>
       <w:r>
         <w:rPr>
           <w:noProof w:val="0"/>
@@ -3483,7 +3483,7 @@
         </w:rPr>
         <w:t>3. Objetivos</w:t>
       </w:r>
-      <w:bookmarkEnd w:id="1709977388"/>
+      <w:bookmarkEnd w:id="2094110260"/>
     </w:p>
     <w:p>
       <w:pPr>
@@ -3505,7 +3505,7 @@
           <w:lang w:val="es-ES"/>
         </w:rPr>
       </w:pPr>
-      <w:bookmarkStart w:name="_Toc1473649326" w:id="1422342715"/>
+      <w:bookmarkStart w:name="_Toc1069546916" w:id="1407987422"/>
       <w:r>
         <w:rPr>
           <w:noProof w:val="0"/>
@@ -3527,7 +3527,7 @@
         </w:rPr>
         <w:t xml:space="preserve"> Objetivos específicos</w:t>
       </w:r>
-      <w:bookmarkEnd w:id="1422342715"/>
+      <w:bookmarkEnd w:id="1407987422"/>
     </w:p>
     <w:p>
       <w:pPr>
@@ -3695,7 +3695,7 @@
           <w:lang w:val="es-ES"/>
         </w:rPr>
       </w:pPr>
-      <w:bookmarkStart w:name="_Toc901715322" w:id="967072366"/>
+      <w:bookmarkStart w:name="_Toc1143496544" w:id="1593297955"/>
       <w:r>
         <w:rPr>
           <w:noProof w:val="0"/>
@@ -3710,7 +3710,7 @@
         </w:rPr>
         <w:t xml:space="preserve"> y requisitos</w:t>
       </w:r>
-      <w:bookmarkEnd w:id="967072366"/>
+      <w:bookmarkEnd w:id="1593297955"/>
     </w:p>
     <w:p>
       <w:pPr>
@@ -3768,7 +3768,7 @@
           <w:lang w:val="es-ES"/>
         </w:rPr>
       </w:pPr>
-      <w:bookmarkStart w:name="_Toc1339297143" w:id="1937487682"/>
+      <w:bookmarkStart w:name="_Toc505507319" w:id="131596400"/>
       <w:r>
         <w:rPr>
           <w:noProof w:val="0"/>
@@ -3776,7 +3776,7 @@
         </w:rPr>
         <w:t>4.1 Problema detectado</w:t>
       </w:r>
-      <w:bookmarkEnd w:id="1937487682"/>
+      <w:bookmarkEnd w:id="131596400"/>
     </w:p>
     <w:p>
       <w:pPr>
@@ -3834,7 +3834,7 @@
           <w:lang w:val="es-ES"/>
         </w:rPr>
       </w:pPr>
-      <w:bookmarkStart w:name="_Toc2083762316" w:id="755296073"/>
+      <w:bookmarkStart w:name="_Toc1867192276" w:id="1072833425"/>
       <w:r>
         <w:rPr>
           <w:noProof w:val="0"/>
@@ -3842,7 +3842,7 @@
         </w:rPr>
         <w:t>4.2 Usuarios de la aplicación</w:t>
       </w:r>
-      <w:bookmarkEnd w:id="755296073"/>
+      <w:bookmarkEnd w:id="1072833425"/>
     </w:p>
     <w:p>
       <w:pPr>
@@ -3924,7 +3924,7 @@
           <w:lang w:val="es-ES"/>
         </w:rPr>
       </w:pPr>
-      <w:bookmarkStart w:name="_Toc202254714" w:id="781776225"/>
+      <w:bookmarkStart w:name="_Toc114562197" w:id="71937148"/>
       <w:r>
         <w:rPr>
           <w:noProof w:val="0"/>
@@ -3932,7 +3932,7 @@
         </w:rPr>
         <w:t>4.3 Alcance del proyecto</w:t>
       </w:r>
-      <w:bookmarkEnd w:id="781776225"/>
+      <w:bookmarkEnd w:id="71937148"/>
     </w:p>
     <w:p>
       <w:pPr>
@@ -4138,7 +4138,7 @@
           <w:lang w:val="es-ES"/>
         </w:rPr>
       </w:pPr>
-      <w:bookmarkStart w:name="_Toc1495026517" w:id="1044937704"/>
+      <w:bookmarkStart w:name="_Toc839572391" w:id="1087735338"/>
       <w:r>
         <w:rPr>
           <w:noProof w:val="0"/>
@@ -4160,7 +4160,7 @@
         </w:rPr>
         <w:t xml:space="preserve"> de mercado</w:t>
       </w:r>
-      <w:bookmarkEnd w:id="1044937704"/>
+      <w:bookmarkEnd w:id="1087735338"/>
     </w:p>
     <w:p>
       <w:pPr>
@@ -4288,7 +4288,7 @@
           <w:lang w:val="es-ES"/>
         </w:rPr>
       </w:pPr>
-      <w:bookmarkStart w:name="_Toc1122777403" w:id="727605679"/>
+      <w:bookmarkStart w:name="_Toc1625047908" w:id="1322612894"/>
       <w:r>
         <w:rPr>
           <w:noProof w:val="0"/>
@@ -4317,7 +4317,7 @@
         </w:rPr>
         <w:t xml:space="preserve"> Requisitos funcionales</w:t>
       </w:r>
-      <w:bookmarkEnd w:id="727605679"/>
+      <w:bookmarkEnd w:id="1322612894"/>
     </w:p>
     <w:p>
       <w:pPr>
@@ -4776,7 +4776,7 @@
           <w:lang w:val="es-ES"/>
         </w:rPr>
       </w:pPr>
-      <w:bookmarkStart w:name="_Toc14012977" w:id="1400783356"/>
+      <w:bookmarkStart w:name="_Toc237145660" w:id="1611017537"/>
       <w:r>
         <w:rPr>
           <w:noProof w:val="0"/>
@@ -4805,7 +4805,7 @@
         </w:rPr>
         <w:t xml:space="preserve"> Requisitos no funcionales</w:t>
       </w:r>
-      <w:bookmarkEnd w:id="1400783356"/>
+      <w:bookmarkEnd w:id="1611017537"/>
     </w:p>
     <w:p>
       <w:pPr>
@@ -4911,7 +4911,7 @@
           <w:lang w:val="es-ES"/>
         </w:rPr>
       </w:pPr>
-      <w:bookmarkStart w:name="_Toc1620713492" w:id="1904490040"/>
+      <w:bookmarkStart w:name="_Toc153300370" w:id="803601935"/>
       <w:r>
         <w:rPr>
           <w:noProof w:val="0"/>
@@ -4933,7 +4933,7 @@
         </w:rPr>
         <w:t xml:space="preserve"> software</w:t>
       </w:r>
-      <w:bookmarkEnd w:id="1904490040"/>
+      <w:bookmarkEnd w:id="803601935"/>
     </w:p>
     <w:p>
       <w:pPr>
@@ -5019,7 +5019,7 @@
           <w:lang w:val="es-ES"/>
         </w:rPr>
       </w:pPr>
-      <w:bookmarkStart w:name="_Toc1481246127" w:id="1400061129"/>
+      <w:bookmarkStart w:name="_Toc245296562" w:id="42995337"/>
       <w:r>
         <w:rPr>
           <w:noProof w:val="0"/>
@@ -5039,6 +5039,117 @@
           <w:noProof w:val="0"/>
           <w:lang w:val="es-ES"/>
         </w:rPr>
+        <w:t>1</w:t>
+      </w:r>
+      <w:r>
+        <w:rPr>
+          <w:noProof w:val="0"/>
+          <w:lang w:val="es-ES"/>
+        </w:rPr>
+        <w:t xml:space="preserve"> Arquitectura general</w:t>
+      </w:r>
+      <w:bookmarkEnd w:id="42995337"/>
+    </w:p>
+    <w:p>
+      <w:pPr>
+        <w:pStyle w:val="Normal"/>
+      </w:pPr>
+      <w:r>
+        <w:rPr>
+          <w:noProof w:val="0"/>
+          <w:lang w:val="es-ES"/>
+        </w:rPr>
+        <w:t>La aplicación se organiza en varias capas lógicas:</w:t>
+      </w:r>
+    </w:p>
+    <w:p>
+      <w:pPr>
+        <w:pStyle w:val="Normal"/>
+      </w:pPr>
+      <w:r>
+        <w:rPr>
+          <w:noProof w:val="0"/>
+          <w:lang w:val="es-ES"/>
+        </w:rPr>
+        <w:t>- Capa de interfaz: Incluye pantallas de inicio de sesión, página principal, creación de tareas, gestión de usuarios externos, ubicaciones, viajes y configuración.</w:t>
+      </w:r>
+    </w:p>
+    <w:p>
+      <w:pPr>
+        <w:pStyle w:val="Normal"/>
+      </w:pPr>
+      <w:r>
+        <w:rPr>
+          <w:noProof w:val="0"/>
+          <w:lang w:val="es-ES"/>
+        </w:rPr>
+        <w:t>- Capa de lógica: Se encarga de aplicar las reglas del sistema, como la creación automática de una tarea raíz, la validación de tareas secundarias, la generación de horarios y la monitorización del estado.</w:t>
+      </w:r>
+    </w:p>
+    <w:p>
+      <w:pPr>
+        <w:pStyle w:val="Normal"/>
+      </w:pPr>
+      <w:r>
+        <w:rPr>
+          <w:noProof w:val="0"/>
+          <w:lang w:val="es-ES"/>
+        </w:rPr>
+        <w:t>- Capa de almacenamiento de datos: Se encarga de almacenar y recuperar datos mediante una base de datos local.</w:t>
+      </w:r>
+    </w:p>
+    <w:p>
+      <w:pPr>
+        <w:pStyle w:val="Normal"/>
+      </w:pPr>
+      <w:r>
+        <w:rPr>
+          <w:noProof w:val="0"/>
+          <w:lang w:val="es-ES"/>
+        </w:rPr>
+        <w:t>- Capa de comunicación: Diseñada para enviar y recibir datos entre dispositivos mediante el protocolo UDP.</w:t>
+      </w:r>
+    </w:p>
+    <w:p>
+      <w:pPr>
+        <w:pStyle w:val="Normal"/>
+      </w:pPr>
+      <w:r>
+        <w:rPr>
+          <w:noProof w:val="0"/>
+          <w:lang w:val="es-ES"/>
+        </w:rPr>
+        <w:t>- Capa de seguridad: Se encarga de la protección mediante contraseña, el control de acceso y el cifrado de las comunicaciones.</w:t>
+      </w:r>
+    </w:p>
+    <w:p>
+      <w:pPr>
+        <w:pStyle w:val="Heading3"/>
+        <w:rPr>
+          <w:noProof w:val="0"/>
+          <w:lang w:val="es-ES"/>
+        </w:rPr>
+      </w:pPr>
+      <w:bookmarkStart w:name="_Toc474448818" w:id="1412592781"/>
+      <w:r>
+        <w:rPr>
+          <w:noProof w:val="0"/>
+          <w:lang w:val="es-ES"/>
+        </w:rPr>
+        <w:t>5</w:t>
+      </w:r>
+      <w:r>
+        <w:rPr>
+          <w:noProof w:val="0"/>
+          <w:lang w:val="es-ES"/>
+        </w:rPr>
+        <w:t>.</w:t>
+      </w:r>
+      <w:r>
+        <w:rPr>
+          <w:noProof w:val="0"/>
+          <w:lang w:val="es-ES"/>
+        </w:rPr>
         <w:t>2</w:t>
       </w:r>
       <w:r>
@@ -5046,120 +5157,9 @@
           <w:noProof w:val="0"/>
           <w:lang w:val="es-ES"/>
         </w:rPr>
-        <w:t xml:space="preserve"> Arquitectura general</w:t>
-      </w:r>
-      <w:bookmarkEnd w:id="1400061129"/>
-    </w:p>
-    <w:p>
-      <w:pPr>
-        <w:pStyle w:val="Normal"/>
-      </w:pPr>
-      <w:r>
-        <w:rPr>
-          <w:noProof w:val="0"/>
-          <w:lang w:val="es-ES"/>
-        </w:rPr>
-        <w:t>La aplicación se organiza en varias capas lógicas:</w:t>
-      </w:r>
-    </w:p>
-    <w:p>
-      <w:pPr>
-        <w:pStyle w:val="Normal"/>
-      </w:pPr>
-      <w:r>
-        <w:rPr>
-          <w:noProof w:val="0"/>
-          <w:lang w:val="es-ES"/>
-        </w:rPr>
-        <w:t>- Capa de interfaz: Incluye pantallas de inicio de sesión, página principal, creación de tareas, gestión de usuarios externos, ubicaciones, viajes y configuración.</w:t>
-      </w:r>
-    </w:p>
-    <w:p>
-      <w:pPr>
-        <w:pStyle w:val="Normal"/>
-      </w:pPr>
-      <w:r>
-        <w:rPr>
-          <w:noProof w:val="0"/>
-          <w:lang w:val="es-ES"/>
-        </w:rPr>
-        <w:t>- Capa de lógica: Se encarga de aplicar las reglas del sistema, como la creación automática de una tarea raíz, la validación de tareas secundarias, la generación de horarios y la monitorización del estado.</w:t>
-      </w:r>
-    </w:p>
-    <w:p>
-      <w:pPr>
-        <w:pStyle w:val="Normal"/>
-      </w:pPr>
-      <w:r>
-        <w:rPr>
-          <w:noProof w:val="0"/>
-          <w:lang w:val="es-ES"/>
-        </w:rPr>
-        <w:t>- Capa de almacenamiento de datos: Se encarga de almacenar y recuperar datos mediante una base de datos local.</w:t>
-      </w:r>
-    </w:p>
-    <w:p>
-      <w:pPr>
-        <w:pStyle w:val="Normal"/>
-      </w:pPr>
-      <w:r>
-        <w:rPr>
-          <w:noProof w:val="0"/>
-          <w:lang w:val="es-ES"/>
-        </w:rPr>
-        <w:t>- Capa de comunicación: Diseñada para enviar y recibir datos entre dispositivos mediante el protocolo UDP.</w:t>
-      </w:r>
-    </w:p>
-    <w:p>
-      <w:pPr>
-        <w:pStyle w:val="Normal"/>
-      </w:pPr>
-      <w:r>
-        <w:rPr>
-          <w:noProof w:val="0"/>
-          <w:lang w:val="es-ES"/>
-        </w:rPr>
-        <w:t>- Capa de seguridad: Se encarga de la protección mediante contraseña, el control de acceso y el cifrado de las comunicaciones.</w:t>
-      </w:r>
-    </w:p>
-    <w:p>
-      <w:pPr>
-        <w:pStyle w:val="Heading3"/>
-        <w:rPr>
-          <w:noProof w:val="0"/>
-          <w:lang w:val="es-ES"/>
-        </w:rPr>
-      </w:pPr>
-      <w:bookmarkStart w:name="_Toc890651004" w:id="690405261"/>
-      <w:r>
-        <w:rPr>
-          <w:noProof w:val="0"/>
-          <w:lang w:val="es-ES"/>
-        </w:rPr>
-        <w:t>5</w:t>
-      </w:r>
-      <w:r>
-        <w:rPr>
-          <w:noProof w:val="0"/>
-          <w:lang w:val="es-ES"/>
-        </w:rPr>
-        <w:t>.</w:t>
-      </w:r>
-      <w:r>
-        <w:rPr>
-          <w:noProof w:val="0"/>
-          <w:lang w:val="es-ES"/>
-        </w:rPr>
-        <w:t>3</w:t>
-      </w:r>
-      <w:r>
-        <w:rPr>
-          <w:noProof w:val="0"/>
-          <w:lang w:val="es-ES"/>
-        </w:rPr>
         <w:t xml:space="preserve"> Modelo de datos</w:t>
       </w:r>
-      <w:bookmarkEnd w:id="690405261"/>
+      <w:bookmarkEnd w:id="1412592781"/>
     </w:p>
     <w:p>
       <w:pPr>
@@ -5288,7 +5288,7 @@
       </w:pPr>
       <w:r>
         <w:drawing>
-          <wp:inline wp14:editId="1B63C9B7" wp14:anchorId="0D03D502">
+          <wp:inline wp14:editId="3DF44020" wp14:anchorId="0D03D502">
             <wp:extent cx="5400675" cy="3990975"/>
             <wp:effectExtent l="0" t="0" r="0" b="0"/>
             <wp:docPr id="164846522" name="drawing"/>
@@ -5612,7 +5612,7 @@
       </w:r>
       <w:r>
         <w:drawing>
-          <wp:inline wp14:editId="06C55807" wp14:anchorId="09D7DA49">
+          <wp:inline wp14:editId="03B3F0FD" wp14:anchorId="09D7DA49">
             <wp:extent cx="5400675" cy="3733800"/>
             <wp:effectExtent l="0" t="0" r="0" b="0"/>
             <wp:docPr id="1532361440" name="drawing"/>
@@ -5670,7 +5670,7 @@
           <w:lang w:val="es-ES"/>
         </w:rPr>
       </w:pPr>
-      <w:bookmarkStart w:name="_Toc1352936343" w:id="1058258703"/>
+      <w:bookmarkStart w:name="_Toc785197042" w:id="411436165"/>
       <w:r>
         <w:rPr>
           <w:rStyle w:val="Heading3Char"/>
@@ -5693,268 +5693,268 @@
           <w:noProof w:val="0"/>
           <w:lang w:val="es-ES"/>
         </w:rPr>
+        <w:t>3</w:t>
+      </w:r>
+      <w:r>
+        <w:rPr>
+          <w:rStyle w:val="Heading3Char"/>
+          <w:noProof w:val="0"/>
+          <w:lang w:val="es-ES"/>
+        </w:rPr>
+        <w:t xml:space="preserve"> </w:t>
+      </w:r>
+      <w:r>
+        <w:rPr>
+          <w:rStyle w:val="Heading3Char"/>
+          <w:noProof w:val="0"/>
+          <w:lang w:val="es-ES"/>
+        </w:rPr>
+        <w:t>Nombre y l</w:t>
+      </w:r>
+      <w:r>
+        <w:rPr>
+          <w:rStyle w:val="Heading3Char"/>
+          <w:noProof w:val="0"/>
+          <w:lang w:val="es-ES"/>
+        </w:rPr>
+        <w:t>ogo</w:t>
+      </w:r>
+      <w:bookmarkEnd w:id="411436165"/>
+    </w:p>
+    <w:p>
+      <w:pPr>
+        <w:pStyle w:val="Normal"/>
+        <w:rPr>
+          <w:noProof w:val="0"/>
+          <w:lang w:val="es-ES"/>
+        </w:rPr>
+      </w:pPr>
+      <w:r>
+        <w:rPr>
+          <w:noProof w:val="0"/>
+          <w:lang w:val="es-ES"/>
+        </w:rPr>
+        <w:t>El nombre (</w:t>
+      </w:r>
+      <w:r>
+        <w:rPr>
+          <w:noProof w:val="0"/>
+          <w:lang w:val="es-ES"/>
+        </w:rPr>
+        <w:t>ThothTask</w:t>
+      </w:r>
+      <w:r>
+        <w:rPr>
+          <w:noProof w:val="0"/>
+          <w:lang w:val="es-ES"/>
+        </w:rPr>
+        <w:t xml:space="preserve">) </w:t>
+      </w:r>
+      <w:r>
+        <w:rPr>
+          <w:noProof w:val="0"/>
+          <w:lang w:val="es-ES"/>
+        </w:rPr>
+        <w:t xml:space="preserve">directamente junte el elemento distintivo de la aplicación </w:t>
+      </w:r>
+      <w:r>
+        <w:rPr>
+          <w:noProof w:val="0"/>
+          <w:lang w:val="es-ES"/>
+        </w:rPr>
+        <w:t>(</w:t>
+      </w:r>
+      <w:r>
+        <w:rPr>
+          <w:noProof w:val="0"/>
+          <w:lang w:val="es-ES"/>
+        </w:rPr>
+        <w:t>Thot</w:t>
+      </w:r>
+      <w:r>
+        <w:rPr>
+          <w:noProof w:val="0"/>
+          <w:lang w:val="es-ES"/>
+        </w:rPr>
+        <w:t>) que es</w:t>
+      </w:r>
+      <w:r>
+        <w:rPr>
+          <w:noProof w:val="0"/>
+          <w:lang w:val="es-ES"/>
+        </w:rPr>
+        <w:t xml:space="preserve"> el dios egipcio asociado con el conocimiento, la escritura, el tiempo y la sabiduría</w:t>
+      </w:r>
+      <w:r>
+        <w:rPr>
+          <w:noProof w:val="0"/>
+          <w:lang w:val="es-ES"/>
+        </w:rPr>
+        <w:t xml:space="preserve"> y la palabra que representa mejor la aplicación </w:t>
+      </w:r>
+      <w:r>
+        <w:rPr>
+          <w:noProof w:val="0"/>
+          <w:lang w:val="es-ES"/>
+        </w:rPr>
+        <w:t>(</w:t>
+      </w:r>
+      <w:r>
+        <w:rPr>
+          <w:noProof w:val="0"/>
+          <w:lang w:val="es-ES"/>
+        </w:rPr>
+        <w:t>Tarea</w:t>
+      </w:r>
+      <w:r>
+        <w:rPr>
+          <w:noProof w:val="0"/>
+          <w:lang w:val="es-ES"/>
+        </w:rPr>
+        <w:t>)</w:t>
+      </w:r>
+      <w:r>
+        <w:rPr>
+          <w:noProof w:val="0"/>
+          <w:lang w:val="es-ES"/>
+        </w:rPr>
+        <w:t xml:space="preserve"> ya que es una</w:t>
+      </w:r>
+      <w:r>
+        <w:rPr>
+          <w:noProof w:val="0"/>
+          <w:lang w:val="es-ES"/>
+        </w:rPr>
+        <w:t xml:space="preserve"> aplicación de gestión de tareas y </w:t>
+      </w:r>
+      <w:r>
+        <w:rPr>
+          <w:noProof w:val="0"/>
+          <w:lang w:val="es-ES"/>
+        </w:rPr>
+        <w:t>traduce las</w:t>
+      </w:r>
+      <w:r>
+        <w:rPr>
+          <w:noProof w:val="0"/>
+          <w:lang w:val="es-ES"/>
+        </w:rPr>
+        <w:t xml:space="preserve"> </w:t>
+      </w:r>
+      <w:r>
+        <w:rPr>
+          <w:noProof w:val="0"/>
+          <w:lang w:val="es-ES"/>
+        </w:rPr>
+        <w:t xml:space="preserve">a </w:t>
+      </w:r>
+      <w:r>
+        <w:rPr>
+          <w:noProof w:val="0"/>
+          <w:lang w:val="es-ES"/>
+        </w:rPr>
+        <w:t>inglés</w:t>
+      </w:r>
+      <w:r>
+        <w:rPr>
+          <w:noProof w:val="0"/>
+          <w:lang w:val="es-ES"/>
+        </w:rPr>
+        <w:t>.</w:t>
+      </w:r>
+    </w:p>
+    <w:p>
+      <w:pPr>
+        <w:pStyle w:val="Normal"/>
+      </w:pPr>
+      <w:r>
+        <w:rPr>
+          <w:noProof w:val="0"/>
+          <w:lang w:val="es-ES"/>
+        </w:rPr>
+        <w:t>El logotipo de la aplicación consta de tres elementos principales: un calendario, un reloj y la imagen de Thot.</w:t>
+      </w:r>
+    </w:p>
+    <w:p>
+      <w:pPr>
+        <w:pStyle w:val="Normal"/>
+      </w:pPr>
+      <w:r>
+        <w:rPr>
+          <w:noProof w:val="0"/>
+          <w:lang w:val="es-ES"/>
+        </w:rPr>
+        <w:t>El calendario simboliza la planificación de tareas, fechas, días y periodos. Está directamente relacionado con la función principal de la aplicación, ya que los usuarios organizan sus actividades en un horario y pueden visualizar su plan por día, semana, mes o año.</w:t>
+      </w:r>
+    </w:p>
+    <w:p>
+      <w:pPr>
+        <w:pStyle w:val="Normal"/>
+      </w:pPr>
+      <w:r>
+        <w:rPr>
+          <w:noProof w:val="0"/>
+          <w:lang w:val="es-ES"/>
+        </w:rPr>
+        <w:t>El reloj simboliza la gestión del tiempo, la duración de las tareas y la importancia de distribuir adecuadamente las actividades a lo largo del día. La aplicación utiliza el tiempo no solo para indicar las horas de inicio y finalización, sino también para calcular la duración de las tareas, los intervalos de tiempo disponibles y los desplazamientos entre ubicaciones.</w:t>
+      </w:r>
+    </w:p>
+    <w:p>
+      <w:pPr>
+        <w:pStyle w:val="Normal"/>
+      </w:pPr>
+      <w:r>
+        <w:rPr>
+          <w:noProof w:val="0"/>
+          <w:lang w:val="es-ES"/>
+        </w:rPr>
+        <w:t>La imagen de Thot se utiliza como elemento distintivo y simbólico. En la mitología egipcia, Thot se asocia con la sabiduría, la escritura, los cálculos y el orden. Por lo tanto, su presencia en el logotipo refleja el aspecto intelectual de la aplicación: no se trata simplemente de registrar tareas, sino de ayudar al usuario a organizar su horario de forma lógica y automática.</w:t>
+      </w:r>
+    </w:p>
+    <w:p>
+      <w:pPr>
+        <w:pStyle w:val="Normal"/>
+      </w:pPr>
+      <w:r>
+        <w:rPr>
+          <w:noProof w:val="0"/>
+          <w:lang w:val="es-ES"/>
+        </w:rPr>
+        <w:t>La combinación de estos elementos transmite la idea central del proyecto: una aplicación que combina planificación, gestión del tiempo y organización inteligente. Además, el uso de un personaje mitológico distingue visualmente la aplicación de otras herramientas de productividad más generales.</w:t>
+      </w:r>
+    </w:p>
+    <w:p>
+      <w:pPr>
+        <w:pStyle w:val="Heading3"/>
+        <w:rPr>
+          <w:noProof w:val="0"/>
+          <w:lang w:val="es-ES"/>
+        </w:rPr>
+      </w:pPr>
+      <w:bookmarkStart w:name="_Toc859667859" w:id="2142569201"/>
+      <w:r>
+        <w:rPr>
+          <w:noProof w:val="0"/>
+          <w:lang w:val="es-ES"/>
+        </w:rPr>
+        <w:t>5</w:t>
+      </w:r>
+      <w:r>
+        <w:rPr>
+          <w:noProof w:val="0"/>
+          <w:lang w:val="es-ES"/>
+        </w:rPr>
+        <w:t>.</w:t>
+      </w:r>
+      <w:r>
+        <w:rPr>
+          <w:noProof w:val="0"/>
+          <w:lang w:val="es-ES"/>
+        </w:rPr>
         <w:t>4</w:t>
       </w:r>
       <w:r>
         <w:rPr>
-          <w:rStyle w:val="Heading3Char"/>
-          <w:noProof w:val="0"/>
-          <w:lang w:val="es-ES"/>
-        </w:rPr>
-        <w:t xml:space="preserve"> </w:t>
-      </w:r>
-      <w:r>
-        <w:rPr>
-          <w:rStyle w:val="Heading3Char"/>
-          <w:noProof w:val="0"/>
-          <w:lang w:val="es-ES"/>
-        </w:rPr>
-        <w:t>Nombre y l</w:t>
-      </w:r>
-      <w:r>
-        <w:rPr>
-          <w:rStyle w:val="Heading3Char"/>
-          <w:noProof w:val="0"/>
-          <w:lang w:val="es-ES"/>
-        </w:rPr>
-        <w:t>ogo</w:t>
-      </w:r>
-      <w:bookmarkEnd w:id="1058258703"/>
-    </w:p>
-    <w:p>
-      <w:pPr>
-        <w:pStyle w:val="Normal"/>
-        <w:rPr>
-          <w:noProof w:val="0"/>
-          <w:lang w:val="es-ES"/>
-        </w:rPr>
-      </w:pPr>
-      <w:r>
-        <w:rPr>
-          <w:noProof w:val="0"/>
-          <w:lang w:val="es-ES"/>
-        </w:rPr>
-        <w:t>El nombre (</w:t>
-      </w:r>
-      <w:r>
-        <w:rPr>
-          <w:noProof w:val="0"/>
-          <w:lang w:val="es-ES"/>
-        </w:rPr>
-        <w:t>ThothTask</w:t>
-      </w:r>
-      <w:r>
-        <w:rPr>
-          <w:noProof w:val="0"/>
-          <w:lang w:val="es-ES"/>
-        </w:rPr>
-        <w:t xml:space="preserve">) </w:t>
-      </w:r>
-      <w:r>
-        <w:rPr>
-          <w:noProof w:val="0"/>
-          <w:lang w:val="es-ES"/>
-        </w:rPr>
-        <w:t xml:space="preserve">directamente junte el elemento distintivo de la aplicación </w:t>
-      </w:r>
-      <w:r>
-        <w:rPr>
-          <w:noProof w:val="0"/>
-          <w:lang w:val="es-ES"/>
-        </w:rPr>
-        <w:t>(</w:t>
-      </w:r>
-      <w:r>
-        <w:rPr>
-          <w:noProof w:val="0"/>
-          <w:lang w:val="es-ES"/>
-        </w:rPr>
-        <w:t>Thot</w:t>
-      </w:r>
-      <w:r>
-        <w:rPr>
-          <w:noProof w:val="0"/>
-          <w:lang w:val="es-ES"/>
-        </w:rPr>
-        <w:t>) que es</w:t>
-      </w:r>
-      <w:r>
-        <w:rPr>
-          <w:noProof w:val="0"/>
-          <w:lang w:val="es-ES"/>
-        </w:rPr>
-        <w:t xml:space="preserve"> el dios egipcio asociado con el conocimiento, la escritura, el tiempo y la sabiduría</w:t>
-      </w:r>
-      <w:r>
-        <w:rPr>
-          <w:noProof w:val="0"/>
-          <w:lang w:val="es-ES"/>
-        </w:rPr>
-        <w:t xml:space="preserve"> y la palabra que representa mejor la aplicación </w:t>
-      </w:r>
-      <w:r>
-        <w:rPr>
-          <w:noProof w:val="0"/>
-          <w:lang w:val="es-ES"/>
-        </w:rPr>
-        <w:t>(</w:t>
-      </w:r>
-      <w:r>
-        <w:rPr>
-          <w:noProof w:val="0"/>
-          <w:lang w:val="es-ES"/>
-        </w:rPr>
-        <w:t>Tarea</w:t>
-      </w:r>
-      <w:r>
-        <w:rPr>
-          <w:noProof w:val="0"/>
-          <w:lang w:val="es-ES"/>
-        </w:rPr>
-        <w:t>)</w:t>
-      </w:r>
-      <w:r>
-        <w:rPr>
-          <w:noProof w:val="0"/>
-          <w:lang w:val="es-ES"/>
-        </w:rPr>
-        <w:t xml:space="preserve"> ya que es una</w:t>
-      </w:r>
-      <w:r>
-        <w:rPr>
-          <w:noProof w:val="0"/>
-          <w:lang w:val="es-ES"/>
-        </w:rPr>
-        <w:t xml:space="preserve"> aplicación de gestión de tareas y </w:t>
-      </w:r>
-      <w:r>
-        <w:rPr>
-          <w:noProof w:val="0"/>
-          <w:lang w:val="es-ES"/>
-        </w:rPr>
-        <w:t>traduce las</w:t>
-      </w:r>
-      <w:r>
-        <w:rPr>
-          <w:noProof w:val="0"/>
-          <w:lang w:val="es-ES"/>
-        </w:rPr>
-        <w:t xml:space="preserve"> </w:t>
-      </w:r>
-      <w:r>
-        <w:rPr>
-          <w:noProof w:val="0"/>
-          <w:lang w:val="es-ES"/>
-        </w:rPr>
-        <w:t xml:space="preserve">a </w:t>
-      </w:r>
-      <w:r>
-        <w:rPr>
-          <w:noProof w:val="0"/>
-          <w:lang w:val="es-ES"/>
-        </w:rPr>
-        <w:t>inglés</w:t>
-      </w:r>
-      <w:r>
-        <w:rPr>
-          <w:noProof w:val="0"/>
-          <w:lang w:val="es-ES"/>
-        </w:rPr>
-        <w:t>.</w:t>
-      </w:r>
-    </w:p>
-    <w:p>
-      <w:pPr>
-        <w:pStyle w:val="Normal"/>
-      </w:pPr>
-      <w:r>
-        <w:rPr>
-          <w:noProof w:val="0"/>
-          <w:lang w:val="es-ES"/>
-        </w:rPr>
-        <w:t>El logotipo de la aplicación consta de tres elementos principales: un calendario, un reloj y la imagen de Thot.</w:t>
-      </w:r>
-    </w:p>
-    <w:p>
-      <w:pPr>
-        <w:pStyle w:val="Normal"/>
-      </w:pPr>
-      <w:r>
-        <w:rPr>
-          <w:noProof w:val="0"/>
-          <w:lang w:val="es-ES"/>
-        </w:rPr>
-        <w:t>El calendario simboliza la planificación de tareas, fechas, días y periodos. Está directamente relacionado con la función principal de la aplicación, ya que los usuarios organizan sus actividades en un horario y pueden visualizar su plan por día, semana, mes o año.</w:t>
-      </w:r>
-    </w:p>
-    <w:p>
-      <w:pPr>
-        <w:pStyle w:val="Normal"/>
-      </w:pPr>
-      <w:r>
-        <w:rPr>
-          <w:noProof w:val="0"/>
-          <w:lang w:val="es-ES"/>
-        </w:rPr>
-        <w:t>El reloj simboliza la gestión del tiempo, la duración de las tareas y la importancia de distribuir adecuadamente las actividades a lo largo del día. La aplicación utiliza el tiempo no solo para indicar las horas de inicio y finalización, sino también para calcular la duración de las tareas, los intervalos de tiempo disponibles y los desplazamientos entre ubicaciones.</w:t>
-      </w:r>
-    </w:p>
-    <w:p>
-      <w:pPr>
-        <w:pStyle w:val="Normal"/>
-      </w:pPr>
-      <w:r>
-        <w:rPr>
-          <w:noProof w:val="0"/>
-          <w:lang w:val="es-ES"/>
-        </w:rPr>
-        <w:t>La imagen de Thot se utiliza como elemento distintivo y simbólico. En la mitología egipcia, Thot se asocia con la sabiduría, la escritura, los cálculos y el orden. Por lo tanto, su presencia en el logotipo refleja el aspecto intelectual de la aplicación: no se trata simplemente de registrar tareas, sino de ayudar al usuario a organizar su horario de forma lógica y automática.</w:t>
-      </w:r>
-    </w:p>
-    <w:p>
-      <w:pPr>
-        <w:pStyle w:val="Normal"/>
-      </w:pPr>
-      <w:r>
-        <w:rPr>
-          <w:noProof w:val="0"/>
-          <w:lang w:val="es-ES"/>
-        </w:rPr>
-        <w:t>La combinación de estos elementos transmite la idea central del proyecto: una aplicación que combina planificación, gestión del tiempo y organización inteligente. Además, el uso de un personaje mitológico distingue visualmente la aplicación de otras herramientas de productividad más generales.</w:t>
-      </w:r>
-    </w:p>
-    <w:p>
-      <w:pPr>
-        <w:pStyle w:val="Heading3"/>
-        <w:rPr>
-          <w:noProof w:val="0"/>
-          <w:lang w:val="es-ES"/>
-        </w:rPr>
-      </w:pPr>
-      <w:bookmarkStart w:name="_Toc1960667915" w:id="1760762975"/>
-      <w:r>
-        <w:rPr>
-          <w:noProof w:val="0"/>
-          <w:lang w:val="es-ES"/>
-        </w:rPr>
-        <w:t>5</w:t>
-      </w:r>
-      <w:r>
-        <w:rPr>
-          <w:noProof w:val="0"/>
-          <w:lang w:val="es-ES"/>
-        </w:rPr>
-        <w:t>.</w:t>
-      </w:r>
-      <w:r>
-        <w:rPr>
-          <w:noProof w:val="0"/>
-          <w:lang w:val="es-ES"/>
-        </w:rPr>
-        <w:t>5</w:t>
-      </w:r>
-      <w:r>
-        <w:rPr>
           <w:noProof w:val="0"/>
           <w:lang w:val="es-ES"/>
         </w:rPr>
@@ -5974,7 +5974,7 @@
         </w:rPr>
         <w:t>Flujos</w:t>
       </w:r>
-      <w:bookmarkEnd w:id="1760762975"/>
+      <w:bookmarkEnd w:id="2142569201"/>
     </w:p>
     <w:p>
       <w:pPr>
@@ -6258,7 +6258,7 @@
       </w:pPr>
       <w:r>
         <w:drawing>
-          <wp:inline wp14:editId="2A0CC935" wp14:anchorId="36611BE5">
+          <wp:inline wp14:editId="41B23723" wp14:anchorId="36611BE5">
             <wp:extent cx="2809875" cy="5400675"/>
             <wp:effectExtent l="0" t="0" r="0" b="0"/>
             <wp:docPr id="1703289252" name="drawing"/>
@@ -6301,7 +6301,7 @@
       </w:r>
       <w:r>
         <w:drawing>
-          <wp:inline wp14:editId="326B2BE6" wp14:anchorId="743D7DB8">
+          <wp:inline wp14:editId="705127FA" wp14:anchorId="743D7DB8">
             <wp:extent cx="2543175" cy="5400675"/>
             <wp:effectExtent l="0" t="0" r="0" b="0"/>
             <wp:docPr id="403372035" name="drawing"/>
@@ -6361,7 +6361,7 @@
           <w:lang w:val="es-ES"/>
         </w:rPr>
       </w:pPr>
-      <w:bookmarkStart w:name="_Toc60733985" w:id="735803422"/>
+      <w:bookmarkStart w:name="_Toc1314328572" w:id="1824056844"/>
       <w:r>
         <w:rPr>
           <w:noProof w:val="0"/>
@@ -6376,7 +6376,7 @@
         </w:rPr>
         <w:t>. Planificación del proyecto</w:t>
       </w:r>
-      <w:bookmarkEnd w:id="735803422"/>
+      <w:bookmarkEnd w:id="1824056844"/>
     </w:p>
     <w:p>
       <w:pPr>
@@ -6402,7 +6402,7 @@
           <w:lang w:val="es-ES"/>
         </w:rPr>
       </w:pPr>
-      <w:bookmarkStart w:name="_Toc1009859144" w:id="2141684254"/>
+      <w:bookmarkStart w:name="_Toc171838233" w:id="1925693018"/>
       <w:r>
         <w:rPr>
           <w:noProof w:val="0"/>
@@ -6431,7 +6431,7 @@
         </w:rPr>
         <w:t xml:space="preserve"> Metodología empleada</w:t>
       </w:r>
-      <w:bookmarkEnd w:id="2141684254"/>
+      <w:bookmarkEnd w:id="1925693018"/>
     </w:p>
     <w:p>
       <w:pPr>
@@ -6484,7 +6484,7 @@
           <w:lang w:val="es-ES"/>
         </w:rPr>
       </w:pPr>
-      <w:bookmarkStart w:name="_Toc222551916" w:id="1817097281"/>
+      <w:bookmarkStart w:name="_Toc1530893669" w:id="47302518"/>
       <w:r>
         <w:rPr>
           <w:noProof w:val="0"/>
@@ -6492,7 +6492,7 @@
         </w:rPr>
         <w:t>6.2 Fases</w:t>
       </w:r>
-      <w:bookmarkEnd w:id="1817097281"/>
+      <w:bookmarkEnd w:id="47302518"/>
     </w:p>
     <w:p>
       <w:pPr>
@@ -6633,7 +6633,7 @@
           <w:lang w:val="es-ES"/>
         </w:rPr>
       </w:pPr>
-      <w:bookmarkStart w:name="_Toc1821122075" w:id="59779336"/>
+      <w:bookmarkStart w:name="_Toc3378256" w:id="1978257679"/>
       <w:r>
         <w:rPr>
           <w:noProof w:val="0"/>
@@ -6641,7 +6641,7 @@
         </w:rPr>
         <w:t>6.3 Cronograma pensada</w:t>
       </w:r>
-      <w:bookmarkEnd w:id="59779336"/>
+      <w:bookmarkEnd w:id="1978257679"/>
     </w:p>
     <w:p>
       <w:pPr>
@@ -6960,7 +6960,7 @@
       </w:pPr>
       <w:r>
         <w:drawing>
-          <wp:inline wp14:editId="72F5423D" wp14:anchorId="77BFC23C">
+          <wp:inline wp14:editId="64D89764" wp14:anchorId="77BFC23C">
             <wp:extent cx="5486400" cy="1333500"/>
             <wp:effectExtent l="0" t="0" r="0" b="0"/>
             <wp:docPr id="2033577045" name="drawing"/>
@@ -7022,7 +7022,7 @@
           <w:lang w:val="es-ES"/>
         </w:rPr>
       </w:pPr>
-      <w:bookmarkStart w:name="_Toc2060026184" w:id="1491345221"/>
+      <w:bookmarkStart w:name="_Toc779892146" w:id="1553257208"/>
       <w:r>
         <w:rPr>
           <w:noProof w:val="0"/>
@@ -7030,7 +7030,7 @@
         </w:rPr>
         <w:t>6.4 Cronograma real</w:t>
       </w:r>
-      <w:bookmarkEnd w:id="1491345221"/>
+      <w:bookmarkEnd w:id="1553257208"/>
     </w:p>
     <w:p>
       <w:pPr>
@@ -7483,7 +7483,7 @@
       </w:pPr>
       <w:r>
         <w:drawing>
-          <wp:inline wp14:editId="51728EFF" wp14:anchorId="5A2422AE">
+          <wp:inline wp14:editId="5772F0A0" wp14:anchorId="5A2422AE">
             <wp:extent cx="5400675" cy="1171575"/>
             <wp:effectExtent l="0" t="0" r="0" b="0"/>
             <wp:docPr id="772618970" name="drawing"/>
@@ -7537,7 +7537,7 @@
           <w:lang w:val="es-ES"/>
         </w:rPr>
       </w:pPr>
-      <w:bookmarkStart w:name="_Toc1173836432" w:id="735742586"/>
+      <w:bookmarkStart w:name="_Toc561318183" w:id="103834752"/>
       <w:r>
         <w:rPr>
           <w:noProof w:val="0"/>
@@ -7552,7 +7552,37 @@
         </w:rPr>
         <w:t>. Desarrollo e implementación</w:t>
       </w:r>
-      <w:bookmarkEnd w:id="735742586"/>
+      <w:bookmarkEnd w:id="103834752"/>
+    </w:p>
+    <w:p>
+      <w:pPr>
+        <w:pStyle w:val="Normal"/>
+        <w:rPr>
+          <w:noProof w:val="0"/>
+          <w:lang w:val="es-ES"/>
+        </w:rPr>
+      </w:pPr>
+      <w:r>
+        <w:rPr>
+          <w:noProof w:val="0"/>
+          <w:lang w:val="es-ES"/>
+        </w:rPr>
+        <w:t xml:space="preserve">Aunque no está implementado todo que se ha querido, pienso que es bastante para </w:t>
+      </w:r>
+      <w:r>
+        <w:rPr>
+          <w:noProof w:val="0"/>
+          <w:lang w:val="es-ES"/>
+        </w:rPr>
+        <w:t>llamarse</w:t>
+      </w:r>
+      <w:r>
+        <w:rPr>
+          <w:noProof w:val="0"/>
+          <w:lang w:val="es-ES"/>
+        </w:rPr>
+        <w:t xml:space="preserve"> PMV.</w:t>
+      </w:r>
     </w:p>
     <w:p>
       <w:pPr>
@@ -7562,7 +7592,7 @@
           <w:lang w:val="es-ES"/>
         </w:rPr>
       </w:pPr>
-      <w:bookmarkStart w:name="_Toc1224730810" w:id="1057637820"/>
+      <w:bookmarkStart w:name="_Toc1687491584" w:id="73534532"/>
       <w:r>
         <w:rPr>
           <w:noProof w:val="0"/>
@@ -7577,7 +7607,7 @@
         </w:rPr>
         <w:t>.1 Gestión de usuarios</w:t>
       </w:r>
-      <w:bookmarkEnd w:id="1057637820"/>
+      <w:bookmarkEnd w:id="73534532"/>
     </w:p>
     <w:p>
       <w:pPr>
@@ -7659,7 +7689,7 @@
           <w:lang w:val="es-ES"/>
         </w:rPr>
       </w:pPr>
-      <w:bookmarkStart w:name="_Toc844278651" w:id="1965694211"/>
+      <w:bookmarkStart w:name="_Toc292217119" w:id="1187662922"/>
       <w:r>
         <w:rPr>
           <w:noProof w:val="0"/>
@@ -7674,7 +7704,7 @@
         </w:rPr>
         <w:t>.2 Gestión de tareas</w:t>
       </w:r>
-      <w:bookmarkEnd w:id="1965694211"/>
+      <w:bookmarkEnd w:id="1187662922"/>
     </w:p>
     <w:p>
       <w:pPr>
@@ -7732,7 +7762,7 @@
           <w:lang w:val="es-ES"/>
         </w:rPr>
       </w:pPr>
-      <w:bookmarkStart w:name="_Toc1444108254" w:id="1102041214"/>
+      <w:bookmarkStart w:name="_Toc58399052" w:id="193469798"/>
       <w:r>
         <w:rPr>
           <w:noProof w:val="0"/>
@@ -7747,7 +7777,7 @@
         </w:rPr>
         <w:t>.3 Generación automática del horario</w:t>
       </w:r>
-      <w:bookmarkEnd w:id="1102041214"/>
+      <w:bookmarkEnd w:id="193469798"/>
     </w:p>
     <w:p>
       <w:pPr>
@@ -7847,7 +7877,7 @@
           <w:lang w:val="es-ES"/>
         </w:rPr>
       </w:pPr>
-      <w:bookmarkStart w:name="_Toc1331075639" w:id="452151074"/>
+      <w:bookmarkStart w:name="_Toc1832288853" w:id="1859283245"/>
       <w:r>
         <w:rPr>
           <w:noProof w:val="0"/>
@@ -7862,7 +7892,7 @@
         </w:rPr>
         <w:t>.4 Lugares y desplazamientos</w:t>
       </w:r>
-      <w:bookmarkEnd w:id="452151074"/>
+      <w:bookmarkEnd w:id="1859283245"/>
     </w:p>
     <w:p>
       <w:pPr>
@@ -7944,7 +7974,7 @@
           <w:lang w:val="es-ES"/>
         </w:rPr>
       </w:pPr>
-      <w:bookmarkStart w:name="_Toc485739481" w:id="422561102"/>
+      <w:bookmarkStart w:name="_Toc824637791" w:id="681329837"/>
       <w:r>
         <w:rPr>
           <w:noProof w:val="0"/>
@@ -7959,7 +7989,7 @@
         </w:rPr>
         <w:t>.5 Compartición y sincronización</w:t>
       </w:r>
-      <w:bookmarkEnd w:id="422561102"/>
+      <w:bookmarkEnd w:id="681329837"/>
     </w:p>
     <w:p>
       <w:pPr>
@@ -8053,7 +8083,7 @@
           <w:lang w:val="es-ES"/>
         </w:rPr>
       </w:pPr>
-      <w:bookmarkStart w:name="_Toc1270779743" w:id="742532588"/>
+      <w:bookmarkStart w:name="_Toc1078166354" w:id="1958372682"/>
       <w:r>
         <w:rPr>
           <w:noProof w:val="0"/>
@@ -8068,7 +8098,7 @@
         </w:rPr>
         <w:t>.6 Ajustes</w:t>
       </w:r>
-      <w:bookmarkEnd w:id="742532588"/>
+      <w:bookmarkEnd w:id="1958372682"/>
     </w:p>
     <w:p>
       <w:pPr>
@@ -8200,7 +8230,7 @@
           <w:lang w:val="es-ES"/>
         </w:rPr>
       </w:pPr>
-      <w:bookmarkStart w:name="_Toc705514891" w:id="259424277"/>
+      <w:bookmarkStart w:name="_Toc281184113" w:id="732911179"/>
       <w:r>
         <w:rPr>
           <w:noProof w:val="0"/>
@@ -8229,7 +8259,7 @@
         </w:rPr>
         <w:t xml:space="preserve"> Base de datos</w:t>
       </w:r>
-      <w:bookmarkEnd w:id="259424277"/>
+      <w:bookmarkEnd w:id="732911179"/>
     </w:p>
     <w:p>
       <w:pPr>
@@ -9540,7 +9570,7 @@
       </w:pPr>
       <w:r>
         <w:drawing>
-          <wp:inline wp14:editId="1DFD7BEE" wp14:anchorId="252F7340">
+          <wp:inline wp14:editId="4C5F8F51" wp14:anchorId="252F7340">
             <wp:extent cx="5400675" cy="2295525"/>
             <wp:effectExtent l="0" t="0" r="0" b="0"/>
             <wp:docPr id="1264685116" name="drawing"/>
@@ -9600,7 +9630,7 @@
           <w:lang w:val="es-ES"/>
         </w:rPr>
       </w:pPr>
-      <w:bookmarkStart w:name="_Toc732390518" w:id="58234259"/>
+      <w:bookmarkStart w:name="_Toc1501866877" w:id="1591578018"/>
       <w:r>
         <w:rPr>
           <w:noProof w:val="0"/>
@@ -9629,7 +9659,7 @@
         </w:rPr>
         <w:t xml:space="preserve"> Seguridad</w:t>
       </w:r>
-      <w:bookmarkEnd w:id="58234259"/>
+      <w:bookmarkEnd w:id="1591578018"/>
     </w:p>
     <w:p>
       <w:pPr>
@@ -9699,7 +9729,7 @@
           <w:lang w:val="es-ES"/>
         </w:rPr>
       </w:pPr>
-      <w:bookmarkStart w:name="_Toc1395818779" w:id="1685511081"/>
+      <w:bookmarkStart w:name="_Toc1261828489" w:id="314174620"/>
       <w:r>
         <w:rPr>
           <w:noProof w:val="0"/>
@@ -9714,7 +9744,7 @@
         </w:rPr>
         <w:t>. Pruebas realizadas</w:t>
       </w:r>
-      <w:bookmarkEnd w:id="1685511081"/>
+      <w:bookmarkEnd w:id="314174620"/>
     </w:p>
     <w:p>
       <w:pPr>
@@ -9921,7 +9951,7 @@
           <w:lang w:val="es-ES"/>
         </w:rPr>
       </w:pPr>
-      <w:bookmarkStart w:name="_Toc599612905" w:id="1128218632"/>
+      <w:bookmarkStart w:name="_Toc1426711980" w:id="147009165"/>
       <w:r>
         <w:rPr>
           <w:noProof w:val="0"/>
@@ -9950,7 +9980,7 @@
         </w:rPr>
         <w:t xml:space="preserve"> Problemas encontrados y soluciones</w:t>
       </w:r>
-      <w:bookmarkEnd w:id="1128218632"/>
+      <w:bookmarkEnd w:id="147009165"/>
     </w:p>
     <w:p>
       <w:pPr>
@@ -10102,7 +10132,7 @@
           <w:lang w:val="es-ES"/>
         </w:rPr>
       </w:pPr>
-      <w:bookmarkStart w:name="_Toc105098546" w:id="661492153"/>
+      <w:bookmarkStart w:name="_Toc634650341" w:id="730021217"/>
       <w:r>
         <w:rPr>
           <w:noProof w:val="0"/>
@@ -10117,7 +10147,7 @@
         </w:rPr>
         <w:t>. Funcionalidades no implementadas o pendientes</w:t>
       </w:r>
-      <w:bookmarkEnd w:id="661492153"/>
+      <w:bookmarkEnd w:id="730021217"/>
     </w:p>
     <w:p>
       <w:pPr>
@@ -10201,7 +10231,7 @@
           <w:lang w:val="es-ES"/>
         </w:rPr>
       </w:pPr>
-      <w:bookmarkStart w:name="_Toc1757712399" w:id="1901072224"/>
+      <w:bookmarkStart w:name="_Toc2034439206" w:id="2104036575"/>
       <w:r>
         <w:rPr>
           <w:noProof w:val="0"/>
@@ -10230,7 +10260,7 @@
         </w:rPr>
         <w:t xml:space="preserve"> Propuestas de mejora</w:t>
       </w:r>
-      <w:bookmarkEnd w:id="1901072224"/>
+      <w:bookmarkEnd w:id="2104036575"/>
     </w:p>
     <w:p>
       <w:pPr>
@@ -10412,7 +10442,7 @@
           <w:lang w:val="es-ES"/>
         </w:rPr>
       </w:pPr>
-      <w:bookmarkStart w:name="_Toc1737051198" w:id="571676071"/>
+      <w:bookmarkStart w:name="_Toc301148893" w:id="37170973"/>
       <w:r>
         <w:rPr>
           <w:noProof w:val="0"/>
@@ -10434,7 +10464,7 @@
         </w:rPr>
         <w:t>. Conclusiones</w:t>
       </w:r>
-      <w:bookmarkEnd w:id="571676071"/>
+      <w:bookmarkEnd w:id="37170973"/>
     </w:p>
     <w:p>
       <w:pPr>
@@ -10562,7 +10592,7 @@
           <w:lang w:val="es-ES"/>
         </w:rPr>
       </w:pPr>
-      <w:bookmarkStart w:name="_Toc537235405" w:id="302516184"/>
+      <w:bookmarkStart w:name="_Toc1050538657" w:id="264099933"/>
       <w:r>
         <w:rPr>
           <w:noProof w:val="0"/>
@@ -10584,7 +10614,7 @@
         </w:rPr>
         <w:t>. Bibliografía</w:t>
       </w:r>
-      <w:bookmarkEnd w:id="302516184"/>
+      <w:bookmarkEnd w:id="264099933"/>
     </w:p>
     <w:p>
       <w:pPr>
@@ -10646,7 +10676,7 @@
         </w:rPr>
         <w:t xml:space="preserve"> Room”. Disponible en: </w:t>
       </w:r>
-      <w:hyperlink r:id="R84534d7ee9e54d19">
+      <w:hyperlink r:id="R14d919164ca64dd4">
         <w:r>
           <w:rPr>
             <w:rStyle w:val="Hyperlink"/>
@@ -10696,7 +10726,7 @@
         </w:rPr>
         <w:t xml:space="preserve">”. Disponible en: </w:t>
       </w:r>
-      <w:hyperlink r:id="Rf5391792662342ff">
+      <w:hyperlink r:id="Rb35c8649616b4014">
         <w:r>
           <w:rPr>
             <w:rStyle w:val="Hyperlink"/>
@@ -10781,7 +10811,7 @@
         </w:rPr>
         <w:t xml:space="preserve"> API”. Disponible en: </w:t>
       </w:r>
-      <w:hyperlink r:id="R35830ee78d674f6b">
+      <w:hyperlink r:id="R6ec22c674cbd41d1">
         <w:r>
           <w:rPr>
             <w:rStyle w:val="Hyperlink"/>
@@ -10872,7 +10902,7 @@
           <w:lang w:val="es-ES"/>
         </w:rPr>
       </w:pPr>
-      <w:bookmarkStart w:name="_Toc883728755" w:id="1265632586"/>
+      <w:bookmarkStart w:name="_Toc2106143079" w:id="1638546216"/>
       <w:r>
         <w:rPr>
           <w:noProof w:val="0"/>
@@ -10894,7 +10924,7 @@
         </w:rPr>
         <w:t>. Anexos</w:t>
       </w:r>
-      <w:bookmarkEnd w:id="1265632586"/>
+      <w:bookmarkEnd w:id="1638546216"/>
     </w:p>
     <w:p>
       <w:pPr>
@@ -10927,7 +10957,7 @@
           <w:lang w:val="es-ES"/>
         </w:rPr>
       </w:pPr>
-      <w:hyperlink r:id="R9ab7d139fc064a70">
+      <w:hyperlink r:id="Rce497d2687e14001">
         <w:r>
           <w:rPr>
             <w:rStyle w:val="Hyperlink"/>
@@ -13680,7 +13710,7 @@
     <w:uiPriority w:val="0"/>
     <w:name w:val="Normal"/>
     <w:qFormat/>
-    <w:rsid w:val="16F14828"/>
+    <w:rsid w:val="3B89B086"/>
     <w:rPr>
       <w:noProof w:val="0"/>
       <w:sz w:val="24"/>
@@ -13723,7 +13753,7 @@
     <w:name w:val="No Spacing"/>
     <w:link w:val="SinespaciadoCar"/>
     <w:qFormat/>
-    <w:rsid w:val="16F14828"/>
+    <w:rsid w:val="3B89B086"/>
     <w:pPr>
       <w:spacing w:after="0"/>
     </w:pPr>
@@ -13733,7 +13763,7 @@
     <w:name w:val="Sin espaciado Car"/>
     <w:basedOn w:val="DefaultParagraphFont"/>
     <w:link w:val="Sinespaciado"/>
-    <w:rsid w:val="16F14828"/>
+    <w:rsid w:val="3B89B086"/>
   </w:style>
   <w:style w:type="paragraph" w:styleId="Encabezado">
     <w:uiPriority w:val="99"/>
@@ -13741,7 +13771,7 @@
     <w:basedOn w:val="Normal"/>
     <w:unhideWhenUsed/>
     <w:link w:val="EncabezadoCar"/>
-    <w:rsid w:val="16F14828"/>
+    <w:rsid w:val="3B89B086"/>
     <w:pPr>
       <w:tabs>
         <w:tab w:val="center" w:leader="none" w:pos="4680"/>
@@ -13755,7 +13785,7 @@
     <w:name w:val="Encabezado Car"/>
     <w:basedOn w:val="DefaultParagraphFont"/>
     <w:link w:val="Encabezado"/>
-    <w:rsid w:val="16F14828"/>
+    <w:rsid w:val="3B89B086"/>
   </w:style>
   <w:style w:type="paragraph" w:styleId="Piedepgina">
     <w:uiPriority w:val="99"/>
@@ -13763,7 +13793,7 @@
     <w:basedOn w:val="Normal"/>
     <w:unhideWhenUsed/>
     <w:link w:val="PiedepginaCar"/>
-    <w:rsid w:val="16F14828"/>
+    <w:rsid w:val="3B89B086"/>
     <w:pPr>
       <w:tabs>
         <w:tab w:val="center" w:leader="none" w:pos="4680"/>
@@ -13777,14 +13807,14 @@
     <w:name w:val="Pie de página Car"/>
     <w:basedOn w:val="DefaultParagraphFont"/>
     <w:link w:val="Piedepgina"/>
-    <w:rsid w:val="16F14828"/>
+    <w:rsid w:val="3B89B086"/>
   </w:style>
   <w:style w:type="paragraph" w:styleId="ListParagraph">
     <w:uiPriority w:val="34"/>
     <w:name w:val="List Paragraph"/>
     <w:basedOn w:val="Normal"/>
     <w:qFormat/>
-    <w:rsid w:val="16F14828"/>
+    <w:rsid w:val="3B89B086"/>
     <w:pPr>
       <w:numPr>
         <w:ilvl w:val="0"/>
@@ -13800,7 +13830,7 @@
     <w:unhideWhenUsed/>
     <w:link w:val="Heading2Char"/>
     <w:qFormat/>
-    <w:rsid w:val="16F14828"/>
+    <w:rsid w:val="3B89B086"/>
     <w:rPr>
       <w:rFonts w:ascii="Calibri Light" w:hAnsi="Calibri Light" w:eastAsia="" w:asciiTheme="majorAscii" w:hAnsiTheme="majorAscii" w:eastAsiaTheme="majorEastAsia" w:cstheme="majorBidi"/>
       <w:color w:val="2F5496" w:themeColor="accent1" w:themeTint="FF" w:themeShade="BF"/>
@@ -13820,7 +13850,7 @@
     <w:basedOn w:val="Normal"/>
     <w:next w:val="Normal"/>
     <w:qFormat/>
-    <w:rsid w:val="16F14828"/>
+    <w:rsid w:val="3B89B086"/>
     <w:rPr>
       <w:rFonts w:ascii="Calibri Light" w:hAnsi="Calibri Light" w:eastAsia="" w:asciiTheme="majorAscii" w:hAnsiTheme="majorAscii" w:eastAsiaTheme="majorEastAsia" w:cstheme="majorBidi"/>
       <w:sz w:val="56"/>
@@ -13836,7 +13866,7 @@
     <w:name w:val="Heading 2 Char"/>
     <w:basedOn w:val="DefaultParagraphFont"/>
     <w:link w:val="Heading2"/>
-    <w:rsid w:val="16F14828"/>
+    <w:rsid w:val="3B89B086"/>
     <w:rPr>
       <w:rFonts w:ascii="Calibri Light" w:hAnsi="Calibri Light" w:eastAsia="" w:cs="" w:asciiTheme="majorAscii" w:hAnsiTheme="majorAscii" w:eastAsiaTheme="majorEastAsia" w:cstheme="majorBidi"/>
       <w:color w:val="2F5496" w:themeColor="accent1" w:themeTint="FF" w:themeShade="BF"/>
@@ -13849,7 +13879,7 @@
     <w:name w:val="Hyperlink"/>
     <w:basedOn w:val="DefaultParagraphFont"/>
     <w:unhideWhenUsed/>
-    <w:rsid w:val="16F14828"/>
+    <w:rsid w:val="3B89B086"/>
     <w:rPr>
       <w:color w:val="0563C1"/>
       <w:u w:val="single"/>
@@ -13861,7 +13891,7 @@
     <w:basedOn w:val="Normal"/>
     <w:next w:val="Normal"/>
     <w:unhideWhenUsed/>
-    <w:rsid w:val="16F14828"/>
+    <w:rsid w:val="3B89B086"/>
     <w:pPr>
       <w:spacing w:after="100"/>
       <w:ind w:left="220"/>
@@ -13875,7 +13905,7 @@
     <w:unhideWhenUsed/>
     <w:link w:val="Heading3Char"/>
     <w:qFormat/>
-    <w:rsid w:val="16F14828"/>
+    <w:rsid w:val="3B89B086"/>
     <w:rPr>
       <w:rFonts w:eastAsia="" w:eastAsiaTheme="majorEastAsia" w:cstheme="majorBidi"/>
       <w:color w:val="2F5496" w:themeColor="accent1" w:themeTint="FF" w:themeShade="BF"/>
@@ -13895,7 +13925,7 @@
     <w:basedOn w:val="Normal"/>
     <w:next w:val="Normal"/>
     <w:unhideWhenUsed/>
-    <w:rsid w:val="16F14828"/>
+    <w:rsid w:val="3B89B086"/>
     <w:pPr>
       <w:spacing w:after="100"/>
       <w:ind w:left="440"/>
@@ -13906,7 +13936,7 @@
     <w:name w:val="Heading 3 Char"/>
     <w:basedOn w:val="DefaultParagraphFont"/>
     <w:link w:val="Heading3"/>
-    <w:rsid w:val="16F14828"/>
+    <w:rsid w:val="3B89B086"/>
     <w:rPr>
       <w:rFonts w:eastAsia="" w:cs="" w:eastAsiaTheme="majorEastAsia" w:cstheme="majorBidi"/>
       <w:color w:val="2F5496" w:themeColor="accent1" w:themeTint="FF" w:themeShade="BF"/>
@@ -13921,7 +13951,7 @@
     <w:next w:val="Normal"/>
     <w:link w:val="Heading1Char"/>
     <w:qFormat/>
-    <w:rsid w:val="16F14828"/>
+    <w:rsid w:val="3B89B086"/>
     <w:rPr>
       <w:rFonts w:ascii="Calibri Light" w:hAnsi="Calibri Light" w:eastAsia="" w:asciiTheme="majorAscii" w:hAnsiTheme="majorAscii" w:eastAsiaTheme="majorEastAsia" w:cstheme="majorBidi"/>
       <w:color w:val="2F5496" w:themeColor="accent1" w:themeTint="FF" w:themeShade="BF"/>
@@ -13943,7 +13973,7 @@
     <w:unhideWhenUsed/>
     <w:link w:val="Heading4Char"/>
     <w:qFormat/>
-    <w:rsid w:val="16F14828"/>
+    <w:rsid w:val="3B89B086"/>
     <w:rPr>
       <w:rFonts w:eastAsia="" w:eastAsiaTheme="majorEastAsia" w:cstheme="majorBidi"/>
       <w:i w:val="1"/>
@@ -13965,7 +13995,7 @@
     <w:unhideWhenUsed/>
     <w:link w:val="Heading5Char"/>
     <w:qFormat/>
-    <w:rsid w:val="16F14828"/>
+    <w:rsid w:val="3B89B086"/>
     <w:rPr>
       <w:rFonts w:eastAsia="" w:eastAsiaTheme="majorEastAsia" w:cstheme="majorBidi"/>
       <w:color w:val="2F5496" w:themeColor="accent1" w:themeTint="FF" w:themeShade="BF"/>
@@ -13985,7 +14015,7 @@
     <w:unhideWhenUsed/>
     <w:link w:val="Heading6Char"/>
     <w:qFormat/>
-    <w:rsid w:val="16F14828"/>
+    <w:rsid w:val="3B89B086"/>
     <w:rPr>
       <w:rFonts w:eastAsia="" w:eastAsiaTheme="majorEastAsia" w:cstheme="majorBidi"/>
       <w:i w:val="1"/>
@@ -14007,7 +14037,7 @@
     <w:unhideWhenUsed/>
     <w:link w:val="Heading7Char"/>
     <w:qFormat/>
-    <w:rsid w:val="16F14828"/>
+    <w:rsid w:val="3B89B086"/>
     <w:rPr>
       <w:rFonts w:eastAsia="" w:eastAsiaTheme="majorEastAsia" w:cstheme="majorBidi"/>
       <w:color w:val="595959" w:themeColor="text1" w:themeTint="A6" w:themeShade="FF"/>
@@ -14027,7 +14057,7 @@
     <w:unhideWhenUsed/>
     <w:link w:val="Heading8Char"/>
     <w:qFormat/>
-    <w:rsid w:val="16F14828"/>
+    <w:rsid w:val="3B89B086"/>
     <w:rPr>
       <w:rFonts w:eastAsia="" w:eastAsiaTheme="majorEastAsia" w:cstheme="majorBidi"/>
       <w:i w:val="1"/>
@@ -14049,7 +14079,7 @@
     <w:unhideWhenUsed/>
     <w:link w:val="Heading9Char"/>
     <w:qFormat/>
-    <w:rsid w:val="16F14828"/>
+    <w:rsid w:val="3B89B086"/>
     <w:rPr>
       <w:rFonts w:eastAsia="" w:eastAsiaTheme="majorEastAsia" w:cstheme="majorBidi"/>
       <w:color w:val="272727"/>
@@ -14068,7 +14098,7 @@
     <w:next w:val="Normal"/>
     <w:link w:val="SubtitleChar"/>
     <w:qFormat/>
-    <w:rsid w:val="16F14828"/>
+    <w:rsid w:val="3B89B086"/>
     <w:rPr>
       <w:rFonts w:eastAsia="" w:eastAsiaTheme="majorEastAsia" w:cstheme="majorBidi"/>
       <w:color w:val="595959" w:themeColor="text1" w:themeTint="A6" w:themeShade="FF"/>
@@ -14083,7 +14113,7 @@
     <w:next w:val="Normal"/>
     <w:link w:val="QuoteChar"/>
     <w:qFormat/>
-    <w:rsid w:val="16F14828"/>
+    <w:rsid w:val="3B89B086"/>
     <w:rPr>
       <w:i w:val="1"/>
       <w:iCs w:val="1"/>
@@ -14101,7 +14131,7 @@
     <w:next w:val="Normal"/>
     <w:link w:val="IntenseQuoteChar"/>
     <w:qFormat/>
-    <w:rsid w:val="16F14828"/>
+    <w:rsid w:val="3B89B086"/>
     <w:rPr>
       <w:i w:val="1"/>
       <w:iCs w:val="1"/>
@@ -14118,7 +14148,7 @@
     <w:name w:val="Subtle Reference"/>
     <w:basedOn w:val="DefaultParagraphFont"/>
     <w:qFormat/>
-    <w:rsid w:val="16F14828"/>
+    <w:rsid w:val="3B89B086"/>
     <w:rPr>
       <w:smallCaps w:val="1"/>
       <w:color w:val="5A5A5A"/>
@@ -14129,7 +14159,7 @@
     <w:name w:val="Intense Reference"/>
     <w:basedOn w:val="DefaultParagraphFont"/>
     <w:qFormat/>
-    <w:rsid w:val="16F14828"/>
+    <w:rsid w:val="3B89B086"/>
     <w:rPr>
       <w:b w:val="1"/>
       <w:bCs w:val="1"/>
@@ -14142,7 +14172,7 @@
     <w:name w:val="Heading 1 Char"/>
     <w:basedOn w:val="DefaultParagraphFont"/>
     <w:link w:val="Heading1"/>
-    <w:rsid w:val="16F14828"/>
+    <w:rsid w:val="3B89B086"/>
     <w:rPr>
       <w:rFonts w:ascii="Calibri Light" w:hAnsi="Calibri Light" w:eastAsia="" w:cs="" w:asciiTheme="majorAscii" w:hAnsiTheme="majorAscii" w:eastAsiaTheme="majorEastAsia" w:cstheme="majorBidi"/>
       <w:color w:val="2F5496" w:themeColor="accent1" w:themeTint="FF" w:themeShade="BF"/>
@@ -14155,7 +14185,7 @@
     <w:name w:val="Heading 4 Char"/>
     <w:basedOn w:val="DefaultParagraphFont"/>
     <w:link w:val="Heading4"/>
-    <w:rsid w:val="16F14828"/>
+    <w:rsid w:val="3B89B086"/>
     <w:rPr>
       <w:rFonts w:eastAsia="" w:cs="" w:eastAsiaTheme="majorEastAsia" w:cstheme="majorBidi"/>
       <w:i w:val="1"/>
@@ -14168,7 +14198,7 @@
     <w:name w:val="Heading 5 Char"/>
     <w:basedOn w:val="DefaultParagraphFont"/>
     <w:link w:val="Heading5"/>
-    <w:rsid w:val="16F14828"/>
+    <w:rsid w:val="3B89B086"/>
     <w:rPr>
       <w:rFonts w:eastAsia="" w:cs="" w:eastAsiaTheme="majorEastAsia" w:cstheme="majorBidi"/>
       <w:color w:val="2F5496" w:themeColor="accent1" w:themeTint="FF" w:themeShade="BF"/>
@@ -14179,7 +14209,7 @@
     <w:name w:val="Heading 6 Char"/>
     <w:basedOn w:val="DefaultParagraphFont"/>
     <w:link w:val="Heading6"/>
-    <w:rsid w:val="16F14828"/>
+    <w:rsid w:val="3B89B086"/>
     <w:rPr>
       <w:rFonts w:eastAsia="" w:cs="" w:eastAsiaTheme="majorEastAsia" w:cstheme="majorBidi"/>
       <w:i w:val="1"/>
@@ -14192,7 +14222,7 @@
     <w:name w:val="Heading 7 Char"/>
     <w:basedOn w:val="DefaultParagraphFont"/>
     <w:link w:val="Heading7"/>
-    <w:rsid w:val="16F14828"/>
+    <w:rsid w:val="3B89B086"/>
     <w:rPr>
       <w:rFonts w:eastAsia="" w:cs="" w:eastAsiaTheme="majorEastAsia" w:cstheme="majorBidi"/>
       <w:color w:val="595959" w:themeColor="text1" w:themeTint="A6" w:themeShade="FF"/>
@@ -14203,7 +14233,7 @@
     <w:name w:val="Heading 8 Char"/>
     <w:basedOn w:val="DefaultParagraphFont"/>
     <w:link w:val="Heading8"/>
-    <w:rsid w:val="16F14828"/>
+    <w:rsid w:val="3B89B086"/>
     <w:rPr>
       <w:rFonts w:eastAsia="" w:cs="" w:eastAsiaTheme="majorEastAsia" w:cstheme="majorBidi"/>
       <w:i w:val="1"/>
@@ -14216,7 +14246,7 @@
     <w:name w:val="Heading 9 Char"/>
     <w:basedOn w:val="DefaultParagraphFont"/>
     <w:link w:val="Heading9"/>
-    <w:rsid w:val="16F14828"/>
+    <w:rsid w:val="3B89B086"/>
     <w:rPr>
       <w:rFonts w:eastAsia="" w:cs="" w:eastAsiaTheme="majorEastAsia" w:cstheme="majorBidi"/>
       <w:color w:val="272727"/>
@@ -14227,7 +14257,7 @@
     <w:name w:val="Subtitle Char"/>
     <w:basedOn w:val="DefaultParagraphFont"/>
     <w:link w:val="Subtitle"/>
-    <w:rsid w:val="16F14828"/>
+    <w:rsid w:val="3B89B086"/>
     <w:rPr>
       <w:rFonts w:eastAsia="" w:cs="" w:eastAsiaTheme="majorEastAsia" w:cstheme="majorBidi"/>
       <w:color w:val="595959" w:themeColor="text1" w:themeTint="A6" w:themeShade="FF"/>
@@ -14240,7 +14270,7 @@
     <w:name w:val="Quote Char"/>
     <w:basedOn w:val="DefaultParagraphFont"/>
     <w:link w:val="Quote"/>
-    <w:rsid w:val="16F14828"/>
+    <w:rsid w:val="3B89B086"/>
     <w:rPr>
       <w:i w:val="1"/>
       <w:iCs w:val="1"/>
@@ -14252,7 +14282,7 @@
     <w:name w:val="Intense Quote Char"/>
     <w:basedOn w:val="DefaultParagraphFont"/>
     <w:link w:val="IntenseQuote"/>
-    <w:rsid w:val="16F14828"/>
+    <w:rsid w:val="3B89B086"/>
     <w:rPr>
       <w:i w:val="1"/>
       <w:iCs w:val="1"/>
@@ -14264,7 +14294,7 @@
     <w:name w:val="List Bullet 2"/>
     <w:basedOn w:val="Normal"/>
     <w:unhideWhenUsed/>
-    <w:rsid w:val="16F14828"/>
+    <w:rsid w:val="3B89B086"/>
     <w:pPr>
       <w:tabs>
         <w:tab w:val="num" w:leader="none" w:pos="643"/>
@@ -14279,7 +14309,7 @@
     <w:name w:val="List Bullet 3"/>
     <w:basedOn w:val="Normal"/>
     <w:unhideWhenUsed/>
-    <w:rsid w:val="16F14828"/>
+    <w:rsid w:val="3B89B086"/>
     <w:pPr>
       <w:tabs>
         <w:tab w:val="num" w:leader="none" w:pos="926"/>
@@ -14294,7 +14324,7 @@
     <w:name w:val="List Bullet 4"/>
     <w:basedOn w:val="Normal"/>
     <w:unhideWhenUsed/>
-    <w:rsid w:val="16F14828"/>
+    <w:rsid w:val="3B89B086"/>
     <w:pPr>
       <w:tabs>
         <w:tab w:val="num" w:leader="none" w:pos="1209"/>
@@ -14309,7 +14339,7 @@
     <w:name w:val="List Bullet 5"/>
     <w:basedOn w:val="Normal"/>
     <w:unhideWhenUsed/>
-    <w:rsid w:val="16F14828"/>
+    <w:rsid w:val="3B89B086"/>
     <w:pPr>
       <w:tabs>
         <w:tab w:val="num" w:leader="none" w:pos="1492"/>
@@ -14324,7 +14354,7 @@
     <w:name w:val="List Number 2"/>
     <w:basedOn w:val="Normal"/>
     <w:unhideWhenUsed/>
-    <w:rsid w:val="16F14828"/>
+    <w:rsid w:val="3B89B086"/>
     <w:pPr>
       <w:tabs>
         <w:tab w:val="num" w:leader="none" w:pos="643"/>
@@ -14339,7 +14369,7 @@
     <w:name w:val="List Number 3"/>
     <w:basedOn w:val="Normal"/>
     <w:unhideWhenUsed/>
-    <w:rsid w:val="16F14828"/>
+    <w:rsid w:val="3B89B086"/>
     <w:pPr>
       <w:tabs>
         <w:tab w:val="num" w:leader="none" w:pos="926"/>
@@ -14355,7 +14385,7 @@
     <w:name w:val="List Number 4"/>
     <w:basedOn w:val="Normal"/>
     <w:unhideWhenUsed/>
-    <w:rsid w:val="16F14828"/>
+    <w:rsid w:val="3B89B086"/>
     <w:pPr>
       <w:tabs>
         <w:tab w:val="num" w:leader="none" w:pos="1209"/>
@@ -14370,7 +14400,7 @@
     <w:name w:val="List Number 5"/>
     <w:basedOn w:val="Normal"/>
     <w:unhideWhenUsed/>
-    <w:rsid w:val="16F14828"/>
+    <w:rsid w:val="3B89B086"/>
     <w:pPr>
       <w:tabs>
         <w:tab w:val="num" w:leader="none" w:pos="1492"/>
@@ -14385,7 +14415,7 @@
     <w:name w:val="macro"/>
     <w:unhideWhenUsed/>
     <w:link w:val="MacroTextChar"/>
-    <w:rsid w:val="16F14828"/>
+    <w:rsid w:val="3B89B086"/>
     <w:rPr>
       <w:rFonts w:ascii="Consolas" w:hAnsi="Consolas"/>
       <w:sz w:val="20"/>
@@ -14400,7 +14430,7 @@
     <w:name w:val="Macro Text Char"/>
     <w:basedOn w:val="DefaultParagraphFont"/>
     <w:link w:val="MacroText"/>
-    <w:rsid w:val="16F14828"/>
+    <w:rsid w:val="3B89B086"/>
     <w:rPr>
       <w:rFonts w:ascii="Consolas" w:hAnsi="Consolas"/>
       <w:sz w:val="20"/>
